--- a/c++mianshi/mianshi.docx
+++ b/c++mianshi/mianshi.docx
@@ -219,21 +219,7 @@
               <w:rFonts w:ascii="宋体" w:hAnsi="宋体" w:eastAsia="宋体" w:cs="宋体"/>
               <w:szCs w:val="44"/>
             </w:rPr>
-            <w:t>移动语义（</w:t>
-          </w:r>
-          <w:r>
-            <w:rPr>
-              <w:rFonts w:ascii="宋体" w:hAnsi="宋体" w:eastAsia="宋体" w:cs="宋体"/>
-              <w:szCs w:val="44"/>
-            </w:rPr>
-            <w:t>std::move</w:t>
-          </w:r>
-          <w:r>
-            <w:rPr>
-              <w:rFonts w:ascii="宋体" w:hAnsi="宋体" w:eastAsia="宋体" w:cs="宋体"/>
-              <w:szCs w:val="44"/>
-            </w:rPr>
-            <w:t>）解决了什么问题？游戏开发中为什么必须用它？</w:t>
+            <w:t>移动语义（std::move）解决了什么问题？游戏开发中为什么必须用它？</w:t>
           </w:r>
           <w:r>
             <w:tab/>
@@ -351,42 +337,7 @@
               <w:rFonts w:ascii="宋体" w:hAnsi="宋体" w:eastAsia="宋体" w:cs="宋体"/>
               <w:szCs w:val="44"/>
             </w:rPr>
-            <w:t>std::mutex</w:t>
-          </w:r>
-          <w:r>
-            <w:rPr>
-              <w:rFonts w:ascii="宋体" w:hAnsi="宋体" w:eastAsia="宋体" w:cs="宋体"/>
-              <w:szCs w:val="44"/>
-            </w:rPr>
-            <w:t>、</w:t>
-          </w:r>
-          <w:r>
-            <w:rPr>
-              <w:rFonts w:ascii="宋体" w:hAnsi="宋体" w:eastAsia="宋体" w:cs="宋体"/>
-              <w:szCs w:val="44"/>
-            </w:rPr>
-            <w:t>std::lock_guard</w:t>
-          </w:r>
-          <w:r>
-            <w:rPr>
-              <w:rFonts w:ascii="宋体" w:hAnsi="宋体" w:eastAsia="宋体" w:cs="宋体"/>
-              <w:szCs w:val="44"/>
-            </w:rPr>
-            <w:t>、</w:t>
-          </w:r>
-          <w:r>
-            <w:rPr>
-              <w:rFonts w:ascii="宋体" w:hAnsi="宋体" w:eastAsia="宋体" w:cs="宋体"/>
-              <w:szCs w:val="44"/>
-            </w:rPr>
-            <w:t>std::unique_lock</w:t>
-          </w:r>
-          <w:r>
-            <w:rPr>
-              <w:rFonts w:ascii="宋体" w:hAnsi="宋体" w:eastAsia="宋体" w:cs="宋体"/>
-              <w:szCs w:val="44"/>
-            </w:rPr>
-            <w:t xml:space="preserve"> 的区别？</w:t>
+            <w:t>std::mutex、std::lock_guard、std::unique_lock 的区别？</w:t>
           </w:r>
           <w:r>
             <w:tab/>
@@ -1076,7 +1027,6 @@
           <w:color w:val="000000"/>
           <w:sz w:val="44"/>
           <w:szCs w:val="44"/>
-          <w:bdr w:val="none" w:color="auto" w:sz="0" w:space="0"/>
         </w:rPr>
         <w:t>std::move</w:t>
       </w:r>
@@ -1117,7 +1067,6 @@
           <w:color w:val="000000"/>
           <w:sz w:val="28"/>
           <w:szCs w:val="28"/>
-          <w:bdr w:val="none" w:color="auto" w:sz="0" w:space="0"/>
         </w:rPr>
         <w:t>解决：</w:t>
       </w:r>
@@ -1130,7 +1079,6 @@
           <w:color w:val="000000"/>
           <w:sz w:val="28"/>
           <w:szCs w:val="28"/>
-          <w:bdr w:val="none" w:color="auto" w:sz="0" w:space="0"/>
         </w:rPr>
         <w:t>避免不必要的深拷贝</w:t>
       </w:r>
@@ -1140,7 +1088,6 @@
           <w:color w:val="000000"/>
           <w:sz w:val="28"/>
           <w:szCs w:val="28"/>
-          <w:bdr w:val="none" w:color="auto" w:sz="0" w:space="0"/>
         </w:rPr>
         <w:t>，将对象的资源所有权直接转移，零拷贝提升性能；</w:t>
       </w:r>
@@ -1164,16 +1111,14 @@
           <w:color w:val="000000"/>
           <w:sz w:val="28"/>
           <w:szCs w:val="28"/>
-          <w:bdr w:val="none" w:color="auto" w:sz="0" w:space="0"/>
-        </w:rPr>
-      </w:pPr>
-      <w:r>
-        <w:rPr>
-          <w:rFonts w:hint="eastAsia" w:asciiTheme="minorEastAsia" w:hAnsiTheme="minorEastAsia" w:eastAsiaTheme="minorEastAsia" w:cstheme="minorEastAsia"/>
-          <w:color w:val="000000"/>
-          <w:sz w:val="28"/>
-          <w:szCs w:val="28"/>
-          <w:bdr w:val="none" w:color="auto" w:sz="0" w:space="0"/>
+        </w:rPr>
+      </w:pPr>
+      <w:r>
+        <w:rPr>
+          <w:rFonts w:hint="eastAsia" w:asciiTheme="minorEastAsia" w:hAnsiTheme="minorEastAsia" w:eastAsiaTheme="minorEastAsia" w:cstheme="minorEastAsia"/>
+          <w:color w:val="000000"/>
+          <w:sz w:val="28"/>
+          <w:szCs w:val="28"/>
         </w:rPr>
         <w:t>游戏意义：大量创建 / 销毁游戏对象（子弹、特效）时，大幅降低 CPU 开销，保证帧率稳定。</w:t>
       </w:r>
@@ -1218,7 +1163,6 @@
           <w:color w:val="000000"/>
           <w:sz w:val="28"/>
           <w:szCs w:val="28"/>
-          <w:bdr w:val="none" w:color="auto" w:sz="0" w:space="0"/>
         </w:rPr>
         <w:t>RAII</w:t>
       </w:r>
@@ -1239,7 +1183,6 @@
           <w:color w:val="000000"/>
           <w:sz w:val="28"/>
           <w:szCs w:val="28"/>
-          <w:bdr w:val="none" w:color="auto" w:sz="0" w:space="0"/>
         </w:rPr>
         <w:t>对象生命周期管理资源</w:t>
       </w:r>
@@ -1299,7 +1242,6 @@
           <w:color w:val="000000"/>
           <w:sz w:val="44"/>
           <w:szCs w:val="44"/>
-          <w:bdr w:val="none" w:color="auto" w:sz="0" w:space="0"/>
         </w:rPr>
         <w:t>std::mutex</w:t>
       </w:r>
@@ -1318,7 +1260,6 @@
           <w:color w:val="000000"/>
           <w:sz w:val="44"/>
           <w:szCs w:val="44"/>
-          <w:bdr w:val="none" w:color="auto" w:sz="0" w:space="0"/>
         </w:rPr>
         <w:t>std::lock_guard</w:t>
       </w:r>
@@ -1337,7 +1278,6 @@
           <w:color w:val="000000"/>
           <w:sz w:val="44"/>
           <w:szCs w:val="44"/>
-          <w:bdr w:val="none" w:color="auto" w:sz="0" w:space="0"/>
         </w:rPr>
         <w:t>std::unique_lock</w:t>
       </w:r>
@@ -1370,7 +1310,6 @@
           <w:color w:val="000000"/>
           <w:sz w:val="28"/>
           <w:szCs w:val="28"/>
-          <w:bdr w:val="none" w:color="auto" w:sz="0" w:space="0"/>
           <w:lang w:val="en-US" w:eastAsia="zh-CN"/>
         </w:rPr>
       </w:pPr>
@@ -1381,7 +1320,6 @@
           <w:color w:val="000000"/>
           <w:sz w:val="28"/>
           <w:szCs w:val="28"/>
-          <w:bdr w:val="none" w:color="auto" w:sz="0" w:space="0"/>
         </w:rPr>
         <w:t>std::mutex</w:t>
       </w:r>
@@ -1391,7 +1329,6 @@
           <w:color w:val="000000"/>
           <w:sz w:val="28"/>
           <w:szCs w:val="28"/>
-          <w:bdr w:val="none" w:color="auto" w:sz="0" w:space="0"/>
         </w:rPr>
         <w:t>：原始互斥锁，需要手动</w:t>
       </w:r>
@@ -1402,7 +1339,6 @@
           <w:color w:val="000000"/>
           <w:sz w:val="28"/>
           <w:szCs w:val="28"/>
-          <w:bdr w:val="none" w:color="auto" w:sz="0" w:space="0"/>
         </w:rPr>
         <w:t>lock/unlock</w:t>
       </w:r>
@@ -1412,7 +1348,6 @@
           <w:color w:val="000000"/>
           <w:sz w:val="28"/>
           <w:szCs w:val="28"/>
-          <w:bdr w:val="none" w:color="auto" w:sz="0" w:space="0"/>
         </w:rPr>
         <w:t>，异常不安全；</w:t>
       </w:r>
@@ -1422,7 +1357,6 @@
           <w:color w:val="000000"/>
           <w:sz w:val="28"/>
           <w:szCs w:val="28"/>
-          <w:bdr w:val="none" w:color="auto" w:sz="0" w:space="0"/>
           <w:lang w:val="en-US" w:eastAsia="zh-CN"/>
         </w:rPr>
         <w:tab/>
@@ -1447,7 +1381,6 @@
           <w:color w:val="000000"/>
           <w:sz w:val="28"/>
           <w:szCs w:val="28"/>
-          <w:bdr w:val="none" w:color="auto" w:sz="0" w:space="0"/>
           <w:lang w:val="en-US" w:eastAsia="zh-CN"/>
         </w:rPr>
       </w:pPr>
@@ -1458,7 +1391,6 @@
           <w:color w:val="000000"/>
           <w:sz w:val="28"/>
           <w:szCs w:val="28"/>
-          <w:bdr w:val="none" w:color="auto" w:sz="0" w:space="0"/>
         </w:rPr>
         <w:t>std::lock_guard</w:t>
       </w:r>
@@ -1468,7 +1400,6 @@
           <w:color w:val="000000"/>
           <w:sz w:val="28"/>
           <w:szCs w:val="28"/>
-          <w:bdr w:val="none" w:color="auto" w:sz="0" w:space="0"/>
         </w:rPr>
         <w:t>：</w:t>
       </w:r>
@@ -1481,7 +1412,6 @@
           <w:color w:val="000000"/>
           <w:sz w:val="28"/>
           <w:szCs w:val="28"/>
-          <w:bdr w:val="none" w:color="auto" w:sz="0" w:space="0"/>
         </w:rPr>
         <w:t>RAII 锁</w:t>
       </w:r>
@@ -1491,7 +1421,6 @@
           <w:color w:val="000000"/>
           <w:sz w:val="28"/>
           <w:szCs w:val="28"/>
-          <w:bdr w:val="none" w:color="auto" w:sz="0" w:space="0"/>
         </w:rPr>
         <w:t>，构造加锁、析构解锁，</w:t>
       </w:r>
@@ -1504,7 +1433,6 @@
           <w:color w:val="000000"/>
           <w:sz w:val="28"/>
           <w:szCs w:val="28"/>
-          <w:bdr w:val="none" w:color="auto" w:sz="0" w:space="0"/>
         </w:rPr>
         <w:t>不可手动解锁</w:t>
       </w:r>
@@ -1514,7 +1442,6 @@
           <w:color w:val="000000"/>
           <w:sz w:val="28"/>
           <w:szCs w:val="28"/>
-          <w:bdr w:val="none" w:color="auto" w:sz="0" w:space="0"/>
         </w:rPr>
         <w:t>，轻量高效；</w:t>
       </w:r>
@@ -1524,7 +1451,6 @@
           <w:color w:val="000000"/>
           <w:sz w:val="28"/>
           <w:szCs w:val="28"/>
-          <w:bdr w:val="none" w:color="auto" w:sz="0" w:space="0"/>
           <w:lang w:val="en-US" w:eastAsia="zh-CN"/>
         </w:rPr>
         <w:tab/>
@@ -1549,7 +1475,6 @@
           <w:color w:val="000000"/>
           <w:sz w:val="28"/>
           <w:szCs w:val="28"/>
-          <w:bdr w:val="none" w:color="auto" w:sz="0" w:space="0"/>
         </w:rPr>
       </w:pPr>
       <w:r>
@@ -1559,7 +1484,6 @@
           <w:color w:val="000000"/>
           <w:sz w:val="28"/>
           <w:szCs w:val="28"/>
-          <w:bdr w:val="none" w:color="auto" w:sz="0" w:space="0"/>
         </w:rPr>
         <w:t>std::unique_lock</w:t>
       </w:r>
@@ -1569,7 +1493,6 @@
           <w:color w:val="000000"/>
           <w:sz w:val="28"/>
           <w:szCs w:val="28"/>
-          <w:bdr w:val="none" w:color="auto" w:sz="0" w:space="0"/>
         </w:rPr>
         <w:t>：灵活锁，支持手动加锁 / 解锁、延迟加锁，</w:t>
       </w:r>
@@ -1582,7 +1505,6 @@
           <w:color w:val="000000"/>
           <w:sz w:val="28"/>
           <w:szCs w:val="28"/>
-          <w:bdr w:val="none" w:color="auto" w:sz="0" w:space="0"/>
         </w:rPr>
         <w:t>有轻微开销</w:t>
       </w:r>
@@ -1592,7 +1514,6 @@
           <w:color w:val="000000"/>
           <w:sz w:val="28"/>
           <w:szCs w:val="28"/>
-          <w:bdr w:val="none" w:color="auto" w:sz="0" w:space="0"/>
         </w:rPr>
         <w:t>，用于条件变量。</w:t>
       </w:r>
@@ -1616,7 +1537,6 @@
           <w:color w:val="000000"/>
           <w:sz w:val="28"/>
           <w:szCs w:val="28"/>
-          <w:bdr w:val="none" w:color="auto" w:sz="0" w:space="0"/>
         </w:rPr>
       </w:pPr>
     </w:p>
@@ -1681,7 +1601,6 @@
           <w:color w:val="000000"/>
           <w:sz w:val="28"/>
           <w:szCs w:val="28"/>
-          <w:bdr w:val="none" w:color="auto" w:sz="0" w:space="0"/>
         </w:rPr>
         <w:t>死锁 4 条件</w:t>
       </w:r>
@@ -1828,7 +1747,6 @@
           <w:color w:val="000000"/>
           <w:sz w:val="28"/>
           <w:szCs w:val="28"/>
-          <w:bdr w:val="none" w:color="auto" w:sz="0" w:space="0"/>
         </w:rPr>
         <w:t>std::lock</w:t>
       </w:r>
@@ -2012,6 +1930,7 @@
     <w:p>
       <w:pPr>
         <w:numPr>
+          <w:ilvl w:val="0"/>
           <w:numId w:val="0"/>
         </w:numPr>
         <w:ind w:firstLine="420" w:firstLineChars="0"/>
@@ -2038,6 +1957,7 @@
         <w:keepLines w:val="0"/>
         <w:widowControl/>
         <w:numPr>
+          <w:ilvl w:val="0"/>
           <w:numId w:val="0"/>
         </w:numPr>
         <w:suppressLineNumbers w:val="0"/>
@@ -2065,7 +1985,6 @@
           <w:color w:val="000000"/>
           <w:sz w:val="28"/>
           <w:szCs w:val="28"/>
-          <w:bdr w:val="none" w:color="auto" w:sz="0" w:space="0"/>
         </w:rPr>
         <w:t>std::vector 瓶颈</w:t>
       </w:r>
@@ -2076,6 +1995,7 @@
         <w:keepLines w:val="0"/>
         <w:widowControl/>
         <w:numPr>
+          <w:ilvl w:val="0"/>
           <w:numId w:val="0"/>
         </w:numPr>
         <w:suppressLineNumbers w:val="0"/>
@@ -2100,7 +2020,6 @@
           <w:color w:val="000000"/>
           <w:sz w:val="28"/>
           <w:szCs w:val="28"/>
-          <w:bdr w:val="none" w:color="auto" w:sz="0" w:space="0"/>
         </w:rPr>
         <w:t>动态扩容：频繁申请内存 + 拷贝元素，造成 CPU 波动；</w:t>
       </w:r>
@@ -2111,6 +2030,7 @@
         <w:keepLines w:val="0"/>
         <w:widowControl/>
         <w:numPr>
+          <w:ilvl w:val="0"/>
           <w:numId w:val="0"/>
         </w:numPr>
         <w:suppressLineNumbers w:val="0"/>
@@ -2135,7 +2055,6 @@
           <w:color w:val="000000"/>
           <w:sz w:val="28"/>
           <w:szCs w:val="28"/>
-          <w:bdr w:val="none" w:color="auto" w:sz="0" w:space="0"/>
         </w:rPr>
         <w:t>中间插入 / 删除：元素移动，时间复杂度 O (n)；</w:t>
       </w:r>
@@ -2146,6 +2065,7 @@
         <w:keepLines w:val="0"/>
         <w:widowControl/>
         <w:numPr>
+          <w:ilvl w:val="0"/>
           <w:numId w:val="0"/>
         </w:numPr>
         <w:suppressLineNumbers w:val="0"/>
@@ -2162,16 +2082,14 @@
           <w:color w:val="000000"/>
           <w:sz w:val="28"/>
           <w:szCs w:val="28"/>
-          <w:bdr w:val="none" w:color="auto" w:sz="0" w:space="0"/>
-        </w:rPr>
-      </w:pPr>
-      <w:r>
-        <w:rPr>
-          <w:rFonts w:hint="eastAsia" w:asciiTheme="minorEastAsia" w:hAnsiTheme="minorEastAsia" w:eastAsiaTheme="minorEastAsia" w:cstheme="minorEastAsia"/>
-          <w:color w:val="000000"/>
-          <w:sz w:val="28"/>
-          <w:szCs w:val="28"/>
-          <w:bdr w:val="none" w:color="auto" w:sz="0" w:space="0"/>
+        </w:rPr>
+      </w:pPr>
+      <w:r>
+        <w:rPr>
+          <w:rFonts w:hint="eastAsia" w:asciiTheme="minorEastAsia" w:hAnsiTheme="minorEastAsia" w:eastAsiaTheme="minorEastAsia" w:cstheme="minorEastAsia"/>
+          <w:color w:val="000000"/>
+          <w:sz w:val="28"/>
+          <w:szCs w:val="28"/>
         </w:rPr>
         <w:t>优化</w:t>
       </w:r>
@@ -2182,6 +2100,7 @@
         <w:keepLines w:val="0"/>
         <w:widowControl/>
         <w:numPr>
+          <w:ilvl w:val="0"/>
           <w:numId w:val="0"/>
         </w:numPr>
         <w:suppressLineNumbers w:val="0"/>
@@ -2198,7 +2117,6 @@
           <w:color w:val="000000"/>
           <w:sz w:val="28"/>
           <w:szCs w:val="28"/>
-          <w:bdr w:val="none" w:color="auto" w:sz="0" w:space="0"/>
         </w:rPr>
       </w:pPr>
       <w:r>
@@ -2208,7 +2126,6 @@
           <w:color w:val="000000"/>
           <w:sz w:val="28"/>
           <w:szCs w:val="28"/>
-          <w:bdr w:val="none" w:color="auto" w:sz="0" w:space="0"/>
         </w:rPr>
         <w:t>reserve()</w:t>
       </w:r>
@@ -2218,7 +2135,6 @@
           <w:color w:val="000000"/>
           <w:sz w:val="28"/>
           <w:szCs w:val="28"/>
-          <w:bdr w:val="none" w:color="auto" w:sz="0" w:space="0"/>
         </w:rPr>
         <w:t xml:space="preserve"> 预分配内存、</w:t>
       </w:r>
@@ -2229,7 +2145,6 @@
           <w:color w:val="000000"/>
           <w:sz w:val="28"/>
           <w:szCs w:val="28"/>
-          <w:bdr w:val="none" w:color="auto" w:sz="0" w:space="0"/>
         </w:rPr>
         <w:t>emplace_back</w:t>
       </w:r>
@@ -2239,7 +2154,6 @@
           <w:color w:val="000000"/>
           <w:sz w:val="28"/>
           <w:szCs w:val="28"/>
-          <w:bdr w:val="none" w:color="auto" w:sz="0" w:space="0"/>
         </w:rPr>
         <w:t xml:space="preserve"> 原地构造、避免中间操作。</w:t>
       </w:r>
@@ -2250,6 +2164,7 @@
         <w:keepLines w:val="0"/>
         <w:widowControl/>
         <w:numPr>
+          <w:ilvl w:val="0"/>
           <w:numId w:val="0"/>
         </w:numPr>
         <w:suppressLineNumbers w:val="0"/>
@@ -2266,7 +2181,6 @@
           <w:color w:val="000000"/>
           <w:sz w:val="28"/>
           <w:szCs w:val="28"/>
-          <w:bdr w:val="none" w:color="auto" w:sz="0" w:space="0"/>
         </w:rPr>
       </w:pPr>
     </w:p>
@@ -2285,6 +2199,7 @@
         <w:keepLines w:val="0"/>
         <w:widowControl/>
         <w:numPr>
+          <w:ilvl w:val="0"/>
           <w:numId w:val="0"/>
         </w:numPr>
         <w:suppressLineNumbers w:val="0"/>
@@ -2387,7 +2302,6 @@
           <w:color w:val="000000"/>
           <w:sz w:val="28"/>
           <w:szCs w:val="28"/>
-          <w:bdr w:val="none" w:color="auto" w:sz="0" w:space="0"/>
         </w:rPr>
         <w:t>避免性能损耗</w:t>
       </w:r>
@@ -2406,7 +2320,6 @@
           <w:color w:val="000000"/>
           <w:sz w:val="28"/>
           <w:szCs w:val="28"/>
-          <w:bdr w:val="none" w:color="auto" w:sz="0" w:space="0"/>
         </w:rPr>
         <w:t>clear()</w:t>
       </w:r>
@@ -2695,6 +2608,7 @@
     <w:p>
       <w:pPr>
         <w:numPr>
+          <w:ilvl w:val="0"/>
           <w:numId w:val="0"/>
         </w:numPr>
         <w:rPr>
@@ -2707,6 +2621,7 @@
     <w:p>
       <w:pPr>
         <w:numPr>
+          <w:ilvl w:val="0"/>
           <w:numId w:val="0"/>
         </w:numPr>
       </w:pPr>
@@ -2757,6 +2672,7 @@
     <w:p>
       <w:pPr>
         <w:numPr>
+          <w:ilvl w:val="0"/>
           <w:numId w:val="0"/>
         </w:numPr>
         <w:rPr>
@@ -3382,10 +3298,6 @@
     <w:p>
       <w:pPr>
         <w:ind w:firstLine="420" w:firstLineChars="0"/>
-        <w:rPr>
-          <w:rFonts w:hint="default"/>
-          <w:lang w:val="en-US" w:eastAsia="zh-CN"/>
-        </w:rPr>
       </w:pPr>
       <w:r>
         <w:drawing>
@@ -3430,8 +3342,537 @@
           </wp:inline>
         </w:drawing>
       </w:r>
+    </w:p>
+    <w:p>
+      <w:pPr>
+        <w:pStyle w:val="2"/>
+        <w:bidi w:val="0"/>
+      </w:pPr>
+      <w:r>
+        <w:t>游戏客户端 / 服务器崩溃产生 CoreDump，你拿到 dump 文件后的标准排查流程是什么</w:t>
+      </w:r>
+    </w:p>
+    <w:p>
+      <w:pPr>
+        <w:ind w:firstLine="420" w:firstLineChars="0"/>
+      </w:pPr>
+      <w:r>
+        <w:drawing>
+          <wp:inline distT="0" distB="0" distL="114300" distR="114300">
+            <wp:extent cx="5273675" cy="1545590"/>
+            <wp:effectExtent l="0" t="0" r="14605" b="8890"/>
+            <wp:docPr id="19" name="图片 1"/>
+            <wp:cNvGraphicFramePr>
+              <a:graphicFrameLocks xmlns:a="http://schemas.openxmlformats.org/drawingml/2006/main" noChangeAspect="1"/>
+            </wp:cNvGraphicFramePr>
+            <a:graphic xmlns:a="http://schemas.openxmlformats.org/drawingml/2006/main">
+              <a:graphicData uri="http://schemas.openxmlformats.org/drawingml/2006/picture">
+                <pic:pic xmlns:pic="http://schemas.openxmlformats.org/drawingml/2006/picture">
+                  <pic:nvPicPr>
+                    <pic:cNvPr id="19" name="图片 1"/>
+                    <pic:cNvPicPr>
+                      <a:picLocks noChangeAspect="1"/>
+                    </pic:cNvPicPr>
+                  </pic:nvPicPr>
+                  <pic:blipFill>
+                    <a:blip r:embed="rId22"/>
+                    <a:stretch>
+                      <a:fillRect/>
+                    </a:stretch>
+                  </pic:blipFill>
+                  <pic:spPr>
+                    <a:xfrm>
+                      <a:off x="0" y="0"/>
+                      <a:ext cx="5273675" cy="1545590"/>
+                    </a:xfrm>
+                    <a:prstGeom prst="rect">
+                      <a:avLst/>
+                    </a:prstGeom>
+                    <a:noFill/>
+                    <a:ln>
+                      <a:noFill/>
+                    </a:ln>
+                  </pic:spPr>
+                </pic:pic>
+              </a:graphicData>
+            </a:graphic>
+          </wp:inline>
+        </w:drawing>
+      </w:r>
+    </w:p>
+    <w:p>
+      <w:pPr>
+        <w:pStyle w:val="2"/>
+        <w:bidi w:val="0"/>
+      </w:pPr>
+      <w:r>
+        <w:t>游戏中常见的导致 CoreDump 的 C++ 问题有哪些？如何通过 dump 快速定位根因？</w:t>
+      </w:r>
+    </w:p>
+    <w:p>
+      <w:pPr>
+        <w:ind w:firstLine="420" w:firstLineChars="0"/>
+      </w:pPr>
+      <w:r>
+        <w:drawing>
+          <wp:inline distT="0" distB="0" distL="114300" distR="114300">
+            <wp:extent cx="5272405" cy="2358390"/>
+            <wp:effectExtent l="0" t="0" r="635" b="3810"/>
+            <wp:docPr id="20" name="图片 2"/>
+            <wp:cNvGraphicFramePr>
+              <a:graphicFrameLocks xmlns:a="http://schemas.openxmlformats.org/drawingml/2006/main" noChangeAspect="1"/>
+            </wp:cNvGraphicFramePr>
+            <a:graphic xmlns:a="http://schemas.openxmlformats.org/drawingml/2006/main">
+              <a:graphicData uri="http://schemas.openxmlformats.org/drawingml/2006/picture">
+                <pic:pic xmlns:pic="http://schemas.openxmlformats.org/drawingml/2006/picture">
+                  <pic:nvPicPr>
+                    <pic:cNvPr id="20" name="图片 2"/>
+                    <pic:cNvPicPr>
+                      <a:picLocks noChangeAspect="1"/>
+                    </pic:cNvPicPr>
+                  </pic:nvPicPr>
+                  <pic:blipFill>
+                    <a:blip r:embed="rId23"/>
+                    <a:stretch>
+                      <a:fillRect/>
+                    </a:stretch>
+                  </pic:blipFill>
+                  <pic:spPr>
+                    <a:xfrm>
+                      <a:off x="0" y="0"/>
+                      <a:ext cx="5272405" cy="2358390"/>
+                    </a:xfrm>
+                    <a:prstGeom prst="rect">
+                      <a:avLst/>
+                    </a:prstGeom>
+                    <a:noFill/>
+                    <a:ln>
+                      <a:noFill/>
+                    </a:ln>
+                  </pic:spPr>
+                </pic:pic>
+              </a:graphicData>
+            </a:graphic>
+          </wp:inline>
+        </w:drawing>
+      </w:r>
+    </w:p>
+    <w:p>
+      <w:pPr>
+        <w:pStyle w:val="2"/>
+        <w:bidi w:val="0"/>
+      </w:pPr>
+      <w:r>
+        <w:t>底层代码崩溃排查思路</w:t>
+      </w:r>
+    </w:p>
+    <w:p>
+      <w:pPr>
+        <w:ind w:firstLine="420" w:firstLineChars="0"/>
+        <w:rPr>
+          <w:rFonts w:ascii="宋体" w:hAnsi="宋体" w:eastAsia="宋体" w:cs="宋体"/>
+          <w:sz w:val="24"/>
+          <w:szCs w:val="24"/>
+        </w:rPr>
+      </w:pPr>
+      <w:r>
+        <w:drawing>
+          <wp:inline distT="0" distB="0" distL="114300" distR="114300">
+            <wp:extent cx="5269865" cy="1438275"/>
+            <wp:effectExtent l="0" t="0" r="3175" b="9525"/>
+            <wp:docPr id="22" name="图片 4"/>
+            <wp:cNvGraphicFramePr>
+              <a:graphicFrameLocks xmlns:a="http://schemas.openxmlformats.org/drawingml/2006/main" noChangeAspect="1"/>
+            </wp:cNvGraphicFramePr>
+            <a:graphic xmlns:a="http://schemas.openxmlformats.org/drawingml/2006/main">
+              <a:graphicData uri="http://schemas.openxmlformats.org/drawingml/2006/picture">
+                <pic:pic xmlns:pic="http://schemas.openxmlformats.org/drawingml/2006/picture">
+                  <pic:nvPicPr>
+                    <pic:cNvPr id="22" name="图片 4"/>
+                    <pic:cNvPicPr>
+                      <a:picLocks noChangeAspect="1"/>
+                    </pic:cNvPicPr>
+                  </pic:nvPicPr>
+                  <pic:blipFill>
+                    <a:blip r:embed="rId24"/>
+                    <a:stretch>
+                      <a:fillRect/>
+                    </a:stretch>
+                  </pic:blipFill>
+                  <pic:spPr>
+                    <a:xfrm>
+                      <a:off x="0" y="0"/>
+                      <a:ext cx="5269865" cy="1438275"/>
+                    </a:xfrm>
+                    <a:prstGeom prst="rect">
+                      <a:avLst/>
+                    </a:prstGeom>
+                    <a:noFill/>
+                    <a:ln>
+                      <a:noFill/>
+                    </a:ln>
+                  </pic:spPr>
+                </pic:pic>
+              </a:graphicData>
+            </a:graphic>
+          </wp:inline>
+        </w:drawing>
+      </w:r>
+    </w:p>
+    <w:p>
+      <w:pPr>
+        <w:ind w:left="420" w:leftChars="0" w:firstLine="420" w:firstLineChars="0"/>
+      </w:pPr>
+    </w:p>
+    <w:p>
+      <w:pPr>
+        <w:pStyle w:val="2"/>
+        <w:bidi w:val="0"/>
+      </w:pPr>
+      <w:r>
+        <w:t>游戏服务器长期运行，内存持续上涨不回落，你的排查工具和流程是什么？</w:t>
+      </w:r>
+    </w:p>
+    <w:p>
+      <w:pPr>
+        <w:ind w:left="420" w:leftChars="0" w:firstLine="420" w:firstLineChars="0"/>
+      </w:pPr>
+      <w:r>
+        <w:drawing>
+          <wp:inline distT="0" distB="0" distL="114300" distR="114300">
+            <wp:extent cx="5273040" cy="1334135"/>
+            <wp:effectExtent l="0" t="0" r="0" b="6985"/>
+            <wp:docPr id="23" name="图片 5"/>
+            <wp:cNvGraphicFramePr>
+              <a:graphicFrameLocks xmlns:a="http://schemas.openxmlformats.org/drawingml/2006/main" noChangeAspect="1"/>
+            </wp:cNvGraphicFramePr>
+            <a:graphic xmlns:a="http://schemas.openxmlformats.org/drawingml/2006/main">
+              <a:graphicData uri="http://schemas.openxmlformats.org/drawingml/2006/picture">
+                <pic:pic xmlns:pic="http://schemas.openxmlformats.org/drawingml/2006/picture">
+                  <pic:nvPicPr>
+                    <pic:cNvPr id="23" name="图片 5"/>
+                    <pic:cNvPicPr>
+                      <a:picLocks noChangeAspect="1"/>
+                    </pic:cNvPicPr>
+                  </pic:nvPicPr>
+                  <pic:blipFill>
+                    <a:blip r:embed="rId25"/>
+                    <a:stretch>
+                      <a:fillRect/>
+                    </a:stretch>
+                  </pic:blipFill>
+                  <pic:spPr>
+                    <a:xfrm>
+                      <a:off x="0" y="0"/>
+                      <a:ext cx="5273040" cy="1334135"/>
+                    </a:xfrm>
+                    <a:prstGeom prst="rect">
+                      <a:avLst/>
+                    </a:prstGeom>
+                    <a:noFill/>
+                    <a:ln>
+                      <a:noFill/>
+                    </a:ln>
+                  </pic:spPr>
+                </pic:pic>
+              </a:graphicData>
+            </a:graphic>
+          </wp:inline>
+        </w:drawing>
+      </w:r>
+    </w:p>
+    <w:p>
+      <w:pPr>
+        <w:pStyle w:val="2"/>
+        <w:bidi w:val="0"/>
+      </w:pPr>
+      <w:r>
+        <w:t>C++ 游戏开发中，智能指针 (shared_ptr) 导致的内存泄漏如何定位和解决</w:t>
+      </w:r>
+    </w:p>
+    <w:p>
+      <w:pPr>
+        <w:ind w:left="420" w:leftChars="0" w:firstLine="420" w:firstLineChars="0"/>
+      </w:pPr>
+      <w:r>
+        <w:drawing>
+          <wp:inline distT="0" distB="0" distL="114300" distR="114300">
+            <wp:extent cx="5271135" cy="814070"/>
+            <wp:effectExtent l="0" t="0" r="1905" b="8890"/>
+            <wp:docPr id="24" name="图片 6"/>
+            <wp:cNvGraphicFramePr>
+              <a:graphicFrameLocks xmlns:a="http://schemas.openxmlformats.org/drawingml/2006/main" noChangeAspect="1"/>
+            </wp:cNvGraphicFramePr>
+            <a:graphic xmlns:a="http://schemas.openxmlformats.org/drawingml/2006/main">
+              <a:graphicData uri="http://schemas.openxmlformats.org/drawingml/2006/picture">
+                <pic:pic xmlns:pic="http://schemas.openxmlformats.org/drawingml/2006/picture">
+                  <pic:nvPicPr>
+                    <pic:cNvPr id="24" name="图片 6"/>
+                    <pic:cNvPicPr>
+                      <a:picLocks noChangeAspect="1"/>
+                    </pic:cNvPicPr>
+                  </pic:nvPicPr>
+                  <pic:blipFill>
+                    <a:blip r:embed="rId26"/>
+                    <a:stretch>
+                      <a:fillRect/>
+                    </a:stretch>
+                  </pic:blipFill>
+                  <pic:spPr>
+                    <a:xfrm>
+                      <a:off x="0" y="0"/>
+                      <a:ext cx="5271135" cy="814070"/>
+                    </a:xfrm>
+                    <a:prstGeom prst="rect">
+                      <a:avLst/>
+                    </a:prstGeom>
+                    <a:noFill/>
+                    <a:ln>
+                      <a:noFill/>
+                    </a:ln>
+                  </pic:spPr>
+                </pic:pic>
+              </a:graphicData>
+            </a:graphic>
+          </wp:inline>
+        </w:drawing>
+      </w:r>
+    </w:p>
+    <w:p>
+      <w:pPr>
+        <w:pStyle w:val="2"/>
+        <w:bidi w:val="0"/>
+      </w:pPr>
+      <w:r>
+        <w:t>客户端游戏（如 Unity/C++ 引擎）的纹理 / 模型资源泄漏，和代码内存泄漏有什么区别？如何排查？</w:t>
+      </w:r>
+    </w:p>
+    <w:p>
+      <w:pPr>
+        <w:ind w:left="420" w:leftChars="0" w:firstLine="420" w:firstLineChars="0"/>
+      </w:pPr>
+      <w:r>
+        <w:drawing>
+          <wp:inline distT="0" distB="0" distL="114300" distR="114300">
+            <wp:extent cx="5272405" cy="2876550"/>
+            <wp:effectExtent l="0" t="0" r="635" b="3810"/>
+            <wp:docPr id="25" name="图片 7"/>
+            <wp:cNvGraphicFramePr>
+              <a:graphicFrameLocks xmlns:a="http://schemas.openxmlformats.org/drawingml/2006/main" noChangeAspect="1"/>
+            </wp:cNvGraphicFramePr>
+            <a:graphic xmlns:a="http://schemas.openxmlformats.org/drawingml/2006/main">
+              <a:graphicData uri="http://schemas.openxmlformats.org/drawingml/2006/picture">
+                <pic:pic xmlns:pic="http://schemas.openxmlformats.org/drawingml/2006/picture">
+                  <pic:nvPicPr>
+                    <pic:cNvPr id="25" name="图片 7"/>
+                    <pic:cNvPicPr>
+                      <a:picLocks noChangeAspect="1"/>
+                    </pic:cNvPicPr>
+                  </pic:nvPicPr>
+                  <pic:blipFill>
+                    <a:blip r:embed="rId27"/>
+                    <a:stretch>
+                      <a:fillRect/>
+                    </a:stretch>
+                  </pic:blipFill>
+                  <pic:spPr>
+                    <a:xfrm>
+                      <a:off x="0" y="0"/>
+                      <a:ext cx="5272405" cy="2876550"/>
+                    </a:xfrm>
+                    <a:prstGeom prst="rect">
+                      <a:avLst/>
+                    </a:prstGeom>
+                    <a:noFill/>
+                    <a:ln>
+                      <a:noFill/>
+                    </a:ln>
+                  </pic:spPr>
+                </pic:pic>
+              </a:graphicData>
+            </a:graphic>
+          </wp:inline>
+        </w:drawing>
+      </w:r>
+    </w:p>
+    <w:p>
+      <w:pPr>
+        <w:pStyle w:val="2"/>
+        <w:bidi w:val="0"/>
+      </w:pPr>
+      <w:r>
+        <w:t>游戏多线程服务端出现请求无响应、线程阻塞，你如何快速判断是死锁？排查步骤是什么？</w:t>
+      </w:r>
+    </w:p>
+    <w:p>
+      <w:pPr>
+        <w:ind w:left="420" w:leftChars="0" w:firstLine="420" w:firstLineChars="0"/>
+      </w:pPr>
+      <w:r>
+        <w:drawing>
+          <wp:inline distT="0" distB="0" distL="114300" distR="114300">
+            <wp:extent cx="5274310" cy="1373505"/>
+            <wp:effectExtent l="0" t="0" r="13970" b="13335"/>
+            <wp:docPr id="26" name="图片 8"/>
+            <wp:cNvGraphicFramePr>
+              <a:graphicFrameLocks xmlns:a="http://schemas.openxmlformats.org/drawingml/2006/main" noChangeAspect="1"/>
+            </wp:cNvGraphicFramePr>
+            <a:graphic xmlns:a="http://schemas.openxmlformats.org/drawingml/2006/main">
+              <a:graphicData uri="http://schemas.openxmlformats.org/drawingml/2006/picture">
+                <pic:pic xmlns:pic="http://schemas.openxmlformats.org/drawingml/2006/picture">
+                  <pic:nvPicPr>
+                    <pic:cNvPr id="26" name="图片 8"/>
+                    <pic:cNvPicPr>
+                      <a:picLocks noChangeAspect="1"/>
+                    </pic:cNvPicPr>
+                  </pic:nvPicPr>
+                  <pic:blipFill>
+                    <a:blip r:embed="rId28"/>
+                    <a:stretch>
+                      <a:fillRect/>
+                    </a:stretch>
+                  </pic:blipFill>
+                  <pic:spPr>
+                    <a:xfrm>
+                      <a:off x="0" y="0"/>
+                      <a:ext cx="5274310" cy="1373505"/>
+                    </a:xfrm>
+                    <a:prstGeom prst="rect">
+                      <a:avLst/>
+                    </a:prstGeom>
+                    <a:noFill/>
+                    <a:ln>
+                      <a:noFill/>
+                    </a:ln>
+                  </pic:spPr>
+                </pic:pic>
+              </a:graphicData>
+            </a:graphic>
+          </wp:inline>
+        </w:drawing>
+      </w:r>
+    </w:p>
+    <w:p>
+      <w:pPr>
+        <w:pStyle w:val="2"/>
+        <w:bidi w:val="0"/>
+      </w:pPr>
+      <w:r>
+        <w:t>C++ 中std::mutex死锁的核心原因有哪些？游戏开发中如何避免？</w:t>
+      </w:r>
+    </w:p>
+    <w:p>
+      <w:pPr>
+        <w:ind w:left="420" w:leftChars="0" w:firstLine="420" w:firstLineChars="0"/>
+      </w:pPr>
+      <w:r>
+        <w:drawing>
+          <wp:inline distT="0" distB="0" distL="114300" distR="114300">
+            <wp:extent cx="5267325" cy="1024890"/>
+            <wp:effectExtent l="0" t="0" r="5715" b="11430"/>
+            <wp:docPr id="27" name="图片 9"/>
+            <wp:cNvGraphicFramePr>
+              <a:graphicFrameLocks xmlns:a="http://schemas.openxmlformats.org/drawingml/2006/main" noChangeAspect="1"/>
+            </wp:cNvGraphicFramePr>
+            <a:graphic xmlns:a="http://schemas.openxmlformats.org/drawingml/2006/main">
+              <a:graphicData uri="http://schemas.openxmlformats.org/drawingml/2006/picture">
+                <pic:pic xmlns:pic="http://schemas.openxmlformats.org/drawingml/2006/picture">
+                  <pic:nvPicPr>
+                    <pic:cNvPr id="27" name="图片 9"/>
+                    <pic:cNvPicPr>
+                      <a:picLocks noChangeAspect="1"/>
+                    </pic:cNvPicPr>
+                  </pic:nvPicPr>
+                  <pic:blipFill>
+                    <a:blip r:embed="rId29"/>
+                    <a:stretch>
+                      <a:fillRect/>
+                    </a:stretch>
+                  </pic:blipFill>
+                  <pic:spPr>
+                    <a:xfrm>
+                      <a:off x="0" y="0"/>
+                      <a:ext cx="5267325" cy="1024890"/>
+                    </a:xfrm>
+                    <a:prstGeom prst="rect">
+                      <a:avLst/>
+                    </a:prstGeom>
+                    <a:noFill/>
+                    <a:ln>
+                      <a:noFill/>
+                    </a:ln>
+                  </pic:spPr>
+                </pic:pic>
+              </a:graphicData>
+            </a:graphic>
+          </wp:inline>
+        </w:drawing>
+      </w:r>
+    </w:p>
+    <w:p>
+      <w:pPr>
+        <w:pStyle w:val="2"/>
+        <w:bidi w:val="0"/>
+      </w:pPr>
       <w:bookmarkStart w:id="7" w:name="_GoBack"/>
-      <w:bookmarkEnd w:id="7"/>
+      <w:r>
+        <w:t>线上服务无法停机，如何在不影响业务的情况下抓取死锁信息？</w:t>
+      </w:r>
+    </w:p>
+    <w:bookmarkEnd w:id="7"/>
+    <w:p>
+      <w:pPr>
+        <w:ind w:left="420" w:leftChars="0" w:firstLine="420" w:firstLineChars="0"/>
+        <w:rPr>
+          <w:rFonts w:hint="default" w:ascii="宋体" w:hAnsi="宋体" w:eastAsia="宋体" w:cs="宋体"/>
+          <w:sz w:val="24"/>
+          <w:szCs w:val="24"/>
+          <w:lang w:val="en-US" w:eastAsia="zh-CN"/>
+        </w:rPr>
+      </w:pPr>
+      <w:r>
+        <w:drawing>
+          <wp:inline distT="0" distB="0" distL="114300" distR="114300">
+            <wp:extent cx="4549140" cy="1295400"/>
+            <wp:effectExtent l="0" t="0" r="7620" b="0"/>
+            <wp:docPr id="28" name="图片 10"/>
+            <wp:cNvGraphicFramePr>
+              <a:graphicFrameLocks xmlns:a="http://schemas.openxmlformats.org/drawingml/2006/main" noChangeAspect="1"/>
+            </wp:cNvGraphicFramePr>
+            <a:graphic xmlns:a="http://schemas.openxmlformats.org/drawingml/2006/main">
+              <a:graphicData uri="http://schemas.openxmlformats.org/drawingml/2006/picture">
+                <pic:pic xmlns:pic="http://schemas.openxmlformats.org/drawingml/2006/picture">
+                  <pic:nvPicPr>
+                    <pic:cNvPr id="28" name="图片 10"/>
+                    <pic:cNvPicPr>
+                      <a:picLocks noChangeAspect="1"/>
+                    </pic:cNvPicPr>
+                  </pic:nvPicPr>
+                  <pic:blipFill>
+                    <a:blip r:embed="rId30"/>
+                    <a:stretch>
+                      <a:fillRect/>
+                    </a:stretch>
+                  </pic:blipFill>
+                  <pic:spPr>
+                    <a:xfrm>
+                      <a:off x="0" y="0"/>
+                      <a:ext cx="4549140" cy="1295400"/>
+                    </a:xfrm>
+                    <a:prstGeom prst="rect">
+                      <a:avLst/>
+                    </a:prstGeom>
+                    <a:noFill/>
+                    <a:ln>
+                      <a:noFill/>
+                    </a:ln>
+                  </pic:spPr>
+                </pic:pic>
+              </a:graphicData>
+            </a:graphic>
+          </wp:inline>
+        </w:drawing>
+      </w:r>
     </w:p>
     <w:sectPr>
       <w:pgSz w:w="11906" w:h="16838"/>

--- a/c++mianshi/mianshi.docx
+++ b/c++mianshi/mianshi.docx
@@ -3814,21 +3814,13 @@
         <w:pStyle w:val="2"/>
         <w:bidi w:val="0"/>
       </w:pPr>
-      <w:bookmarkStart w:id="7" w:name="_GoBack"/>
       <w:r>
         <w:t>线上服务无法停机，如何在不影响业务的情况下抓取死锁信息？</w:t>
       </w:r>
     </w:p>
-    <w:bookmarkEnd w:id="7"/>
     <w:p>
       <w:pPr>
         <w:ind w:left="420" w:leftChars="0" w:firstLine="420" w:firstLineChars="0"/>
-        <w:rPr>
-          <w:rFonts w:hint="default" w:ascii="宋体" w:hAnsi="宋体" w:eastAsia="宋体" w:cs="宋体"/>
-          <w:sz w:val="24"/>
-          <w:szCs w:val="24"/>
-          <w:lang w:val="en-US" w:eastAsia="zh-CN"/>
-        </w:rPr>
       </w:pPr>
       <w:r>
         <w:drawing>
@@ -3858,6 +3850,178 @@
                     <a:xfrm>
                       <a:off x="0" y="0"/>
                       <a:ext cx="4549140" cy="1295400"/>
+                    </a:xfrm>
+                    <a:prstGeom prst="rect">
+                      <a:avLst/>
+                    </a:prstGeom>
+                    <a:noFill/>
+                    <a:ln>
+                      <a:noFill/>
+                    </a:ln>
+                  </pic:spPr>
+                </pic:pic>
+              </a:graphicData>
+            </a:graphic>
+          </wp:inline>
+        </w:drawing>
+      </w:r>
+    </w:p>
+    <w:p>
+      <w:pPr>
+        <w:pStyle w:val="2"/>
+        <w:bidi w:val="0"/>
+      </w:pPr>
+      <w:r>
+        <w:t>游戏服务器平时流畅，偶发卡顿、TPS 抖动，你如何定位是 CPU、内存、IO 还是锁竞争问题？</w:t>
+      </w:r>
+    </w:p>
+    <w:p>
+      <w:r>
+        <w:drawing>
+          <wp:inline distT="0" distB="0" distL="114300" distR="114300">
+            <wp:extent cx="5269230" cy="2154555"/>
+            <wp:effectExtent l="0" t="0" r="3810" b="9525"/>
+            <wp:docPr id="29" name="图片 11"/>
+            <wp:cNvGraphicFramePr>
+              <a:graphicFrameLocks xmlns:a="http://schemas.openxmlformats.org/drawingml/2006/main" noChangeAspect="1"/>
+            </wp:cNvGraphicFramePr>
+            <a:graphic xmlns:a="http://schemas.openxmlformats.org/drawingml/2006/main">
+              <a:graphicData uri="http://schemas.openxmlformats.org/drawingml/2006/picture">
+                <pic:pic xmlns:pic="http://schemas.openxmlformats.org/drawingml/2006/picture">
+                  <pic:nvPicPr>
+                    <pic:cNvPr id="29" name="图片 11"/>
+                    <pic:cNvPicPr>
+                      <a:picLocks noChangeAspect="1"/>
+                    </pic:cNvPicPr>
+                  </pic:nvPicPr>
+                  <pic:blipFill>
+                    <a:blip r:embed="rId31"/>
+                    <a:stretch>
+                      <a:fillRect/>
+                    </a:stretch>
+                  </pic:blipFill>
+                  <pic:spPr>
+                    <a:xfrm>
+                      <a:off x="0" y="0"/>
+                      <a:ext cx="5269230" cy="2154555"/>
+                    </a:xfrm>
+                    <a:prstGeom prst="rect">
+                      <a:avLst/>
+                    </a:prstGeom>
+                    <a:noFill/>
+                    <a:ln>
+                      <a:noFill/>
+                    </a:ln>
+                  </pic:spPr>
+                </pic:pic>
+              </a:graphicData>
+            </a:graphic>
+          </wp:inline>
+        </w:drawing>
+      </w:r>
+    </w:p>
+    <w:p>
+      <w:pPr>
+        <w:pStyle w:val="2"/>
+        <w:bidi w:val="0"/>
+      </w:pPr>
+      <w:r>
+        <w:t>C++ 游戏代码中，导致性能抖动的高频问题有哪些？</w:t>
+      </w:r>
+    </w:p>
+    <w:p>
+      <w:r>
+        <w:drawing>
+          <wp:inline distT="0" distB="0" distL="114300" distR="114300">
+            <wp:extent cx="5269865" cy="1903095"/>
+            <wp:effectExtent l="0" t="0" r="3175" b="1905"/>
+            <wp:docPr id="30" name="图片 12"/>
+            <wp:cNvGraphicFramePr>
+              <a:graphicFrameLocks xmlns:a="http://schemas.openxmlformats.org/drawingml/2006/main" noChangeAspect="1"/>
+            </wp:cNvGraphicFramePr>
+            <a:graphic xmlns:a="http://schemas.openxmlformats.org/drawingml/2006/main">
+              <a:graphicData uri="http://schemas.openxmlformats.org/drawingml/2006/picture">
+                <pic:pic xmlns:pic="http://schemas.openxmlformats.org/drawingml/2006/picture">
+                  <pic:nvPicPr>
+                    <pic:cNvPr id="30" name="图片 12"/>
+                    <pic:cNvPicPr>
+                      <a:picLocks noChangeAspect="1"/>
+                    </pic:cNvPicPr>
+                  </pic:nvPicPr>
+                  <pic:blipFill>
+                    <a:blip r:embed="rId32"/>
+                    <a:stretch>
+                      <a:fillRect/>
+                    </a:stretch>
+                  </pic:blipFill>
+                  <pic:spPr>
+                    <a:xfrm>
+                      <a:off x="0" y="0"/>
+                      <a:ext cx="5269865" cy="1903095"/>
+                    </a:xfrm>
+                    <a:prstGeom prst="rect">
+                      <a:avLst/>
+                    </a:prstGeom>
+                    <a:noFill/>
+                    <a:ln>
+                      <a:noFill/>
+                    </a:ln>
+                  </pic:spPr>
+                </pic:pic>
+              </a:graphicData>
+            </a:graphic>
+          </wp:inline>
+        </w:drawing>
+      </w:r>
+    </w:p>
+    <w:p>
+      <w:pPr>
+        <w:pStyle w:val="2"/>
+        <w:bidi w:val="0"/>
+      </w:pPr>
+      <w:bookmarkStart w:id="7" w:name="_GoBack"/>
+      <w:r>
+        <w:t>线上高并发场景，如何做非侵入式性能采样，不影响玩家体验？</w:t>
+      </w:r>
+    </w:p>
+    <w:bookmarkEnd w:id="7"/>
+    <w:p>
+      <w:pPr>
+        <w:rPr>
+          <w:rFonts w:hint="default" w:ascii="宋体" w:hAnsi="宋体" w:eastAsia="宋体" w:cs="宋体"/>
+          <w:sz w:val="24"/>
+          <w:szCs w:val="24"/>
+          <w:lang w:val="en-US" w:eastAsia="zh-CN"/>
+        </w:rPr>
+      </w:pPr>
+      <w:r>
+        <w:drawing>
+          <wp:inline distT="0" distB="0" distL="114300" distR="114300">
+            <wp:extent cx="5267960" cy="3263900"/>
+            <wp:effectExtent l="0" t="0" r="5080" b="12700"/>
+            <wp:docPr id="31" name="图片 13"/>
+            <wp:cNvGraphicFramePr>
+              <a:graphicFrameLocks xmlns:a="http://schemas.openxmlformats.org/drawingml/2006/main" noChangeAspect="1"/>
+            </wp:cNvGraphicFramePr>
+            <a:graphic xmlns:a="http://schemas.openxmlformats.org/drawingml/2006/main">
+              <a:graphicData uri="http://schemas.openxmlformats.org/drawingml/2006/picture">
+                <pic:pic xmlns:pic="http://schemas.openxmlformats.org/drawingml/2006/picture">
+                  <pic:nvPicPr>
+                    <pic:cNvPr id="31" name="图片 13"/>
+                    <pic:cNvPicPr>
+                      <a:picLocks noChangeAspect="1"/>
+                    </pic:cNvPicPr>
+                  </pic:nvPicPr>
+                  <pic:blipFill>
+                    <a:blip r:embed="rId33"/>
+                    <a:stretch>
+                      <a:fillRect/>
+                    </a:stretch>
+                  </pic:blipFill>
+                  <pic:spPr>
+                    <a:xfrm>
+                      <a:off x="0" y="0"/>
+                      <a:ext cx="5267960" cy="3263900"/>
                     </a:xfrm>
                     <a:prstGeom prst="rect">
                       <a:avLst/>

--- a/c++mianshi/mianshi.docx
+++ b/c++mianshi/mianshi.docx
@@ -11,7 +11,7 @@
           <w:szCs w:val="24"/>
           <w:lang w:val="en-US" w:eastAsia="zh-CN" w:bidi="ar-SA"/>
         </w:rPr>
-        <w:id w:val="147470526"/>
+        <w:id w:val="147456587"/>
         <w15:color w:val="DBDBDB"/>
         <w:docPartObj>
           <w:docPartGallery w:val="Table of Contents"/>
@@ -62,28 +62,28 @@
               <w:rFonts w:hint="eastAsia"/>
               <w:lang w:val="en-US" w:eastAsia="zh-CN"/>
             </w:rPr>
-            <w:instrText xml:space="preserve">TOC \o "1-1" \h \u </w:instrText>
-          </w:r>
-          <w:r>
-            <w:rPr>
-              <w:rFonts w:hint="eastAsia"/>
-              <w:lang w:val="en-US" w:eastAsia="zh-CN"/>
-            </w:rPr>
-            <w:fldChar w:fldCharType="separate"/>
-          </w:r>
-          <w:r>
-            <w:rPr>
-              <w:rFonts w:hint="eastAsia"/>
-              <w:lang w:val="en-US" w:eastAsia="zh-CN"/>
-            </w:rPr>
-            <w:fldChar w:fldCharType="begin"/>
-          </w:r>
-          <w:r>
-            <w:rPr>
-              <w:rFonts w:hint="eastAsia"/>
-              <w:lang w:val="en-US" w:eastAsia="zh-CN"/>
-            </w:rPr>
-            <w:instrText xml:space="preserve"> HYPERLINK \l _Toc9635 </w:instrText>
+            <w:instrText xml:space="preserve">TOC \o "1-3" \h \u </w:instrText>
+          </w:r>
+          <w:r>
+            <w:rPr>
+              <w:rFonts w:hint="eastAsia"/>
+              <w:lang w:val="en-US" w:eastAsia="zh-CN"/>
+            </w:rPr>
+            <w:fldChar w:fldCharType="separate"/>
+          </w:r>
+          <w:r>
+            <w:rPr>
+              <w:rFonts w:hint="eastAsia"/>
+              <w:lang w:val="en-US" w:eastAsia="zh-CN"/>
+            </w:rPr>
+            <w:fldChar w:fldCharType="begin"/>
+          </w:r>
+          <w:r>
+            <w:rPr>
+              <w:rFonts w:hint="eastAsia"/>
+              <w:lang w:val="en-US" w:eastAsia="zh-CN"/>
+            </w:rPr>
+            <w:instrText xml:space="preserve"> HYPERLINK \l _Toc29152 </w:instrText>
           </w:r>
           <w:r>
             <w:rPr>
@@ -106,13 +106,13 @@
             <w:fldChar w:fldCharType="begin"/>
           </w:r>
           <w:r>
-            <w:instrText xml:space="preserve"> PAGEREF _Toc9635 \h </w:instrText>
-          </w:r>
-          <w:r>
-            <w:fldChar w:fldCharType="separate"/>
-          </w:r>
-          <w:r>
-            <w:t>1</w:t>
+            <w:instrText xml:space="preserve"> PAGEREF _Toc29152 \h </w:instrText>
+          </w:r>
+          <w:r>
+            <w:fldChar w:fldCharType="separate"/>
+          </w:r>
+          <w:r>
+            <w:t>2</w:t>
           </w:r>
           <w:r>
             <w:fldChar w:fldCharType="end"/>
@@ -144,7 +144,7 @@
               <w:rFonts w:hint="eastAsia"/>
               <w:lang w:val="en-US" w:eastAsia="zh-CN"/>
             </w:rPr>
-            <w:instrText xml:space="preserve"> HYPERLINK \l _Toc17131 </w:instrText>
+            <w:instrText xml:space="preserve"> HYPERLINK \l _Toc14385 </w:instrText>
           </w:r>
           <w:r>
             <w:rPr>
@@ -167,13 +167,13 @@
             <w:fldChar w:fldCharType="begin"/>
           </w:r>
           <w:r>
-            <w:instrText xml:space="preserve"> PAGEREF _Toc17131 \h </w:instrText>
-          </w:r>
-          <w:r>
-            <w:fldChar w:fldCharType="separate"/>
-          </w:r>
-          <w:r>
-            <w:t>1</w:t>
+            <w:instrText xml:space="preserve"> PAGEREF _Toc14385 \h </w:instrText>
+          </w:r>
+          <w:r>
+            <w:fldChar w:fldCharType="separate"/>
+          </w:r>
+          <w:r>
+            <w:t>2</w:t>
           </w:r>
           <w:r>
             <w:fldChar w:fldCharType="end"/>
@@ -205,7 +205,7 @@
               <w:rFonts w:hint="eastAsia"/>
               <w:lang w:val="en-US" w:eastAsia="zh-CN"/>
             </w:rPr>
-            <w:instrText xml:space="preserve"> HYPERLINK \l _Toc22071 </w:instrText>
+            <w:instrText xml:space="preserve"> HYPERLINK \l _Toc13966 </w:instrText>
           </w:r>
           <w:r>
             <w:rPr>
@@ -228,13 +228,13 @@
             <w:fldChar w:fldCharType="begin"/>
           </w:r>
           <w:r>
-            <w:instrText xml:space="preserve"> PAGEREF _Toc22071 \h </w:instrText>
-          </w:r>
-          <w:r>
-            <w:fldChar w:fldCharType="separate"/>
-          </w:r>
-          <w:r>
-            <w:t>2</w:t>
+            <w:instrText xml:space="preserve"> PAGEREF _Toc13966 \h </w:instrText>
+          </w:r>
+          <w:r>
+            <w:fldChar w:fldCharType="separate"/>
+          </w:r>
+          <w:r>
+            <w:t>3</w:t>
           </w:r>
           <w:r>
             <w:fldChar w:fldCharType="end"/>
@@ -266,7 +266,7 @@
               <w:rFonts w:hint="eastAsia"/>
               <w:lang w:val="en-US" w:eastAsia="zh-CN"/>
             </w:rPr>
-            <w:instrText xml:space="preserve"> HYPERLINK \l _Toc5976 </w:instrText>
+            <w:instrText xml:space="preserve"> HYPERLINK \l _Toc19320 </w:instrText>
           </w:r>
           <w:r>
             <w:rPr>
@@ -285,13 +285,13 @@
             <w:fldChar w:fldCharType="begin"/>
           </w:r>
           <w:r>
-            <w:instrText xml:space="preserve"> PAGEREF _Toc5976 \h </w:instrText>
-          </w:r>
-          <w:r>
-            <w:fldChar w:fldCharType="separate"/>
-          </w:r>
-          <w:r>
-            <w:t>2</w:t>
+            <w:instrText xml:space="preserve"> PAGEREF _Toc19320 \h </w:instrText>
+          </w:r>
+          <w:r>
+            <w:fldChar w:fldCharType="separate"/>
+          </w:r>
+          <w:r>
+            <w:t>3</w:t>
           </w:r>
           <w:r>
             <w:fldChar w:fldCharType="end"/>
@@ -323,7 +323,7 @@
               <w:rFonts w:hint="eastAsia"/>
               <w:lang w:val="en-US" w:eastAsia="zh-CN"/>
             </w:rPr>
-            <w:instrText xml:space="preserve"> HYPERLINK \l _Toc28059 </w:instrText>
+            <w:instrText xml:space="preserve"> HYPERLINK \l _Toc4332 </w:instrText>
           </w:r>
           <w:r>
             <w:rPr>
@@ -346,7 +346,7 @@
             <w:fldChar w:fldCharType="begin"/>
           </w:r>
           <w:r>
-            <w:instrText xml:space="preserve"> PAGEREF _Toc28059 \h </w:instrText>
+            <w:instrText xml:space="preserve"> PAGEREF _Toc4332 \h </w:instrText>
           </w:r>
           <w:r>
             <w:fldChar w:fldCharType="separate"/>
@@ -384,7 +384,7 @@
               <w:rFonts w:hint="eastAsia"/>
               <w:lang w:val="en-US" w:eastAsia="zh-CN"/>
             </w:rPr>
-            <w:instrText xml:space="preserve"> HYPERLINK \l _Toc15820 </w:instrText>
+            <w:instrText xml:space="preserve"> HYPERLINK \l _Toc22376 </w:instrText>
           </w:r>
           <w:r>
             <w:rPr>
@@ -403,13 +403,13 @@
             <w:fldChar w:fldCharType="begin"/>
           </w:r>
           <w:r>
-            <w:instrText xml:space="preserve"> PAGEREF _Toc15820 \h </w:instrText>
-          </w:r>
-          <w:r>
-            <w:fldChar w:fldCharType="separate"/>
-          </w:r>
-          <w:r>
-            <w:t>3</w:t>
+            <w:instrText xml:space="preserve"> PAGEREF _Toc22376 \h </w:instrText>
+          </w:r>
+          <w:r>
+            <w:fldChar w:fldCharType="separate"/>
+          </w:r>
+          <w:r>
+            <w:t>4</w:t>
           </w:r>
           <w:r>
             <w:fldChar w:fldCharType="end"/>
@@ -441,7 +441,7 @@
               <w:rFonts w:hint="eastAsia"/>
               <w:lang w:val="en-US" w:eastAsia="zh-CN"/>
             </w:rPr>
-            <w:instrText xml:space="preserve"> HYPERLINK \l _Toc13434 </w:instrText>
+            <w:instrText xml:space="preserve"> HYPERLINK \l _Toc5400 </w:instrText>
           </w:r>
           <w:r>
             <w:rPr>
@@ -460,13 +460,1438 @@
             <w:fldChar w:fldCharType="begin"/>
           </w:r>
           <w:r>
-            <w:instrText xml:space="preserve"> PAGEREF _Toc13434 \h </w:instrText>
+            <w:instrText xml:space="preserve"> PAGEREF _Toc5400 \h </w:instrText>
           </w:r>
           <w:r>
             <w:fldChar w:fldCharType="separate"/>
           </w:r>
           <w:r>
             <w:t>4</w:t>
+          </w:r>
+          <w:r>
+            <w:fldChar w:fldCharType="end"/>
+          </w:r>
+          <w:r>
+            <w:rPr>
+              <w:rFonts w:hint="eastAsia"/>
+              <w:lang w:val="en-US" w:eastAsia="zh-CN"/>
+            </w:rPr>
+            <w:fldChar w:fldCharType="end"/>
+          </w:r>
+        </w:p>
+        <w:p>
+          <w:pPr>
+            <w:pStyle w:val="5"/>
+            <w:tabs>
+              <w:tab w:val="right" w:leader="dot" w:pos="8306"/>
+            </w:tabs>
+          </w:pPr>
+          <w:r>
+            <w:rPr>
+              <w:rFonts w:hint="eastAsia"/>
+              <w:lang w:val="en-US" w:eastAsia="zh-CN"/>
+            </w:rPr>
+            <w:fldChar w:fldCharType="begin"/>
+          </w:r>
+          <w:r>
+            <w:rPr>
+              <w:rFonts w:hint="eastAsia"/>
+              <w:lang w:val="en-US" w:eastAsia="zh-CN"/>
+            </w:rPr>
+            <w:instrText xml:space="preserve"> HYPERLINK \l _Toc26511 </w:instrText>
+          </w:r>
+          <w:r>
+            <w:rPr>
+              <w:rFonts w:hint="eastAsia"/>
+              <w:lang w:val="en-US" w:eastAsia="zh-CN"/>
+            </w:rPr>
+            <w:fldChar w:fldCharType="separate"/>
+          </w:r>
+          <w:r>
+            <w:t>std::vector 性能瓶颈是什么？如何优化？</w:t>
+          </w:r>
+          <w:r>
+            <w:tab/>
+          </w:r>
+          <w:r>
+            <w:fldChar w:fldCharType="begin"/>
+          </w:r>
+          <w:r>
+            <w:instrText xml:space="preserve"> PAGEREF _Toc26511 \h </w:instrText>
+          </w:r>
+          <w:r>
+            <w:fldChar w:fldCharType="separate"/>
+          </w:r>
+          <w:r>
+            <w:t>5</w:t>
+          </w:r>
+          <w:r>
+            <w:fldChar w:fldCharType="end"/>
+          </w:r>
+          <w:r>
+            <w:rPr>
+              <w:rFonts w:hint="eastAsia"/>
+              <w:lang w:val="en-US" w:eastAsia="zh-CN"/>
+            </w:rPr>
+            <w:fldChar w:fldCharType="end"/>
+          </w:r>
+        </w:p>
+        <w:p>
+          <w:pPr>
+            <w:pStyle w:val="5"/>
+            <w:tabs>
+              <w:tab w:val="right" w:leader="dot" w:pos="8306"/>
+            </w:tabs>
+          </w:pPr>
+          <w:r>
+            <w:rPr>
+              <w:rFonts w:hint="eastAsia"/>
+              <w:lang w:val="en-US" w:eastAsia="zh-CN"/>
+            </w:rPr>
+            <w:fldChar w:fldCharType="begin"/>
+          </w:r>
+          <w:r>
+            <w:rPr>
+              <w:rFonts w:hint="eastAsia"/>
+              <w:lang w:val="en-US" w:eastAsia="zh-CN"/>
+            </w:rPr>
+            <w:instrText xml:space="preserve"> HYPERLINK \l _Toc20678 </w:instrText>
+          </w:r>
+          <w:r>
+            <w:rPr>
+              <w:rFonts w:hint="eastAsia"/>
+              <w:lang w:val="en-US" w:eastAsia="zh-CN"/>
+            </w:rPr>
+            <w:fldChar w:fldCharType="separate"/>
+          </w:r>
+          <w:r>
+            <w:t>std::list 和 std::vector 游戏场景选型？</w:t>
+          </w:r>
+          <w:r>
+            <w:tab/>
+          </w:r>
+          <w:r>
+            <w:fldChar w:fldCharType="begin"/>
+          </w:r>
+          <w:r>
+            <w:instrText xml:space="preserve"> PAGEREF _Toc20678 \h </w:instrText>
+          </w:r>
+          <w:r>
+            <w:fldChar w:fldCharType="separate"/>
+          </w:r>
+          <w:r>
+            <w:t>5</w:t>
+          </w:r>
+          <w:r>
+            <w:fldChar w:fldCharType="end"/>
+          </w:r>
+          <w:r>
+            <w:rPr>
+              <w:rFonts w:hint="eastAsia"/>
+              <w:lang w:val="en-US" w:eastAsia="zh-CN"/>
+            </w:rPr>
+            <w:fldChar w:fldCharType="end"/>
+          </w:r>
+        </w:p>
+        <w:p>
+          <w:pPr>
+            <w:pStyle w:val="5"/>
+            <w:tabs>
+              <w:tab w:val="right" w:leader="dot" w:pos="8306"/>
+            </w:tabs>
+          </w:pPr>
+          <w:r>
+            <w:rPr>
+              <w:rFonts w:hint="eastAsia"/>
+              <w:lang w:val="en-US" w:eastAsia="zh-CN"/>
+            </w:rPr>
+            <w:fldChar w:fldCharType="begin"/>
+          </w:r>
+          <w:r>
+            <w:rPr>
+              <w:rFonts w:hint="eastAsia"/>
+              <w:lang w:val="en-US" w:eastAsia="zh-CN"/>
+            </w:rPr>
+            <w:instrText xml:space="preserve"> HYPERLINK \l _Toc10686 </w:instrText>
+          </w:r>
+          <w:r>
+            <w:rPr>
+              <w:rFonts w:hint="eastAsia"/>
+              <w:lang w:val="en-US" w:eastAsia="zh-CN"/>
+            </w:rPr>
+            <w:fldChar w:fldCharType="separate"/>
+          </w:r>
+          <w:r>
+            <w:t>如何避免 STL 容器频繁扩容、拷贝带来的性能损耗？</w:t>
+          </w:r>
+          <w:r>
+            <w:tab/>
+          </w:r>
+          <w:r>
+            <w:fldChar w:fldCharType="begin"/>
+          </w:r>
+          <w:r>
+            <w:instrText xml:space="preserve"> PAGEREF _Toc10686 \h </w:instrText>
+          </w:r>
+          <w:r>
+            <w:fldChar w:fldCharType="separate"/>
+          </w:r>
+          <w:r>
+            <w:t>5</w:t>
+          </w:r>
+          <w:r>
+            <w:fldChar w:fldCharType="end"/>
+          </w:r>
+          <w:r>
+            <w:rPr>
+              <w:rFonts w:hint="eastAsia"/>
+              <w:lang w:val="en-US" w:eastAsia="zh-CN"/>
+            </w:rPr>
+            <w:fldChar w:fldCharType="end"/>
+          </w:r>
+        </w:p>
+        <w:p>
+          <w:pPr>
+            <w:pStyle w:val="5"/>
+            <w:tabs>
+              <w:tab w:val="right" w:leader="dot" w:pos="8306"/>
+            </w:tabs>
+          </w:pPr>
+          <w:r>
+            <w:rPr>
+              <w:rFonts w:hint="eastAsia"/>
+              <w:lang w:val="en-US" w:eastAsia="zh-CN"/>
+            </w:rPr>
+            <w:fldChar w:fldCharType="begin"/>
+          </w:r>
+          <w:r>
+            <w:rPr>
+              <w:rFonts w:hint="eastAsia"/>
+              <w:lang w:val="en-US" w:eastAsia="zh-CN"/>
+            </w:rPr>
+            <w:instrText xml:space="preserve"> HYPERLINK \l _Toc32169 </w:instrText>
+          </w:r>
+          <w:r>
+            <w:rPr>
+              <w:rFonts w:hint="eastAsia"/>
+              <w:lang w:val="en-US" w:eastAsia="zh-CN"/>
+            </w:rPr>
+            <w:fldChar w:fldCharType="separate"/>
+          </w:r>
+          <w:r>
+            <w:t>TCP 长连接优势 + 游戏适用场景</w:t>
+          </w:r>
+          <w:r>
+            <w:tab/>
+          </w:r>
+          <w:r>
+            <w:fldChar w:fldCharType="begin"/>
+          </w:r>
+          <w:r>
+            <w:instrText xml:space="preserve"> PAGEREF _Toc32169 \h </w:instrText>
+          </w:r>
+          <w:r>
+            <w:fldChar w:fldCharType="separate"/>
+          </w:r>
+          <w:r>
+            <w:t>6</w:t>
+          </w:r>
+          <w:r>
+            <w:fldChar w:fldCharType="end"/>
+          </w:r>
+          <w:r>
+            <w:rPr>
+              <w:rFonts w:hint="eastAsia"/>
+              <w:lang w:val="en-US" w:eastAsia="zh-CN"/>
+            </w:rPr>
+            <w:fldChar w:fldCharType="end"/>
+          </w:r>
+        </w:p>
+        <w:p>
+          <w:pPr>
+            <w:pStyle w:val="5"/>
+            <w:tabs>
+              <w:tab w:val="right" w:leader="dot" w:pos="8306"/>
+            </w:tabs>
+          </w:pPr>
+          <w:r>
+            <w:rPr>
+              <w:rFonts w:hint="eastAsia"/>
+              <w:lang w:val="en-US" w:eastAsia="zh-CN"/>
+            </w:rPr>
+            <w:fldChar w:fldCharType="begin"/>
+          </w:r>
+          <w:r>
+            <w:rPr>
+              <w:rFonts w:hint="eastAsia"/>
+              <w:lang w:val="en-US" w:eastAsia="zh-CN"/>
+            </w:rPr>
+            <w:instrText xml:space="preserve"> HYPERLINK \l _Toc20324 </w:instrText>
+          </w:r>
+          <w:r>
+            <w:rPr>
+              <w:rFonts w:hint="eastAsia"/>
+              <w:lang w:val="en-US" w:eastAsia="zh-CN"/>
+            </w:rPr>
+            <w:fldChar w:fldCharType="separate"/>
+          </w:r>
+          <w:r>
+            <w:t>TCP 粘包 / 拆包原因 + 游戏标准解决方案</w:t>
+          </w:r>
+          <w:r>
+            <w:tab/>
+          </w:r>
+          <w:r>
+            <w:fldChar w:fldCharType="begin"/>
+          </w:r>
+          <w:r>
+            <w:instrText xml:space="preserve"> PAGEREF _Toc20324 \h </w:instrText>
+          </w:r>
+          <w:r>
+            <w:fldChar w:fldCharType="separate"/>
+          </w:r>
+          <w:r>
+            <w:t>6</w:t>
+          </w:r>
+          <w:r>
+            <w:fldChar w:fldCharType="end"/>
+          </w:r>
+          <w:r>
+            <w:rPr>
+              <w:rFonts w:hint="eastAsia"/>
+              <w:lang w:val="en-US" w:eastAsia="zh-CN"/>
+            </w:rPr>
+            <w:fldChar w:fldCharType="end"/>
+          </w:r>
+        </w:p>
+        <w:p>
+          <w:pPr>
+            <w:pStyle w:val="5"/>
+            <w:tabs>
+              <w:tab w:val="right" w:leader="dot" w:pos="8306"/>
+            </w:tabs>
+          </w:pPr>
+          <w:r>
+            <w:rPr>
+              <w:rFonts w:hint="eastAsia"/>
+              <w:lang w:val="en-US" w:eastAsia="zh-CN"/>
+            </w:rPr>
+            <w:fldChar w:fldCharType="begin"/>
+          </w:r>
+          <w:r>
+            <w:rPr>
+              <w:rFonts w:hint="eastAsia"/>
+              <w:lang w:val="en-US" w:eastAsia="zh-CN"/>
+            </w:rPr>
+            <w:instrText xml:space="preserve"> HYPERLINK \l _Toc29683 </w:instrText>
+          </w:r>
+          <w:r>
+            <w:rPr>
+              <w:rFonts w:hint="eastAsia"/>
+              <w:lang w:val="en-US" w:eastAsia="zh-CN"/>
+            </w:rPr>
+            <w:fldChar w:fldCharType="separate"/>
+          </w:r>
+          <w:r>
+            <w:t>IO 多路复用 + select/poll/epoll 区别</w:t>
+          </w:r>
+          <w:r>
+            <w:tab/>
+          </w:r>
+          <w:r>
+            <w:fldChar w:fldCharType="begin"/>
+          </w:r>
+          <w:r>
+            <w:instrText xml:space="preserve"> PAGEREF _Toc29683 \h </w:instrText>
+          </w:r>
+          <w:r>
+            <w:fldChar w:fldCharType="separate"/>
+          </w:r>
+          <w:r>
+            <w:t>6</w:t>
+          </w:r>
+          <w:r>
+            <w:fldChar w:fldCharType="end"/>
+          </w:r>
+          <w:r>
+            <w:rPr>
+              <w:rFonts w:hint="eastAsia"/>
+              <w:lang w:val="en-US" w:eastAsia="zh-CN"/>
+            </w:rPr>
+            <w:fldChar w:fldCharType="end"/>
+          </w:r>
+        </w:p>
+        <w:p>
+          <w:pPr>
+            <w:pStyle w:val="5"/>
+            <w:tabs>
+              <w:tab w:val="right" w:leader="dot" w:pos="8306"/>
+            </w:tabs>
+          </w:pPr>
+          <w:r>
+            <w:rPr>
+              <w:rFonts w:hint="eastAsia"/>
+              <w:lang w:val="en-US" w:eastAsia="zh-CN"/>
+            </w:rPr>
+            <w:fldChar w:fldCharType="begin"/>
+          </w:r>
+          <w:r>
+            <w:rPr>
+              <w:rFonts w:hint="eastAsia"/>
+              <w:lang w:val="en-US" w:eastAsia="zh-CN"/>
+            </w:rPr>
+            <w:instrText xml:space="preserve"> HYPERLINK \l _Toc29303 </w:instrText>
+          </w:r>
+          <w:r>
+            <w:rPr>
+              <w:rFonts w:hint="eastAsia"/>
+              <w:lang w:val="en-US" w:eastAsia="zh-CN"/>
+            </w:rPr>
+            <w:fldChar w:fldCharType="separate"/>
+          </w:r>
+          <w:r>
+            <w:t>Boost.Asio 异步核心原理 + 游戏优势</w:t>
+          </w:r>
+          <w:r>
+            <w:tab/>
+          </w:r>
+          <w:r>
+            <w:fldChar w:fldCharType="begin"/>
+          </w:r>
+          <w:r>
+            <w:instrText xml:space="preserve"> PAGEREF _Toc29303 \h </w:instrText>
+          </w:r>
+          <w:r>
+            <w:fldChar w:fldCharType="separate"/>
+          </w:r>
+          <w:r>
+            <w:t>7</w:t>
+          </w:r>
+          <w:r>
+            <w:fldChar w:fldCharType="end"/>
+          </w:r>
+          <w:r>
+            <w:rPr>
+              <w:rFonts w:hint="eastAsia"/>
+              <w:lang w:val="en-US" w:eastAsia="zh-CN"/>
+            </w:rPr>
+            <w:fldChar w:fldCharType="end"/>
+          </w:r>
+        </w:p>
+        <w:p>
+          <w:pPr>
+            <w:pStyle w:val="5"/>
+            <w:tabs>
+              <w:tab w:val="right" w:leader="dot" w:pos="8306"/>
+            </w:tabs>
+          </w:pPr>
+          <w:r>
+            <w:rPr>
+              <w:rFonts w:hint="eastAsia"/>
+              <w:lang w:val="en-US" w:eastAsia="zh-CN"/>
+            </w:rPr>
+            <w:fldChar w:fldCharType="begin"/>
+          </w:r>
+          <w:r>
+            <w:rPr>
+              <w:rFonts w:hint="eastAsia"/>
+              <w:lang w:val="en-US" w:eastAsia="zh-CN"/>
+            </w:rPr>
+            <w:instrText xml:space="preserve"> HYPERLINK \l _Toc17928 </w:instrText>
+          </w:r>
+          <w:r>
+            <w:rPr>
+              <w:rFonts w:hint="eastAsia"/>
+              <w:lang w:val="en-US" w:eastAsia="zh-CN"/>
+            </w:rPr>
+            <w:fldChar w:fldCharType="separate"/>
+          </w:r>
+          <w:r>
+            <w:t>游戏业务中为什么要做 MySQL 主从复制？主从复制的核心原理是什么？游戏里常见的主从架构使用场景有哪些？</w:t>
+          </w:r>
+          <w:r>
+            <w:tab/>
+          </w:r>
+          <w:r>
+            <w:fldChar w:fldCharType="begin"/>
+          </w:r>
+          <w:r>
+            <w:instrText xml:space="preserve"> PAGEREF _Toc17928 \h </w:instrText>
+          </w:r>
+          <w:r>
+            <w:fldChar w:fldCharType="separate"/>
+          </w:r>
+          <w:r>
+            <w:t>7</w:t>
+          </w:r>
+          <w:r>
+            <w:fldChar w:fldCharType="end"/>
+          </w:r>
+          <w:r>
+            <w:rPr>
+              <w:rFonts w:hint="eastAsia"/>
+              <w:lang w:val="en-US" w:eastAsia="zh-CN"/>
+            </w:rPr>
+            <w:fldChar w:fldCharType="end"/>
+          </w:r>
+        </w:p>
+        <w:p>
+          <w:pPr>
+            <w:pStyle w:val="5"/>
+            <w:tabs>
+              <w:tab w:val="right" w:leader="dot" w:pos="8306"/>
+            </w:tabs>
+          </w:pPr>
+          <w:r>
+            <w:rPr>
+              <w:rFonts w:hint="eastAsia"/>
+              <w:lang w:val="en-US" w:eastAsia="zh-CN"/>
+            </w:rPr>
+            <w:fldChar w:fldCharType="begin"/>
+          </w:r>
+          <w:r>
+            <w:rPr>
+              <w:rFonts w:hint="eastAsia"/>
+              <w:lang w:val="en-US" w:eastAsia="zh-CN"/>
+            </w:rPr>
+            <w:instrText xml:space="preserve"> HYPERLINK \l _Toc25327 </w:instrText>
+          </w:r>
+          <w:r>
+            <w:rPr>
+              <w:rFonts w:hint="eastAsia"/>
+              <w:lang w:val="en-US" w:eastAsia="zh-CN"/>
+            </w:rPr>
+            <w:fldChar w:fldCharType="separate"/>
+          </w:r>
+          <w:r>
+            <w:t>游戏中主从延迟会导致什么问题？如何优化主从延迟？（举例：玩家充值后立即查询不到到账）</w:t>
+          </w:r>
+          <w:r>
+            <w:tab/>
+          </w:r>
+          <w:r>
+            <w:fldChar w:fldCharType="begin"/>
+          </w:r>
+          <w:r>
+            <w:instrText xml:space="preserve"> PAGEREF _Toc25327 \h </w:instrText>
+          </w:r>
+          <w:r>
+            <w:fldChar w:fldCharType="separate"/>
+          </w:r>
+          <w:r>
+            <w:t>8</w:t>
+          </w:r>
+          <w:r>
+            <w:fldChar w:fldCharType="end"/>
+          </w:r>
+          <w:r>
+            <w:rPr>
+              <w:rFonts w:hint="eastAsia"/>
+              <w:lang w:val="en-US" w:eastAsia="zh-CN"/>
+            </w:rPr>
+            <w:fldChar w:fldCharType="end"/>
+          </w:r>
+        </w:p>
+        <w:p>
+          <w:pPr>
+            <w:pStyle w:val="5"/>
+            <w:tabs>
+              <w:tab w:val="right" w:leader="dot" w:pos="8306"/>
+            </w:tabs>
+          </w:pPr>
+          <w:r>
+            <w:rPr>
+              <w:rFonts w:hint="eastAsia"/>
+              <w:lang w:val="en-US" w:eastAsia="zh-CN"/>
+            </w:rPr>
+            <w:fldChar w:fldCharType="begin"/>
+          </w:r>
+          <w:r>
+            <w:rPr>
+              <w:rFonts w:hint="eastAsia"/>
+              <w:lang w:val="en-US" w:eastAsia="zh-CN"/>
+            </w:rPr>
+            <w:instrText xml:space="preserve"> HYPERLINK \l _Toc30362 </w:instrText>
+          </w:r>
+          <w:r>
+            <w:rPr>
+              <w:rFonts w:hint="eastAsia"/>
+              <w:lang w:val="en-US" w:eastAsia="zh-CN"/>
+            </w:rPr>
+            <w:fldChar w:fldCharType="separate"/>
+          </w:r>
+          <w:r>
+            <w:t>游戏开发中，慢 SQL 会导致服务器卡顿、玩家掉线，你常用的 SQL 优化手段有哪些？请结合游戏表结构举例。</w:t>
+          </w:r>
+          <w:r>
+            <w:tab/>
+          </w:r>
+          <w:r>
+            <w:fldChar w:fldCharType="begin"/>
+          </w:r>
+          <w:r>
+            <w:instrText xml:space="preserve"> PAGEREF _Toc30362 \h </w:instrText>
+          </w:r>
+          <w:r>
+            <w:fldChar w:fldCharType="separate"/>
+          </w:r>
+          <w:r>
+            <w:t>9</w:t>
+          </w:r>
+          <w:r>
+            <w:fldChar w:fldCharType="end"/>
+          </w:r>
+          <w:r>
+            <w:rPr>
+              <w:rFonts w:hint="eastAsia"/>
+              <w:lang w:val="en-US" w:eastAsia="zh-CN"/>
+            </w:rPr>
+            <w:fldChar w:fldCharType="end"/>
+          </w:r>
+        </w:p>
+        <w:p>
+          <w:pPr>
+            <w:pStyle w:val="5"/>
+            <w:tabs>
+              <w:tab w:val="right" w:leader="dot" w:pos="8306"/>
+            </w:tabs>
+          </w:pPr>
+          <w:r>
+            <w:rPr>
+              <w:rFonts w:hint="eastAsia"/>
+              <w:lang w:val="en-US" w:eastAsia="zh-CN"/>
+            </w:rPr>
+            <w:fldChar w:fldCharType="begin"/>
+          </w:r>
+          <w:r>
+            <w:rPr>
+              <w:rFonts w:hint="eastAsia"/>
+              <w:lang w:val="en-US" w:eastAsia="zh-CN"/>
+            </w:rPr>
+            <w:instrText xml:space="preserve"> HYPERLINK \l _Toc10471 </w:instrText>
+          </w:r>
+          <w:r>
+            <w:rPr>
+              <w:rFonts w:hint="eastAsia"/>
+              <w:lang w:val="en-US" w:eastAsia="zh-CN"/>
+            </w:rPr>
+            <w:fldChar w:fldCharType="separate"/>
+          </w:r>
+          <w:r>
+            <w:t>游戏开发中为什么要用 Redis 集群？Redis 集群的核心原理（分片、高可用）是什么？适合游戏的哪些业务场景？</w:t>
+          </w:r>
+          <w:r>
+            <w:tab/>
+          </w:r>
+          <w:r>
+            <w:fldChar w:fldCharType="begin"/>
+          </w:r>
+          <w:r>
+            <w:instrText xml:space="preserve"> PAGEREF _Toc10471 \h </w:instrText>
+          </w:r>
+          <w:r>
+            <w:fldChar w:fldCharType="separate"/>
+          </w:r>
+          <w:r>
+            <w:t>11</w:t>
+          </w:r>
+          <w:r>
+            <w:fldChar w:fldCharType="end"/>
+          </w:r>
+          <w:r>
+            <w:rPr>
+              <w:rFonts w:hint="eastAsia"/>
+              <w:lang w:val="en-US" w:eastAsia="zh-CN"/>
+            </w:rPr>
+            <w:fldChar w:fldCharType="end"/>
+          </w:r>
+        </w:p>
+        <w:p>
+          <w:pPr>
+            <w:pStyle w:val="5"/>
+            <w:tabs>
+              <w:tab w:val="right" w:leader="dot" w:pos="8306"/>
+            </w:tabs>
+          </w:pPr>
+          <w:r>
+            <w:rPr>
+              <w:rFonts w:hint="eastAsia"/>
+              <w:lang w:val="en-US" w:eastAsia="zh-CN"/>
+            </w:rPr>
+            <w:fldChar w:fldCharType="begin"/>
+          </w:r>
+          <w:r>
+            <w:rPr>
+              <w:rFonts w:hint="eastAsia"/>
+              <w:lang w:val="en-US" w:eastAsia="zh-CN"/>
+            </w:rPr>
+            <w:instrText xml:space="preserve"> HYPERLINK \l _Toc1219 </w:instrText>
+          </w:r>
+          <w:r>
+            <w:rPr>
+              <w:rFonts w:hint="eastAsia"/>
+              <w:lang w:val="en-US" w:eastAsia="zh-CN"/>
+            </w:rPr>
+            <w:fldChar w:fldCharType="separate"/>
+          </w:r>
+          <w:r>
+            <w:t>游戏中 Redis 缓存穿透、击穿、雪崩会导致什么后果？如何解决？</w:t>
+          </w:r>
+          <w:r>
+            <w:tab/>
+          </w:r>
+          <w:r>
+            <w:fldChar w:fldCharType="begin"/>
+          </w:r>
+          <w:r>
+            <w:instrText xml:space="preserve"> PAGEREF _Toc1219 \h </w:instrText>
+          </w:r>
+          <w:r>
+            <w:fldChar w:fldCharType="separate"/>
+          </w:r>
+          <w:r>
+            <w:t>12</w:t>
+          </w:r>
+          <w:r>
+            <w:fldChar w:fldCharType="end"/>
+          </w:r>
+          <w:r>
+            <w:rPr>
+              <w:rFonts w:hint="eastAsia"/>
+              <w:lang w:val="en-US" w:eastAsia="zh-CN"/>
+            </w:rPr>
+            <w:fldChar w:fldCharType="end"/>
+          </w:r>
+        </w:p>
+        <w:p>
+          <w:pPr>
+            <w:pStyle w:val="5"/>
+            <w:tabs>
+              <w:tab w:val="right" w:leader="dot" w:pos="8306"/>
+            </w:tabs>
+          </w:pPr>
+          <w:r>
+            <w:rPr>
+              <w:rFonts w:hint="eastAsia"/>
+              <w:lang w:val="en-US" w:eastAsia="zh-CN"/>
+            </w:rPr>
+            <w:fldChar w:fldCharType="begin"/>
+          </w:r>
+          <w:r>
+            <w:rPr>
+              <w:rFonts w:hint="eastAsia"/>
+              <w:lang w:val="en-US" w:eastAsia="zh-CN"/>
+            </w:rPr>
+            <w:instrText xml:space="preserve"> HYPERLINK \l _Toc10453 </w:instrText>
+          </w:r>
+          <w:r>
+            <w:rPr>
+              <w:rFonts w:hint="eastAsia"/>
+              <w:lang w:val="en-US" w:eastAsia="zh-CN"/>
+            </w:rPr>
+            <w:fldChar w:fldCharType="separate"/>
+          </w:r>
+          <w:r>
+            <w:t>Redis 和 Memcached 在游戏开发中如何选型？Memcached 分布式缓存的落地方式是什么？适合游戏哪些场景？</w:t>
+          </w:r>
+          <w:r>
+            <w:tab/>
+          </w:r>
+          <w:r>
+            <w:fldChar w:fldCharType="begin"/>
+          </w:r>
+          <w:r>
+            <w:instrText xml:space="preserve"> PAGEREF _Toc10453 \h </w:instrText>
+          </w:r>
+          <w:r>
+            <w:fldChar w:fldCharType="separate"/>
+          </w:r>
+          <w:r>
+            <w:t>13</w:t>
+          </w:r>
+          <w:r>
+            <w:fldChar w:fldCharType="end"/>
+          </w:r>
+          <w:r>
+            <w:rPr>
+              <w:rFonts w:hint="eastAsia"/>
+              <w:lang w:val="en-US" w:eastAsia="zh-CN"/>
+            </w:rPr>
+            <w:fldChar w:fldCharType="end"/>
+          </w:r>
+        </w:p>
+        <w:p>
+          <w:pPr>
+            <w:pStyle w:val="5"/>
+            <w:tabs>
+              <w:tab w:val="right" w:leader="dot" w:pos="8306"/>
+            </w:tabs>
+          </w:pPr>
+          <w:r>
+            <w:rPr>
+              <w:rFonts w:hint="eastAsia"/>
+              <w:lang w:val="en-US" w:eastAsia="zh-CN"/>
+            </w:rPr>
+            <w:fldChar w:fldCharType="begin"/>
+          </w:r>
+          <w:r>
+            <w:rPr>
+              <w:rFonts w:hint="eastAsia"/>
+              <w:lang w:val="en-US" w:eastAsia="zh-CN"/>
+            </w:rPr>
+            <w:instrText xml:space="preserve"> HYPERLINK \l _Toc9693 </w:instrText>
+          </w:r>
+          <w:r>
+            <w:rPr>
+              <w:rFonts w:hint="eastAsia"/>
+              <w:lang w:val="en-US" w:eastAsia="zh-CN"/>
+            </w:rPr>
+            <w:fldChar w:fldCharType="separate"/>
+          </w:r>
+          <w:r>
+            <w:t>游戏客户端 / 服务器崩溃产生 CoreDump，你拿到 dump 文件后的标准排查流程是什么</w:t>
+          </w:r>
+          <w:r>
+            <w:tab/>
+          </w:r>
+          <w:r>
+            <w:fldChar w:fldCharType="begin"/>
+          </w:r>
+          <w:r>
+            <w:instrText xml:space="preserve"> PAGEREF _Toc9693 \h </w:instrText>
+          </w:r>
+          <w:r>
+            <w:fldChar w:fldCharType="separate"/>
+          </w:r>
+          <w:r>
+            <w:t>14</w:t>
+          </w:r>
+          <w:r>
+            <w:fldChar w:fldCharType="end"/>
+          </w:r>
+          <w:r>
+            <w:rPr>
+              <w:rFonts w:hint="eastAsia"/>
+              <w:lang w:val="en-US" w:eastAsia="zh-CN"/>
+            </w:rPr>
+            <w:fldChar w:fldCharType="end"/>
+          </w:r>
+        </w:p>
+        <w:p>
+          <w:pPr>
+            <w:pStyle w:val="5"/>
+            <w:tabs>
+              <w:tab w:val="right" w:leader="dot" w:pos="8306"/>
+            </w:tabs>
+          </w:pPr>
+          <w:r>
+            <w:rPr>
+              <w:rFonts w:hint="eastAsia"/>
+              <w:lang w:val="en-US" w:eastAsia="zh-CN"/>
+            </w:rPr>
+            <w:fldChar w:fldCharType="begin"/>
+          </w:r>
+          <w:r>
+            <w:rPr>
+              <w:rFonts w:hint="eastAsia"/>
+              <w:lang w:val="en-US" w:eastAsia="zh-CN"/>
+            </w:rPr>
+            <w:instrText xml:space="preserve"> HYPERLINK \l _Toc637 </w:instrText>
+          </w:r>
+          <w:r>
+            <w:rPr>
+              <w:rFonts w:hint="eastAsia"/>
+              <w:lang w:val="en-US" w:eastAsia="zh-CN"/>
+            </w:rPr>
+            <w:fldChar w:fldCharType="separate"/>
+          </w:r>
+          <w:r>
+            <w:t>游戏中常见的导致 CoreDump 的 C++ 问题有哪些？如何通过 dump 快速定位根因？</w:t>
+          </w:r>
+          <w:r>
+            <w:tab/>
+          </w:r>
+          <w:r>
+            <w:fldChar w:fldCharType="begin"/>
+          </w:r>
+          <w:r>
+            <w:instrText xml:space="preserve"> PAGEREF _Toc637 \h </w:instrText>
+          </w:r>
+          <w:r>
+            <w:fldChar w:fldCharType="separate"/>
+          </w:r>
+          <w:r>
+            <w:t>14</w:t>
+          </w:r>
+          <w:r>
+            <w:fldChar w:fldCharType="end"/>
+          </w:r>
+          <w:r>
+            <w:rPr>
+              <w:rFonts w:hint="eastAsia"/>
+              <w:lang w:val="en-US" w:eastAsia="zh-CN"/>
+            </w:rPr>
+            <w:fldChar w:fldCharType="end"/>
+          </w:r>
+        </w:p>
+        <w:p>
+          <w:pPr>
+            <w:pStyle w:val="5"/>
+            <w:tabs>
+              <w:tab w:val="right" w:leader="dot" w:pos="8306"/>
+            </w:tabs>
+          </w:pPr>
+          <w:r>
+            <w:rPr>
+              <w:rFonts w:hint="eastAsia"/>
+              <w:lang w:val="en-US" w:eastAsia="zh-CN"/>
+            </w:rPr>
+            <w:fldChar w:fldCharType="begin"/>
+          </w:r>
+          <w:r>
+            <w:rPr>
+              <w:rFonts w:hint="eastAsia"/>
+              <w:lang w:val="en-US" w:eastAsia="zh-CN"/>
+            </w:rPr>
+            <w:instrText xml:space="preserve"> HYPERLINK \l _Toc804 </w:instrText>
+          </w:r>
+          <w:r>
+            <w:rPr>
+              <w:rFonts w:hint="eastAsia"/>
+              <w:lang w:val="en-US" w:eastAsia="zh-CN"/>
+            </w:rPr>
+            <w:fldChar w:fldCharType="separate"/>
+          </w:r>
+          <w:r>
+            <w:t>底层代码崩溃排查思路</w:t>
+          </w:r>
+          <w:r>
+            <w:tab/>
+          </w:r>
+          <w:r>
+            <w:fldChar w:fldCharType="begin"/>
+          </w:r>
+          <w:r>
+            <w:instrText xml:space="preserve"> PAGEREF _Toc804 \h </w:instrText>
+          </w:r>
+          <w:r>
+            <w:fldChar w:fldCharType="separate"/>
+          </w:r>
+          <w:r>
+            <w:t>15</w:t>
+          </w:r>
+          <w:r>
+            <w:fldChar w:fldCharType="end"/>
+          </w:r>
+          <w:r>
+            <w:rPr>
+              <w:rFonts w:hint="eastAsia"/>
+              <w:lang w:val="en-US" w:eastAsia="zh-CN"/>
+            </w:rPr>
+            <w:fldChar w:fldCharType="end"/>
+          </w:r>
+        </w:p>
+        <w:p>
+          <w:pPr>
+            <w:pStyle w:val="5"/>
+            <w:tabs>
+              <w:tab w:val="right" w:leader="dot" w:pos="8306"/>
+            </w:tabs>
+          </w:pPr>
+          <w:r>
+            <w:rPr>
+              <w:rFonts w:hint="eastAsia"/>
+              <w:lang w:val="en-US" w:eastAsia="zh-CN"/>
+            </w:rPr>
+            <w:fldChar w:fldCharType="begin"/>
+          </w:r>
+          <w:r>
+            <w:rPr>
+              <w:rFonts w:hint="eastAsia"/>
+              <w:lang w:val="en-US" w:eastAsia="zh-CN"/>
+            </w:rPr>
+            <w:instrText xml:space="preserve"> HYPERLINK \l _Toc18572 </w:instrText>
+          </w:r>
+          <w:r>
+            <w:rPr>
+              <w:rFonts w:hint="eastAsia"/>
+              <w:lang w:val="en-US" w:eastAsia="zh-CN"/>
+            </w:rPr>
+            <w:fldChar w:fldCharType="separate"/>
+          </w:r>
+          <w:r>
+            <w:t>游戏服务器长期运行，内存持续上涨不回落，你的排查工具和流程是什么？</w:t>
+          </w:r>
+          <w:r>
+            <w:tab/>
+          </w:r>
+          <w:r>
+            <w:fldChar w:fldCharType="begin"/>
+          </w:r>
+          <w:r>
+            <w:instrText xml:space="preserve"> PAGEREF _Toc18572 \h </w:instrText>
+          </w:r>
+          <w:r>
+            <w:fldChar w:fldCharType="separate"/>
+          </w:r>
+          <w:r>
+            <w:t>15</w:t>
+          </w:r>
+          <w:r>
+            <w:fldChar w:fldCharType="end"/>
+          </w:r>
+          <w:r>
+            <w:rPr>
+              <w:rFonts w:hint="eastAsia"/>
+              <w:lang w:val="en-US" w:eastAsia="zh-CN"/>
+            </w:rPr>
+            <w:fldChar w:fldCharType="end"/>
+          </w:r>
+        </w:p>
+        <w:p>
+          <w:pPr>
+            <w:pStyle w:val="5"/>
+            <w:tabs>
+              <w:tab w:val="right" w:leader="dot" w:pos="8306"/>
+            </w:tabs>
+          </w:pPr>
+          <w:r>
+            <w:rPr>
+              <w:rFonts w:hint="eastAsia"/>
+              <w:lang w:val="en-US" w:eastAsia="zh-CN"/>
+            </w:rPr>
+            <w:fldChar w:fldCharType="begin"/>
+          </w:r>
+          <w:r>
+            <w:rPr>
+              <w:rFonts w:hint="eastAsia"/>
+              <w:lang w:val="en-US" w:eastAsia="zh-CN"/>
+            </w:rPr>
+            <w:instrText xml:space="preserve"> HYPERLINK \l _Toc16745 </w:instrText>
+          </w:r>
+          <w:r>
+            <w:rPr>
+              <w:rFonts w:hint="eastAsia"/>
+              <w:lang w:val="en-US" w:eastAsia="zh-CN"/>
+            </w:rPr>
+            <w:fldChar w:fldCharType="separate"/>
+          </w:r>
+          <w:r>
+            <w:t>C++ 游戏开发中，智能指针 (shared_ptr) 导致的内存泄漏如何定位和解决</w:t>
+          </w:r>
+          <w:r>
+            <w:tab/>
+          </w:r>
+          <w:r>
+            <w:fldChar w:fldCharType="begin"/>
+          </w:r>
+          <w:r>
+            <w:instrText xml:space="preserve"> PAGEREF _Toc16745 \h </w:instrText>
+          </w:r>
+          <w:r>
+            <w:fldChar w:fldCharType="separate"/>
+          </w:r>
+          <w:r>
+            <w:t>15</w:t>
+          </w:r>
+          <w:r>
+            <w:fldChar w:fldCharType="end"/>
+          </w:r>
+          <w:r>
+            <w:rPr>
+              <w:rFonts w:hint="eastAsia"/>
+              <w:lang w:val="en-US" w:eastAsia="zh-CN"/>
+            </w:rPr>
+            <w:fldChar w:fldCharType="end"/>
+          </w:r>
+        </w:p>
+        <w:p>
+          <w:pPr>
+            <w:pStyle w:val="5"/>
+            <w:tabs>
+              <w:tab w:val="right" w:leader="dot" w:pos="8306"/>
+            </w:tabs>
+          </w:pPr>
+          <w:r>
+            <w:rPr>
+              <w:rFonts w:hint="eastAsia"/>
+              <w:lang w:val="en-US" w:eastAsia="zh-CN"/>
+            </w:rPr>
+            <w:fldChar w:fldCharType="begin"/>
+          </w:r>
+          <w:r>
+            <w:rPr>
+              <w:rFonts w:hint="eastAsia"/>
+              <w:lang w:val="en-US" w:eastAsia="zh-CN"/>
+            </w:rPr>
+            <w:instrText xml:space="preserve"> HYPERLINK \l _Toc24064 </w:instrText>
+          </w:r>
+          <w:r>
+            <w:rPr>
+              <w:rFonts w:hint="eastAsia"/>
+              <w:lang w:val="en-US" w:eastAsia="zh-CN"/>
+            </w:rPr>
+            <w:fldChar w:fldCharType="separate"/>
+          </w:r>
+          <w:r>
+            <w:t>客户端游戏（如 Unity/C++ 引擎）的纹理 / 模型资源泄漏，和代码内存泄漏有什么区别？如何排查？</w:t>
+          </w:r>
+          <w:r>
+            <w:tab/>
+          </w:r>
+          <w:r>
+            <w:fldChar w:fldCharType="begin"/>
+          </w:r>
+          <w:r>
+            <w:instrText xml:space="preserve"> PAGEREF _Toc24064 \h </w:instrText>
+          </w:r>
+          <w:r>
+            <w:fldChar w:fldCharType="separate"/>
+          </w:r>
+          <w:r>
+            <w:t>16</w:t>
+          </w:r>
+          <w:r>
+            <w:fldChar w:fldCharType="end"/>
+          </w:r>
+          <w:r>
+            <w:rPr>
+              <w:rFonts w:hint="eastAsia"/>
+              <w:lang w:val="en-US" w:eastAsia="zh-CN"/>
+            </w:rPr>
+            <w:fldChar w:fldCharType="end"/>
+          </w:r>
+        </w:p>
+        <w:p>
+          <w:pPr>
+            <w:pStyle w:val="5"/>
+            <w:tabs>
+              <w:tab w:val="right" w:leader="dot" w:pos="8306"/>
+            </w:tabs>
+          </w:pPr>
+          <w:r>
+            <w:rPr>
+              <w:rFonts w:hint="eastAsia"/>
+              <w:lang w:val="en-US" w:eastAsia="zh-CN"/>
+            </w:rPr>
+            <w:fldChar w:fldCharType="begin"/>
+          </w:r>
+          <w:r>
+            <w:rPr>
+              <w:rFonts w:hint="eastAsia"/>
+              <w:lang w:val="en-US" w:eastAsia="zh-CN"/>
+            </w:rPr>
+            <w:instrText xml:space="preserve"> HYPERLINK \l _Toc2913 </w:instrText>
+          </w:r>
+          <w:r>
+            <w:rPr>
+              <w:rFonts w:hint="eastAsia"/>
+              <w:lang w:val="en-US" w:eastAsia="zh-CN"/>
+            </w:rPr>
+            <w:fldChar w:fldCharType="separate"/>
+          </w:r>
+          <w:r>
+            <w:t>游戏多线程服务端出现请求无响应、线程阻塞，你如何快速判断是死锁？排查步骤是什么？</w:t>
+          </w:r>
+          <w:r>
+            <w:tab/>
+          </w:r>
+          <w:r>
+            <w:fldChar w:fldCharType="begin"/>
+          </w:r>
+          <w:r>
+            <w:instrText xml:space="preserve"> PAGEREF _Toc2913 \h </w:instrText>
+          </w:r>
+          <w:r>
+            <w:fldChar w:fldCharType="separate"/>
+          </w:r>
+          <w:r>
+            <w:t>16</w:t>
+          </w:r>
+          <w:r>
+            <w:fldChar w:fldCharType="end"/>
+          </w:r>
+          <w:r>
+            <w:rPr>
+              <w:rFonts w:hint="eastAsia"/>
+              <w:lang w:val="en-US" w:eastAsia="zh-CN"/>
+            </w:rPr>
+            <w:fldChar w:fldCharType="end"/>
+          </w:r>
+        </w:p>
+        <w:p>
+          <w:pPr>
+            <w:pStyle w:val="5"/>
+            <w:tabs>
+              <w:tab w:val="right" w:leader="dot" w:pos="8306"/>
+            </w:tabs>
+          </w:pPr>
+          <w:r>
+            <w:rPr>
+              <w:rFonts w:hint="eastAsia"/>
+              <w:lang w:val="en-US" w:eastAsia="zh-CN"/>
+            </w:rPr>
+            <w:fldChar w:fldCharType="begin"/>
+          </w:r>
+          <w:r>
+            <w:rPr>
+              <w:rFonts w:hint="eastAsia"/>
+              <w:lang w:val="en-US" w:eastAsia="zh-CN"/>
+            </w:rPr>
+            <w:instrText xml:space="preserve"> HYPERLINK \l _Toc28608 </w:instrText>
+          </w:r>
+          <w:r>
+            <w:rPr>
+              <w:rFonts w:hint="eastAsia"/>
+              <w:lang w:val="en-US" w:eastAsia="zh-CN"/>
+            </w:rPr>
+            <w:fldChar w:fldCharType="separate"/>
+          </w:r>
+          <w:r>
+            <w:t>C++ 中std::mutex死锁的核心原因有哪些？游戏开发中如何避免？</w:t>
+          </w:r>
+          <w:r>
+            <w:tab/>
+          </w:r>
+          <w:r>
+            <w:fldChar w:fldCharType="begin"/>
+          </w:r>
+          <w:r>
+            <w:instrText xml:space="preserve"> PAGEREF _Toc28608 \h </w:instrText>
+          </w:r>
+          <w:r>
+            <w:fldChar w:fldCharType="separate"/>
+          </w:r>
+          <w:r>
+            <w:t>17</w:t>
+          </w:r>
+          <w:r>
+            <w:fldChar w:fldCharType="end"/>
+          </w:r>
+          <w:r>
+            <w:rPr>
+              <w:rFonts w:hint="eastAsia"/>
+              <w:lang w:val="en-US" w:eastAsia="zh-CN"/>
+            </w:rPr>
+            <w:fldChar w:fldCharType="end"/>
+          </w:r>
+        </w:p>
+        <w:p>
+          <w:pPr>
+            <w:pStyle w:val="5"/>
+            <w:tabs>
+              <w:tab w:val="right" w:leader="dot" w:pos="8306"/>
+            </w:tabs>
+          </w:pPr>
+          <w:r>
+            <w:rPr>
+              <w:rFonts w:hint="eastAsia"/>
+              <w:lang w:val="en-US" w:eastAsia="zh-CN"/>
+            </w:rPr>
+            <w:fldChar w:fldCharType="begin"/>
+          </w:r>
+          <w:r>
+            <w:rPr>
+              <w:rFonts w:hint="eastAsia"/>
+              <w:lang w:val="en-US" w:eastAsia="zh-CN"/>
+            </w:rPr>
+            <w:instrText xml:space="preserve"> HYPERLINK \l _Toc23372 </w:instrText>
+          </w:r>
+          <w:r>
+            <w:rPr>
+              <w:rFonts w:hint="eastAsia"/>
+              <w:lang w:val="en-US" w:eastAsia="zh-CN"/>
+            </w:rPr>
+            <w:fldChar w:fldCharType="separate"/>
+          </w:r>
+          <w:r>
+            <w:t>线上服务无法停机，如何在不影响业务的情况下抓取死锁信息？</w:t>
+          </w:r>
+          <w:r>
+            <w:tab/>
+          </w:r>
+          <w:r>
+            <w:fldChar w:fldCharType="begin"/>
+          </w:r>
+          <w:r>
+            <w:instrText xml:space="preserve"> PAGEREF _Toc23372 \h </w:instrText>
+          </w:r>
+          <w:r>
+            <w:fldChar w:fldCharType="separate"/>
+          </w:r>
+          <w:r>
+            <w:t>17</w:t>
+          </w:r>
+          <w:r>
+            <w:fldChar w:fldCharType="end"/>
+          </w:r>
+          <w:r>
+            <w:rPr>
+              <w:rFonts w:hint="eastAsia"/>
+              <w:lang w:val="en-US" w:eastAsia="zh-CN"/>
+            </w:rPr>
+            <w:fldChar w:fldCharType="end"/>
+          </w:r>
+        </w:p>
+        <w:p>
+          <w:pPr>
+            <w:pStyle w:val="5"/>
+            <w:tabs>
+              <w:tab w:val="right" w:leader="dot" w:pos="8306"/>
+            </w:tabs>
+          </w:pPr>
+          <w:r>
+            <w:rPr>
+              <w:rFonts w:hint="eastAsia"/>
+              <w:lang w:val="en-US" w:eastAsia="zh-CN"/>
+            </w:rPr>
+            <w:fldChar w:fldCharType="begin"/>
+          </w:r>
+          <w:r>
+            <w:rPr>
+              <w:rFonts w:hint="eastAsia"/>
+              <w:lang w:val="en-US" w:eastAsia="zh-CN"/>
+            </w:rPr>
+            <w:instrText xml:space="preserve"> HYPERLINK \l _Toc29721 </w:instrText>
+          </w:r>
+          <w:r>
+            <w:rPr>
+              <w:rFonts w:hint="eastAsia"/>
+              <w:lang w:val="en-US" w:eastAsia="zh-CN"/>
+            </w:rPr>
+            <w:fldChar w:fldCharType="separate"/>
+          </w:r>
+          <w:r>
+            <w:t>游戏服务器平时流畅，偶发卡顿、TPS 抖动，你如何定位是 CPU、内存、IO 还是锁竞争问题？</w:t>
+          </w:r>
+          <w:r>
+            <w:tab/>
+          </w:r>
+          <w:r>
+            <w:fldChar w:fldCharType="begin"/>
+          </w:r>
+          <w:r>
+            <w:instrText xml:space="preserve"> PAGEREF _Toc29721 \h </w:instrText>
+          </w:r>
+          <w:r>
+            <w:fldChar w:fldCharType="separate"/>
+          </w:r>
+          <w:r>
+            <w:t>18</w:t>
+          </w:r>
+          <w:r>
+            <w:fldChar w:fldCharType="end"/>
+          </w:r>
+          <w:r>
+            <w:rPr>
+              <w:rFonts w:hint="eastAsia"/>
+              <w:lang w:val="en-US" w:eastAsia="zh-CN"/>
+            </w:rPr>
+            <w:fldChar w:fldCharType="end"/>
+          </w:r>
+        </w:p>
+        <w:p>
+          <w:pPr>
+            <w:pStyle w:val="5"/>
+            <w:tabs>
+              <w:tab w:val="right" w:leader="dot" w:pos="8306"/>
+            </w:tabs>
+          </w:pPr>
+          <w:r>
+            <w:rPr>
+              <w:rFonts w:hint="eastAsia"/>
+              <w:lang w:val="en-US" w:eastAsia="zh-CN"/>
+            </w:rPr>
+            <w:fldChar w:fldCharType="begin"/>
+          </w:r>
+          <w:r>
+            <w:rPr>
+              <w:rFonts w:hint="eastAsia"/>
+              <w:lang w:val="en-US" w:eastAsia="zh-CN"/>
+            </w:rPr>
+            <w:instrText xml:space="preserve"> HYPERLINK \l _Toc26387 </w:instrText>
+          </w:r>
+          <w:r>
+            <w:rPr>
+              <w:rFonts w:hint="eastAsia"/>
+              <w:lang w:val="en-US" w:eastAsia="zh-CN"/>
+            </w:rPr>
+            <w:fldChar w:fldCharType="separate"/>
+          </w:r>
+          <w:r>
+            <w:t>C++ 游戏代码中，导致性能抖动的高频问题有哪些？</w:t>
+          </w:r>
+          <w:r>
+            <w:tab/>
+          </w:r>
+          <w:r>
+            <w:fldChar w:fldCharType="begin"/>
+          </w:r>
+          <w:r>
+            <w:instrText xml:space="preserve"> PAGEREF _Toc26387 \h </w:instrText>
+          </w:r>
+          <w:r>
+            <w:fldChar w:fldCharType="separate"/>
+          </w:r>
+          <w:r>
+            <w:t>18</w:t>
+          </w:r>
+          <w:r>
+            <w:fldChar w:fldCharType="end"/>
+          </w:r>
+          <w:r>
+            <w:rPr>
+              <w:rFonts w:hint="eastAsia"/>
+              <w:lang w:val="en-US" w:eastAsia="zh-CN"/>
+            </w:rPr>
+            <w:fldChar w:fldCharType="end"/>
+          </w:r>
+        </w:p>
+        <w:p>
+          <w:pPr>
+            <w:pStyle w:val="5"/>
+            <w:tabs>
+              <w:tab w:val="right" w:leader="dot" w:pos="8306"/>
+            </w:tabs>
+          </w:pPr>
+          <w:r>
+            <w:rPr>
+              <w:rFonts w:hint="eastAsia"/>
+              <w:lang w:val="en-US" w:eastAsia="zh-CN"/>
+            </w:rPr>
+            <w:fldChar w:fldCharType="begin"/>
+          </w:r>
+          <w:r>
+            <w:rPr>
+              <w:rFonts w:hint="eastAsia"/>
+              <w:lang w:val="en-US" w:eastAsia="zh-CN"/>
+            </w:rPr>
+            <w:instrText xml:space="preserve"> HYPERLINK \l _Toc9974 </w:instrText>
+          </w:r>
+          <w:r>
+            <w:rPr>
+              <w:rFonts w:hint="eastAsia"/>
+              <w:lang w:val="en-US" w:eastAsia="zh-CN"/>
+            </w:rPr>
+            <w:fldChar w:fldCharType="separate"/>
+          </w:r>
+          <w:r>
+            <w:t>线上高并发场景，如何做非侵入式性能采样，不影响玩家体验？</w:t>
+          </w:r>
+          <w:r>
+            <w:tab/>
+          </w:r>
+          <w:r>
+            <w:fldChar w:fldCharType="begin"/>
+          </w:r>
+          <w:r>
+            <w:instrText xml:space="preserve"> PAGEREF _Toc9974 \h </w:instrText>
+          </w:r>
+          <w:r>
+            <w:fldChar w:fldCharType="separate"/>
+          </w:r>
+          <w:r>
+            <w:t>19</w:t>
           </w:r>
           <w:r>
             <w:fldChar w:fldCharType="end"/>
@@ -484,8 +1909,12 @@
             <w:pStyle w:val="2"/>
             <w:bidi w:val="0"/>
             <w:rPr>
-              <w:rFonts w:hint="eastAsia"/>
-              <w:lang w:val="en-US" w:eastAsia="zh-CN"/>
+              <w:rFonts w:hint="eastAsia" w:asciiTheme="minorHAnsi" w:hAnsiTheme="minorHAnsi" w:eastAsiaTheme="minorEastAsia" w:cstheme="minorBidi"/>
+              <w:b/>
+              <w:kern w:val="44"/>
+              <w:sz w:val="44"/>
+              <w:szCs w:val="24"/>
+              <w:lang w:val="en-US" w:eastAsia="zh-CN" w:bidi="ar-SA"/>
             </w:rPr>
           </w:pPr>
           <w:r>
@@ -500,6 +1929,16 @@
     </w:sdt>
     <w:p>
       <w:pPr>
+        <w:rPr>
+          <w:rFonts w:hint="eastAsia"/>
+          <w:lang w:val="en-US" w:eastAsia="zh-CN"/>
+        </w:rPr>
+      </w:pPr>
+      <w:bookmarkStart w:id="32" w:name="_GoBack"/>
+      <w:bookmarkEnd w:id="32"/>
+    </w:p>
+    <w:p>
+      <w:pPr>
         <w:pStyle w:val="2"/>
         <w:bidi w:val="0"/>
         <w:rPr>
@@ -507,7 +1946,7 @@
           <w:lang w:val="en-US" w:eastAsia="zh-CN"/>
         </w:rPr>
       </w:pPr>
-      <w:bookmarkStart w:id="0" w:name="_Toc9635"/>
+      <w:bookmarkStart w:id="0" w:name="_Toc29152"/>
       <w:r>
         <w:rPr>
           <w:rFonts w:hint="eastAsia"/>
@@ -571,7 +2010,7 @@
           <w:lang w:val="en-US" w:eastAsia="zh-CN"/>
         </w:rPr>
       </w:pPr>
-      <w:bookmarkStart w:id="1" w:name="_Toc17131"/>
+      <w:bookmarkStart w:id="1" w:name="_Toc14385"/>
       <w:r>
         <w:rPr>
           <w:rFonts w:hint="eastAsia"/>
@@ -1011,7 +2450,7 @@
           <w:szCs w:val="44"/>
         </w:rPr>
       </w:pPr>
-      <w:bookmarkStart w:id="2" w:name="_Toc22071"/>
+      <w:bookmarkStart w:id="2" w:name="_Toc13966"/>
       <w:r>
         <w:rPr>
           <w:rFonts w:ascii="宋体" w:hAnsi="宋体" w:eastAsia="宋体" w:cs="宋体"/>
@@ -1128,7 +2567,7 @@
         <w:pStyle w:val="2"/>
         <w:bidi w:val="0"/>
       </w:pPr>
-      <w:bookmarkStart w:id="3" w:name="_Toc5976"/>
+      <w:bookmarkStart w:id="3" w:name="_Toc19320"/>
       <w:r>
         <w:t>简述 RAII 机制及其在游戏内存管理中的作用。</w:t>
       </w:r>
@@ -1234,7 +2673,7 @@
           <w:szCs w:val="44"/>
         </w:rPr>
       </w:pPr>
-      <w:bookmarkStart w:id="4" w:name="_Toc28059"/>
+      <w:bookmarkStart w:id="4" w:name="_Toc4332"/>
       <w:r>
         <w:rPr>
           <w:rStyle w:val="9"/>
@@ -1545,7 +2984,7 @@
         <w:pStyle w:val="2"/>
         <w:bidi w:val="0"/>
       </w:pPr>
-      <w:bookmarkStart w:id="5" w:name="_Toc15820"/>
+      <w:bookmarkStart w:id="5" w:name="_Toc22376"/>
       <w:r>
         <w:t>死锁产生的 4 个必要条件？游戏开发中如何避免死锁？</w:t>
       </w:r>
@@ -1818,7 +3257,7 @@
         <w:pStyle w:val="2"/>
         <w:bidi w:val="0"/>
       </w:pPr>
-      <w:bookmarkStart w:id="6" w:name="_Toc13434"/>
+      <w:bookmarkStart w:id="6" w:name="_Toc5400"/>
       <w:r>
         <w:t>原子操作（std::atomic）和互斥锁的适用场景</w:t>
       </w:r>
@@ -1947,9 +3386,11 @@
         <w:pStyle w:val="2"/>
         <w:bidi w:val="0"/>
       </w:pPr>
+      <w:bookmarkStart w:id="7" w:name="_Toc26511"/>
       <w:r>
         <w:t>std::vector 性能瓶颈是什么？如何优化？</w:t>
       </w:r>
+      <w:bookmarkEnd w:id="7"/>
     </w:p>
     <w:p>
       <w:pPr>
@@ -2189,9 +3630,11 @@
         <w:pStyle w:val="2"/>
         <w:bidi w:val="0"/>
       </w:pPr>
+      <w:bookmarkStart w:id="8" w:name="_Toc20678"/>
       <w:r>
         <w:t>std::list 和 std::vector 游戏场景选型？</w:t>
       </w:r>
+      <w:bookmarkEnd w:id="8"/>
     </w:p>
     <w:p>
       <w:pPr>
@@ -2275,9 +3718,11 @@
           <w:rFonts w:hint="eastAsia"/>
         </w:rPr>
       </w:pPr>
+      <w:bookmarkStart w:id="9" w:name="_Toc10686"/>
       <w:r>
         <w:t>如何避免 STL 容器频繁扩容、拷贝带来的性能损耗？</w:t>
       </w:r>
+      <w:bookmarkEnd w:id="9"/>
     </w:p>
     <w:p>
       <w:pPr>
@@ -2355,9 +3800,11 @@
         <w:pStyle w:val="2"/>
         <w:bidi w:val="0"/>
       </w:pPr>
+      <w:bookmarkStart w:id="10" w:name="_Toc32169"/>
       <w:r>
         <w:t>TCP 长连接优势 + 游戏适用场景</w:t>
       </w:r>
+      <w:bookmarkEnd w:id="10"/>
     </w:p>
     <w:p>
       <w:pPr>
@@ -2412,9 +3859,11 @@
         <w:pStyle w:val="2"/>
         <w:bidi w:val="0"/>
       </w:pPr>
+      <w:bookmarkStart w:id="11" w:name="_Toc20324"/>
       <w:r>
         <w:t>TCP 粘包 / 拆包原因 + 游戏标准解决方案</w:t>
       </w:r>
+      <w:bookmarkEnd w:id="11"/>
     </w:p>
     <w:p>
       <w:pPr>
@@ -2469,9 +3918,11 @@
         <w:pStyle w:val="2"/>
         <w:bidi w:val="0"/>
       </w:pPr>
+      <w:bookmarkStart w:id="12" w:name="_Toc29683"/>
       <w:r>
         <w:t>IO 多路复用 + select/poll/epoll 区别</w:t>
       </w:r>
+      <w:bookmarkEnd w:id="12"/>
     </w:p>
     <w:p>
       <w:pPr>
@@ -2541,9 +3992,11 @@
         <w:pStyle w:val="2"/>
         <w:bidi w:val="0"/>
       </w:pPr>
+      <w:bookmarkStart w:id="13" w:name="_Toc29303"/>
       <w:r>
         <w:t>Boost.Asio 异步核心原理 + 游戏优势</w:t>
       </w:r>
+      <w:bookmarkEnd w:id="13"/>
     </w:p>
     <w:p>
       <w:pPr>
@@ -2601,9 +4054,11 @@
         <w:pStyle w:val="2"/>
         <w:bidi w:val="0"/>
       </w:pPr>
+      <w:bookmarkStart w:id="14" w:name="_Toc17928"/>
       <w:r>
         <w:t>游戏业务中为什么要做 MySQL 主从复制？主从复制的核心原理是什么？游戏里常见的主从架构使用场景有哪些？</w:t>
       </w:r>
+      <w:bookmarkEnd w:id="14"/>
     </w:p>
     <w:p>
       <w:pPr>
@@ -2688,9 +4143,11 @@
           <w:rFonts w:hint="default"/>
         </w:rPr>
       </w:pPr>
+      <w:bookmarkStart w:id="15" w:name="_Toc25327"/>
       <w:r>
         <w:t>游戏中主从延迟会导致什么问题？如何优化主从延迟？（举例：玩家充值后立即查询不到到账）</w:t>
       </w:r>
+      <w:bookmarkEnd w:id="15"/>
     </w:p>
     <w:p>
       <w:pPr>
@@ -2827,9 +4284,11 @@
         <w:pStyle w:val="2"/>
         <w:bidi w:val="0"/>
       </w:pPr>
+      <w:bookmarkStart w:id="16" w:name="_Toc30362"/>
       <w:r>
         <w:t>游戏开发中，慢 SQL 会导致服务器卡顿、玩家掉线，你常用的 SQL 优化手段有哪些？请结合游戏表结构举例。</w:t>
       </w:r>
+      <w:bookmarkEnd w:id="16"/>
     </w:p>
     <w:p>
       <w:pPr>
@@ -2980,9 +4439,11 @@
         <w:pStyle w:val="2"/>
         <w:bidi w:val="0"/>
       </w:pPr>
+      <w:bookmarkStart w:id="17" w:name="_Toc10471"/>
       <w:r>
         <w:t>游戏开发中为什么要用 Redis 集群？Redis 集群的核心原理（分片、高可用）是什么？适合游戏的哪些业务场景？</w:t>
       </w:r>
+      <w:bookmarkEnd w:id="17"/>
     </w:p>
     <w:p>
       <w:pPr>
@@ -3138,9 +4599,11 @@
         <w:pStyle w:val="2"/>
         <w:bidi w:val="0"/>
       </w:pPr>
+      <w:bookmarkStart w:id="18" w:name="_Toc1219"/>
       <w:r>
         <w:t>游戏中 Redis 缓存穿透、击穿、雪崩会导致什么后果？如何解决？</w:t>
       </w:r>
+      <w:bookmarkEnd w:id="18"/>
     </w:p>
     <w:p>
       <w:pPr>
@@ -3243,9 +4706,11 @@
         <w:pStyle w:val="2"/>
         <w:bidi w:val="0"/>
       </w:pPr>
+      <w:bookmarkStart w:id="19" w:name="_Toc10453"/>
       <w:r>
         <w:t>Redis 和 Memcached 在游戏开发中如何选型？Memcached 分布式缓存的落地方式是什么？适合游戏哪些场景？</w:t>
       </w:r>
+      <w:bookmarkEnd w:id="19"/>
     </w:p>
     <w:p>
       <w:pPr>
@@ -3348,9 +4813,11 @@
         <w:pStyle w:val="2"/>
         <w:bidi w:val="0"/>
       </w:pPr>
+      <w:bookmarkStart w:id="20" w:name="_Toc9693"/>
       <w:r>
         <w:t>游戏客户端 / 服务器崩溃产生 CoreDump，你拿到 dump 文件后的标准排查流程是什么</w:t>
       </w:r>
+      <w:bookmarkEnd w:id="20"/>
     </w:p>
     <w:p>
       <w:pPr>
@@ -3405,9 +4872,11 @@
         <w:pStyle w:val="2"/>
         <w:bidi w:val="0"/>
       </w:pPr>
+      <w:bookmarkStart w:id="21" w:name="_Toc637"/>
       <w:r>
         <w:t>游戏中常见的导致 CoreDump 的 C++ 问题有哪些？如何通过 dump 快速定位根因？</w:t>
       </w:r>
+      <w:bookmarkEnd w:id="21"/>
     </w:p>
     <w:p>
       <w:pPr>
@@ -3462,9 +4931,11 @@
         <w:pStyle w:val="2"/>
         <w:bidi w:val="0"/>
       </w:pPr>
+      <w:bookmarkStart w:id="22" w:name="_Toc804"/>
       <w:r>
         <w:t>底层代码崩溃排查思路</w:t>
       </w:r>
+      <w:bookmarkEnd w:id="22"/>
     </w:p>
     <w:p>
       <w:pPr>
@@ -3529,9 +5000,11 @@
         <w:pStyle w:val="2"/>
         <w:bidi w:val="0"/>
       </w:pPr>
+      <w:bookmarkStart w:id="23" w:name="_Toc18572"/>
       <w:r>
         <w:t>游戏服务器长期运行，内存持续上涨不回落，你的排查工具和流程是什么？</w:t>
       </w:r>
+      <w:bookmarkEnd w:id="23"/>
     </w:p>
     <w:p>
       <w:pPr>
@@ -3586,9 +5059,11 @@
         <w:pStyle w:val="2"/>
         <w:bidi w:val="0"/>
       </w:pPr>
+      <w:bookmarkStart w:id="24" w:name="_Toc16745"/>
       <w:r>
         <w:t>C++ 游戏开发中，智能指针 (shared_ptr) 导致的内存泄漏如何定位和解决</w:t>
       </w:r>
+      <w:bookmarkEnd w:id="24"/>
     </w:p>
     <w:p>
       <w:pPr>
@@ -3643,9 +5118,11 @@
         <w:pStyle w:val="2"/>
         <w:bidi w:val="0"/>
       </w:pPr>
+      <w:bookmarkStart w:id="25" w:name="_Toc24064"/>
       <w:r>
         <w:t>客户端游戏（如 Unity/C++ 引擎）的纹理 / 模型资源泄漏，和代码内存泄漏有什么区别？如何排查？</w:t>
       </w:r>
+      <w:bookmarkEnd w:id="25"/>
     </w:p>
     <w:p>
       <w:pPr>
@@ -3700,9 +5177,11 @@
         <w:pStyle w:val="2"/>
         <w:bidi w:val="0"/>
       </w:pPr>
+      <w:bookmarkStart w:id="26" w:name="_Toc2913"/>
       <w:r>
         <w:t>游戏多线程服务端出现请求无响应、线程阻塞，你如何快速判断是死锁？排查步骤是什么？</w:t>
       </w:r>
+      <w:bookmarkEnd w:id="26"/>
     </w:p>
     <w:p>
       <w:pPr>
@@ -3757,9 +5236,11 @@
         <w:pStyle w:val="2"/>
         <w:bidi w:val="0"/>
       </w:pPr>
+      <w:bookmarkStart w:id="27" w:name="_Toc28608"/>
       <w:r>
         <w:t>C++ 中std::mutex死锁的核心原因有哪些？游戏开发中如何避免？</w:t>
       </w:r>
+      <w:bookmarkEnd w:id="27"/>
     </w:p>
     <w:p>
       <w:pPr>
@@ -3814,9 +5295,11 @@
         <w:pStyle w:val="2"/>
         <w:bidi w:val="0"/>
       </w:pPr>
+      <w:bookmarkStart w:id="28" w:name="_Toc23372"/>
       <w:r>
         <w:t>线上服务无法停机，如何在不影响业务的情况下抓取死锁信息？</w:t>
       </w:r>
+      <w:bookmarkEnd w:id="28"/>
     </w:p>
     <w:p>
       <w:pPr>
@@ -3871,9 +5354,11 @@
         <w:pStyle w:val="2"/>
         <w:bidi w:val="0"/>
       </w:pPr>
+      <w:bookmarkStart w:id="29" w:name="_Toc29721"/>
       <w:r>
         <w:t>游戏服务器平时流畅，偶发卡顿、TPS 抖动，你如何定位是 CPU、内存、IO 还是锁竞争问题？</w:t>
       </w:r>
+      <w:bookmarkEnd w:id="29"/>
     </w:p>
     <w:p>
       <w:r>
@@ -3925,9 +5410,11 @@
         <w:pStyle w:val="2"/>
         <w:bidi w:val="0"/>
       </w:pPr>
+      <w:bookmarkStart w:id="30" w:name="_Toc26387"/>
       <w:r>
         <w:t>C++ 游戏代码中，导致性能抖动的高频问题有哪些？</w:t>
       </w:r>
+      <w:bookmarkEnd w:id="30"/>
     </w:p>
     <w:p>
       <w:r>
@@ -3979,12 +5466,12 @@
         <w:pStyle w:val="2"/>
         <w:bidi w:val="0"/>
       </w:pPr>
-      <w:bookmarkStart w:id="7" w:name="_GoBack"/>
+      <w:bookmarkStart w:id="31" w:name="_Toc9974"/>
       <w:r>
         <w:t>线上高并发场景，如何做非侵入式性能采样，不影响玩家体验？</w:t>
       </w:r>
-    </w:p>
-    <w:bookmarkEnd w:id="7"/>
+      <w:bookmarkEnd w:id="31"/>
+    </w:p>
     <w:p>
       <w:pPr>
         <w:rPr>
@@ -4147,7 +5634,7 @@
     <w:lsdException w:qFormat="1" w:unhideWhenUsed="0" w:uiPriority="0" w:semiHidden="0" w:name="Title"/>
     <w:lsdException w:unhideWhenUsed="0" w:uiPriority="0" w:semiHidden="0" w:name="Closing"/>
     <w:lsdException w:unhideWhenUsed="0" w:uiPriority="0" w:semiHidden="0" w:name="Signature"/>
-    <w:lsdException w:unhideWhenUsed="0" w:uiPriority="0" w:name="Default Paragraph Font"/>
+    <w:lsdException w:qFormat="1" w:unhideWhenUsed="0" w:uiPriority="0" w:name="Default Paragraph Font"/>
     <w:lsdException w:unhideWhenUsed="0" w:uiPriority="0" w:semiHidden="0" w:name="Body Text"/>
     <w:lsdException w:unhideWhenUsed="0" w:uiPriority="0" w:semiHidden="0" w:name="Body Text Indent"/>
     <w:lsdException w:unhideWhenUsed="0" w:uiPriority="0" w:semiHidden="0" w:name="List Continue"/>
@@ -4178,7 +5665,7 @@
     <w:lsdException w:unhideWhenUsed="0" w:uiPriority="0" w:semiHidden="0" w:name="HTML Acronym"/>
     <w:lsdException w:unhideWhenUsed="0" w:uiPriority="0" w:semiHidden="0" w:name="HTML Address"/>
     <w:lsdException w:unhideWhenUsed="0" w:uiPriority="0" w:semiHidden="0" w:name="HTML Cite"/>
-    <w:lsdException w:unhideWhenUsed="0" w:uiPriority="0" w:semiHidden="0" w:name="HTML Code"/>
+    <w:lsdException w:qFormat="1" w:unhideWhenUsed="0" w:uiPriority="0" w:semiHidden="0" w:name="HTML Code"/>
     <w:lsdException w:unhideWhenUsed="0" w:uiPriority="0" w:semiHidden="0" w:name="HTML Definition"/>
     <w:lsdException w:unhideWhenUsed="0" w:uiPriority="0" w:semiHidden="0" w:name="HTML Keyboard"/>
     <w:lsdException w:unhideWhenUsed="0" w:uiPriority="0" w:semiHidden="0" w:name="HTML Preformatted"/>
@@ -4412,6 +5899,7 @@
   <w:style w:type="character" w:default="1" w:styleId="7">
     <w:name w:val="Default Paragraph Font"/>
     <w:semiHidden/>
+    <w:qFormat/>
     <w:uiPriority w:val="0"/>
   </w:style>
   <w:style w:type="table" w:default="1" w:styleId="6">
@@ -4445,6 +5933,7 @@
   <w:style w:type="character" w:styleId="9">
     <w:name w:val="HTML Code"/>
     <w:basedOn w:val="7"/>
+    <w:qFormat/>
     <w:uiPriority w:val="0"/>
     <w:rPr>
       <w:rFonts w:ascii="Courier New" w:hAnsi="Courier New"/>

--- a/c++mianshi/mianshi.docx
+++ b/c++mianshi/mianshi.docx
@@ -1934,8 +1934,6 @@
           <w:lang w:val="en-US" w:eastAsia="zh-CN"/>
         </w:rPr>
       </w:pPr>
-      <w:bookmarkStart w:id="32" w:name="_GoBack"/>
-      <w:bookmarkEnd w:id="32"/>
     </w:p>
     <w:p>
       <w:pPr>
@@ -5473,14 +5471,6 @@
       <w:bookmarkEnd w:id="31"/>
     </w:p>
     <w:p>
-      <w:pPr>
-        <w:rPr>
-          <w:rFonts w:hint="default" w:ascii="宋体" w:hAnsi="宋体" w:eastAsia="宋体" w:cs="宋体"/>
-          <w:sz w:val="24"/>
-          <w:szCs w:val="24"/>
-          <w:lang w:val="en-US" w:eastAsia="zh-CN"/>
-        </w:rPr>
-      </w:pPr>
       <w:r>
         <w:drawing>
           <wp:inline distT="0" distB="0" distL="114300" distR="114300">
@@ -5524,6 +5514,272 @@
           </wp:inline>
         </w:drawing>
       </w:r>
+    </w:p>
+    <w:p>
+      <w:pPr>
+        <w:pStyle w:val="2"/>
+        <w:bidi w:val="0"/>
+        <w:rPr>
+          <w:rFonts w:ascii="宋体" w:hAnsi="宋体" w:eastAsia="宋体" w:cs="宋体"/>
+          <w:szCs w:val="24"/>
+        </w:rPr>
+      </w:pPr>
+      <w:r>
+        <w:t>游戏服务器部署在 CentOS7 系统，需要你完成基础环境配置、性能监控、端口管理，请简述核心操作</w:t>
+      </w:r>
+    </w:p>
+    <w:p>
+      <w:r>
+        <w:drawing>
+          <wp:inline distT="0" distB="0" distL="114300" distR="114300">
+            <wp:extent cx="5269230" cy="2611755"/>
+            <wp:effectExtent l="0" t="0" r="3810" b="9525"/>
+            <wp:docPr id="21" name="图片 1"/>
+            <wp:cNvGraphicFramePr>
+              <a:graphicFrameLocks xmlns:a="http://schemas.openxmlformats.org/drawingml/2006/main" noChangeAspect="1"/>
+            </wp:cNvGraphicFramePr>
+            <a:graphic xmlns:a="http://schemas.openxmlformats.org/drawingml/2006/main">
+              <a:graphicData uri="http://schemas.openxmlformats.org/drawingml/2006/picture">
+                <pic:pic xmlns:pic="http://schemas.openxmlformats.org/drawingml/2006/picture">
+                  <pic:nvPicPr>
+                    <pic:cNvPr id="21" name="图片 1"/>
+                    <pic:cNvPicPr>
+                      <a:picLocks noChangeAspect="1"/>
+                    </pic:cNvPicPr>
+                  </pic:nvPicPr>
+                  <pic:blipFill>
+                    <a:blip r:embed="rId34"/>
+                    <a:stretch>
+                      <a:fillRect/>
+                    </a:stretch>
+                  </pic:blipFill>
+                  <pic:spPr>
+                    <a:xfrm>
+                      <a:off x="0" y="0"/>
+                      <a:ext cx="5269230" cy="2611755"/>
+                    </a:xfrm>
+                    <a:prstGeom prst="rect">
+                      <a:avLst/>
+                    </a:prstGeom>
+                    <a:noFill/>
+                    <a:ln>
+                      <a:noFill/>
+                    </a:ln>
+                  </pic:spPr>
+                </pic:pic>
+              </a:graphicData>
+            </a:graphic>
+          </wp:inline>
+        </w:drawing>
+      </w:r>
+    </w:p>
+    <w:p>
+      <w:r>
+        <w:drawing>
+          <wp:inline distT="0" distB="0" distL="114300" distR="114300">
+            <wp:extent cx="5268595" cy="1811020"/>
+            <wp:effectExtent l="0" t="0" r="4445" b="2540"/>
+            <wp:docPr id="32" name="图片 2"/>
+            <wp:cNvGraphicFramePr>
+              <a:graphicFrameLocks xmlns:a="http://schemas.openxmlformats.org/drawingml/2006/main" noChangeAspect="1"/>
+            </wp:cNvGraphicFramePr>
+            <a:graphic xmlns:a="http://schemas.openxmlformats.org/drawingml/2006/main">
+              <a:graphicData uri="http://schemas.openxmlformats.org/drawingml/2006/picture">
+                <pic:pic xmlns:pic="http://schemas.openxmlformats.org/drawingml/2006/picture">
+                  <pic:nvPicPr>
+                    <pic:cNvPr id="32" name="图片 2"/>
+                    <pic:cNvPicPr>
+                      <a:picLocks noChangeAspect="1"/>
+                    </pic:cNvPicPr>
+                  </pic:nvPicPr>
+                  <pic:blipFill>
+                    <a:blip r:embed="rId35"/>
+                    <a:stretch>
+                      <a:fillRect/>
+                    </a:stretch>
+                  </pic:blipFill>
+                  <pic:spPr>
+                    <a:xfrm>
+                      <a:off x="0" y="0"/>
+                      <a:ext cx="5268595" cy="1811020"/>
+                    </a:xfrm>
+                    <a:prstGeom prst="rect">
+                      <a:avLst/>
+                    </a:prstGeom>
+                    <a:noFill/>
+                    <a:ln>
+                      <a:noFill/>
+                    </a:ln>
+                  </pic:spPr>
+                </pic:pic>
+              </a:graphicData>
+            </a:graphic>
+          </wp:inline>
+        </w:drawing>
+      </w:r>
+    </w:p>
+    <w:p>
+      <w:r>
+        <w:drawing>
+          <wp:inline distT="0" distB="0" distL="114300" distR="114300">
+            <wp:extent cx="5267325" cy="1784985"/>
+            <wp:effectExtent l="0" t="0" r="5715" b="13335"/>
+            <wp:docPr id="33" name="图片 3"/>
+            <wp:cNvGraphicFramePr>
+              <a:graphicFrameLocks xmlns:a="http://schemas.openxmlformats.org/drawingml/2006/main" noChangeAspect="1"/>
+            </wp:cNvGraphicFramePr>
+            <a:graphic xmlns:a="http://schemas.openxmlformats.org/drawingml/2006/main">
+              <a:graphicData uri="http://schemas.openxmlformats.org/drawingml/2006/picture">
+                <pic:pic xmlns:pic="http://schemas.openxmlformats.org/drawingml/2006/picture">
+                  <pic:nvPicPr>
+                    <pic:cNvPr id="33" name="图片 3"/>
+                    <pic:cNvPicPr>
+                      <a:picLocks noChangeAspect="1"/>
+                    </pic:cNvPicPr>
+                  </pic:nvPicPr>
+                  <pic:blipFill>
+                    <a:blip r:embed="rId36"/>
+                    <a:stretch>
+                      <a:fillRect/>
+                    </a:stretch>
+                  </pic:blipFill>
+                  <pic:spPr>
+                    <a:xfrm>
+                      <a:off x="0" y="0"/>
+                      <a:ext cx="5267325" cy="1784985"/>
+                    </a:xfrm>
+                    <a:prstGeom prst="rect">
+                      <a:avLst/>
+                    </a:prstGeom>
+                    <a:noFill/>
+                    <a:ln>
+                      <a:noFill/>
+                    </a:ln>
+                  </pic:spPr>
+                </pic:pic>
+              </a:graphicData>
+            </a:graphic>
+          </wp:inline>
+        </w:drawing>
+      </w:r>
+    </w:p>
+    <w:p>
+      <w:pPr>
+        <w:pStyle w:val="2"/>
+        <w:bidi w:val="0"/>
+      </w:pPr>
+      <w:r>
+        <w:t>编写一个运行 C++ 游戏服务器的 Dockerfile 基础模板</w:t>
+      </w:r>
+    </w:p>
+    <w:p>
+      <w:r>
+        <w:drawing>
+          <wp:inline distT="0" distB="0" distL="114300" distR="114300">
+            <wp:extent cx="5267325" cy="3668395"/>
+            <wp:effectExtent l="0" t="0" r="5715" b="4445"/>
+            <wp:docPr id="34" name="图片 4"/>
+            <wp:cNvGraphicFramePr>
+              <a:graphicFrameLocks xmlns:a="http://schemas.openxmlformats.org/drawingml/2006/main" noChangeAspect="1"/>
+            </wp:cNvGraphicFramePr>
+            <a:graphic xmlns:a="http://schemas.openxmlformats.org/drawingml/2006/main">
+              <a:graphicData uri="http://schemas.openxmlformats.org/drawingml/2006/picture">
+                <pic:pic xmlns:pic="http://schemas.openxmlformats.org/drawingml/2006/picture">
+                  <pic:nvPicPr>
+                    <pic:cNvPr id="34" name="图片 4"/>
+                    <pic:cNvPicPr>
+                      <a:picLocks noChangeAspect="1"/>
+                    </pic:cNvPicPr>
+                  </pic:nvPicPr>
+                  <pic:blipFill>
+                    <a:blip r:embed="rId37"/>
+                    <a:stretch>
+                      <a:fillRect/>
+                    </a:stretch>
+                  </pic:blipFill>
+                  <pic:spPr>
+                    <a:xfrm>
+                      <a:off x="0" y="0"/>
+                      <a:ext cx="5267325" cy="3668395"/>
+                    </a:xfrm>
+                    <a:prstGeom prst="rect">
+                      <a:avLst/>
+                    </a:prstGeom>
+                    <a:noFill/>
+                    <a:ln>
+                      <a:noFill/>
+                    </a:ln>
+                  </pic:spPr>
+                </pic:pic>
+              </a:graphicData>
+            </a:graphic>
+          </wp:inline>
+        </w:drawing>
+      </w:r>
+    </w:p>
+    <w:p>
+      <w:pPr>
+        <w:pStyle w:val="2"/>
+        <w:bidi w:val="0"/>
+      </w:pPr>
+      <w:bookmarkStart w:id="32" w:name="_GoBack"/>
+      <w:bookmarkEnd w:id="32"/>
+      <w:r>
+        <w:t>容器启动、挂载日志目录、端口映射、开机自启的命令；</w:t>
+      </w:r>
+    </w:p>
+    <w:p>
+      <w:r>
+        <w:drawing>
+          <wp:inline distT="0" distB="0" distL="114300" distR="114300">
+            <wp:extent cx="5273040" cy="3585845"/>
+            <wp:effectExtent l="0" t="0" r="0" b="10795"/>
+            <wp:docPr id="35" name="图片 5"/>
+            <wp:cNvGraphicFramePr>
+              <a:graphicFrameLocks xmlns:a="http://schemas.openxmlformats.org/drawingml/2006/main" noChangeAspect="1"/>
+            </wp:cNvGraphicFramePr>
+            <a:graphic xmlns:a="http://schemas.openxmlformats.org/drawingml/2006/main">
+              <a:graphicData uri="http://schemas.openxmlformats.org/drawingml/2006/picture">
+                <pic:pic xmlns:pic="http://schemas.openxmlformats.org/drawingml/2006/picture">
+                  <pic:nvPicPr>
+                    <pic:cNvPr id="35" name="图片 5"/>
+                    <pic:cNvPicPr>
+                      <a:picLocks noChangeAspect="1"/>
+                    </pic:cNvPicPr>
+                  </pic:nvPicPr>
+                  <pic:blipFill>
+                    <a:blip r:embed="rId38"/>
+                    <a:stretch>
+                      <a:fillRect/>
+                    </a:stretch>
+                  </pic:blipFill>
+                  <pic:spPr>
+                    <a:xfrm>
+                      <a:off x="0" y="0"/>
+                      <a:ext cx="5273040" cy="3585845"/>
+                    </a:xfrm>
+                    <a:prstGeom prst="rect">
+                      <a:avLst/>
+                    </a:prstGeom>
+                    <a:noFill/>
+                    <a:ln>
+                      <a:noFill/>
+                    </a:ln>
+                  </pic:spPr>
+                </pic:pic>
+              </a:graphicData>
+            </a:graphic>
+          </wp:inline>
+        </w:drawing>
+      </w:r>
+    </w:p>
+    <w:p>
+      <w:pPr>
+        <w:rPr>
+          <w:rFonts w:hint="default"/>
+          <w:lang w:val="en-US" w:eastAsia="zh-CN"/>
+        </w:rPr>
+      </w:pPr>
     </w:p>
     <w:sectPr>
       <w:pgSz w:w="11906" w:h="16838"/>

--- a/c++mianshi/mianshi.docx
+++ b/c++mianshi/mianshi.docx
@@ -5722,8 +5722,6 @@
         <w:pStyle w:val="2"/>
         <w:bidi w:val="0"/>
       </w:pPr>
-      <w:bookmarkStart w:id="32" w:name="_GoBack"/>
-      <w:bookmarkEnd w:id="32"/>
       <w:r>
         <w:t>容器启动、挂载日志目录、端口映射、开机自启的命令；</w:t>
       </w:r>
@@ -5775,11 +5773,720 @@
     </w:p>
     <w:p>
       <w:pPr>
+        <w:pStyle w:val="2"/>
+        <w:bidi w:val="0"/>
+      </w:pPr>
+      <w:r>
+        <w:t>为什么你的 IO 线程池设置 4～8 个线程？</w:t>
+      </w:r>
+    </w:p>
+    <w:p>
+      <w:r>
+        <w:drawing>
+          <wp:inline distT="0" distB="0" distL="114300" distR="114300">
+            <wp:extent cx="5274310" cy="1163955"/>
+            <wp:effectExtent l="0" t="0" r="13970" b="9525"/>
+            <wp:docPr id="36" name="图片 6"/>
+            <wp:cNvGraphicFramePr>
+              <a:graphicFrameLocks xmlns:a="http://schemas.openxmlformats.org/drawingml/2006/main" noChangeAspect="1"/>
+            </wp:cNvGraphicFramePr>
+            <a:graphic xmlns:a="http://schemas.openxmlformats.org/drawingml/2006/main">
+              <a:graphicData uri="http://schemas.openxmlformats.org/drawingml/2006/picture">
+                <pic:pic xmlns:pic="http://schemas.openxmlformats.org/drawingml/2006/picture">
+                  <pic:nvPicPr>
+                    <pic:cNvPr id="36" name="图片 6"/>
+                    <pic:cNvPicPr>
+                      <a:picLocks noChangeAspect="1"/>
+                    </pic:cNvPicPr>
+                  </pic:nvPicPr>
+                  <pic:blipFill>
+                    <a:blip r:embed="rId39"/>
+                    <a:stretch>
+                      <a:fillRect/>
+                    </a:stretch>
+                  </pic:blipFill>
+                  <pic:spPr>
+                    <a:xfrm>
+                      <a:off x="0" y="0"/>
+                      <a:ext cx="5274310" cy="1163955"/>
+                    </a:xfrm>
+                    <a:prstGeom prst="rect">
+                      <a:avLst/>
+                    </a:prstGeom>
+                    <a:noFill/>
+                    <a:ln>
+                      <a:noFill/>
+                    </a:ln>
+                  </pic:spPr>
+                </pic:pic>
+              </a:graphicData>
+            </a:graphic>
+          </wp:inline>
+        </w:drawing>
+      </w:r>
+    </w:p>
+    <w:p>
+      <w:r>
+        <w:drawing>
+          <wp:inline distT="0" distB="0" distL="114300" distR="114300">
+            <wp:extent cx="5219700" cy="5105400"/>
+            <wp:effectExtent l="0" t="0" r="7620" b="0"/>
+            <wp:docPr id="37" name="图片 7"/>
+            <wp:cNvGraphicFramePr>
+              <a:graphicFrameLocks xmlns:a="http://schemas.openxmlformats.org/drawingml/2006/main" noChangeAspect="1"/>
+            </wp:cNvGraphicFramePr>
+            <a:graphic xmlns:a="http://schemas.openxmlformats.org/drawingml/2006/main">
+              <a:graphicData uri="http://schemas.openxmlformats.org/drawingml/2006/picture">
+                <pic:pic xmlns:pic="http://schemas.openxmlformats.org/drawingml/2006/picture">
+                  <pic:nvPicPr>
+                    <pic:cNvPr id="37" name="图片 7"/>
+                    <pic:cNvPicPr>
+                      <a:picLocks noChangeAspect="1"/>
+                    </pic:cNvPicPr>
+                  </pic:nvPicPr>
+                  <pic:blipFill>
+                    <a:blip r:embed="rId40"/>
+                    <a:stretch>
+                      <a:fillRect/>
+                    </a:stretch>
+                  </pic:blipFill>
+                  <pic:spPr>
+                    <a:xfrm>
+                      <a:off x="0" y="0"/>
+                      <a:ext cx="5219700" cy="5105400"/>
+                    </a:xfrm>
+                    <a:prstGeom prst="rect">
+                      <a:avLst/>
+                    </a:prstGeom>
+                    <a:noFill/>
+                    <a:ln>
+                      <a:noFill/>
+                    </a:ln>
+                  </pic:spPr>
+                </pic:pic>
+              </a:graphicData>
+            </a:graphic>
+          </wp:inline>
+        </w:drawing>
+      </w:r>
+    </w:p>
+    <w:p>
+      <w:pPr>
         <w:rPr>
           <w:rFonts w:hint="default"/>
           <w:lang w:val="en-US" w:eastAsia="zh-CN"/>
         </w:rPr>
       </w:pPr>
+    </w:p>
+    <w:p>
+      <w:r>
+        <w:drawing>
+          <wp:inline distT="0" distB="0" distL="114300" distR="114300">
+            <wp:extent cx="3604260" cy="2476500"/>
+            <wp:effectExtent l="0" t="0" r="7620" b="7620"/>
+            <wp:docPr id="38" name="图片 8"/>
+            <wp:cNvGraphicFramePr>
+              <a:graphicFrameLocks xmlns:a="http://schemas.openxmlformats.org/drawingml/2006/main" noChangeAspect="1"/>
+            </wp:cNvGraphicFramePr>
+            <a:graphic xmlns:a="http://schemas.openxmlformats.org/drawingml/2006/main">
+              <a:graphicData uri="http://schemas.openxmlformats.org/drawingml/2006/picture">
+                <pic:pic xmlns:pic="http://schemas.openxmlformats.org/drawingml/2006/picture">
+                  <pic:nvPicPr>
+                    <pic:cNvPr id="38" name="图片 8"/>
+                    <pic:cNvPicPr>
+                      <a:picLocks noChangeAspect="1"/>
+                    </pic:cNvPicPr>
+                  </pic:nvPicPr>
+                  <pic:blipFill>
+                    <a:blip r:embed="rId41"/>
+                    <a:stretch>
+                      <a:fillRect/>
+                    </a:stretch>
+                  </pic:blipFill>
+                  <pic:spPr>
+                    <a:xfrm>
+                      <a:off x="0" y="0"/>
+                      <a:ext cx="3604260" cy="2476500"/>
+                    </a:xfrm>
+                    <a:prstGeom prst="rect">
+                      <a:avLst/>
+                    </a:prstGeom>
+                    <a:noFill/>
+                    <a:ln>
+                      <a:noFill/>
+                    </a:ln>
+                  </pic:spPr>
+                </pic:pic>
+              </a:graphicData>
+            </a:graphic>
+          </wp:inline>
+        </w:drawing>
+      </w:r>
+    </w:p>
+    <w:p>
+      <w:pPr>
+        <w:pStyle w:val="2"/>
+        <w:bidi w:val="0"/>
+      </w:pPr>
+      <w:r>
+        <w:t>为什么 IO 和 逻辑 必须拆成两个线程池</w:t>
+      </w:r>
+    </w:p>
+    <w:p>
+      <w:r>
+        <w:drawing>
+          <wp:inline distT="0" distB="0" distL="114300" distR="114300">
+            <wp:extent cx="5271135" cy="2875915"/>
+            <wp:effectExtent l="0" t="0" r="1905" b="4445"/>
+            <wp:docPr id="39" name="图片 9"/>
+            <wp:cNvGraphicFramePr>
+              <a:graphicFrameLocks xmlns:a="http://schemas.openxmlformats.org/drawingml/2006/main" noChangeAspect="1"/>
+            </wp:cNvGraphicFramePr>
+            <a:graphic xmlns:a="http://schemas.openxmlformats.org/drawingml/2006/main">
+              <a:graphicData uri="http://schemas.openxmlformats.org/drawingml/2006/picture">
+                <pic:pic xmlns:pic="http://schemas.openxmlformats.org/drawingml/2006/picture">
+                  <pic:nvPicPr>
+                    <pic:cNvPr id="39" name="图片 9"/>
+                    <pic:cNvPicPr>
+                      <a:picLocks noChangeAspect="1"/>
+                    </pic:cNvPicPr>
+                  </pic:nvPicPr>
+                  <pic:blipFill>
+                    <a:blip r:embed="rId42"/>
+                    <a:stretch>
+                      <a:fillRect/>
+                    </a:stretch>
+                  </pic:blipFill>
+                  <pic:spPr>
+                    <a:xfrm>
+                      <a:off x="0" y="0"/>
+                      <a:ext cx="5271135" cy="2875915"/>
+                    </a:xfrm>
+                    <a:prstGeom prst="rect">
+                      <a:avLst/>
+                    </a:prstGeom>
+                    <a:noFill/>
+                    <a:ln>
+                      <a:noFill/>
+                    </a:ln>
+                  </pic:spPr>
+                </pic:pic>
+              </a:graphicData>
+            </a:graphic>
+          </wp:inline>
+        </w:drawing>
+      </w:r>
+    </w:p>
+    <w:p>
+      <w:pPr>
+        <w:pStyle w:val="2"/>
+        <w:bidi w:val="0"/>
+      </w:pPr>
+      <w:r>
+        <w:t>为什么 Epoll Reactor 要单独占主线程，不放进线程池？</w:t>
+      </w:r>
+    </w:p>
+    <w:p>
+      <w:r>
+        <w:drawing>
+          <wp:inline distT="0" distB="0" distL="114300" distR="114300">
+            <wp:extent cx="4023360" cy="1897380"/>
+            <wp:effectExtent l="0" t="0" r="0" b="7620"/>
+            <wp:docPr id="40" name="图片 10"/>
+            <wp:cNvGraphicFramePr>
+              <a:graphicFrameLocks xmlns:a="http://schemas.openxmlformats.org/drawingml/2006/main" noChangeAspect="1"/>
+            </wp:cNvGraphicFramePr>
+            <a:graphic xmlns:a="http://schemas.openxmlformats.org/drawingml/2006/main">
+              <a:graphicData uri="http://schemas.openxmlformats.org/drawingml/2006/picture">
+                <pic:pic xmlns:pic="http://schemas.openxmlformats.org/drawingml/2006/picture">
+                  <pic:nvPicPr>
+                    <pic:cNvPr id="40" name="图片 10"/>
+                    <pic:cNvPicPr>
+                      <a:picLocks noChangeAspect="1"/>
+                    </pic:cNvPicPr>
+                  </pic:nvPicPr>
+                  <pic:blipFill>
+                    <a:blip r:embed="rId43"/>
+                    <a:stretch>
+                      <a:fillRect/>
+                    </a:stretch>
+                  </pic:blipFill>
+                  <pic:spPr>
+                    <a:xfrm>
+                      <a:off x="0" y="0"/>
+                      <a:ext cx="4023360" cy="1897380"/>
+                    </a:xfrm>
+                    <a:prstGeom prst="rect">
+                      <a:avLst/>
+                    </a:prstGeom>
+                    <a:noFill/>
+                    <a:ln>
+                      <a:noFill/>
+                    </a:ln>
+                  </pic:spPr>
+                </pic:pic>
+              </a:graphicData>
+            </a:graphic>
+          </wp:inline>
+        </w:drawing>
+      </w:r>
+    </w:p>
+    <w:p>
+      <w:r>
+        <w:drawing>
+          <wp:inline distT="0" distB="0" distL="114300" distR="114300">
+            <wp:extent cx="5271135" cy="4119245"/>
+            <wp:effectExtent l="0" t="0" r="1905" b="10795"/>
+            <wp:docPr id="41" name="图片 11"/>
+            <wp:cNvGraphicFramePr>
+              <a:graphicFrameLocks xmlns:a="http://schemas.openxmlformats.org/drawingml/2006/main" noChangeAspect="1"/>
+            </wp:cNvGraphicFramePr>
+            <a:graphic xmlns:a="http://schemas.openxmlformats.org/drawingml/2006/main">
+              <a:graphicData uri="http://schemas.openxmlformats.org/drawingml/2006/picture">
+                <pic:pic xmlns:pic="http://schemas.openxmlformats.org/drawingml/2006/picture">
+                  <pic:nvPicPr>
+                    <pic:cNvPr id="41" name="图片 11"/>
+                    <pic:cNvPicPr>
+                      <a:picLocks noChangeAspect="1"/>
+                    </pic:cNvPicPr>
+                  </pic:nvPicPr>
+                  <pic:blipFill>
+                    <a:blip r:embed="rId44"/>
+                    <a:stretch>
+                      <a:fillRect/>
+                    </a:stretch>
+                  </pic:blipFill>
+                  <pic:spPr>
+                    <a:xfrm>
+                      <a:off x="0" y="0"/>
+                      <a:ext cx="5271135" cy="4119245"/>
+                    </a:xfrm>
+                    <a:prstGeom prst="rect">
+                      <a:avLst/>
+                    </a:prstGeom>
+                    <a:noFill/>
+                    <a:ln>
+                      <a:noFill/>
+                    </a:ln>
+                  </pic:spPr>
+                </pic:pic>
+              </a:graphicData>
+            </a:graphic>
+          </wp:inline>
+        </w:drawing>
+      </w:r>
+    </w:p>
+    <w:p>
+      <w:r>
+        <w:drawing>
+          <wp:inline distT="0" distB="0" distL="114300" distR="114300">
+            <wp:extent cx="4861560" cy="3512820"/>
+            <wp:effectExtent l="0" t="0" r="0" b="7620"/>
+            <wp:docPr id="42" name="图片 12"/>
+            <wp:cNvGraphicFramePr>
+              <a:graphicFrameLocks xmlns:a="http://schemas.openxmlformats.org/drawingml/2006/main" noChangeAspect="1"/>
+            </wp:cNvGraphicFramePr>
+            <a:graphic xmlns:a="http://schemas.openxmlformats.org/drawingml/2006/main">
+              <a:graphicData uri="http://schemas.openxmlformats.org/drawingml/2006/picture">
+                <pic:pic xmlns:pic="http://schemas.openxmlformats.org/drawingml/2006/picture">
+                  <pic:nvPicPr>
+                    <pic:cNvPr id="42" name="图片 12"/>
+                    <pic:cNvPicPr>
+                      <a:picLocks noChangeAspect="1"/>
+                    </pic:cNvPicPr>
+                  </pic:nvPicPr>
+                  <pic:blipFill>
+                    <a:blip r:embed="rId45"/>
+                    <a:stretch>
+                      <a:fillRect/>
+                    </a:stretch>
+                  </pic:blipFill>
+                  <pic:spPr>
+                    <a:xfrm>
+                      <a:off x="0" y="0"/>
+                      <a:ext cx="4861560" cy="3512820"/>
+                    </a:xfrm>
+                    <a:prstGeom prst="rect">
+                      <a:avLst/>
+                    </a:prstGeom>
+                    <a:noFill/>
+                    <a:ln>
+                      <a:noFill/>
+                    </a:ln>
+                  </pic:spPr>
+                </pic:pic>
+              </a:graphicData>
+            </a:graphic>
+          </wp:inline>
+        </w:drawing>
+      </w:r>
+    </w:p>
+    <w:p>
+      <w:r>
+        <w:drawing>
+          <wp:inline distT="0" distB="0" distL="114300" distR="114300">
+            <wp:extent cx="4427220" cy="2293620"/>
+            <wp:effectExtent l="0" t="0" r="7620" b="7620"/>
+            <wp:docPr id="43" name="图片 13"/>
+            <wp:cNvGraphicFramePr>
+              <a:graphicFrameLocks xmlns:a="http://schemas.openxmlformats.org/drawingml/2006/main" noChangeAspect="1"/>
+            </wp:cNvGraphicFramePr>
+            <a:graphic xmlns:a="http://schemas.openxmlformats.org/drawingml/2006/main">
+              <a:graphicData uri="http://schemas.openxmlformats.org/drawingml/2006/picture">
+                <pic:pic xmlns:pic="http://schemas.openxmlformats.org/drawingml/2006/picture">
+                  <pic:nvPicPr>
+                    <pic:cNvPr id="43" name="图片 13"/>
+                    <pic:cNvPicPr>
+                      <a:picLocks noChangeAspect="1"/>
+                    </pic:cNvPicPr>
+                  </pic:nvPicPr>
+                  <pic:blipFill>
+                    <a:blip r:embed="rId46"/>
+                    <a:stretch>
+                      <a:fillRect/>
+                    </a:stretch>
+                  </pic:blipFill>
+                  <pic:spPr>
+                    <a:xfrm>
+                      <a:off x="0" y="0"/>
+                      <a:ext cx="4427220" cy="2293620"/>
+                    </a:xfrm>
+                    <a:prstGeom prst="rect">
+                      <a:avLst/>
+                    </a:prstGeom>
+                    <a:noFill/>
+                    <a:ln>
+                      <a:noFill/>
+                    </a:ln>
+                  </pic:spPr>
+                </pic:pic>
+              </a:graphicData>
+            </a:graphic>
+          </wp:inline>
+        </w:drawing>
+      </w:r>
+    </w:p>
+    <w:p>
+      <w:r>
+        <w:drawing>
+          <wp:inline distT="0" distB="0" distL="114300" distR="114300">
+            <wp:extent cx="5273040" cy="1673860"/>
+            <wp:effectExtent l="0" t="0" r="0" b="2540"/>
+            <wp:docPr id="44" name="图片 14"/>
+            <wp:cNvGraphicFramePr>
+              <a:graphicFrameLocks xmlns:a="http://schemas.openxmlformats.org/drawingml/2006/main" noChangeAspect="1"/>
+            </wp:cNvGraphicFramePr>
+            <a:graphic xmlns:a="http://schemas.openxmlformats.org/drawingml/2006/main">
+              <a:graphicData uri="http://schemas.openxmlformats.org/drawingml/2006/picture">
+                <pic:pic xmlns:pic="http://schemas.openxmlformats.org/drawingml/2006/picture">
+                  <pic:nvPicPr>
+                    <pic:cNvPr id="44" name="图片 14"/>
+                    <pic:cNvPicPr>
+                      <a:picLocks noChangeAspect="1"/>
+                    </pic:cNvPicPr>
+                  </pic:nvPicPr>
+                  <pic:blipFill>
+                    <a:blip r:embed="rId47"/>
+                    <a:stretch>
+                      <a:fillRect/>
+                    </a:stretch>
+                  </pic:blipFill>
+                  <pic:spPr>
+                    <a:xfrm>
+                      <a:off x="0" y="0"/>
+                      <a:ext cx="5273040" cy="1673860"/>
+                    </a:xfrm>
+                    <a:prstGeom prst="rect">
+                      <a:avLst/>
+                    </a:prstGeom>
+                    <a:noFill/>
+                    <a:ln>
+                      <a:noFill/>
+                    </a:ln>
+                  </pic:spPr>
+                </pic:pic>
+              </a:graphicData>
+            </a:graphic>
+          </wp:inline>
+        </w:drawing>
+      </w:r>
+    </w:p>
+    <w:p>
+      <w:pPr>
+        <w:pStyle w:val="2"/>
+        <w:bidi w:val="0"/>
+      </w:pPr>
+      <w:r>
+        <w:t>能不能把 epoll 开多线程？</w:t>
+      </w:r>
+    </w:p>
+    <w:p>
+      <w:r>
+        <w:drawing>
+          <wp:inline distT="0" distB="0" distL="114300" distR="114300">
+            <wp:extent cx="4465320" cy="2049780"/>
+            <wp:effectExtent l="0" t="0" r="0" b="7620"/>
+            <wp:docPr id="45" name="图片 15"/>
+            <wp:cNvGraphicFramePr>
+              <a:graphicFrameLocks xmlns:a="http://schemas.openxmlformats.org/drawingml/2006/main" noChangeAspect="1"/>
+            </wp:cNvGraphicFramePr>
+            <a:graphic xmlns:a="http://schemas.openxmlformats.org/drawingml/2006/main">
+              <a:graphicData uri="http://schemas.openxmlformats.org/drawingml/2006/picture">
+                <pic:pic xmlns:pic="http://schemas.openxmlformats.org/drawingml/2006/picture">
+                  <pic:nvPicPr>
+                    <pic:cNvPr id="45" name="图片 15"/>
+                    <pic:cNvPicPr>
+                      <a:picLocks noChangeAspect="1"/>
+                    </pic:cNvPicPr>
+                  </pic:nvPicPr>
+                  <pic:blipFill>
+                    <a:blip r:embed="rId48"/>
+                    <a:stretch>
+                      <a:fillRect/>
+                    </a:stretch>
+                  </pic:blipFill>
+                  <pic:spPr>
+                    <a:xfrm>
+                      <a:off x="0" y="0"/>
+                      <a:ext cx="4465320" cy="2049780"/>
+                    </a:xfrm>
+                    <a:prstGeom prst="rect">
+                      <a:avLst/>
+                    </a:prstGeom>
+                    <a:noFill/>
+                    <a:ln>
+                      <a:noFill/>
+                    </a:ln>
+                  </pic:spPr>
+                </pic:pic>
+              </a:graphicData>
+            </a:graphic>
+          </wp:inline>
+        </w:drawing>
+      </w:r>
+    </w:p>
+    <w:p>
+      <w:r>
+        <w:drawing>
+          <wp:inline distT="0" distB="0" distL="114300" distR="114300">
+            <wp:extent cx="5269865" cy="1964690"/>
+            <wp:effectExtent l="0" t="0" r="3175" b="1270"/>
+            <wp:docPr id="46" name="图片 16"/>
+            <wp:cNvGraphicFramePr>
+              <a:graphicFrameLocks xmlns:a="http://schemas.openxmlformats.org/drawingml/2006/main" noChangeAspect="1"/>
+            </wp:cNvGraphicFramePr>
+            <a:graphic xmlns:a="http://schemas.openxmlformats.org/drawingml/2006/main">
+              <a:graphicData uri="http://schemas.openxmlformats.org/drawingml/2006/picture">
+                <pic:pic xmlns:pic="http://schemas.openxmlformats.org/drawingml/2006/picture">
+                  <pic:nvPicPr>
+                    <pic:cNvPr id="46" name="图片 16"/>
+                    <pic:cNvPicPr>
+                      <a:picLocks noChangeAspect="1"/>
+                    </pic:cNvPicPr>
+                  </pic:nvPicPr>
+                  <pic:blipFill>
+                    <a:blip r:embed="rId49"/>
+                    <a:stretch>
+                      <a:fillRect/>
+                    </a:stretch>
+                  </pic:blipFill>
+                  <pic:spPr>
+                    <a:xfrm>
+                      <a:off x="0" y="0"/>
+                      <a:ext cx="5269865" cy="1964690"/>
+                    </a:xfrm>
+                    <a:prstGeom prst="rect">
+                      <a:avLst/>
+                    </a:prstGeom>
+                    <a:noFill/>
+                    <a:ln>
+                      <a:noFill/>
+                    </a:ln>
+                  </pic:spPr>
+                </pic:pic>
+              </a:graphicData>
+            </a:graphic>
+          </wp:inline>
+        </w:drawing>
+      </w:r>
+    </w:p>
+    <w:p>
+      <w:pPr>
+        <w:pStyle w:val="2"/>
+        <w:bidi w:val="0"/>
+      </w:pPr>
+      <w:r>
+        <w:t>Epoll ET 边缘触发 为什么必须：非阻塞 + 循环读 + 循环 accept</w:t>
+      </w:r>
+    </w:p>
+    <w:p>
+      <w:r>
+        <w:drawing>
+          <wp:inline distT="0" distB="0" distL="114300" distR="114300">
+            <wp:extent cx="5268595" cy="3951605"/>
+            <wp:effectExtent l="0" t="0" r="4445" b="10795"/>
+            <wp:docPr id="47" name="图片 17"/>
+            <wp:cNvGraphicFramePr>
+              <a:graphicFrameLocks xmlns:a="http://schemas.openxmlformats.org/drawingml/2006/main" noChangeAspect="1"/>
+            </wp:cNvGraphicFramePr>
+            <a:graphic xmlns:a="http://schemas.openxmlformats.org/drawingml/2006/main">
+              <a:graphicData uri="http://schemas.openxmlformats.org/drawingml/2006/picture">
+                <pic:pic xmlns:pic="http://schemas.openxmlformats.org/drawingml/2006/picture">
+                  <pic:nvPicPr>
+                    <pic:cNvPr id="47" name="图片 17"/>
+                    <pic:cNvPicPr>
+                      <a:picLocks noChangeAspect="1"/>
+                    </pic:cNvPicPr>
+                  </pic:nvPicPr>
+                  <pic:blipFill>
+                    <a:blip r:embed="rId50"/>
+                    <a:stretch>
+                      <a:fillRect/>
+                    </a:stretch>
+                  </pic:blipFill>
+                  <pic:spPr>
+                    <a:xfrm>
+                      <a:off x="0" y="0"/>
+                      <a:ext cx="5268595" cy="3951605"/>
+                    </a:xfrm>
+                    <a:prstGeom prst="rect">
+                      <a:avLst/>
+                    </a:prstGeom>
+                    <a:noFill/>
+                    <a:ln>
+                      <a:noFill/>
+                    </a:ln>
+                  </pic:spPr>
+                </pic:pic>
+              </a:graphicData>
+            </a:graphic>
+          </wp:inline>
+        </w:drawing>
+      </w:r>
+    </w:p>
+    <w:p>
+      <w:r>
+        <w:drawing>
+          <wp:inline distT="0" distB="0" distL="114300" distR="114300">
+            <wp:extent cx="5268595" cy="1336675"/>
+            <wp:effectExtent l="0" t="0" r="4445" b="4445"/>
+            <wp:docPr id="48" name="图片 18"/>
+            <wp:cNvGraphicFramePr>
+              <a:graphicFrameLocks xmlns:a="http://schemas.openxmlformats.org/drawingml/2006/main" noChangeAspect="1"/>
+            </wp:cNvGraphicFramePr>
+            <a:graphic xmlns:a="http://schemas.openxmlformats.org/drawingml/2006/main">
+              <a:graphicData uri="http://schemas.openxmlformats.org/drawingml/2006/picture">
+                <pic:pic xmlns:pic="http://schemas.openxmlformats.org/drawingml/2006/picture">
+                  <pic:nvPicPr>
+                    <pic:cNvPr id="48" name="图片 18"/>
+                    <pic:cNvPicPr>
+                      <a:picLocks noChangeAspect="1"/>
+                    </pic:cNvPicPr>
+                  </pic:nvPicPr>
+                  <pic:blipFill>
+                    <a:blip r:embed="rId51"/>
+                    <a:stretch>
+                      <a:fillRect/>
+                    </a:stretch>
+                  </pic:blipFill>
+                  <pic:spPr>
+                    <a:xfrm>
+                      <a:off x="0" y="0"/>
+                      <a:ext cx="5268595" cy="1336675"/>
+                    </a:xfrm>
+                    <a:prstGeom prst="rect">
+                      <a:avLst/>
+                    </a:prstGeom>
+                    <a:noFill/>
+                    <a:ln>
+                      <a:noFill/>
+                    </a:ln>
+                  </pic:spPr>
+                </pic:pic>
+              </a:graphicData>
+            </a:graphic>
+          </wp:inline>
+        </w:drawing>
+      </w:r>
+    </w:p>
+    <w:p>
+      <w:pPr>
+        <w:pStyle w:val="2"/>
+        <w:bidi w:val="0"/>
+        <w:rPr>
+          <w:rFonts w:hint="eastAsia"/>
+          <w:lang w:val="en-US" w:eastAsia="zh-CN"/>
+        </w:rPr>
+      </w:pPr>
+      <w:r>
+        <w:rPr>
+          <w:rFonts w:hint="eastAsia"/>
+          <w:lang w:val="en-US" w:eastAsia="zh-CN"/>
+        </w:rPr>
+        <w:t>服务器架构面试</w:t>
+      </w:r>
+      <w:bookmarkStart w:id="32" w:name="_GoBack"/>
+      <w:bookmarkEnd w:id="32"/>
+      <w:r>
+        <w:rPr>
+          <w:rFonts w:hint="eastAsia"/>
+          <w:lang w:val="en-US" w:eastAsia="zh-CN"/>
+        </w:rPr>
+        <w:t>通用版</w:t>
+      </w:r>
+    </w:p>
+    <w:p>
+      <w:pPr>
+        <w:rPr>
+          <w:rFonts w:hint="default" w:ascii="宋体" w:hAnsi="宋体" w:eastAsia="宋体" w:cs="宋体"/>
+          <w:sz w:val="24"/>
+          <w:szCs w:val="24"/>
+          <w:lang w:val="en-US" w:eastAsia="zh-CN"/>
+        </w:rPr>
+      </w:pPr>
+      <w:r>
+        <w:drawing>
+          <wp:inline distT="0" distB="0" distL="114300" distR="114300">
+            <wp:extent cx="5266690" cy="2270125"/>
+            <wp:effectExtent l="0" t="0" r="6350" b="635"/>
+            <wp:docPr id="49" name="图片 19"/>
+            <wp:cNvGraphicFramePr>
+              <a:graphicFrameLocks xmlns:a="http://schemas.openxmlformats.org/drawingml/2006/main" noChangeAspect="1"/>
+            </wp:cNvGraphicFramePr>
+            <a:graphic xmlns:a="http://schemas.openxmlformats.org/drawingml/2006/main">
+              <a:graphicData uri="http://schemas.openxmlformats.org/drawingml/2006/picture">
+                <pic:pic xmlns:pic="http://schemas.openxmlformats.org/drawingml/2006/picture">
+                  <pic:nvPicPr>
+                    <pic:cNvPr id="49" name="图片 19"/>
+                    <pic:cNvPicPr>
+                      <a:picLocks noChangeAspect="1"/>
+                    </pic:cNvPicPr>
+                  </pic:nvPicPr>
+                  <pic:blipFill>
+                    <a:blip r:embed="rId52"/>
+                    <a:stretch>
+                      <a:fillRect/>
+                    </a:stretch>
+                  </pic:blipFill>
+                  <pic:spPr>
+                    <a:xfrm>
+                      <a:off x="0" y="0"/>
+                      <a:ext cx="5266690" cy="2270125"/>
+                    </a:xfrm>
+                    <a:prstGeom prst="rect">
+                      <a:avLst/>
+                    </a:prstGeom>
+                    <a:noFill/>
+                    <a:ln>
+                      <a:noFill/>
+                    </a:ln>
+                  </pic:spPr>
+                </pic:pic>
+              </a:graphicData>
+            </a:graphic>
+          </wp:inline>
+        </w:drawing>
+      </w:r>
     </w:p>
     <w:sectPr>
       <w:pgSz w:w="11906" w:h="16838"/>

--- a/c++mianshi/mianshi.docx
+++ b/c++mianshi/mianshi.docx
@@ -11,7 +11,7 @@
           <w:szCs w:val="24"/>
           <w:lang w:val="en-US" w:eastAsia="zh-CN" w:bidi="ar-SA"/>
         </w:rPr>
-        <w:id w:val="147456587"/>
+        <w:id w:val="147460078"/>
         <w15:color w:val="DBDBDB"/>
         <w:docPartObj>
           <w:docPartGallery w:val="Table of Contents"/>
@@ -52,51 +52,69 @@
           </w:pPr>
           <w:r>
             <w:rPr>
+              <w:rFonts w:hint="eastAsia" w:asciiTheme="minorHAnsi" w:hAnsiTheme="minorHAnsi" w:eastAsiaTheme="minorEastAsia" w:cstheme="minorBidi"/>
+              <w:b/>
+              <w:kern w:val="44"/>
+              <w:sz w:val="44"/>
+              <w:szCs w:val="24"/>
+              <w:lang w:val="en-US" w:eastAsia="zh-CN" w:bidi="ar-SA"/>
+            </w:rPr>
+            <w:fldChar w:fldCharType="begin"/>
+          </w:r>
+          <w:r>
+            <w:rPr>
+              <w:rFonts w:hint="eastAsia" w:asciiTheme="minorHAnsi" w:hAnsiTheme="minorHAnsi" w:eastAsiaTheme="minorEastAsia" w:cstheme="minorBidi"/>
+              <w:b/>
+              <w:kern w:val="44"/>
+              <w:sz w:val="44"/>
+              <w:szCs w:val="24"/>
+              <w:lang w:val="en-US" w:eastAsia="zh-CN" w:bidi="ar-SA"/>
+            </w:rPr>
+            <w:instrText xml:space="preserve">TOC \o "1-3" \h \u </w:instrText>
+          </w:r>
+          <w:r>
+            <w:rPr>
+              <w:rFonts w:hint="eastAsia" w:asciiTheme="minorHAnsi" w:hAnsiTheme="minorHAnsi" w:eastAsiaTheme="minorEastAsia" w:cstheme="minorBidi"/>
+              <w:b/>
+              <w:kern w:val="44"/>
+              <w:sz w:val="44"/>
+              <w:szCs w:val="24"/>
+              <w:lang w:val="en-US" w:eastAsia="zh-CN" w:bidi="ar-SA"/>
+            </w:rPr>
+            <w:fldChar w:fldCharType="separate"/>
+          </w:r>
+          <w:r>
+            <w:rPr>
+              <w:rFonts w:hint="eastAsia" w:asciiTheme="minorHAnsi" w:hAnsiTheme="minorHAnsi" w:eastAsiaTheme="minorEastAsia" w:cstheme="minorBidi"/>
+              <w:kern w:val="44"/>
+              <w:szCs w:val="24"/>
+              <w:lang w:val="en-US" w:eastAsia="zh-CN" w:bidi="ar-SA"/>
+            </w:rPr>
+            <w:fldChar w:fldCharType="begin"/>
+          </w:r>
+          <w:r>
+            <w:rPr>
+              <w:rFonts w:hint="eastAsia" w:asciiTheme="minorHAnsi" w:hAnsiTheme="minorHAnsi" w:eastAsiaTheme="minorEastAsia" w:cstheme="minorBidi"/>
+              <w:kern w:val="44"/>
+              <w:szCs w:val="24"/>
+              <w:lang w:val="en-US" w:eastAsia="zh-CN" w:bidi="ar-SA"/>
+            </w:rPr>
+            <w:instrText xml:space="preserve"> HYPERLINK \l _Toc14004 </w:instrText>
+          </w:r>
+          <w:r>
+            <w:rPr>
+              <w:rFonts w:hint="eastAsia" w:asciiTheme="minorHAnsi" w:hAnsiTheme="minorHAnsi" w:eastAsiaTheme="minorEastAsia" w:cstheme="minorBidi"/>
+              <w:kern w:val="44"/>
+              <w:szCs w:val="24"/>
+              <w:lang w:val="en-US" w:eastAsia="zh-CN" w:bidi="ar-SA"/>
+            </w:rPr>
+            <w:fldChar w:fldCharType="separate"/>
+          </w:r>
+          <w:r>
+            <w:rPr>
               <w:rFonts w:hint="eastAsia"/>
               <w:lang w:val="en-US" w:eastAsia="zh-CN"/>
             </w:rPr>
-            <w:fldChar w:fldCharType="begin"/>
-          </w:r>
-          <w:r>
-            <w:rPr>
-              <w:rFonts w:hint="eastAsia"/>
-              <w:lang w:val="en-US" w:eastAsia="zh-CN"/>
-            </w:rPr>
-            <w:instrText xml:space="preserve">TOC \o "1-3" \h \u </w:instrText>
-          </w:r>
-          <w:r>
-            <w:rPr>
-              <w:rFonts w:hint="eastAsia"/>
-              <w:lang w:val="en-US" w:eastAsia="zh-CN"/>
-            </w:rPr>
-            <w:fldChar w:fldCharType="separate"/>
-          </w:r>
-          <w:r>
-            <w:rPr>
-              <w:rFonts w:hint="eastAsia"/>
-              <w:lang w:val="en-US" w:eastAsia="zh-CN"/>
-            </w:rPr>
-            <w:fldChar w:fldCharType="begin"/>
-          </w:r>
-          <w:r>
-            <w:rPr>
-              <w:rFonts w:hint="eastAsia"/>
-              <w:lang w:val="en-US" w:eastAsia="zh-CN"/>
-            </w:rPr>
-            <w:instrText xml:space="preserve"> HYPERLINK \l _Toc29152 </w:instrText>
-          </w:r>
-          <w:r>
-            <w:rPr>
-              <w:rFonts w:hint="eastAsia"/>
-              <w:lang w:val="en-US" w:eastAsia="zh-CN"/>
-            </w:rPr>
-            <w:fldChar w:fldCharType="separate"/>
-          </w:r>
-          <w:r>
-            <w:rPr>
-              <w:rFonts w:hint="eastAsia"/>
-              <w:lang w:val="en-US" w:eastAsia="zh-CN"/>
-            </w:rPr>
             <w:t>Unique_ptr和shared_ptr的区别</w:t>
           </w:r>
           <w:r>
@@ -106,7 +124,7 @@
             <w:fldChar w:fldCharType="begin"/>
           </w:r>
           <w:r>
-            <w:instrText xml:space="preserve"> PAGEREF _Toc29152 \h </w:instrText>
+            <w:instrText xml:space="preserve"> PAGEREF _Toc14004 \h </w:instrText>
           </w:r>
           <w:r>
             <w:fldChar w:fldCharType="separate"/>
@@ -119,8 +137,10 @@
           </w:r>
           <w:r>
             <w:rPr>
-              <w:rFonts w:hint="eastAsia"/>
-              <w:lang w:val="en-US" w:eastAsia="zh-CN"/>
+              <w:rFonts w:hint="eastAsia" w:asciiTheme="minorHAnsi" w:hAnsiTheme="minorHAnsi" w:eastAsiaTheme="minorEastAsia" w:cstheme="minorBidi"/>
+              <w:kern w:val="44"/>
+              <w:szCs w:val="24"/>
+              <w:lang w:val="en-US" w:eastAsia="zh-CN" w:bidi="ar-SA"/>
             </w:rPr>
             <w:fldChar w:fldCharType="end"/>
           </w:r>
@@ -134,30 +154,36 @@
           </w:pPr>
           <w:r>
             <w:rPr>
+              <w:rFonts w:hint="eastAsia" w:asciiTheme="minorHAnsi" w:hAnsiTheme="minorHAnsi" w:eastAsiaTheme="minorEastAsia" w:cstheme="minorBidi"/>
+              <w:kern w:val="44"/>
+              <w:szCs w:val="24"/>
+              <w:lang w:val="en-US" w:eastAsia="zh-CN" w:bidi="ar-SA"/>
+            </w:rPr>
+            <w:fldChar w:fldCharType="begin"/>
+          </w:r>
+          <w:r>
+            <w:rPr>
+              <w:rFonts w:hint="eastAsia" w:asciiTheme="minorHAnsi" w:hAnsiTheme="minorHAnsi" w:eastAsiaTheme="minorEastAsia" w:cstheme="minorBidi"/>
+              <w:kern w:val="44"/>
+              <w:szCs w:val="24"/>
+              <w:lang w:val="en-US" w:eastAsia="zh-CN" w:bidi="ar-SA"/>
+            </w:rPr>
+            <w:instrText xml:space="preserve"> HYPERLINK \l _Toc24327 </w:instrText>
+          </w:r>
+          <w:r>
+            <w:rPr>
+              <w:rFonts w:hint="eastAsia" w:asciiTheme="minorHAnsi" w:hAnsiTheme="minorHAnsi" w:eastAsiaTheme="minorEastAsia" w:cstheme="minorBidi"/>
+              <w:kern w:val="44"/>
+              <w:szCs w:val="24"/>
+              <w:lang w:val="en-US" w:eastAsia="zh-CN" w:bidi="ar-SA"/>
+            </w:rPr>
+            <w:fldChar w:fldCharType="separate"/>
+          </w:r>
+          <w:r>
+            <w:rPr>
               <w:rFonts w:hint="eastAsia"/>
               <w:lang w:val="en-US" w:eastAsia="zh-CN"/>
             </w:rPr>
-            <w:fldChar w:fldCharType="begin"/>
-          </w:r>
-          <w:r>
-            <w:rPr>
-              <w:rFonts w:hint="eastAsia"/>
-              <w:lang w:val="en-US" w:eastAsia="zh-CN"/>
-            </w:rPr>
-            <w:instrText xml:space="preserve"> HYPERLINK \l _Toc14385 </w:instrText>
-          </w:r>
-          <w:r>
-            <w:rPr>
-              <w:rFonts w:hint="eastAsia"/>
-              <w:lang w:val="en-US" w:eastAsia="zh-CN"/>
-            </w:rPr>
-            <w:fldChar w:fldCharType="separate"/>
-          </w:r>
-          <w:r>
-            <w:rPr>
-              <w:rFonts w:hint="eastAsia"/>
-              <w:lang w:val="en-US" w:eastAsia="zh-CN"/>
-            </w:rPr>
             <w:t>什么是野指针 / 悬空指针？如何彻底避免？</w:t>
           </w:r>
           <w:r>
@@ -167,21 +193,23 @@
             <w:fldChar w:fldCharType="begin"/>
           </w:r>
           <w:r>
-            <w:instrText xml:space="preserve"> PAGEREF _Toc14385 \h </w:instrText>
-          </w:r>
-          <w:r>
-            <w:fldChar w:fldCharType="separate"/>
-          </w:r>
-          <w:r>
-            <w:t>2</w:t>
-          </w:r>
-          <w:r>
-            <w:fldChar w:fldCharType="end"/>
-          </w:r>
-          <w:r>
-            <w:rPr>
-              <w:rFonts w:hint="eastAsia"/>
-              <w:lang w:val="en-US" w:eastAsia="zh-CN"/>
+            <w:instrText xml:space="preserve"> PAGEREF _Toc24327 \h </w:instrText>
+          </w:r>
+          <w:r>
+            <w:fldChar w:fldCharType="separate"/>
+          </w:r>
+          <w:r>
+            <w:t>3</w:t>
+          </w:r>
+          <w:r>
+            <w:fldChar w:fldCharType="end"/>
+          </w:r>
+          <w:r>
+            <w:rPr>
+              <w:rFonts w:hint="eastAsia" w:asciiTheme="minorHAnsi" w:hAnsiTheme="minorHAnsi" w:eastAsiaTheme="minorEastAsia" w:cstheme="minorBidi"/>
+              <w:kern w:val="44"/>
+              <w:szCs w:val="24"/>
+              <w:lang w:val="en-US" w:eastAsia="zh-CN" w:bidi="ar-SA"/>
             </w:rPr>
             <w:fldChar w:fldCharType="end"/>
           </w:r>
@@ -195,22 +223,28 @@
           </w:pPr>
           <w:r>
             <w:rPr>
-              <w:rFonts w:hint="eastAsia"/>
-              <w:lang w:val="en-US" w:eastAsia="zh-CN"/>
-            </w:rPr>
-            <w:fldChar w:fldCharType="begin"/>
-          </w:r>
-          <w:r>
-            <w:rPr>
-              <w:rFonts w:hint="eastAsia"/>
-              <w:lang w:val="en-US" w:eastAsia="zh-CN"/>
-            </w:rPr>
-            <w:instrText xml:space="preserve"> HYPERLINK \l _Toc13966 </w:instrText>
-          </w:r>
-          <w:r>
-            <w:rPr>
-              <w:rFonts w:hint="eastAsia"/>
-              <w:lang w:val="en-US" w:eastAsia="zh-CN"/>
+              <w:rFonts w:hint="eastAsia" w:asciiTheme="minorHAnsi" w:hAnsiTheme="minorHAnsi" w:eastAsiaTheme="minorEastAsia" w:cstheme="minorBidi"/>
+              <w:kern w:val="44"/>
+              <w:szCs w:val="24"/>
+              <w:lang w:val="en-US" w:eastAsia="zh-CN" w:bidi="ar-SA"/>
+            </w:rPr>
+            <w:fldChar w:fldCharType="begin"/>
+          </w:r>
+          <w:r>
+            <w:rPr>
+              <w:rFonts w:hint="eastAsia" w:asciiTheme="minorHAnsi" w:hAnsiTheme="minorHAnsi" w:eastAsiaTheme="minorEastAsia" w:cstheme="minorBidi"/>
+              <w:kern w:val="44"/>
+              <w:szCs w:val="24"/>
+              <w:lang w:val="en-US" w:eastAsia="zh-CN" w:bidi="ar-SA"/>
+            </w:rPr>
+            <w:instrText xml:space="preserve"> HYPERLINK \l _Toc13407 </w:instrText>
+          </w:r>
+          <w:r>
+            <w:rPr>
+              <w:rFonts w:hint="eastAsia" w:asciiTheme="minorHAnsi" w:hAnsiTheme="minorHAnsi" w:eastAsiaTheme="minorEastAsia" w:cstheme="minorBidi"/>
+              <w:kern w:val="44"/>
+              <w:szCs w:val="24"/>
+              <w:lang w:val="en-US" w:eastAsia="zh-CN" w:bidi="ar-SA"/>
             </w:rPr>
             <w:fldChar w:fldCharType="separate"/>
           </w:r>
@@ -228,7 +262,7 @@
             <w:fldChar w:fldCharType="begin"/>
           </w:r>
           <w:r>
-            <w:instrText xml:space="preserve"> PAGEREF _Toc13966 \h </w:instrText>
+            <w:instrText xml:space="preserve"> PAGEREF _Toc13407 \h </w:instrText>
           </w:r>
           <w:r>
             <w:fldChar w:fldCharType="separate"/>
@@ -241,8 +275,10 @@
           </w:r>
           <w:r>
             <w:rPr>
-              <w:rFonts w:hint="eastAsia"/>
-              <w:lang w:val="en-US" w:eastAsia="zh-CN"/>
+              <w:rFonts w:hint="eastAsia" w:asciiTheme="minorHAnsi" w:hAnsiTheme="minorHAnsi" w:eastAsiaTheme="minorEastAsia" w:cstheme="minorBidi"/>
+              <w:kern w:val="44"/>
+              <w:szCs w:val="24"/>
+              <w:lang w:val="en-US" w:eastAsia="zh-CN" w:bidi="ar-SA"/>
             </w:rPr>
             <w:fldChar w:fldCharType="end"/>
           </w:r>
@@ -256,22 +292,28 @@
           </w:pPr>
           <w:r>
             <w:rPr>
-              <w:rFonts w:hint="eastAsia"/>
-              <w:lang w:val="en-US" w:eastAsia="zh-CN"/>
-            </w:rPr>
-            <w:fldChar w:fldCharType="begin"/>
-          </w:r>
-          <w:r>
-            <w:rPr>
-              <w:rFonts w:hint="eastAsia"/>
-              <w:lang w:val="en-US" w:eastAsia="zh-CN"/>
-            </w:rPr>
-            <w:instrText xml:space="preserve"> HYPERLINK \l _Toc19320 </w:instrText>
-          </w:r>
-          <w:r>
-            <w:rPr>
-              <w:rFonts w:hint="eastAsia"/>
-              <w:lang w:val="en-US" w:eastAsia="zh-CN"/>
+              <w:rFonts w:hint="eastAsia" w:asciiTheme="minorHAnsi" w:hAnsiTheme="minorHAnsi" w:eastAsiaTheme="minorEastAsia" w:cstheme="minorBidi"/>
+              <w:kern w:val="44"/>
+              <w:szCs w:val="24"/>
+              <w:lang w:val="en-US" w:eastAsia="zh-CN" w:bidi="ar-SA"/>
+            </w:rPr>
+            <w:fldChar w:fldCharType="begin"/>
+          </w:r>
+          <w:r>
+            <w:rPr>
+              <w:rFonts w:hint="eastAsia" w:asciiTheme="minorHAnsi" w:hAnsiTheme="minorHAnsi" w:eastAsiaTheme="minorEastAsia" w:cstheme="minorBidi"/>
+              <w:kern w:val="44"/>
+              <w:szCs w:val="24"/>
+              <w:lang w:val="en-US" w:eastAsia="zh-CN" w:bidi="ar-SA"/>
+            </w:rPr>
+            <w:instrText xml:space="preserve"> HYPERLINK \l _Toc1103 </w:instrText>
+          </w:r>
+          <w:r>
+            <w:rPr>
+              <w:rFonts w:hint="eastAsia" w:asciiTheme="minorHAnsi" w:hAnsiTheme="minorHAnsi" w:eastAsiaTheme="minorEastAsia" w:cstheme="minorBidi"/>
+              <w:kern w:val="44"/>
+              <w:szCs w:val="24"/>
+              <w:lang w:val="en-US" w:eastAsia="zh-CN" w:bidi="ar-SA"/>
             </w:rPr>
             <w:fldChar w:fldCharType="separate"/>
           </w:r>
@@ -285,21 +327,23 @@
             <w:fldChar w:fldCharType="begin"/>
           </w:r>
           <w:r>
-            <w:instrText xml:space="preserve"> PAGEREF _Toc19320 \h </w:instrText>
-          </w:r>
-          <w:r>
-            <w:fldChar w:fldCharType="separate"/>
-          </w:r>
-          <w:r>
-            <w:t>3</w:t>
-          </w:r>
-          <w:r>
-            <w:fldChar w:fldCharType="end"/>
-          </w:r>
-          <w:r>
-            <w:rPr>
-              <w:rFonts w:hint="eastAsia"/>
-              <w:lang w:val="en-US" w:eastAsia="zh-CN"/>
+            <w:instrText xml:space="preserve"> PAGEREF _Toc1103 \h </w:instrText>
+          </w:r>
+          <w:r>
+            <w:fldChar w:fldCharType="separate"/>
+          </w:r>
+          <w:r>
+            <w:t>4</w:t>
+          </w:r>
+          <w:r>
+            <w:fldChar w:fldCharType="end"/>
+          </w:r>
+          <w:r>
+            <w:rPr>
+              <w:rFonts w:hint="eastAsia" w:asciiTheme="minorHAnsi" w:hAnsiTheme="minorHAnsi" w:eastAsiaTheme="minorEastAsia" w:cstheme="minorBidi"/>
+              <w:kern w:val="44"/>
+              <w:szCs w:val="24"/>
+              <w:lang w:val="en-US" w:eastAsia="zh-CN" w:bidi="ar-SA"/>
             </w:rPr>
             <w:fldChar w:fldCharType="end"/>
           </w:r>
@@ -313,22 +357,28 @@
           </w:pPr>
           <w:r>
             <w:rPr>
-              <w:rFonts w:hint="eastAsia"/>
-              <w:lang w:val="en-US" w:eastAsia="zh-CN"/>
-            </w:rPr>
-            <w:fldChar w:fldCharType="begin"/>
-          </w:r>
-          <w:r>
-            <w:rPr>
-              <w:rFonts w:hint="eastAsia"/>
-              <w:lang w:val="en-US" w:eastAsia="zh-CN"/>
-            </w:rPr>
-            <w:instrText xml:space="preserve"> HYPERLINK \l _Toc4332 </w:instrText>
-          </w:r>
-          <w:r>
-            <w:rPr>
-              <w:rFonts w:hint="eastAsia"/>
-              <w:lang w:val="en-US" w:eastAsia="zh-CN"/>
+              <w:rFonts w:hint="eastAsia" w:asciiTheme="minorHAnsi" w:hAnsiTheme="minorHAnsi" w:eastAsiaTheme="minorEastAsia" w:cstheme="minorBidi"/>
+              <w:kern w:val="44"/>
+              <w:szCs w:val="24"/>
+              <w:lang w:val="en-US" w:eastAsia="zh-CN" w:bidi="ar-SA"/>
+            </w:rPr>
+            <w:fldChar w:fldCharType="begin"/>
+          </w:r>
+          <w:r>
+            <w:rPr>
+              <w:rFonts w:hint="eastAsia" w:asciiTheme="minorHAnsi" w:hAnsiTheme="minorHAnsi" w:eastAsiaTheme="minorEastAsia" w:cstheme="minorBidi"/>
+              <w:kern w:val="44"/>
+              <w:szCs w:val="24"/>
+              <w:lang w:val="en-US" w:eastAsia="zh-CN" w:bidi="ar-SA"/>
+            </w:rPr>
+            <w:instrText xml:space="preserve"> HYPERLINK \l _Toc13250 </w:instrText>
+          </w:r>
+          <w:r>
+            <w:rPr>
+              <w:rFonts w:hint="eastAsia" w:asciiTheme="minorHAnsi" w:hAnsiTheme="minorHAnsi" w:eastAsiaTheme="minorEastAsia" w:cstheme="minorBidi"/>
+              <w:kern w:val="44"/>
+              <w:szCs w:val="24"/>
+              <w:lang w:val="en-US" w:eastAsia="zh-CN" w:bidi="ar-SA"/>
             </w:rPr>
             <w:fldChar w:fldCharType="separate"/>
           </w:r>
@@ -346,21 +396,23 @@
             <w:fldChar w:fldCharType="begin"/>
           </w:r>
           <w:r>
-            <w:instrText xml:space="preserve"> PAGEREF _Toc4332 \h </w:instrText>
-          </w:r>
-          <w:r>
-            <w:fldChar w:fldCharType="separate"/>
-          </w:r>
-          <w:r>
-            <w:t>3</w:t>
-          </w:r>
-          <w:r>
-            <w:fldChar w:fldCharType="end"/>
-          </w:r>
-          <w:r>
-            <w:rPr>
-              <w:rFonts w:hint="eastAsia"/>
-              <w:lang w:val="en-US" w:eastAsia="zh-CN"/>
+            <w:instrText xml:space="preserve"> PAGEREF _Toc13250 \h </w:instrText>
+          </w:r>
+          <w:r>
+            <w:fldChar w:fldCharType="separate"/>
+          </w:r>
+          <w:r>
+            <w:t>4</w:t>
+          </w:r>
+          <w:r>
+            <w:fldChar w:fldCharType="end"/>
+          </w:r>
+          <w:r>
+            <w:rPr>
+              <w:rFonts w:hint="eastAsia" w:asciiTheme="minorHAnsi" w:hAnsiTheme="minorHAnsi" w:eastAsiaTheme="minorEastAsia" w:cstheme="minorBidi"/>
+              <w:kern w:val="44"/>
+              <w:szCs w:val="24"/>
+              <w:lang w:val="en-US" w:eastAsia="zh-CN" w:bidi="ar-SA"/>
             </w:rPr>
             <w:fldChar w:fldCharType="end"/>
           </w:r>
@@ -374,22 +426,28 @@
           </w:pPr>
           <w:r>
             <w:rPr>
-              <w:rFonts w:hint="eastAsia"/>
-              <w:lang w:val="en-US" w:eastAsia="zh-CN"/>
-            </w:rPr>
-            <w:fldChar w:fldCharType="begin"/>
-          </w:r>
-          <w:r>
-            <w:rPr>
-              <w:rFonts w:hint="eastAsia"/>
-              <w:lang w:val="en-US" w:eastAsia="zh-CN"/>
-            </w:rPr>
-            <w:instrText xml:space="preserve"> HYPERLINK \l _Toc22376 </w:instrText>
-          </w:r>
-          <w:r>
-            <w:rPr>
-              <w:rFonts w:hint="eastAsia"/>
-              <w:lang w:val="en-US" w:eastAsia="zh-CN"/>
+              <w:rFonts w:hint="eastAsia" w:asciiTheme="minorHAnsi" w:hAnsiTheme="minorHAnsi" w:eastAsiaTheme="minorEastAsia" w:cstheme="minorBidi"/>
+              <w:kern w:val="44"/>
+              <w:szCs w:val="24"/>
+              <w:lang w:val="en-US" w:eastAsia="zh-CN" w:bidi="ar-SA"/>
+            </w:rPr>
+            <w:fldChar w:fldCharType="begin"/>
+          </w:r>
+          <w:r>
+            <w:rPr>
+              <w:rFonts w:hint="eastAsia" w:asciiTheme="minorHAnsi" w:hAnsiTheme="minorHAnsi" w:eastAsiaTheme="minorEastAsia" w:cstheme="minorBidi"/>
+              <w:kern w:val="44"/>
+              <w:szCs w:val="24"/>
+              <w:lang w:val="en-US" w:eastAsia="zh-CN" w:bidi="ar-SA"/>
+            </w:rPr>
+            <w:instrText xml:space="preserve"> HYPERLINK \l _Toc23061 </w:instrText>
+          </w:r>
+          <w:r>
+            <w:rPr>
+              <w:rFonts w:hint="eastAsia" w:asciiTheme="minorHAnsi" w:hAnsiTheme="minorHAnsi" w:eastAsiaTheme="minorEastAsia" w:cstheme="minorBidi"/>
+              <w:kern w:val="44"/>
+              <w:szCs w:val="24"/>
+              <w:lang w:val="en-US" w:eastAsia="zh-CN" w:bidi="ar-SA"/>
             </w:rPr>
             <w:fldChar w:fldCharType="separate"/>
           </w:r>
@@ -403,7 +461,7 @@
             <w:fldChar w:fldCharType="begin"/>
           </w:r>
           <w:r>
-            <w:instrText xml:space="preserve"> PAGEREF _Toc22376 \h </w:instrText>
+            <w:instrText xml:space="preserve"> PAGEREF _Toc23061 \h </w:instrText>
           </w:r>
           <w:r>
             <w:fldChar w:fldCharType="separate"/>
@@ -416,8 +474,10 @@
           </w:r>
           <w:r>
             <w:rPr>
-              <w:rFonts w:hint="eastAsia"/>
-              <w:lang w:val="en-US" w:eastAsia="zh-CN"/>
+              <w:rFonts w:hint="eastAsia" w:asciiTheme="minorHAnsi" w:hAnsiTheme="minorHAnsi" w:eastAsiaTheme="minorEastAsia" w:cstheme="minorBidi"/>
+              <w:kern w:val="44"/>
+              <w:szCs w:val="24"/>
+              <w:lang w:val="en-US" w:eastAsia="zh-CN" w:bidi="ar-SA"/>
             </w:rPr>
             <w:fldChar w:fldCharType="end"/>
           </w:r>
@@ -431,22 +491,28 @@
           </w:pPr>
           <w:r>
             <w:rPr>
-              <w:rFonts w:hint="eastAsia"/>
-              <w:lang w:val="en-US" w:eastAsia="zh-CN"/>
-            </w:rPr>
-            <w:fldChar w:fldCharType="begin"/>
-          </w:r>
-          <w:r>
-            <w:rPr>
-              <w:rFonts w:hint="eastAsia"/>
-              <w:lang w:val="en-US" w:eastAsia="zh-CN"/>
-            </w:rPr>
-            <w:instrText xml:space="preserve"> HYPERLINK \l _Toc5400 </w:instrText>
-          </w:r>
-          <w:r>
-            <w:rPr>
-              <w:rFonts w:hint="eastAsia"/>
-              <w:lang w:val="en-US" w:eastAsia="zh-CN"/>
+              <w:rFonts w:hint="eastAsia" w:asciiTheme="minorHAnsi" w:hAnsiTheme="minorHAnsi" w:eastAsiaTheme="minorEastAsia" w:cstheme="minorBidi"/>
+              <w:kern w:val="44"/>
+              <w:szCs w:val="24"/>
+              <w:lang w:val="en-US" w:eastAsia="zh-CN" w:bidi="ar-SA"/>
+            </w:rPr>
+            <w:fldChar w:fldCharType="begin"/>
+          </w:r>
+          <w:r>
+            <w:rPr>
+              <w:rFonts w:hint="eastAsia" w:asciiTheme="minorHAnsi" w:hAnsiTheme="minorHAnsi" w:eastAsiaTheme="minorEastAsia" w:cstheme="minorBidi"/>
+              <w:kern w:val="44"/>
+              <w:szCs w:val="24"/>
+              <w:lang w:val="en-US" w:eastAsia="zh-CN" w:bidi="ar-SA"/>
+            </w:rPr>
+            <w:instrText xml:space="preserve"> HYPERLINK \l _Toc20940 </w:instrText>
+          </w:r>
+          <w:r>
+            <w:rPr>
+              <w:rFonts w:hint="eastAsia" w:asciiTheme="minorHAnsi" w:hAnsiTheme="minorHAnsi" w:eastAsiaTheme="minorEastAsia" w:cstheme="minorBidi"/>
+              <w:kern w:val="44"/>
+              <w:szCs w:val="24"/>
+              <w:lang w:val="en-US" w:eastAsia="zh-CN" w:bidi="ar-SA"/>
             </w:rPr>
             <w:fldChar w:fldCharType="separate"/>
           </w:r>
@@ -460,21 +526,23 @@
             <w:fldChar w:fldCharType="begin"/>
           </w:r>
           <w:r>
-            <w:instrText xml:space="preserve"> PAGEREF _Toc5400 \h </w:instrText>
-          </w:r>
-          <w:r>
-            <w:fldChar w:fldCharType="separate"/>
-          </w:r>
-          <w:r>
-            <w:t>4</w:t>
-          </w:r>
-          <w:r>
-            <w:fldChar w:fldCharType="end"/>
-          </w:r>
-          <w:r>
-            <w:rPr>
-              <w:rFonts w:hint="eastAsia"/>
-              <w:lang w:val="en-US" w:eastAsia="zh-CN"/>
+            <w:instrText xml:space="preserve"> PAGEREF _Toc20940 \h </w:instrText>
+          </w:r>
+          <w:r>
+            <w:fldChar w:fldCharType="separate"/>
+          </w:r>
+          <w:r>
+            <w:t>5</w:t>
+          </w:r>
+          <w:r>
+            <w:fldChar w:fldCharType="end"/>
+          </w:r>
+          <w:r>
+            <w:rPr>
+              <w:rFonts w:hint="eastAsia" w:asciiTheme="minorHAnsi" w:hAnsiTheme="minorHAnsi" w:eastAsiaTheme="minorEastAsia" w:cstheme="minorBidi"/>
+              <w:kern w:val="44"/>
+              <w:szCs w:val="24"/>
+              <w:lang w:val="en-US" w:eastAsia="zh-CN" w:bidi="ar-SA"/>
             </w:rPr>
             <w:fldChar w:fldCharType="end"/>
           </w:r>
@@ -488,22 +556,28 @@
           </w:pPr>
           <w:r>
             <w:rPr>
-              <w:rFonts w:hint="eastAsia"/>
-              <w:lang w:val="en-US" w:eastAsia="zh-CN"/>
-            </w:rPr>
-            <w:fldChar w:fldCharType="begin"/>
-          </w:r>
-          <w:r>
-            <w:rPr>
-              <w:rFonts w:hint="eastAsia"/>
-              <w:lang w:val="en-US" w:eastAsia="zh-CN"/>
-            </w:rPr>
-            <w:instrText xml:space="preserve"> HYPERLINK \l _Toc26511 </w:instrText>
-          </w:r>
-          <w:r>
-            <w:rPr>
-              <w:rFonts w:hint="eastAsia"/>
-              <w:lang w:val="en-US" w:eastAsia="zh-CN"/>
+              <w:rFonts w:hint="eastAsia" w:asciiTheme="minorHAnsi" w:hAnsiTheme="minorHAnsi" w:eastAsiaTheme="minorEastAsia" w:cstheme="minorBidi"/>
+              <w:kern w:val="44"/>
+              <w:szCs w:val="24"/>
+              <w:lang w:val="en-US" w:eastAsia="zh-CN" w:bidi="ar-SA"/>
+            </w:rPr>
+            <w:fldChar w:fldCharType="begin"/>
+          </w:r>
+          <w:r>
+            <w:rPr>
+              <w:rFonts w:hint="eastAsia" w:asciiTheme="minorHAnsi" w:hAnsiTheme="minorHAnsi" w:eastAsiaTheme="minorEastAsia" w:cstheme="minorBidi"/>
+              <w:kern w:val="44"/>
+              <w:szCs w:val="24"/>
+              <w:lang w:val="en-US" w:eastAsia="zh-CN" w:bidi="ar-SA"/>
+            </w:rPr>
+            <w:instrText xml:space="preserve"> HYPERLINK \l _Toc20612 </w:instrText>
+          </w:r>
+          <w:r>
+            <w:rPr>
+              <w:rFonts w:hint="eastAsia" w:asciiTheme="minorHAnsi" w:hAnsiTheme="minorHAnsi" w:eastAsiaTheme="minorEastAsia" w:cstheme="minorBidi"/>
+              <w:kern w:val="44"/>
+              <w:szCs w:val="24"/>
+              <w:lang w:val="en-US" w:eastAsia="zh-CN" w:bidi="ar-SA"/>
             </w:rPr>
             <w:fldChar w:fldCharType="separate"/>
           </w:r>
@@ -517,7 +591,7 @@
             <w:fldChar w:fldCharType="begin"/>
           </w:r>
           <w:r>
-            <w:instrText xml:space="preserve"> PAGEREF _Toc26511 \h </w:instrText>
+            <w:instrText xml:space="preserve"> PAGEREF _Toc20612 \h </w:instrText>
           </w:r>
           <w:r>
             <w:fldChar w:fldCharType="separate"/>
@@ -530,8 +604,10 @@
           </w:r>
           <w:r>
             <w:rPr>
-              <w:rFonts w:hint="eastAsia"/>
-              <w:lang w:val="en-US" w:eastAsia="zh-CN"/>
+              <w:rFonts w:hint="eastAsia" w:asciiTheme="minorHAnsi" w:hAnsiTheme="minorHAnsi" w:eastAsiaTheme="minorEastAsia" w:cstheme="minorBidi"/>
+              <w:kern w:val="44"/>
+              <w:szCs w:val="24"/>
+              <w:lang w:val="en-US" w:eastAsia="zh-CN" w:bidi="ar-SA"/>
             </w:rPr>
             <w:fldChar w:fldCharType="end"/>
           </w:r>
@@ -545,22 +621,28 @@
           </w:pPr>
           <w:r>
             <w:rPr>
-              <w:rFonts w:hint="eastAsia"/>
-              <w:lang w:val="en-US" w:eastAsia="zh-CN"/>
-            </w:rPr>
-            <w:fldChar w:fldCharType="begin"/>
-          </w:r>
-          <w:r>
-            <w:rPr>
-              <w:rFonts w:hint="eastAsia"/>
-              <w:lang w:val="en-US" w:eastAsia="zh-CN"/>
-            </w:rPr>
-            <w:instrText xml:space="preserve"> HYPERLINK \l _Toc20678 </w:instrText>
-          </w:r>
-          <w:r>
-            <w:rPr>
-              <w:rFonts w:hint="eastAsia"/>
-              <w:lang w:val="en-US" w:eastAsia="zh-CN"/>
+              <w:rFonts w:hint="eastAsia" w:asciiTheme="minorHAnsi" w:hAnsiTheme="minorHAnsi" w:eastAsiaTheme="minorEastAsia" w:cstheme="minorBidi"/>
+              <w:kern w:val="44"/>
+              <w:szCs w:val="24"/>
+              <w:lang w:val="en-US" w:eastAsia="zh-CN" w:bidi="ar-SA"/>
+            </w:rPr>
+            <w:fldChar w:fldCharType="begin"/>
+          </w:r>
+          <w:r>
+            <w:rPr>
+              <w:rFonts w:hint="eastAsia" w:asciiTheme="minorHAnsi" w:hAnsiTheme="minorHAnsi" w:eastAsiaTheme="minorEastAsia" w:cstheme="minorBidi"/>
+              <w:kern w:val="44"/>
+              <w:szCs w:val="24"/>
+              <w:lang w:val="en-US" w:eastAsia="zh-CN" w:bidi="ar-SA"/>
+            </w:rPr>
+            <w:instrText xml:space="preserve"> HYPERLINK \l _Toc28916 </w:instrText>
+          </w:r>
+          <w:r>
+            <w:rPr>
+              <w:rFonts w:hint="eastAsia" w:asciiTheme="minorHAnsi" w:hAnsiTheme="minorHAnsi" w:eastAsiaTheme="minorEastAsia" w:cstheme="minorBidi"/>
+              <w:kern w:val="44"/>
+              <w:szCs w:val="24"/>
+              <w:lang w:val="en-US" w:eastAsia="zh-CN" w:bidi="ar-SA"/>
             </w:rPr>
             <w:fldChar w:fldCharType="separate"/>
           </w:r>
@@ -574,21 +656,23 @@
             <w:fldChar w:fldCharType="begin"/>
           </w:r>
           <w:r>
-            <w:instrText xml:space="preserve"> PAGEREF _Toc20678 \h </w:instrText>
-          </w:r>
-          <w:r>
-            <w:fldChar w:fldCharType="separate"/>
-          </w:r>
-          <w:r>
-            <w:t>5</w:t>
-          </w:r>
-          <w:r>
-            <w:fldChar w:fldCharType="end"/>
-          </w:r>
-          <w:r>
-            <w:rPr>
-              <w:rFonts w:hint="eastAsia"/>
-              <w:lang w:val="en-US" w:eastAsia="zh-CN"/>
+            <w:instrText xml:space="preserve"> PAGEREF _Toc28916 \h </w:instrText>
+          </w:r>
+          <w:r>
+            <w:fldChar w:fldCharType="separate"/>
+          </w:r>
+          <w:r>
+            <w:t>6</w:t>
+          </w:r>
+          <w:r>
+            <w:fldChar w:fldCharType="end"/>
+          </w:r>
+          <w:r>
+            <w:rPr>
+              <w:rFonts w:hint="eastAsia" w:asciiTheme="minorHAnsi" w:hAnsiTheme="minorHAnsi" w:eastAsiaTheme="minorEastAsia" w:cstheme="minorBidi"/>
+              <w:kern w:val="44"/>
+              <w:szCs w:val="24"/>
+              <w:lang w:val="en-US" w:eastAsia="zh-CN" w:bidi="ar-SA"/>
             </w:rPr>
             <w:fldChar w:fldCharType="end"/>
           </w:r>
@@ -602,22 +686,28 @@
           </w:pPr>
           <w:r>
             <w:rPr>
-              <w:rFonts w:hint="eastAsia"/>
-              <w:lang w:val="en-US" w:eastAsia="zh-CN"/>
-            </w:rPr>
-            <w:fldChar w:fldCharType="begin"/>
-          </w:r>
-          <w:r>
-            <w:rPr>
-              <w:rFonts w:hint="eastAsia"/>
-              <w:lang w:val="en-US" w:eastAsia="zh-CN"/>
-            </w:rPr>
-            <w:instrText xml:space="preserve"> HYPERLINK \l _Toc10686 </w:instrText>
-          </w:r>
-          <w:r>
-            <w:rPr>
-              <w:rFonts w:hint="eastAsia"/>
-              <w:lang w:val="en-US" w:eastAsia="zh-CN"/>
+              <w:rFonts w:hint="eastAsia" w:asciiTheme="minorHAnsi" w:hAnsiTheme="minorHAnsi" w:eastAsiaTheme="minorEastAsia" w:cstheme="minorBidi"/>
+              <w:kern w:val="44"/>
+              <w:szCs w:val="24"/>
+              <w:lang w:val="en-US" w:eastAsia="zh-CN" w:bidi="ar-SA"/>
+            </w:rPr>
+            <w:fldChar w:fldCharType="begin"/>
+          </w:r>
+          <w:r>
+            <w:rPr>
+              <w:rFonts w:hint="eastAsia" w:asciiTheme="minorHAnsi" w:hAnsiTheme="minorHAnsi" w:eastAsiaTheme="minorEastAsia" w:cstheme="minorBidi"/>
+              <w:kern w:val="44"/>
+              <w:szCs w:val="24"/>
+              <w:lang w:val="en-US" w:eastAsia="zh-CN" w:bidi="ar-SA"/>
+            </w:rPr>
+            <w:instrText xml:space="preserve"> HYPERLINK \l _Toc3920 </w:instrText>
+          </w:r>
+          <w:r>
+            <w:rPr>
+              <w:rFonts w:hint="eastAsia" w:asciiTheme="minorHAnsi" w:hAnsiTheme="minorHAnsi" w:eastAsiaTheme="minorEastAsia" w:cstheme="minorBidi"/>
+              <w:kern w:val="44"/>
+              <w:szCs w:val="24"/>
+              <w:lang w:val="en-US" w:eastAsia="zh-CN" w:bidi="ar-SA"/>
             </w:rPr>
             <w:fldChar w:fldCharType="separate"/>
           </w:r>
@@ -631,21 +721,23 @@
             <w:fldChar w:fldCharType="begin"/>
           </w:r>
           <w:r>
-            <w:instrText xml:space="preserve"> PAGEREF _Toc10686 \h </w:instrText>
-          </w:r>
-          <w:r>
-            <w:fldChar w:fldCharType="separate"/>
-          </w:r>
-          <w:r>
-            <w:t>5</w:t>
-          </w:r>
-          <w:r>
-            <w:fldChar w:fldCharType="end"/>
-          </w:r>
-          <w:r>
-            <w:rPr>
-              <w:rFonts w:hint="eastAsia"/>
-              <w:lang w:val="en-US" w:eastAsia="zh-CN"/>
+            <w:instrText xml:space="preserve"> PAGEREF _Toc3920 \h </w:instrText>
+          </w:r>
+          <w:r>
+            <w:fldChar w:fldCharType="separate"/>
+          </w:r>
+          <w:r>
+            <w:t>6</w:t>
+          </w:r>
+          <w:r>
+            <w:fldChar w:fldCharType="end"/>
+          </w:r>
+          <w:r>
+            <w:rPr>
+              <w:rFonts w:hint="eastAsia" w:asciiTheme="minorHAnsi" w:hAnsiTheme="minorHAnsi" w:eastAsiaTheme="minorEastAsia" w:cstheme="minorBidi"/>
+              <w:kern w:val="44"/>
+              <w:szCs w:val="24"/>
+              <w:lang w:val="en-US" w:eastAsia="zh-CN" w:bidi="ar-SA"/>
             </w:rPr>
             <w:fldChar w:fldCharType="end"/>
           </w:r>
@@ -659,22 +751,28 @@
           </w:pPr>
           <w:r>
             <w:rPr>
-              <w:rFonts w:hint="eastAsia"/>
-              <w:lang w:val="en-US" w:eastAsia="zh-CN"/>
-            </w:rPr>
-            <w:fldChar w:fldCharType="begin"/>
-          </w:r>
-          <w:r>
-            <w:rPr>
-              <w:rFonts w:hint="eastAsia"/>
-              <w:lang w:val="en-US" w:eastAsia="zh-CN"/>
-            </w:rPr>
-            <w:instrText xml:space="preserve"> HYPERLINK \l _Toc32169 </w:instrText>
-          </w:r>
-          <w:r>
-            <w:rPr>
-              <w:rFonts w:hint="eastAsia"/>
-              <w:lang w:val="en-US" w:eastAsia="zh-CN"/>
+              <w:rFonts w:hint="eastAsia" w:asciiTheme="minorHAnsi" w:hAnsiTheme="minorHAnsi" w:eastAsiaTheme="minorEastAsia" w:cstheme="minorBidi"/>
+              <w:kern w:val="44"/>
+              <w:szCs w:val="24"/>
+              <w:lang w:val="en-US" w:eastAsia="zh-CN" w:bidi="ar-SA"/>
+            </w:rPr>
+            <w:fldChar w:fldCharType="begin"/>
+          </w:r>
+          <w:r>
+            <w:rPr>
+              <w:rFonts w:hint="eastAsia" w:asciiTheme="minorHAnsi" w:hAnsiTheme="minorHAnsi" w:eastAsiaTheme="minorEastAsia" w:cstheme="minorBidi"/>
+              <w:kern w:val="44"/>
+              <w:szCs w:val="24"/>
+              <w:lang w:val="en-US" w:eastAsia="zh-CN" w:bidi="ar-SA"/>
+            </w:rPr>
+            <w:instrText xml:space="preserve"> HYPERLINK \l _Toc29925 </w:instrText>
+          </w:r>
+          <w:r>
+            <w:rPr>
+              <w:rFonts w:hint="eastAsia" w:asciiTheme="minorHAnsi" w:hAnsiTheme="minorHAnsi" w:eastAsiaTheme="minorEastAsia" w:cstheme="minorBidi"/>
+              <w:kern w:val="44"/>
+              <w:szCs w:val="24"/>
+              <w:lang w:val="en-US" w:eastAsia="zh-CN" w:bidi="ar-SA"/>
             </w:rPr>
             <w:fldChar w:fldCharType="separate"/>
           </w:r>
@@ -688,7 +786,7 @@
             <w:fldChar w:fldCharType="begin"/>
           </w:r>
           <w:r>
-            <w:instrText xml:space="preserve"> PAGEREF _Toc32169 \h </w:instrText>
+            <w:instrText xml:space="preserve"> PAGEREF _Toc29925 \h </w:instrText>
           </w:r>
           <w:r>
             <w:fldChar w:fldCharType="separate"/>
@@ -701,8 +799,10 @@
           </w:r>
           <w:r>
             <w:rPr>
-              <w:rFonts w:hint="eastAsia"/>
-              <w:lang w:val="en-US" w:eastAsia="zh-CN"/>
+              <w:rFonts w:hint="eastAsia" w:asciiTheme="minorHAnsi" w:hAnsiTheme="minorHAnsi" w:eastAsiaTheme="minorEastAsia" w:cstheme="minorBidi"/>
+              <w:kern w:val="44"/>
+              <w:szCs w:val="24"/>
+              <w:lang w:val="en-US" w:eastAsia="zh-CN" w:bidi="ar-SA"/>
             </w:rPr>
             <w:fldChar w:fldCharType="end"/>
           </w:r>
@@ -716,22 +816,28 @@
           </w:pPr>
           <w:r>
             <w:rPr>
-              <w:rFonts w:hint="eastAsia"/>
-              <w:lang w:val="en-US" w:eastAsia="zh-CN"/>
-            </w:rPr>
-            <w:fldChar w:fldCharType="begin"/>
-          </w:r>
-          <w:r>
-            <w:rPr>
-              <w:rFonts w:hint="eastAsia"/>
-              <w:lang w:val="en-US" w:eastAsia="zh-CN"/>
-            </w:rPr>
-            <w:instrText xml:space="preserve"> HYPERLINK \l _Toc20324 </w:instrText>
-          </w:r>
-          <w:r>
-            <w:rPr>
-              <w:rFonts w:hint="eastAsia"/>
-              <w:lang w:val="en-US" w:eastAsia="zh-CN"/>
+              <w:rFonts w:hint="eastAsia" w:asciiTheme="minorHAnsi" w:hAnsiTheme="minorHAnsi" w:eastAsiaTheme="minorEastAsia" w:cstheme="minorBidi"/>
+              <w:kern w:val="44"/>
+              <w:szCs w:val="24"/>
+              <w:lang w:val="en-US" w:eastAsia="zh-CN" w:bidi="ar-SA"/>
+            </w:rPr>
+            <w:fldChar w:fldCharType="begin"/>
+          </w:r>
+          <w:r>
+            <w:rPr>
+              <w:rFonts w:hint="eastAsia" w:asciiTheme="minorHAnsi" w:hAnsiTheme="minorHAnsi" w:eastAsiaTheme="minorEastAsia" w:cstheme="minorBidi"/>
+              <w:kern w:val="44"/>
+              <w:szCs w:val="24"/>
+              <w:lang w:val="en-US" w:eastAsia="zh-CN" w:bidi="ar-SA"/>
+            </w:rPr>
+            <w:instrText xml:space="preserve"> HYPERLINK \l _Toc788 </w:instrText>
+          </w:r>
+          <w:r>
+            <w:rPr>
+              <w:rFonts w:hint="eastAsia" w:asciiTheme="minorHAnsi" w:hAnsiTheme="minorHAnsi" w:eastAsiaTheme="minorEastAsia" w:cstheme="minorBidi"/>
+              <w:kern w:val="44"/>
+              <w:szCs w:val="24"/>
+              <w:lang w:val="en-US" w:eastAsia="zh-CN" w:bidi="ar-SA"/>
             </w:rPr>
             <w:fldChar w:fldCharType="separate"/>
           </w:r>
@@ -745,21 +851,23 @@
             <w:fldChar w:fldCharType="begin"/>
           </w:r>
           <w:r>
-            <w:instrText xml:space="preserve"> PAGEREF _Toc20324 \h </w:instrText>
-          </w:r>
-          <w:r>
-            <w:fldChar w:fldCharType="separate"/>
-          </w:r>
-          <w:r>
-            <w:t>6</w:t>
-          </w:r>
-          <w:r>
-            <w:fldChar w:fldCharType="end"/>
-          </w:r>
-          <w:r>
-            <w:rPr>
-              <w:rFonts w:hint="eastAsia"/>
-              <w:lang w:val="en-US" w:eastAsia="zh-CN"/>
+            <w:instrText xml:space="preserve"> PAGEREF _Toc788 \h </w:instrText>
+          </w:r>
+          <w:r>
+            <w:fldChar w:fldCharType="separate"/>
+          </w:r>
+          <w:r>
+            <w:t>7</w:t>
+          </w:r>
+          <w:r>
+            <w:fldChar w:fldCharType="end"/>
+          </w:r>
+          <w:r>
+            <w:rPr>
+              <w:rFonts w:hint="eastAsia" w:asciiTheme="minorHAnsi" w:hAnsiTheme="minorHAnsi" w:eastAsiaTheme="minorEastAsia" w:cstheme="minorBidi"/>
+              <w:kern w:val="44"/>
+              <w:szCs w:val="24"/>
+              <w:lang w:val="en-US" w:eastAsia="zh-CN" w:bidi="ar-SA"/>
             </w:rPr>
             <w:fldChar w:fldCharType="end"/>
           </w:r>
@@ -773,22 +881,28 @@
           </w:pPr>
           <w:r>
             <w:rPr>
-              <w:rFonts w:hint="eastAsia"/>
-              <w:lang w:val="en-US" w:eastAsia="zh-CN"/>
-            </w:rPr>
-            <w:fldChar w:fldCharType="begin"/>
-          </w:r>
-          <w:r>
-            <w:rPr>
-              <w:rFonts w:hint="eastAsia"/>
-              <w:lang w:val="en-US" w:eastAsia="zh-CN"/>
-            </w:rPr>
-            <w:instrText xml:space="preserve"> HYPERLINK \l _Toc29683 </w:instrText>
-          </w:r>
-          <w:r>
-            <w:rPr>
-              <w:rFonts w:hint="eastAsia"/>
-              <w:lang w:val="en-US" w:eastAsia="zh-CN"/>
+              <w:rFonts w:hint="eastAsia" w:asciiTheme="minorHAnsi" w:hAnsiTheme="minorHAnsi" w:eastAsiaTheme="minorEastAsia" w:cstheme="minorBidi"/>
+              <w:kern w:val="44"/>
+              <w:szCs w:val="24"/>
+              <w:lang w:val="en-US" w:eastAsia="zh-CN" w:bidi="ar-SA"/>
+            </w:rPr>
+            <w:fldChar w:fldCharType="begin"/>
+          </w:r>
+          <w:r>
+            <w:rPr>
+              <w:rFonts w:hint="eastAsia" w:asciiTheme="minorHAnsi" w:hAnsiTheme="minorHAnsi" w:eastAsiaTheme="minorEastAsia" w:cstheme="minorBidi"/>
+              <w:kern w:val="44"/>
+              <w:szCs w:val="24"/>
+              <w:lang w:val="en-US" w:eastAsia="zh-CN" w:bidi="ar-SA"/>
+            </w:rPr>
+            <w:instrText xml:space="preserve"> HYPERLINK \l _Toc22767 </w:instrText>
+          </w:r>
+          <w:r>
+            <w:rPr>
+              <w:rFonts w:hint="eastAsia" w:asciiTheme="minorHAnsi" w:hAnsiTheme="minorHAnsi" w:eastAsiaTheme="minorEastAsia" w:cstheme="minorBidi"/>
+              <w:kern w:val="44"/>
+              <w:szCs w:val="24"/>
+              <w:lang w:val="en-US" w:eastAsia="zh-CN" w:bidi="ar-SA"/>
             </w:rPr>
             <w:fldChar w:fldCharType="separate"/>
           </w:r>
@@ -802,21 +916,23 @@
             <w:fldChar w:fldCharType="begin"/>
           </w:r>
           <w:r>
-            <w:instrText xml:space="preserve"> PAGEREF _Toc29683 \h </w:instrText>
-          </w:r>
-          <w:r>
-            <w:fldChar w:fldCharType="separate"/>
-          </w:r>
-          <w:r>
-            <w:t>6</w:t>
-          </w:r>
-          <w:r>
-            <w:fldChar w:fldCharType="end"/>
-          </w:r>
-          <w:r>
-            <w:rPr>
-              <w:rFonts w:hint="eastAsia"/>
-              <w:lang w:val="en-US" w:eastAsia="zh-CN"/>
+            <w:instrText xml:space="preserve"> PAGEREF _Toc22767 \h </w:instrText>
+          </w:r>
+          <w:r>
+            <w:fldChar w:fldCharType="separate"/>
+          </w:r>
+          <w:r>
+            <w:t>7</w:t>
+          </w:r>
+          <w:r>
+            <w:fldChar w:fldCharType="end"/>
+          </w:r>
+          <w:r>
+            <w:rPr>
+              <w:rFonts w:hint="eastAsia" w:asciiTheme="minorHAnsi" w:hAnsiTheme="minorHAnsi" w:eastAsiaTheme="minorEastAsia" w:cstheme="minorBidi"/>
+              <w:kern w:val="44"/>
+              <w:szCs w:val="24"/>
+              <w:lang w:val="en-US" w:eastAsia="zh-CN" w:bidi="ar-SA"/>
             </w:rPr>
             <w:fldChar w:fldCharType="end"/>
           </w:r>
@@ -830,22 +946,28 @@
           </w:pPr>
           <w:r>
             <w:rPr>
-              <w:rFonts w:hint="eastAsia"/>
-              <w:lang w:val="en-US" w:eastAsia="zh-CN"/>
-            </w:rPr>
-            <w:fldChar w:fldCharType="begin"/>
-          </w:r>
-          <w:r>
-            <w:rPr>
-              <w:rFonts w:hint="eastAsia"/>
-              <w:lang w:val="en-US" w:eastAsia="zh-CN"/>
-            </w:rPr>
-            <w:instrText xml:space="preserve"> HYPERLINK \l _Toc29303 </w:instrText>
-          </w:r>
-          <w:r>
-            <w:rPr>
-              <w:rFonts w:hint="eastAsia"/>
-              <w:lang w:val="en-US" w:eastAsia="zh-CN"/>
+              <w:rFonts w:hint="eastAsia" w:asciiTheme="minorHAnsi" w:hAnsiTheme="minorHAnsi" w:eastAsiaTheme="minorEastAsia" w:cstheme="minorBidi"/>
+              <w:kern w:val="44"/>
+              <w:szCs w:val="24"/>
+              <w:lang w:val="en-US" w:eastAsia="zh-CN" w:bidi="ar-SA"/>
+            </w:rPr>
+            <w:fldChar w:fldCharType="begin"/>
+          </w:r>
+          <w:r>
+            <w:rPr>
+              <w:rFonts w:hint="eastAsia" w:asciiTheme="minorHAnsi" w:hAnsiTheme="minorHAnsi" w:eastAsiaTheme="minorEastAsia" w:cstheme="minorBidi"/>
+              <w:kern w:val="44"/>
+              <w:szCs w:val="24"/>
+              <w:lang w:val="en-US" w:eastAsia="zh-CN" w:bidi="ar-SA"/>
+            </w:rPr>
+            <w:instrText xml:space="preserve"> HYPERLINK \l _Toc24216 </w:instrText>
+          </w:r>
+          <w:r>
+            <w:rPr>
+              <w:rFonts w:hint="eastAsia" w:asciiTheme="minorHAnsi" w:hAnsiTheme="minorHAnsi" w:eastAsiaTheme="minorEastAsia" w:cstheme="minorBidi"/>
+              <w:kern w:val="44"/>
+              <w:szCs w:val="24"/>
+              <w:lang w:val="en-US" w:eastAsia="zh-CN" w:bidi="ar-SA"/>
             </w:rPr>
             <w:fldChar w:fldCharType="separate"/>
           </w:r>
@@ -859,21 +981,23 @@
             <w:fldChar w:fldCharType="begin"/>
           </w:r>
           <w:r>
-            <w:instrText xml:space="preserve"> PAGEREF _Toc29303 \h </w:instrText>
-          </w:r>
-          <w:r>
-            <w:fldChar w:fldCharType="separate"/>
-          </w:r>
-          <w:r>
-            <w:t>7</w:t>
-          </w:r>
-          <w:r>
-            <w:fldChar w:fldCharType="end"/>
-          </w:r>
-          <w:r>
-            <w:rPr>
-              <w:rFonts w:hint="eastAsia"/>
-              <w:lang w:val="en-US" w:eastAsia="zh-CN"/>
+            <w:instrText xml:space="preserve"> PAGEREF _Toc24216 \h </w:instrText>
+          </w:r>
+          <w:r>
+            <w:fldChar w:fldCharType="separate"/>
+          </w:r>
+          <w:r>
+            <w:t>8</w:t>
+          </w:r>
+          <w:r>
+            <w:fldChar w:fldCharType="end"/>
+          </w:r>
+          <w:r>
+            <w:rPr>
+              <w:rFonts w:hint="eastAsia" w:asciiTheme="minorHAnsi" w:hAnsiTheme="minorHAnsi" w:eastAsiaTheme="minorEastAsia" w:cstheme="minorBidi"/>
+              <w:kern w:val="44"/>
+              <w:szCs w:val="24"/>
+              <w:lang w:val="en-US" w:eastAsia="zh-CN" w:bidi="ar-SA"/>
             </w:rPr>
             <w:fldChar w:fldCharType="end"/>
           </w:r>
@@ -887,22 +1011,28 @@
           </w:pPr>
           <w:r>
             <w:rPr>
-              <w:rFonts w:hint="eastAsia"/>
-              <w:lang w:val="en-US" w:eastAsia="zh-CN"/>
-            </w:rPr>
-            <w:fldChar w:fldCharType="begin"/>
-          </w:r>
-          <w:r>
-            <w:rPr>
-              <w:rFonts w:hint="eastAsia"/>
-              <w:lang w:val="en-US" w:eastAsia="zh-CN"/>
-            </w:rPr>
-            <w:instrText xml:space="preserve"> HYPERLINK \l _Toc17928 </w:instrText>
-          </w:r>
-          <w:r>
-            <w:rPr>
-              <w:rFonts w:hint="eastAsia"/>
-              <w:lang w:val="en-US" w:eastAsia="zh-CN"/>
+              <w:rFonts w:hint="eastAsia" w:asciiTheme="minorHAnsi" w:hAnsiTheme="minorHAnsi" w:eastAsiaTheme="minorEastAsia" w:cstheme="minorBidi"/>
+              <w:kern w:val="44"/>
+              <w:szCs w:val="24"/>
+              <w:lang w:val="en-US" w:eastAsia="zh-CN" w:bidi="ar-SA"/>
+            </w:rPr>
+            <w:fldChar w:fldCharType="begin"/>
+          </w:r>
+          <w:r>
+            <w:rPr>
+              <w:rFonts w:hint="eastAsia" w:asciiTheme="minorHAnsi" w:hAnsiTheme="minorHAnsi" w:eastAsiaTheme="minorEastAsia" w:cstheme="minorBidi"/>
+              <w:kern w:val="44"/>
+              <w:szCs w:val="24"/>
+              <w:lang w:val="en-US" w:eastAsia="zh-CN" w:bidi="ar-SA"/>
+            </w:rPr>
+            <w:instrText xml:space="preserve"> HYPERLINK \l _Toc24222 </w:instrText>
+          </w:r>
+          <w:r>
+            <w:rPr>
+              <w:rFonts w:hint="eastAsia" w:asciiTheme="minorHAnsi" w:hAnsiTheme="minorHAnsi" w:eastAsiaTheme="minorEastAsia" w:cstheme="minorBidi"/>
+              <w:kern w:val="44"/>
+              <w:szCs w:val="24"/>
+              <w:lang w:val="en-US" w:eastAsia="zh-CN" w:bidi="ar-SA"/>
             </w:rPr>
             <w:fldChar w:fldCharType="separate"/>
           </w:r>
@@ -916,21 +1046,23 @@
             <w:fldChar w:fldCharType="begin"/>
           </w:r>
           <w:r>
-            <w:instrText xml:space="preserve"> PAGEREF _Toc17928 \h </w:instrText>
-          </w:r>
-          <w:r>
-            <w:fldChar w:fldCharType="separate"/>
-          </w:r>
-          <w:r>
-            <w:t>7</w:t>
-          </w:r>
-          <w:r>
-            <w:fldChar w:fldCharType="end"/>
-          </w:r>
-          <w:r>
-            <w:rPr>
-              <w:rFonts w:hint="eastAsia"/>
-              <w:lang w:val="en-US" w:eastAsia="zh-CN"/>
+            <w:instrText xml:space="preserve"> PAGEREF _Toc24222 \h </w:instrText>
+          </w:r>
+          <w:r>
+            <w:fldChar w:fldCharType="separate"/>
+          </w:r>
+          <w:r>
+            <w:t>8</w:t>
+          </w:r>
+          <w:r>
+            <w:fldChar w:fldCharType="end"/>
+          </w:r>
+          <w:r>
+            <w:rPr>
+              <w:rFonts w:hint="eastAsia" w:asciiTheme="minorHAnsi" w:hAnsiTheme="minorHAnsi" w:eastAsiaTheme="minorEastAsia" w:cstheme="minorBidi"/>
+              <w:kern w:val="44"/>
+              <w:szCs w:val="24"/>
+              <w:lang w:val="en-US" w:eastAsia="zh-CN" w:bidi="ar-SA"/>
             </w:rPr>
             <w:fldChar w:fldCharType="end"/>
           </w:r>
@@ -944,22 +1076,28 @@
           </w:pPr>
           <w:r>
             <w:rPr>
-              <w:rFonts w:hint="eastAsia"/>
-              <w:lang w:val="en-US" w:eastAsia="zh-CN"/>
-            </w:rPr>
-            <w:fldChar w:fldCharType="begin"/>
-          </w:r>
-          <w:r>
-            <w:rPr>
-              <w:rFonts w:hint="eastAsia"/>
-              <w:lang w:val="en-US" w:eastAsia="zh-CN"/>
-            </w:rPr>
-            <w:instrText xml:space="preserve"> HYPERLINK \l _Toc25327 </w:instrText>
-          </w:r>
-          <w:r>
-            <w:rPr>
-              <w:rFonts w:hint="eastAsia"/>
-              <w:lang w:val="en-US" w:eastAsia="zh-CN"/>
+              <w:rFonts w:hint="eastAsia" w:asciiTheme="minorHAnsi" w:hAnsiTheme="minorHAnsi" w:eastAsiaTheme="minorEastAsia" w:cstheme="minorBidi"/>
+              <w:kern w:val="44"/>
+              <w:szCs w:val="24"/>
+              <w:lang w:val="en-US" w:eastAsia="zh-CN" w:bidi="ar-SA"/>
+            </w:rPr>
+            <w:fldChar w:fldCharType="begin"/>
+          </w:r>
+          <w:r>
+            <w:rPr>
+              <w:rFonts w:hint="eastAsia" w:asciiTheme="minorHAnsi" w:hAnsiTheme="minorHAnsi" w:eastAsiaTheme="minorEastAsia" w:cstheme="minorBidi"/>
+              <w:kern w:val="44"/>
+              <w:szCs w:val="24"/>
+              <w:lang w:val="en-US" w:eastAsia="zh-CN" w:bidi="ar-SA"/>
+            </w:rPr>
+            <w:instrText xml:space="preserve"> HYPERLINK \l _Toc30582 </w:instrText>
+          </w:r>
+          <w:r>
+            <w:rPr>
+              <w:rFonts w:hint="eastAsia" w:asciiTheme="minorHAnsi" w:hAnsiTheme="minorHAnsi" w:eastAsiaTheme="minorEastAsia" w:cstheme="minorBidi"/>
+              <w:kern w:val="44"/>
+              <w:szCs w:val="24"/>
+              <w:lang w:val="en-US" w:eastAsia="zh-CN" w:bidi="ar-SA"/>
             </w:rPr>
             <w:fldChar w:fldCharType="separate"/>
           </w:r>
@@ -973,21 +1111,23 @@
             <w:fldChar w:fldCharType="begin"/>
           </w:r>
           <w:r>
-            <w:instrText xml:space="preserve"> PAGEREF _Toc25327 \h </w:instrText>
-          </w:r>
-          <w:r>
-            <w:fldChar w:fldCharType="separate"/>
-          </w:r>
-          <w:r>
-            <w:t>8</w:t>
-          </w:r>
-          <w:r>
-            <w:fldChar w:fldCharType="end"/>
-          </w:r>
-          <w:r>
-            <w:rPr>
-              <w:rFonts w:hint="eastAsia"/>
-              <w:lang w:val="en-US" w:eastAsia="zh-CN"/>
+            <w:instrText xml:space="preserve"> PAGEREF _Toc30582 \h </w:instrText>
+          </w:r>
+          <w:r>
+            <w:fldChar w:fldCharType="separate"/>
+          </w:r>
+          <w:r>
+            <w:t>9</w:t>
+          </w:r>
+          <w:r>
+            <w:fldChar w:fldCharType="end"/>
+          </w:r>
+          <w:r>
+            <w:rPr>
+              <w:rFonts w:hint="eastAsia" w:asciiTheme="minorHAnsi" w:hAnsiTheme="minorHAnsi" w:eastAsiaTheme="minorEastAsia" w:cstheme="minorBidi"/>
+              <w:kern w:val="44"/>
+              <w:szCs w:val="24"/>
+              <w:lang w:val="en-US" w:eastAsia="zh-CN" w:bidi="ar-SA"/>
             </w:rPr>
             <w:fldChar w:fldCharType="end"/>
           </w:r>
@@ -1001,22 +1141,28 @@
           </w:pPr>
           <w:r>
             <w:rPr>
-              <w:rFonts w:hint="eastAsia"/>
-              <w:lang w:val="en-US" w:eastAsia="zh-CN"/>
-            </w:rPr>
-            <w:fldChar w:fldCharType="begin"/>
-          </w:r>
-          <w:r>
-            <w:rPr>
-              <w:rFonts w:hint="eastAsia"/>
-              <w:lang w:val="en-US" w:eastAsia="zh-CN"/>
-            </w:rPr>
-            <w:instrText xml:space="preserve"> HYPERLINK \l _Toc30362 </w:instrText>
-          </w:r>
-          <w:r>
-            <w:rPr>
-              <w:rFonts w:hint="eastAsia"/>
-              <w:lang w:val="en-US" w:eastAsia="zh-CN"/>
+              <w:rFonts w:hint="eastAsia" w:asciiTheme="minorHAnsi" w:hAnsiTheme="minorHAnsi" w:eastAsiaTheme="minorEastAsia" w:cstheme="minorBidi"/>
+              <w:kern w:val="44"/>
+              <w:szCs w:val="24"/>
+              <w:lang w:val="en-US" w:eastAsia="zh-CN" w:bidi="ar-SA"/>
+            </w:rPr>
+            <w:fldChar w:fldCharType="begin"/>
+          </w:r>
+          <w:r>
+            <w:rPr>
+              <w:rFonts w:hint="eastAsia" w:asciiTheme="minorHAnsi" w:hAnsiTheme="minorHAnsi" w:eastAsiaTheme="minorEastAsia" w:cstheme="minorBidi"/>
+              <w:kern w:val="44"/>
+              <w:szCs w:val="24"/>
+              <w:lang w:val="en-US" w:eastAsia="zh-CN" w:bidi="ar-SA"/>
+            </w:rPr>
+            <w:instrText xml:space="preserve"> HYPERLINK \l _Toc15970 </w:instrText>
+          </w:r>
+          <w:r>
+            <w:rPr>
+              <w:rFonts w:hint="eastAsia" w:asciiTheme="minorHAnsi" w:hAnsiTheme="minorHAnsi" w:eastAsiaTheme="minorEastAsia" w:cstheme="minorBidi"/>
+              <w:kern w:val="44"/>
+              <w:szCs w:val="24"/>
+              <w:lang w:val="en-US" w:eastAsia="zh-CN" w:bidi="ar-SA"/>
             </w:rPr>
             <w:fldChar w:fldCharType="separate"/>
           </w:r>
@@ -1030,21 +1176,23 @@
             <w:fldChar w:fldCharType="begin"/>
           </w:r>
           <w:r>
-            <w:instrText xml:space="preserve"> PAGEREF _Toc30362 \h </w:instrText>
-          </w:r>
-          <w:r>
-            <w:fldChar w:fldCharType="separate"/>
-          </w:r>
-          <w:r>
-            <w:t>9</w:t>
-          </w:r>
-          <w:r>
-            <w:fldChar w:fldCharType="end"/>
-          </w:r>
-          <w:r>
-            <w:rPr>
-              <w:rFonts w:hint="eastAsia"/>
-              <w:lang w:val="en-US" w:eastAsia="zh-CN"/>
+            <w:instrText xml:space="preserve"> PAGEREF _Toc15970 \h </w:instrText>
+          </w:r>
+          <w:r>
+            <w:fldChar w:fldCharType="separate"/>
+          </w:r>
+          <w:r>
+            <w:t>10</w:t>
+          </w:r>
+          <w:r>
+            <w:fldChar w:fldCharType="end"/>
+          </w:r>
+          <w:r>
+            <w:rPr>
+              <w:rFonts w:hint="eastAsia" w:asciiTheme="minorHAnsi" w:hAnsiTheme="minorHAnsi" w:eastAsiaTheme="minorEastAsia" w:cstheme="minorBidi"/>
+              <w:kern w:val="44"/>
+              <w:szCs w:val="24"/>
+              <w:lang w:val="en-US" w:eastAsia="zh-CN" w:bidi="ar-SA"/>
             </w:rPr>
             <w:fldChar w:fldCharType="end"/>
           </w:r>
@@ -1058,22 +1206,28 @@
           </w:pPr>
           <w:r>
             <w:rPr>
-              <w:rFonts w:hint="eastAsia"/>
-              <w:lang w:val="en-US" w:eastAsia="zh-CN"/>
-            </w:rPr>
-            <w:fldChar w:fldCharType="begin"/>
-          </w:r>
-          <w:r>
-            <w:rPr>
-              <w:rFonts w:hint="eastAsia"/>
-              <w:lang w:val="en-US" w:eastAsia="zh-CN"/>
-            </w:rPr>
-            <w:instrText xml:space="preserve"> HYPERLINK \l _Toc10471 </w:instrText>
-          </w:r>
-          <w:r>
-            <w:rPr>
-              <w:rFonts w:hint="eastAsia"/>
-              <w:lang w:val="en-US" w:eastAsia="zh-CN"/>
+              <w:rFonts w:hint="eastAsia" w:asciiTheme="minorHAnsi" w:hAnsiTheme="minorHAnsi" w:eastAsiaTheme="minorEastAsia" w:cstheme="minorBidi"/>
+              <w:kern w:val="44"/>
+              <w:szCs w:val="24"/>
+              <w:lang w:val="en-US" w:eastAsia="zh-CN" w:bidi="ar-SA"/>
+            </w:rPr>
+            <w:fldChar w:fldCharType="begin"/>
+          </w:r>
+          <w:r>
+            <w:rPr>
+              <w:rFonts w:hint="eastAsia" w:asciiTheme="minorHAnsi" w:hAnsiTheme="minorHAnsi" w:eastAsiaTheme="minorEastAsia" w:cstheme="minorBidi"/>
+              <w:kern w:val="44"/>
+              <w:szCs w:val="24"/>
+              <w:lang w:val="en-US" w:eastAsia="zh-CN" w:bidi="ar-SA"/>
+            </w:rPr>
+            <w:instrText xml:space="preserve"> HYPERLINK \l _Toc24755 </w:instrText>
+          </w:r>
+          <w:r>
+            <w:rPr>
+              <w:rFonts w:hint="eastAsia" w:asciiTheme="minorHAnsi" w:hAnsiTheme="minorHAnsi" w:eastAsiaTheme="minorEastAsia" w:cstheme="minorBidi"/>
+              <w:kern w:val="44"/>
+              <w:szCs w:val="24"/>
+              <w:lang w:val="en-US" w:eastAsia="zh-CN" w:bidi="ar-SA"/>
             </w:rPr>
             <w:fldChar w:fldCharType="separate"/>
           </w:r>
@@ -1087,7 +1241,7 @@
             <w:fldChar w:fldCharType="begin"/>
           </w:r>
           <w:r>
-            <w:instrText xml:space="preserve"> PAGEREF _Toc10471 \h </w:instrText>
+            <w:instrText xml:space="preserve"> PAGEREF _Toc24755 \h </w:instrText>
           </w:r>
           <w:r>
             <w:fldChar w:fldCharType="separate"/>
@@ -1100,8 +1254,10 @@
           </w:r>
           <w:r>
             <w:rPr>
-              <w:rFonts w:hint="eastAsia"/>
-              <w:lang w:val="en-US" w:eastAsia="zh-CN"/>
+              <w:rFonts w:hint="eastAsia" w:asciiTheme="minorHAnsi" w:hAnsiTheme="minorHAnsi" w:eastAsiaTheme="minorEastAsia" w:cstheme="minorBidi"/>
+              <w:kern w:val="44"/>
+              <w:szCs w:val="24"/>
+              <w:lang w:val="en-US" w:eastAsia="zh-CN" w:bidi="ar-SA"/>
             </w:rPr>
             <w:fldChar w:fldCharType="end"/>
           </w:r>
@@ -1115,22 +1271,28 @@
           </w:pPr>
           <w:r>
             <w:rPr>
-              <w:rFonts w:hint="eastAsia"/>
-              <w:lang w:val="en-US" w:eastAsia="zh-CN"/>
-            </w:rPr>
-            <w:fldChar w:fldCharType="begin"/>
-          </w:r>
-          <w:r>
-            <w:rPr>
-              <w:rFonts w:hint="eastAsia"/>
-              <w:lang w:val="en-US" w:eastAsia="zh-CN"/>
-            </w:rPr>
-            <w:instrText xml:space="preserve"> HYPERLINK \l _Toc1219 </w:instrText>
-          </w:r>
-          <w:r>
-            <w:rPr>
-              <w:rFonts w:hint="eastAsia"/>
-              <w:lang w:val="en-US" w:eastAsia="zh-CN"/>
+              <w:rFonts w:hint="eastAsia" w:asciiTheme="minorHAnsi" w:hAnsiTheme="minorHAnsi" w:eastAsiaTheme="minorEastAsia" w:cstheme="minorBidi"/>
+              <w:kern w:val="44"/>
+              <w:szCs w:val="24"/>
+              <w:lang w:val="en-US" w:eastAsia="zh-CN" w:bidi="ar-SA"/>
+            </w:rPr>
+            <w:fldChar w:fldCharType="begin"/>
+          </w:r>
+          <w:r>
+            <w:rPr>
+              <w:rFonts w:hint="eastAsia" w:asciiTheme="minorHAnsi" w:hAnsiTheme="minorHAnsi" w:eastAsiaTheme="minorEastAsia" w:cstheme="minorBidi"/>
+              <w:kern w:val="44"/>
+              <w:szCs w:val="24"/>
+              <w:lang w:val="en-US" w:eastAsia="zh-CN" w:bidi="ar-SA"/>
+            </w:rPr>
+            <w:instrText xml:space="preserve"> HYPERLINK \l _Toc21044 </w:instrText>
+          </w:r>
+          <w:r>
+            <w:rPr>
+              <w:rFonts w:hint="eastAsia" w:asciiTheme="minorHAnsi" w:hAnsiTheme="minorHAnsi" w:eastAsiaTheme="minorEastAsia" w:cstheme="minorBidi"/>
+              <w:kern w:val="44"/>
+              <w:szCs w:val="24"/>
+              <w:lang w:val="en-US" w:eastAsia="zh-CN" w:bidi="ar-SA"/>
             </w:rPr>
             <w:fldChar w:fldCharType="separate"/>
           </w:r>
@@ -1144,21 +1306,23 @@
             <w:fldChar w:fldCharType="begin"/>
           </w:r>
           <w:r>
-            <w:instrText xml:space="preserve"> PAGEREF _Toc1219 \h </w:instrText>
-          </w:r>
-          <w:r>
-            <w:fldChar w:fldCharType="separate"/>
-          </w:r>
-          <w:r>
-            <w:t>12</w:t>
-          </w:r>
-          <w:r>
-            <w:fldChar w:fldCharType="end"/>
-          </w:r>
-          <w:r>
-            <w:rPr>
-              <w:rFonts w:hint="eastAsia"/>
-              <w:lang w:val="en-US" w:eastAsia="zh-CN"/>
+            <w:instrText xml:space="preserve"> PAGEREF _Toc21044 \h </w:instrText>
+          </w:r>
+          <w:r>
+            <w:fldChar w:fldCharType="separate"/>
+          </w:r>
+          <w:r>
+            <w:t>13</w:t>
+          </w:r>
+          <w:r>
+            <w:fldChar w:fldCharType="end"/>
+          </w:r>
+          <w:r>
+            <w:rPr>
+              <w:rFonts w:hint="eastAsia" w:asciiTheme="minorHAnsi" w:hAnsiTheme="minorHAnsi" w:eastAsiaTheme="minorEastAsia" w:cstheme="minorBidi"/>
+              <w:kern w:val="44"/>
+              <w:szCs w:val="24"/>
+              <w:lang w:val="en-US" w:eastAsia="zh-CN" w:bidi="ar-SA"/>
             </w:rPr>
             <w:fldChar w:fldCharType="end"/>
           </w:r>
@@ -1172,22 +1336,28 @@
           </w:pPr>
           <w:r>
             <w:rPr>
-              <w:rFonts w:hint="eastAsia"/>
-              <w:lang w:val="en-US" w:eastAsia="zh-CN"/>
-            </w:rPr>
-            <w:fldChar w:fldCharType="begin"/>
-          </w:r>
-          <w:r>
-            <w:rPr>
-              <w:rFonts w:hint="eastAsia"/>
-              <w:lang w:val="en-US" w:eastAsia="zh-CN"/>
-            </w:rPr>
-            <w:instrText xml:space="preserve"> HYPERLINK \l _Toc10453 </w:instrText>
-          </w:r>
-          <w:r>
-            <w:rPr>
-              <w:rFonts w:hint="eastAsia"/>
-              <w:lang w:val="en-US" w:eastAsia="zh-CN"/>
+              <w:rFonts w:hint="eastAsia" w:asciiTheme="minorHAnsi" w:hAnsiTheme="minorHAnsi" w:eastAsiaTheme="minorEastAsia" w:cstheme="minorBidi"/>
+              <w:kern w:val="44"/>
+              <w:szCs w:val="24"/>
+              <w:lang w:val="en-US" w:eastAsia="zh-CN" w:bidi="ar-SA"/>
+            </w:rPr>
+            <w:fldChar w:fldCharType="begin"/>
+          </w:r>
+          <w:r>
+            <w:rPr>
+              <w:rFonts w:hint="eastAsia" w:asciiTheme="minorHAnsi" w:hAnsiTheme="minorHAnsi" w:eastAsiaTheme="minorEastAsia" w:cstheme="minorBidi"/>
+              <w:kern w:val="44"/>
+              <w:szCs w:val="24"/>
+              <w:lang w:val="en-US" w:eastAsia="zh-CN" w:bidi="ar-SA"/>
+            </w:rPr>
+            <w:instrText xml:space="preserve"> HYPERLINK \l _Toc31554 </w:instrText>
+          </w:r>
+          <w:r>
+            <w:rPr>
+              <w:rFonts w:hint="eastAsia" w:asciiTheme="minorHAnsi" w:hAnsiTheme="minorHAnsi" w:eastAsiaTheme="minorEastAsia" w:cstheme="minorBidi"/>
+              <w:kern w:val="44"/>
+              <w:szCs w:val="24"/>
+              <w:lang w:val="en-US" w:eastAsia="zh-CN" w:bidi="ar-SA"/>
             </w:rPr>
             <w:fldChar w:fldCharType="separate"/>
           </w:r>
@@ -1201,21 +1371,23 @@
             <w:fldChar w:fldCharType="begin"/>
           </w:r>
           <w:r>
-            <w:instrText xml:space="preserve"> PAGEREF _Toc10453 \h </w:instrText>
-          </w:r>
-          <w:r>
-            <w:fldChar w:fldCharType="separate"/>
-          </w:r>
-          <w:r>
-            <w:t>13</w:t>
-          </w:r>
-          <w:r>
-            <w:fldChar w:fldCharType="end"/>
-          </w:r>
-          <w:r>
-            <w:rPr>
-              <w:rFonts w:hint="eastAsia"/>
-              <w:lang w:val="en-US" w:eastAsia="zh-CN"/>
+            <w:instrText xml:space="preserve"> PAGEREF _Toc31554 \h </w:instrText>
+          </w:r>
+          <w:r>
+            <w:fldChar w:fldCharType="separate"/>
+          </w:r>
+          <w:r>
+            <w:t>14</w:t>
+          </w:r>
+          <w:r>
+            <w:fldChar w:fldCharType="end"/>
+          </w:r>
+          <w:r>
+            <w:rPr>
+              <w:rFonts w:hint="eastAsia" w:asciiTheme="minorHAnsi" w:hAnsiTheme="minorHAnsi" w:eastAsiaTheme="minorEastAsia" w:cstheme="minorBidi"/>
+              <w:kern w:val="44"/>
+              <w:szCs w:val="24"/>
+              <w:lang w:val="en-US" w:eastAsia="zh-CN" w:bidi="ar-SA"/>
             </w:rPr>
             <w:fldChar w:fldCharType="end"/>
           </w:r>
@@ -1229,22 +1401,28 @@
           </w:pPr>
           <w:r>
             <w:rPr>
-              <w:rFonts w:hint="eastAsia"/>
-              <w:lang w:val="en-US" w:eastAsia="zh-CN"/>
-            </w:rPr>
-            <w:fldChar w:fldCharType="begin"/>
-          </w:r>
-          <w:r>
-            <w:rPr>
-              <w:rFonts w:hint="eastAsia"/>
-              <w:lang w:val="en-US" w:eastAsia="zh-CN"/>
-            </w:rPr>
-            <w:instrText xml:space="preserve"> HYPERLINK \l _Toc9693 </w:instrText>
-          </w:r>
-          <w:r>
-            <w:rPr>
-              <w:rFonts w:hint="eastAsia"/>
-              <w:lang w:val="en-US" w:eastAsia="zh-CN"/>
+              <w:rFonts w:hint="eastAsia" w:asciiTheme="minorHAnsi" w:hAnsiTheme="minorHAnsi" w:eastAsiaTheme="minorEastAsia" w:cstheme="minorBidi"/>
+              <w:kern w:val="44"/>
+              <w:szCs w:val="24"/>
+              <w:lang w:val="en-US" w:eastAsia="zh-CN" w:bidi="ar-SA"/>
+            </w:rPr>
+            <w:fldChar w:fldCharType="begin"/>
+          </w:r>
+          <w:r>
+            <w:rPr>
+              <w:rFonts w:hint="eastAsia" w:asciiTheme="minorHAnsi" w:hAnsiTheme="minorHAnsi" w:eastAsiaTheme="minorEastAsia" w:cstheme="minorBidi"/>
+              <w:kern w:val="44"/>
+              <w:szCs w:val="24"/>
+              <w:lang w:val="en-US" w:eastAsia="zh-CN" w:bidi="ar-SA"/>
+            </w:rPr>
+            <w:instrText xml:space="preserve"> HYPERLINK \l _Toc12950 </w:instrText>
+          </w:r>
+          <w:r>
+            <w:rPr>
+              <w:rFonts w:hint="eastAsia" w:asciiTheme="minorHAnsi" w:hAnsiTheme="minorHAnsi" w:eastAsiaTheme="minorEastAsia" w:cstheme="minorBidi"/>
+              <w:kern w:val="44"/>
+              <w:szCs w:val="24"/>
+              <w:lang w:val="en-US" w:eastAsia="zh-CN" w:bidi="ar-SA"/>
             </w:rPr>
             <w:fldChar w:fldCharType="separate"/>
           </w:r>
@@ -1258,21 +1436,23 @@
             <w:fldChar w:fldCharType="begin"/>
           </w:r>
           <w:r>
-            <w:instrText xml:space="preserve"> PAGEREF _Toc9693 \h </w:instrText>
-          </w:r>
-          <w:r>
-            <w:fldChar w:fldCharType="separate"/>
-          </w:r>
-          <w:r>
-            <w:t>14</w:t>
-          </w:r>
-          <w:r>
-            <w:fldChar w:fldCharType="end"/>
-          </w:r>
-          <w:r>
-            <w:rPr>
-              <w:rFonts w:hint="eastAsia"/>
-              <w:lang w:val="en-US" w:eastAsia="zh-CN"/>
+            <w:instrText xml:space="preserve"> PAGEREF _Toc12950 \h </w:instrText>
+          </w:r>
+          <w:r>
+            <w:fldChar w:fldCharType="separate"/>
+          </w:r>
+          <w:r>
+            <w:t>15</w:t>
+          </w:r>
+          <w:r>
+            <w:fldChar w:fldCharType="end"/>
+          </w:r>
+          <w:r>
+            <w:rPr>
+              <w:rFonts w:hint="eastAsia" w:asciiTheme="minorHAnsi" w:hAnsiTheme="minorHAnsi" w:eastAsiaTheme="minorEastAsia" w:cstheme="minorBidi"/>
+              <w:kern w:val="44"/>
+              <w:szCs w:val="24"/>
+              <w:lang w:val="en-US" w:eastAsia="zh-CN" w:bidi="ar-SA"/>
             </w:rPr>
             <w:fldChar w:fldCharType="end"/>
           </w:r>
@@ -1286,22 +1466,28 @@
           </w:pPr>
           <w:r>
             <w:rPr>
-              <w:rFonts w:hint="eastAsia"/>
-              <w:lang w:val="en-US" w:eastAsia="zh-CN"/>
-            </w:rPr>
-            <w:fldChar w:fldCharType="begin"/>
-          </w:r>
-          <w:r>
-            <w:rPr>
-              <w:rFonts w:hint="eastAsia"/>
-              <w:lang w:val="en-US" w:eastAsia="zh-CN"/>
-            </w:rPr>
-            <w:instrText xml:space="preserve"> HYPERLINK \l _Toc637 </w:instrText>
-          </w:r>
-          <w:r>
-            <w:rPr>
-              <w:rFonts w:hint="eastAsia"/>
-              <w:lang w:val="en-US" w:eastAsia="zh-CN"/>
+              <w:rFonts w:hint="eastAsia" w:asciiTheme="minorHAnsi" w:hAnsiTheme="minorHAnsi" w:eastAsiaTheme="minorEastAsia" w:cstheme="minorBidi"/>
+              <w:kern w:val="44"/>
+              <w:szCs w:val="24"/>
+              <w:lang w:val="en-US" w:eastAsia="zh-CN" w:bidi="ar-SA"/>
+            </w:rPr>
+            <w:fldChar w:fldCharType="begin"/>
+          </w:r>
+          <w:r>
+            <w:rPr>
+              <w:rFonts w:hint="eastAsia" w:asciiTheme="minorHAnsi" w:hAnsiTheme="minorHAnsi" w:eastAsiaTheme="minorEastAsia" w:cstheme="minorBidi"/>
+              <w:kern w:val="44"/>
+              <w:szCs w:val="24"/>
+              <w:lang w:val="en-US" w:eastAsia="zh-CN" w:bidi="ar-SA"/>
+            </w:rPr>
+            <w:instrText xml:space="preserve"> HYPERLINK \l _Toc13202 </w:instrText>
+          </w:r>
+          <w:r>
+            <w:rPr>
+              <w:rFonts w:hint="eastAsia" w:asciiTheme="minorHAnsi" w:hAnsiTheme="minorHAnsi" w:eastAsiaTheme="minorEastAsia" w:cstheme="minorBidi"/>
+              <w:kern w:val="44"/>
+              <w:szCs w:val="24"/>
+              <w:lang w:val="en-US" w:eastAsia="zh-CN" w:bidi="ar-SA"/>
             </w:rPr>
             <w:fldChar w:fldCharType="separate"/>
           </w:r>
@@ -1315,21 +1501,23 @@
             <w:fldChar w:fldCharType="begin"/>
           </w:r>
           <w:r>
-            <w:instrText xml:space="preserve"> PAGEREF _Toc637 \h </w:instrText>
-          </w:r>
-          <w:r>
-            <w:fldChar w:fldCharType="separate"/>
-          </w:r>
-          <w:r>
-            <w:t>14</w:t>
-          </w:r>
-          <w:r>
-            <w:fldChar w:fldCharType="end"/>
-          </w:r>
-          <w:r>
-            <w:rPr>
-              <w:rFonts w:hint="eastAsia"/>
-              <w:lang w:val="en-US" w:eastAsia="zh-CN"/>
+            <w:instrText xml:space="preserve"> PAGEREF _Toc13202 \h </w:instrText>
+          </w:r>
+          <w:r>
+            <w:fldChar w:fldCharType="separate"/>
+          </w:r>
+          <w:r>
+            <w:t>15</w:t>
+          </w:r>
+          <w:r>
+            <w:fldChar w:fldCharType="end"/>
+          </w:r>
+          <w:r>
+            <w:rPr>
+              <w:rFonts w:hint="eastAsia" w:asciiTheme="minorHAnsi" w:hAnsiTheme="minorHAnsi" w:eastAsiaTheme="minorEastAsia" w:cstheme="minorBidi"/>
+              <w:kern w:val="44"/>
+              <w:szCs w:val="24"/>
+              <w:lang w:val="en-US" w:eastAsia="zh-CN" w:bidi="ar-SA"/>
             </w:rPr>
             <w:fldChar w:fldCharType="end"/>
           </w:r>
@@ -1343,22 +1531,28 @@
           </w:pPr>
           <w:r>
             <w:rPr>
-              <w:rFonts w:hint="eastAsia"/>
-              <w:lang w:val="en-US" w:eastAsia="zh-CN"/>
-            </w:rPr>
-            <w:fldChar w:fldCharType="begin"/>
-          </w:r>
-          <w:r>
-            <w:rPr>
-              <w:rFonts w:hint="eastAsia"/>
-              <w:lang w:val="en-US" w:eastAsia="zh-CN"/>
-            </w:rPr>
-            <w:instrText xml:space="preserve"> HYPERLINK \l _Toc804 </w:instrText>
-          </w:r>
-          <w:r>
-            <w:rPr>
-              <w:rFonts w:hint="eastAsia"/>
-              <w:lang w:val="en-US" w:eastAsia="zh-CN"/>
+              <w:rFonts w:hint="eastAsia" w:asciiTheme="minorHAnsi" w:hAnsiTheme="minorHAnsi" w:eastAsiaTheme="minorEastAsia" w:cstheme="minorBidi"/>
+              <w:kern w:val="44"/>
+              <w:szCs w:val="24"/>
+              <w:lang w:val="en-US" w:eastAsia="zh-CN" w:bidi="ar-SA"/>
+            </w:rPr>
+            <w:fldChar w:fldCharType="begin"/>
+          </w:r>
+          <w:r>
+            <w:rPr>
+              <w:rFonts w:hint="eastAsia" w:asciiTheme="minorHAnsi" w:hAnsiTheme="minorHAnsi" w:eastAsiaTheme="minorEastAsia" w:cstheme="minorBidi"/>
+              <w:kern w:val="44"/>
+              <w:szCs w:val="24"/>
+              <w:lang w:val="en-US" w:eastAsia="zh-CN" w:bidi="ar-SA"/>
+            </w:rPr>
+            <w:instrText xml:space="preserve"> HYPERLINK \l _Toc16484 </w:instrText>
+          </w:r>
+          <w:r>
+            <w:rPr>
+              <w:rFonts w:hint="eastAsia" w:asciiTheme="minorHAnsi" w:hAnsiTheme="minorHAnsi" w:eastAsiaTheme="minorEastAsia" w:cstheme="minorBidi"/>
+              <w:kern w:val="44"/>
+              <w:szCs w:val="24"/>
+              <w:lang w:val="en-US" w:eastAsia="zh-CN" w:bidi="ar-SA"/>
             </w:rPr>
             <w:fldChar w:fldCharType="separate"/>
           </w:r>
@@ -1372,21 +1566,23 @@
             <w:fldChar w:fldCharType="begin"/>
           </w:r>
           <w:r>
-            <w:instrText xml:space="preserve"> PAGEREF _Toc804 \h </w:instrText>
-          </w:r>
-          <w:r>
-            <w:fldChar w:fldCharType="separate"/>
-          </w:r>
-          <w:r>
-            <w:t>15</w:t>
-          </w:r>
-          <w:r>
-            <w:fldChar w:fldCharType="end"/>
-          </w:r>
-          <w:r>
-            <w:rPr>
-              <w:rFonts w:hint="eastAsia"/>
-              <w:lang w:val="en-US" w:eastAsia="zh-CN"/>
+            <w:instrText xml:space="preserve"> PAGEREF _Toc16484 \h </w:instrText>
+          </w:r>
+          <w:r>
+            <w:fldChar w:fldCharType="separate"/>
+          </w:r>
+          <w:r>
+            <w:t>16</w:t>
+          </w:r>
+          <w:r>
+            <w:fldChar w:fldCharType="end"/>
+          </w:r>
+          <w:r>
+            <w:rPr>
+              <w:rFonts w:hint="eastAsia" w:asciiTheme="minorHAnsi" w:hAnsiTheme="minorHAnsi" w:eastAsiaTheme="minorEastAsia" w:cstheme="minorBidi"/>
+              <w:kern w:val="44"/>
+              <w:szCs w:val="24"/>
+              <w:lang w:val="en-US" w:eastAsia="zh-CN" w:bidi="ar-SA"/>
             </w:rPr>
             <w:fldChar w:fldCharType="end"/>
           </w:r>
@@ -1400,22 +1596,28 @@
           </w:pPr>
           <w:r>
             <w:rPr>
-              <w:rFonts w:hint="eastAsia"/>
-              <w:lang w:val="en-US" w:eastAsia="zh-CN"/>
-            </w:rPr>
-            <w:fldChar w:fldCharType="begin"/>
-          </w:r>
-          <w:r>
-            <w:rPr>
-              <w:rFonts w:hint="eastAsia"/>
-              <w:lang w:val="en-US" w:eastAsia="zh-CN"/>
-            </w:rPr>
-            <w:instrText xml:space="preserve"> HYPERLINK \l _Toc18572 </w:instrText>
-          </w:r>
-          <w:r>
-            <w:rPr>
-              <w:rFonts w:hint="eastAsia"/>
-              <w:lang w:val="en-US" w:eastAsia="zh-CN"/>
+              <w:rFonts w:hint="eastAsia" w:asciiTheme="minorHAnsi" w:hAnsiTheme="minorHAnsi" w:eastAsiaTheme="minorEastAsia" w:cstheme="minorBidi"/>
+              <w:kern w:val="44"/>
+              <w:szCs w:val="24"/>
+              <w:lang w:val="en-US" w:eastAsia="zh-CN" w:bidi="ar-SA"/>
+            </w:rPr>
+            <w:fldChar w:fldCharType="begin"/>
+          </w:r>
+          <w:r>
+            <w:rPr>
+              <w:rFonts w:hint="eastAsia" w:asciiTheme="minorHAnsi" w:hAnsiTheme="minorHAnsi" w:eastAsiaTheme="minorEastAsia" w:cstheme="minorBidi"/>
+              <w:kern w:val="44"/>
+              <w:szCs w:val="24"/>
+              <w:lang w:val="en-US" w:eastAsia="zh-CN" w:bidi="ar-SA"/>
+            </w:rPr>
+            <w:instrText xml:space="preserve"> HYPERLINK \l _Toc7315 </w:instrText>
+          </w:r>
+          <w:r>
+            <w:rPr>
+              <w:rFonts w:hint="eastAsia" w:asciiTheme="minorHAnsi" w:hAnsiTheme="minorHAnsi" w:eastAsiaTheme="minorEastAsia" w:cstheme="minorBidi"/>
+              <w:kern w:val="44"/>
+              <w:szCs w:val="24"/>
+              <w:lang w:val="en-US" w:eastAsia="zh-CN" w:bidi="ar-SA"/>
             </w:rPr>
             <w:fldChar w:fldCharType="separate"/>
           </w:r>
@@ -1429,21 +1631,23 @@
             <w:fldChar w:fldCharType="begin"/>
           </w:r>
           <w:r>
-            <w:instrText xml:space="preserve"> PAGEREF _Toc18572 \h </w:instrText>
-          </w:r>
-          <w:r>
-            <w:fldChar w:fldCharType="separate"/>
-          </w:r>
-          <w:r>
-            <w:t>15</w:t>
-          </w:r>
-          <w:r>
-            <w:fldChar w:fldCharType="end"/>
-          </w:r>
-          <w:r>
-            <w:rPr>
-              <w:rFonts w:hint="eastAsia"/>
-              <w:lang w:val="en-US" w:eastAsia="zh-CN"/>
+            <w:instrText xml:space="preserve"> PAGEREF _Toc7315 \h </w:instrText>
+          </w:r>
+          <w:r>
+            <w:fldChar w:fldCharType="separate"/>
+          </w:r>
+          <w:r>
+            <w:t>16</w:t>
+          </w:r>
+          <w:r>
+            <w:fldChar w:fldCharType="end"/>
+          </w:r>
+          <w:r>
+            <w:rPr>
+              <w:rFonts w:hint="eastAsia" w:asciiTheme="minorHAnsi" w:hAnsiTheme="minorHAnsi" w:eastAsiaTheme="minorEastAsia" w:cstheme="minorBidi"/>
+              <w:kern w:val="44"/>
+              <w:szCs w:val="24"/>
+              <w:lang w:val="en-US" w:eastAsia="zh-CN" w:bidi="ar-SA"/>
             </w:rPr>
             <w:fldChar w:fldCharType="end"/>
           </w:r>
@@ -1457,22 +1661,28 @@
           </w:pPr>
           <w:r>
             <w:rPr>
-              <w:rFonts w:hint="eastAsia"/>
-              <w:lang w:val="en-US" w:eastAsia="zh-CN"/>
-            </w:rPr>
-            <w:fldChar w:fldCharType="begin"/>
-          </w:r>
-          <w:r>
-            <w:rPr>
-              <w:rFonts w:hint="eastAsia"/>
-              <w:lang w:val="en-US" w:eastAsia="zh-CN"/>
-            </w:rPr>
-            <w:instrText xml:space="preserve"> HYPERLINK \l _Toc16745 </w:instrText>
-          </w:r>
-          <w:r>
-            <w:rPr>
-              <w:rFonts w:hint="eastAsia"/>
-              <w:lang w:val="en-US" w:eastAsia="zh-CN"/>
+              <w:rFonts w:hint="eastAsia" w:asciiTheme="minorHAnsi" w:hAnsiTheme="minorHAnsi" w:eastAsiaTheme="minorEastAsia" w:cstheme="minorBidi"/>
+              <w:kern w:val="44"/>
+              <w:szCs w:val="24"/>
+              <w:lang w:val="en-US" w:eastAsia="zh-CN" w:bidi="ar-SA"/>
+            </w:rPr>
+            <w:fldChar w:fldCharType="begin"/>
+          </w:r>
+          <w:r>
+            <w:rPr>
+              <w:rFonts w:hint="eastAsia" w:asciiTheme="minorHAnsi" w:hAnsiTheme="minorHAnsi" w:eastAsiaTheme="minorEastAsia" w:cstheme="minorBidi"/>
+              <w:kern w:val="44"/>
+              <w:szCs w:val="24"/>
+              <w:lang w:val="en-US" w:eastAsia="zh-CN" w:bidi="ar-SA"/>
+            </w:rPr>
+            <w:instrText xml:space="preserve"> HYPERLINK \l _Toc10823 </w:instrText>
+          </w:r>
+          <w:r>
+            <w:rPr>
+              <w:rFonts w:hint="eastAsia" w:asciiTheme="minorHAnsi" w:hAnsiTheme="minorHAnsi" w:eastAsiaTheme="minorEastAsia" w:cstheme="minorBidi"/>
+              <w:kern w:val="44"/>
+              <w:szCs w:val="24"/>
+              <w:lang w:val="en-US" w:eastAsia="zh-CN" w:bidi="ar-SA"/>
             </w:rPr>
             <w:fldChar w:fldCharType="separate"/>
           </w:r>
@@ -1486,21 +1696,23 @@
             <w:fldChar w:fldCharType="begin"/>
           </w:r>
           <w:r>
-            <w:instrText xml:space="preserve"> PAGEREF _Toc16745 \h </w:instrText>
-          </w:r>
-          <w:r>
-            <w:fldChar w:fldCharType="separate"/>
-          </w:r>
-          <w:r>
-            <w:t>15</w:t>
-          </w:r>
-          <w:r>
-            <w:fldChar w:fldCharType="end"/>
-          </w:r>
-          <w:r>
-            <w:rPr>
-              <w:rFonts w:hint="eastAsia"/>
-              <w:lang w:val="en-US" w:eastAsia="zh-CN"/>
+            <w:instrText xml:space="preserve"> PAGEREF _Toc10823 \h </w:instrText>
+          </w:r>
+          <w:r>
+            <w:fldChar w:fldCharType="separate"/>
+          </w:r>
+          <w:r>
+            <w:t>16</w:t>
+          </w:r>
+          <w:r>
+            <w:fldChar w:fldCharType="end"/>
+          </w:r>
+          <w:r>
+            <w:rPr>
+              <w:rFonts w:hint="eastAsia" w:asciiTheme="minorHAnsi" w:hAnsiTheme="minorHAnsi" w:eastAsiaTheme="minorEastAsia" w:cstheme="minorBidi"/>
+              <w:kern w:val="44"/>
+              <w:szCs w:val="24"/>
+              <w:lang w:val="en-US" w:eastAsia="zh-CN" w:bidi="ar-SA"/>
             </w:rPr>
             <w:fldChar w:fldCharType="end"/>
           </w:r>
@@ -1514,22 +1726,28 @@
           </w:pPr>
           <w:r>
             <w:rPr>
-              <w:rFonts w:hint="eastAsia"/>
-              <w:lang w:val="en-US" w:eastAsia="zh-CN"/>
-            </w:rPr>
-            <w:fldChar w:fldCharType="begin"/>
-          </w:r>
-          <w:r>
-            <w:rPr>
-              <w:rFonts w:hint="eastAsia"/>
-              <w:lang w:val="en-US" w:eastAsia="zh-CN"/>
-            </w:rPr>
-            <w:instrText xml:space="preserve"> HYPERLINK \l _Toc24064 </w:instrText>
-          </w:r>
-          <w:r>
-            <w:rPr>
-              <w:rFonts w:hint="eastAsia"/>
-              <w:lang w:val="en-US" w:eastAsia="zh-CN"/>
+              <w:rFonts w:hint="eastAsia" w:asciiTheme="minorHAnsi" w:hAnsiTheme="minorHAnsi" w:eastAsiaTheme="minorEastAsia" w:cstheme="minorBidi"/>
+              <w:kern w:val="44"/>
+              <w:szCs w:val="24"/>
+              <w:lang w:val="en-US" w:eastAsia="zh-CN" w:bidi="ar-SA"/>
+            </w:rPr>
+            <w:fldChar w:fldCharType="begin"/>
+          </w:r>
+          <w:r>
+            <w:rPr>
+              <w:rFonts w:hint="eastAsia" w:asciiTheme="minorHAnsi" w:hAnsiTheme="minorHAnsi" w:eastAsiaTheme="minorEastAsia" w:cstheme="minorBidi"/>
+              <w:kern w:val="44"/>
+              <w:szCs w:val="24"/>
+              <w:lang w:val="en-US" w:eastAsia="zh-CN" w:bidi="ar-SA"/>
+            </w:rPr>
+            <w:instrText xml:space="preserve"> HYPERLINK \l _Toc23509 </w:instrText>
+          </w:r>
+          <w:r>
+            <w:rPr>
+              <w:rFonts w:hint="eastAsia" w:asciiTheme="minorHAnsi" w:hAnsiTheme="minorHAnsi" w:eastAsiaTheme="minorEastAsia" w:cstheme="minorBidi"/>
+              <w:kern w:val="44"/>
+              <w:szCs w:val="24"/>
+              <w:lang w:val="en-US" w:eastAsia="zh-CN" w:bidi="ar-SA"/>
             </w:rPr>
             <w:fldChar w:fldCharType="separate"/>
           </w:r>
@@ -1543,21 +1761,23 @@
             <w:fldChar w:fldCharType="begin"/>
           </w:r>
           <w:r>
-            <w:instrText xml:space="preserve"> PAGEREF _Toc24064 \h </w:instrText>
-          </w:r>
-          <w:r>
-            <w:fldChar w:fldCharType="separate"/>
-          </w:r>
-          <w:r>
-            <w:t>16</w:t>
-          </w:r>
-          <w:r>
-            <w:fldChar w:fldCharType="end"/>
-          </w:r>
-          <w:r>
-            <w:rPr>
-              <w:rFonts w:hint="eastAsia"/>
-              <w:lang w:val="en-US" w:eastAsia="zh-CN"/>
+            <w:instrText xml:space="preserve"> PAGEREF _Toc23509 \h </w:instrText>
+          </w:r>
+          <w:r>
+            <w:fldChar w:fldCharType="separate"/>
+          </w:r>
+          <w:r>
+            <w:t>17</w:t>
+          </w:r>
+          <w:r>
+            <w:fldChar w:fldCharType="end"/>
+          </w:r>
+          <w:r>
+            <w:rPr>
+              <w:rFonts w:hint="eastAsia" w:asciiTheme="minorHAnsi" w:hAnsiTheme="minorHAnsi" w:eastAsiaTheme="minorEastAsia" w:cstheme="minorBidi"/>
+              <w:kern w:val="44"/>
+              <w:szCs w:val="24"/>
+              <w:lang w:val="en-US" w:eastAsia="zh-CN" w:bidi="ar-SA"/>
             </w:rPr>
             <w:fldChar w:fldCharType="end"/>
           </w:r>
@@ -1571,22 +1791,28 @@
           </w:pPr>
           <w:r>
             <w:rPr>
-              <w:rFonts w:hint="eastAsia"/>
-              <w:lang w:val="en-US" w:eastAsia="zh-CN"/>
-            </w:rPr>
-            <w:fldChar w:fldCharType="begin"/>
-          </w:r>
-          <w:r>
-            <w:rPr>
-              <w:rFonts w:hint="eastAsia"/>
-              <w:lang w:val="en-US" w:eastAsia="zh-CN"/>
-            </w:rPr>
-            <w:instrText xml:space="preserve"> HYPERLINK \l _Toc2913 </w:instrText>
-          </w:r>
-          <w:r>
-            <w:rPr>
-              <w:rFonts w:hint="eastAsia"/>
-              <w:lang w:val="en-US" w:eastAsia="zh-CN"/>
+              <w:rFonts w:hint="eastAsia" w:asciiTheme="minorHAnsi" w:hAnsiTheme="minorHAnsi" w:eastAsiaTheme="minorEastAsia" w:cstheme="minorBidi"/>
+              <w:kern w:val="44"/>
+              <w:szCs w:val="24"/>
+              <w:lang w:val="en-US" w:eastAsia="zh-CN" w:bidi="ar-SA"/>
+            </w:rPr>
+            <w:fldChar w:fldCharType="begin"/>
+          </w:r>
+          <w:r>
+            <w:rPr>
+              <w:rFonts w:hint="eastAsia" w:asciiTheme="minorHAnsi" w:hAnsiTheme="minorHAnsi" w:eastAsiaTheme="minorEastAsia" w:cstheme="minorBidi"/>
+              <w:kern w:val="44"/>
+              <w:szCs w:val="24"/>
+              <w:lang w:val="en-US" w:eastAsia="zh-CN" w:bidi="ar-SA"/>
+            </w:rPr>
+            <w:instrText xml:space="preserve"> HYPERLINK \l _Toc13018 </w:instrText>
+          </w:r>
+          <w:r>
+            <w:rPr>
+              <w:rFonts w:hint="eastAsia" w:asciiTheme="minorHAnsi" w:hAnsiTheme="minorHAnsi" w:eastAsiaTheme="minorEastAsia" w:cstheme="minorBidi"/>
+              <w:kern w:val="44"/>
+              <w:szCs w:val="24"/>
+              <w:lang w:val="en-US" w:eastAsia="zh-CN" w:bidi="ar-SA"/>
             </w:rPr>
             <w:fldChar w:fldCharType="separate"/>
           </w:r>
@@ -1600,21 +1826,23 @@
             <w:fldChar w:fldCharType="begin"/>
           </w:r>
           <w:r>
-            <w:instrText xml:space="preserve"> PAGEREF _Toc2913 \h </w:instrText>
-          </w:r>
-          <w:r>
-            <w:fldChar w:fldCharType="separate"/>
-          </w:r>
-          <w:r>
-            <w:t>16</w:t>
-          </w:r>
-          <w:r>
-            <w:fldChar w:fldCharType="end"/>
-          </w:r>
-          <w:r>
-            <w:rPr>
-              <w:rFonts w:hint="eastAsia"/>
-              <w:lang w:val="en-US" w:eastAsia="zh-CN"/>
+            <w:instrText xml:space="preserve"> PAGEREF _Toc13018 \h </w:instrText>
+          </w:r>
+          <w:r>
+            <w:fldChar w:fldCharType="separate"/>
+          </w:r>
+          <w:r>
+            <w:t>17</w:t>
+          </w:r>
+          <w:r>
+            <w:fldChar w:fldCharType="end"/>
+          </w:r>
+          <w:r>
+            <w:rPr>
+              <w:rFonts w:hint="eastAsia" w:asciiTheme="minorHAnsi" w:hAnsiTheme="minorHAnsi" w:eastAsiaTheme="minorEastAsia" w:cstheme="minorBidi"/>
+              <w:kern w:val="44"/>
+              <w:szCs w:val="24"/>
+              <w:lang w:val="en-US" w:eastAsia="zh-CN" w:bidi="ar-SA"/>
             </w:rPr>
             <w:fldChar w:fldCharType="end"/>
           </w:r>
@@ -1628,22 +1856,28 @@
           </w:pPr>
           <w:r>
             <w:rPr>
-              <w:rFonts w:hint="eastAsia"/>
-              <w:lang w:val="en-US" w:eastAsia="zh-CN"/>
-            </w:rPr>
-            <w:fldChar w:fldCharType="begin"/>
-          </w:r>
-          <w:r>
-            <w:rPr>
-              <w:rFonts w:hint="eastAsia"/>
-              <w:lang w:val="en-US" w:eastAsia="zh-CN"/>
-            </w:rPr>
-            <w:instrText xml:space="preserve"> HYPERLINK \l _Toc28608 </w:instrText>
-          </w:r>
-          <w:r>
-            <w:rPr>
-              <w:rFonts w:hint="eastAsia"/>
-              <w:lang w:val="en-US" w:eastAsia="zh-CN"/>
+              <w:rFonts w:hint="eastAsia" w:asciiTheme="minorHAnsi" w:hAnsiTheme="minorHAnsi" w:eastAsiaTheme="minorEastAsia" w:cstheme="minorBidi"/>
+              <w:kern w:val="44"/>
+              <w:szCs w:val="24"/>
+              <w:lang w:val="en-US" w:eastAsia="zh-CN" w:bidi="ar-SA"/>
+            </w:rPr>
+            <w:fldChar w:fldCharType="begin"/>
+          </w:r>
+          <w:r>
+            <w:rPr>
+              <w:rFonts w:hint="eastAsia" w:asciiTheme="minorHAnsi" w:hAnsiTheme="minorHAnsi" w:eastAsiaTheme="minorEastAsia" w:cstheme="minorBidi"/>
+              <w:kern w:val="44"/>
+              <w:szCs w:val="24"/>
+              <w:lang w:val="en-US" w:eastAsia="zh-CN" w:bidi="ar-SA"/>
+            </w:rPr>
+            <w:instrText xml:space="preserve"> HYPERLINK \l _Toc14255 </w:instrText>
+          </w:r>
+          <w:r>
+            <w:rPr>
+              <w:rFonts w:hint="eastAsia" w:asciiTheme="minorHAnsi" w:hAnsiTheme="minorHAnsi" w:eastAsiaTheme="minorEastAsia" w:cstheme="minorBidi"/>
+              <w:kern w:val="44"/>
+              <w:szCs w:val="24"/>
+              <w:lang w:val="en-US" w:eastAsia="zh-CN" w:bidi="ar-SA"/>
             </w:rPr>
             <w:fldChar w:fldCharType="separate"/>
           </w:r>
@@ -1657,21 +1891,23 @@
             <w:fldChar w:fldCharType="begin"/>
           </w:r>
           <w:r>
-            <w:instrText xml:space="preserve"> PAGEREF _Toc28608 \h </w:instrText>
-          </w:r>
-          <w:r>
-            <w:fldChar w:fldCharType="separate"/>
-          </w:r>
-          <w:r>
-            <w:t>17</w:t>
-          </w:r>
-          <w:r>
-            <w:fldChar w:fldCharType="end"/>
-          </w:r>
-          <w:r>
-            <w:rPr>
-              <w:rFonts w:hint="eastAsia"/>
-              <w:lang w:val="en-US" w:eastAsia="zh-CN"/>
+            <w:instrText xml:space="preserve"> PAGEREF _Toc14255 \h </w:instrText>
+          </w:r>
+          <w:r>
+            <w:fldChar w:fldCharType="separate"/>
+          </w:r>
+          <w:r>
+            <w:t>18</w:t>
+          </w:r>
+          <w:r>
+            <w:fldChar w:fldCharType="end"/>
+          </w:r>
+          <w:r>
+            <w:rPr>
+              <w:rFonts w:hint="eastAsia" w:asciiTheme="minorHAnsi" w:hAnsiTheme="minorHAnsi" w:eastAsiaTheme="minorEastAsia" w:cstheme="minorBidi"/>
+              <w:kern w:val="44"/>
+              <w:szCs w:val="24"/>
+              <w:lang w:val="en-US" w:eastAsia="zh-CN" w:bidi="ar-SA"/>
             </w:rPr>
             <w:fldChar w:fldCharType="end"/>
           </w:r>
@@ -1685,22 +1921,28 @@
           </w:pPr>
           <w:r>
             <w:rPr>
-              <w:rFonts w:hint="eastAsia"/>
-              <w:lang w:val="en-US" w:eastAsia="zh-CN"/>
-            </w:rPr>
-            <w:fldChar w:fldCharType="begin"/>
-          </w:r>
-          <w:r>
-            <w:rPr>
-              <w:rFonts w:hint="eastAsia"/>
-              <w:lang w:val="en-US" w:eastAsia="zh-CN"/>
-            </w:rPr>
-            <w:instrText xml:space="preserve"> HYPERLINK \l _Toc23372 </w:instrText>
-          </w:r>
-          <w:r>
-            <w:rPr>
-              <w:rFonts w:hint="eastAsia"/>
-              <w:lang w:val="en-US" w:eastAsia="zh-CN"/>
+              <w:rFonts w:hint="eastAsia" w:asciiTheme="minorHAnsi" w:hAnsiTheme="minorHAnsi" w:eastAsiaTheme="minorEastAsia" w:cstheme="minorBidi"/>
+              <w:kern w:val="44"/>
+              <w:szCs w:val="24"/>
+              <w:lang w:val="en-US" w:eastAsia="zh-CN" w:bidi="ar-SA"/>
+            </w:rPr>
+            <w:fldChar w:fldCharType="begin"/>
+          </w:r>
+          <w:r>
+            <w:rPr>
+              <w:rFonts w:hint="eastAsia" w:asciiTheme="minorHAnsi" w:hAnsiTheme="minorHAnsi" w:eastAsiaTheme="minorEastAsia" w:cstheme="minorBidi"/>
+              <w:kern w:val="44"/>
+              <w:szCs w:val="24"/>
+              <w:lang w:val="en-US" w:eastAsia="zh-CN" w:bidi="ar-SA"/>
+            </w:rPr>
+            <w:instrText xml:space="preserve"> HYPERLINK \l _Toc25779 </w:instrText>
+          </w:r>
+          <w:r>
+            <w:rPr>
+              <w:rFonts w:hint="eastAsia" w:asciiTheme="minorHAnsi" w:hAnsiTheme="minorHAnsi" w:eastAsiaTheme="minorEastAsia" w:cstheme="minorBidi"/>
+              <w:kern w:val="44"/>
+              <w:szCs w:val="24"/>
+              <w:lang w:val="en-US" w:eastAsia="zh-CN" w:bidi="ar-SA"/>
             </w:rPr>
             <w:fldChar w:fldCharType="separate"/>
           </w:r>
@@ -1714,21 +1956,23 @@
             <w:fldChar w:fldCharType="begin"/>
           </w:r>
           <w:r>
-            <w:instrText xml:space="preserve"> PAGEREF _Toc23372 \h </w:instrText>
-          </w:r>
-          <w:r>
-            <w:fldChar w:fldCharType="separate"/>
-          </w:r>
-          <w:r>
-            <w:t>17</w:t>
-          </w:r>
-          <w:r>
-            <w:fldChar w:fldCharType="end"/>
-          </w:r>
-          <w:r>
-            <w:rPr>
-              <w:rFonts w:hint="eastAsia"/>
-              <w:lang w:val="en-US" w:eastAsia="zh-CN"/>
+            <w:instrText xml:space="preserve"> PAGEREF _Toc25779 \h </w:instrText>
+          </w:r>
+          <w:r>
+            <w:fldChar w:fldCharType="separate"/>
+          </w:r>
+          <w:r>
+            <w:t>18</w:t>
+          </w:r>
+          <w:r>
+            <w:fldChar w:fldCharType="end"/>
+          </w:r>
+          <w:r>
+            <w:rPr>
+              <w:rFonts w:hint="eastAsia" w:asciiTheme="minorHAnsi" w:hAnsiTheme="minorHAnsi" w:eastAsiaTheme="minorEastAsia" w:cstheme="minorBidi"/>
+              <w:kern w:val="44"/>
+              <w:szCs w:val="24"/>
+              <w:lang w:val="en-US" w:eastAsia="zh-CN" w:bidi="ar-SA"/>
             </w:rPr>
             <w:fldChar w:fldCharType="end"/>
           </w:r>
@@ -1742,22 +1986,28 @@
           </w:pPr>
           <w:r>
             <w:rPr>
-              <w:rFonts w:hint="eastAsia"/>
-              <w:lang w:val="en-US" w:eastAsia="zh-CN"/>
-            </w:rPr>
-            <w:fldChar w:fldCharType="begin"/>
-          </w:r>
-          <w:r>
-            <w:rPr>
-              <w:rFonts w:hint="eastAsia"/>
-              <w:lang w:val="en-US" w:eastAsia="zh-CN"/>
-            </w:rPr>
-            <w:instrText xml:space="preserve"> HYPERLINK \l _Toc29721 </w:instrText>
-          </w:r>
-          <w:r>
-            <w:rPr>
-              <w:rFonts w:hint="eastAsia"/>
-              <w:lang w:val="en-US" w:eastAsia="zh-CN"/>
+              <w:rFonts w:hint="eastAsia" w:asciiTheme="minorHAnsi" w:hAnsiTheme="minorHAnsi" w:eastAsiaTheme="minorEastAsia" w:cstheme="minorBidi"/>
+              <w:kern w:val="44"/>
+              <w:szCs w:val="24"/>
+              <w:lang w:val="en-US" w:eastAsia="zh-CN" w:bidi="ar-SA"/>
+            </w:rPr>
+            <w:fldChar w:fldCharType="begin"/>
+          </w:r>
+          <w:r>
+            <w:rPr>
+              <w:rFonts w:hint="eastAsia" w:asciiTheme="minorHAnsi" w:hAnsiTheme="minorHAnsi" w:eastAsiaTheme="minorEastAsia" w:cstheme="minorBidi"/>
+              <w:kern w:val="44"/>
+              <w:szCs w:val="24"/>
+              <w:lang w:val="en-US" w:eastAsia="zh-CN" w:bidi="ar-SA"/>
+            </w:rPr>
+            <w:instrText xml:space="preserve"> HYPERLINK \l _Toc24465 </w:instrText>
+          </w:r>
+          <w:r>
+            <w:rPr>
+              <w:rFonts w:hint="eastAsia" w:asciiTheme="minorHAnsi" w:hAnsiTheme="minorHAnsi" w:eastAsiaTheme="minorEastAsia" w:cstheme="minorBidi"/>
+              <w:kern w:val="44"/>
+              <w:szCs w:val="24"/>
+              <w:lang w:val="en-US" w:eastAsia="zh-CN" w:bidi="ar-SA"/>
             </w:rPr>
             <w:fldChar w:fldCharType="separate"/>
           </w:r>
@@ -1771,21 +2021,23 @@
             <w:fldChar w:fldCharType="begin"/>
           </w:r>
           <w:r>
-            <w:instrText xml:space="preserve"> PAGEREF _Toc29721 \h </w:instrText>
-          </w:r>
-          <w:r>
-            <w:fldChar w:fldCharType="separate"/>
-          </w:r>
-          <w:r>
-            <w:t>18</w:t>
-          </w:r>
-          <w:r>
-            <w:fldChar w:fldCharType="end"/>
-          </w:r>
-          <w:r>
-            <w:rPr>
-              <w:rFonts w:hint="eastAsia"/>
-              <w:lang w:val="en-US" w:eastAsia="zh-CN"/>
+            <w:instrText xml:space="preserve"> PAGEREF _Toc24465 \h </w:instrText>
+          </w:r>
+          <w:r>
+            <w:fldChar w:fldCharType="separate"/>
+          </w:r>
+          <w:r>
+            <w:t>19</w:t>
+          </w:r>
+          <w:r>
+            <w:fldChar w:fldCharType="end"/>
+          </w:r>
+          <w:r>
+            <w:rPr>
+              <w:rFonts w:hint="eastAsia" w:asciiTheme="minorHAnsi" w:hAnsiTheme="minorHAnsi" w:eastAsiaTheme="minorEastAsia" w:cstheme="minorBidi"/>
+              <w:kern w:val="44"/>
+              <w:szCs w:val="24"/>
+              <w:lang w:val="en-US" w:eastAsia="zh-CN" w:bidi="ar-SA"/>
             </w:rPr>
             <w:fldChar w:fldCharType="end"/>
           </w:r>
@@ -1799,22 +2051,28 @@
           </w:pPr>
           <w:r>
             <w:rPr>
-              <w:rFonts w:hint="eastAsia"/>
-              <w:lang w:val="en-US" w:eastAsia="zh-CN"/>
-            </w:rPr>
-            <w:fldChar w:fldCharType="begin"/>
-          </w:r>
-          <w:r>
-            <w:rPr>
-              <w:rFonts w:hint="eastAsia"/>
-              <w:lang w:val="en-US" w:eastAsia="zh-CN"/>
-            </w:rPr>
-            <w:instrText xml:space="preserve"> HYPERLINK \l _Toc26387 </w:instrText>
-          </w:r>
-          <w:r>
-            <w:rPr>
-              <w:rFonts w:hint="eastAsia"/>
-              <w:lang w:val="en-US" w:eastAsia="zh-CN"/>
+              <w:rFonts w:hint="eastAsia" w:asciiTheme="minorHAnsi" w:hAnsiTheme="minorHAnsi" w:eastAsiaTheme="minorEastAsia" w:cstheme="minorBidi"/>
+              <w:kern w:val="44"/>
+              <w:szCs w:val="24"/>
+              <w:lang w:val="en-US" w:eastAsia="zh-CN" w:bidi="ar-SA"/>
+            </w:rPr>
+            <w:fldChar w:fldCharType="begin"/>
+          </w:r>
+          <w:r>
+            <w:rPr>
+              <w:rFonts w:hint="eastAsia" w:asciiTheme="minorHAnsi" w:hAnsiTheme="minorHAnsi" w:eastAsiaTheme="minorEastAsia" w:cstheme="minorBidi"/>
+              <w:kern w:val="44"/>
+              <w:szCs w:val="24"/>
+              <w:lang w:val="en-US" w:eastAsia="zh-CN" w:bidi="ar-SA"/>
+            </w:rPr>
+            <w:instrText xml:space="preserve"> HYPERLINK \l _Toc3052 </w:instrText>
+          </w:r>
+          <w:r>
+            <w:rPr>
+              <w:rFonts w:hint="eastAsia" w:asciiTheme="minorHAnsi" w:hAnsiTheme="minorHAnsi" w:eastAsiaTheme="minorEastAsia" w:cstheme="minorBidi"/>
+              <w:kern w:val="44"/>
+              <w:szCs w:val="24"/>
+              <w:lang w:val="en-US" w:eastAsia="zh-CN" w:bidi="ar-SA"/>
             </w:rPr>
             <w:fldChar w:fldCharType="separate"/>
           </w:r>
@@ -1828,21 +2086,23 @@
             <w:fldChar w:fldCharType="begin"/>
           </w:r>
           <w:r>
-            <w:instrText xml:space="preserve"> PAGEREF _Toc26387 \h </w:instrText>
-          </w:r>
-          <w:r>
-            <w:fldChar w:fldCharType="separate"/>
-          </w:r>
-          <w:r>
-            <w:t>18</w:t>
-          </w:r>
-          <w:r>
-            <w:fldChar w:fldCharType="end"/>
-          </w:r>
-          <w:r>
-            <w:rPr>
-              <w:rFonts w:hint="eastAsia"/>
-              <w:lang w:val="en-US" w:eastAsia="zh-CN"/>
+            <w:instrText xml:space="preserve"> PAGEREF _Toc3052 \h </w:instrText>
+          </w:r>
+          <w:r>
+            <w:fldChar w:fldCharType="separate"/>
+          </w:r>
+          <w:r>
+            <w:t>19</w:t>
+          </w:r>
+          <w:r>
+            <w:fldChar w:fldCharType="end"/>
+          </w:r>
+          <w:r>
+            <w:rPr>
+              <w:rFonts w:hint="eastAsia" w:asciiTheme="minorHAnsi" w:hAnsiTheme="minorHAnsi" w:eastAsiaTheme="minorEastAsia" w:cstheme="minorBidi"/>
+              <w:kern w:val="44"/>
+              <w:szCs w:val="24"/>
+              <w:lang w:val="en-US" w:eastAsia="zh-CN" w:bidi="ar-SA"/>
             </w:rPr>
             <w:fldChar w:fldCharType="end"/>
           </w:r>
@@ -1856,27 +2116,622 @@
           </w:pPr>
           <w:r>
             <w:rPr>
+              <w:rFonts w:hint="eastAsia" w:asciiTheme="minorHAnsi" w:hAnsiTheme="minorHAnsi" w:eastAsiaTheme="minorEastAsia" w:cstheme="minorBidi"/>
+              <w:kern w:val="44"/>
+              <w:szCs w:val="24"/>
+              <w:lang w:val="en-US" w:eastAsia="zh-CN" w:bidi="ar-SA"/>
+            </w:rPr>
+            <w:fldChar w:fldCharType="begin"/>
+          </w:r>
+          <w:r>
+            <w:rPr>
+              <w:rFonts w:hint="eastAsia" w:asciiTheme="minorHAnsi" w:hAnsiTheme="minorHAnsi" w:eastAsiaTheme="minorEastAsia" w:cstheme="minorBidi"/>
+              <w:kern w:val="44"/>
+              <w:szCs w:val="24"/>
+              <w:lang w:val="en-US" w:eastAsia="zh-CN" w:bidi="ar-SA"/>
+            </w:rPr>
+            <w:instrText xml:space="preserve"> HYPERLINK \l _Toc2026 </w:instrText>
+          </w:r>
+          <w:r>
+            <w:rPr>
+              <w:rFonts w:hint="eastAsia" w:asciiTheme="minorHAnsi" w:hAnsiTheme="minorHAnsi" w:eastAsiaTheme="minorEastAsia" w:cstheme="minorBidi"/>
+              <w:kern w:val="44"/>
+              <w:szCs w:val="24"/>
+              <w:lang w:val="en-US" w:eastAsia="zh-CN" w:bidi="ar-SA"/>
+            </w:rPr>
+            <w:fldChar w:fldCharType="separate"/>
+          </w:r>
+          <w:r>
+            <w:t>线上高并发场景，如何做非侵入式性能采样，不影响玩家体验？</w:t>
+          </w:r>
+          <w:r>
+            <w:tab/>
+          </w:r>
+          <w:r>
+            <w:fldChar w:fldCharType="begin"/>
+          </w:r>
+          <w:r>
+            <w:instrText xml:space="preserve"> PAGEREF _Toc2026 \h </w:instrText>
+          </w:r>
+          <w:r>
+            <w:fldChar w:fldCharType="separate"/>
+          </w:r>
+          <w:r>
+            <w:t>20</w:t>
+          </w:r>
+          <w:r>
+            <w:fldChar w:fldCharType="end"/>
+          </w:r>
+          <w:r>
+            <w:rPr>
+              <w:rFonts w:hint="eastAsia" w:asciiTheme="minorHAnsi" w:hAnsiTheme="minorHAnsi" w:eastAsiaTheme="minorEastAsia" w:cstheme="minorBidi"/>
+              <w:kern w:val="44"/>
+              <w:szCs w:val="24"/>
+              <w:lang w:val="en-US" w:eastAsia="zh-CN" w:bidi="ar-SA"/>
+            </w:rPr>
+            <w:fldChar w:fldCharType="end"/>
+          </w:r>
+        </w:p>
+        <w:p>
+          <w:pPr>
+            <w:pStyle w:val="5"/>
+            <w:tabs>
+              <w:tab w:val="right" w:leader="dot" w:pos="8306"/>
+            </w:tabs>
+          </w:pPr>
+          <w:r>
+            <w:rPr>
+              <w:rFonts w:hint="eastAsia" w:asciiTheme="minorHAnsi" w:hAnsiTheme="minorHAnsi" w:eastAsiaTheme="minorEastAsia" w:cstheme="minorBidi"/>
+              <w:kern w:val="44"/>
+              <w:szCs w:val="24"/>
+              <w:lang w:val="en-US" w:eastAsia="zh-CN" w:bidi="ar-SA"/>
+            </w:rPr>
+            <w:fldChar w:fldCharType="begin"/>
+          </w:r>
+          <w:r>
+            <w:rPr>
+              <w:rFonts w:hint="eastAsia" w:asciiTheme="minorHAnsi" w:hAnsiTheme="minorHAnsi" w:eastAsiaTheme="minorEastAsia" w:cstheme="minorBidi"/>
+              <w:kern w:val="44"/>
+              <w:szCs w:val="24"/>
+              <w:lang w:val="en-US" w:eastAsia="zh-CN" w:bidi="ar-SA"/>
+            </w:rPr>
+            <w:instrText xml:space="preserve"> HYPERLINK \l _Toc18672 </w:instrText>
+          </w:r>
+          <w:r>
+            <w:rPr>
+              <w:rFonts w:hint="eastAsia" w:asciiTheme="minorHAnsi" w:hAnsiTheme="minorHAnsi" w:eastAsiaTheme="minorEastAsia" w:cstheme="minorBidi"/>
+              <w:kern w:val="44"/>
+              <w:szCs w:val="24"/>
+              <w:lang w:val="en-US" w:eastAsia="zh-CN" w:bidi="ar-SA"/>
+            </w:rPr>
+            <w:fldChar w:fldCharType="separate"/>
+          </w:r>
+          <w:r>
+            <w:t>游戏服务器部署在 CentOS7 系统，需要你完成基础环境配置、性能监控、端口管理，请简述核心操作</w:t>
+          </w:r>
+          <w:r>
+            <w:tab/>
+          </w:r>
+          <w:r>
+            <w:fldChar w:fldCharType="begin"/>
+          </w:r>
+          <w:r>
+            <w:instrText xml:space="preserve"> PAGEREF _Toc18672 \h </w:instrText>
+          </w:r>
+          <w:r>
+            <w:fldChar w:fldCharType="separate"/>
+          </w:r>
+          <w:r>
+            <w:t>21</w:t>
+          </w:r>
+          <w:r>
+            <w:fldChar w:fldCharType="end"/>
+          </w:r>
+          <w:r>
+            <w:rPr>
+              <w:rFonts w:hint="eastAsia" w:asciiTheme="minorHAnsi" w:hAnsiTheme="minorHAnsi" w:eastAsiaTheme="minorEastAsia" w:cstheme="minorBidi"/>
+              <w:kern w:val="44"/>
+              <w:szCs w:val="24"/>
+              <w:lang w:val="en-US" w:eastAsia="zh-CN" w:bidi="ar-SA"/>
+            </w:rPr>
+            <w:fldChar w:fldCharType="end"/>
+          </w:r>
+        </w:p>
+        <w:p>
+          <w:pPr>
+            <w:pStyle w:val="5"/>
+            <w:tabs>
+              <w:tab w:val="right" w:leader="dot" w:pos="8306"/>
+            </w:tabs>
+          </w:pPr>
+          <w:r>
+            <w:rPr>
+              <w:rFonts w:hint="eastAsia" w:asciiTheme="minorHAnsi" w:hAnsiTheme="minorHAnsi" w:eastAsiaTheme="minorEastAsia" w:cstheme="minorBidi"/>
+              <w:kern w:val="44"/>
+              <w:szCs w:val="24"/>
+              <w:lang w:val="en-US" w:eastAsia="zh-CN" w:bidi="ar-SA"/>
+            </w:rPr>
+            <w:fldChar w:fldCharType="begin"/>
+          </w:r>
+          <w:r>
+            <w:rPr>
+              <w:rFonts w:hint="eastAsia" w:asciiTheme="minorHAnsi" w:hAnsiTheme="minorHAnsi" w:eastAsiaTheme="minorEastAsia" w:cstheme="minorBidi"/>
+              <w:kern w:val="44"/>
+              <w:szCs w:val="24"/>
+              <w:lang w:val="en-US" w:eastAsia="zh-CN" w:bidi="ar-SA"/>
+            </w:rPr>
+            <w:instrText xml:space="preserve"> HYPERLINK \l _Toc32336 </w:instrText>
+          </w:r>
+          <w:r>
+            <w:rPr>
+              <w:rFonts w:hint="eastAsia" w:asciiTheme="minorHAnsi" w:hAnsiTheme="minorHAnsi" w:eastAsiaTheme="minorEastAsia" w:cstheme="minorBidi"/>
+              <w:kern w:val="44"/>
+              <w:szCs w:val="24"/>
+              <w:lang w:val="en-US" w:eastAsia="zh-CN" w:bidi="ar-SA"/>
+            </w:rPr>
+            <w:fldChar w:fldCharType="separate"/>
+          </w:r>
+          <w:r>
+            <w:t>编写一个运行 C++ 游戏服务器的 Dockerfile 基础模板</w:t>
+          </w:r>
+          <w:r>
+            <w:tab/>
+          </w:r>
+          <w:r>
+            <w:fldChar w:fldCharType="begin"/>
+          </w:r>
+          <w:r>
+            <w:instrText xml:space="preserve"> PAGEREF _Toc32336 \h </w:instrText>
+          </w:r>
+          <w:r>
+            <w:fldChar w:fldCharType="separate"/>
+          </w:r>
+          <w:r>
+            <w:t>22</w:t>
+          </w:r>
+          <w:r>
+            <w:fldChar w:fldCharType="end"/>
+          </w:r>
+          <w:r>
+            <w:rPr>
+              <w:rFonts w:hint="eastAsia" w:asciiTheme="minorHAnsi" w:hAnsiTheme="minorHAnsi" w:eastAsiaTheme="minorEastAsia" w:cstheme="minorBidi"/>
+              <w:kern w:val="44"/>
+              <w:szCs w:val="24"/>
+              <w:lang w:val="en-US" w:eastAsia="zh-CN" w:bidi="ar-SA"/>
+            </w:rPr>
+            <w:fldChar w:fldCharType="end"/>
+          </w:r>
+        </w:p>
+        <w:p>
+          <w:pPr>
+            <w:pStyle w:val="5"/>
+            <w:tabs>
+              <w:tab w:val="right" w:leader="dot" w:pos="8306"/>
+            </w:tabs>
+          </w:pPr>
+          <w:r>
+            <w:rPr>
+              <w:rFonts w:hint="eastAsia" w:asciiTheme="minorHAnsi" w:hAnsiTheme="minorHAnsi" w:eastAsiaTheme="minorEastAsia" w:cstheme="minorBidi"/>
+              <w:kern w:val="44"/>
+              <w:szCs w:val="24"/>
+              <w:lang w:val="en-US" w:eastAsia="zh-CN" w:bidi="ar-SA"/>
+            </w:rPr>
+            <w:fldChar w:fldCharType="begin"/>
+          </w:r>
+          <w:r>
+            <w:rPr>
+              <w:rFonts w:hint="eastAsia" w:asciiTheme="minorHAnsi" w:hAnsiTheme="minorHAnsi" w:eastAsiaTheme="minorEastAsia" w:cstheme="minorBidi"/>
+              <w:kern w:val="44"/>
+              <w:szCs w:val="24"/>
+              <w:lang w:val="en-US" w:eastAsia="zh-CN" w:bidi="ar-SA"/>
+            </w:rPr>
+            <w:instrText xml:space="preserve"> HYPERLINK \l _Toc28296 </w:instrText>
+          </w:r>
+          <w:r>
+            <w:rPr>
+              <w:rFonts w:hint="eastAsia" w:asciiTheme="minorHAnsi" w:hAnsiTheme="minorHAnsi" w:eastAsiaTheme="minorEastAsia" w:cstheme="minorBidi"/>
+              <w:kern w:val="44"/>
+              <w:szCs w:val="24"/>
+              <w:lang w:val="en-US" w:eastAsia="zh-CN" w:bidi="ar-SA"/>
+            </w:rPr>
+            <w:fldChar w:fldCharType="separate"/>
+          </w:r>
+          <w:r>
+            <w:t>容器启动、挂载日志目录、端口映射、开机自启的命令；</w:t>
+          </w:r>
+          <w:r>
+            <w:tab/>
+          </w:r>
+          <w:r>
+            <w:fldChar w:fldCharType="begin"/>
+          </w:r>
+          <w:r>
+            <w:instrText xml:space="preserve"> PAGEREF _Toc28296 \h </w:instrText>
+          </w:r>
+          <w:r>
+            <w:fldChar w:fldCharType="separate"/>
+          </w:r>
+          <w:r>
+            <w:t>23</w:t>
+          </w:r>
+          <w:r>
+            <w:fldChar w:fldCharType="end"/>
+          </w:r>
+          <w:r>
+            <w:rPr>
+              <w:rFonts w:hint="eastAsia" w:asciiTheme="minorHAnsi" w:hAnsiTheme="minorHAnsi" w:eastAsiaTheme="minorEastAsia" w:cstheme="minorBidi"/>
+              <w:kern w:val="44"/>
+              <w:szCs w:val="24"/>
+              <w:lang w:val="en-US" w:eastAsia="zh-CN" w:bidi="ar-SA"/>
+            </w:rPr>
+            <w:fldChar w:fldCharType="end"/>
+          </w:r>
+        </w:p>
+        <w:p>
+          <w:pPr>
+            <w:pStyle w:val="5"/>
+            <w:tabs>
+              <w:tab w:val="right" w:leader="dot" w:pos="8306"/>
+            </w:tabs>
+          </w:pPr>
+          <w:r>
+            <w:rPr>
+              <w:rFonts w:hint="eastAsia" w:asciiTheme="minorHAnsi" w:hAnsiTheme="minorHAnsi" w:eastAsiaTheme="minorEastAsia" w:cstheme="minorBidi"/>
+              <w:kern w:val="44"/>
+              <w:szCs w:val="24"/>
+              <w:lang w:val="en-US" w:eastAsia="zh-CN" w:bidi="ar-SA"/>
+            </w:rPr>
+            <w:fldChar w:fldCharType="begin"/>
+          </w:r>
+          <w:r>
+            <w:rPr>
+              <w:rFonts w:hint="eastAsia" w:asciiTheme="minorHAnsi" w:hAnsiTheme="minorHAnsi" w:eastAsiaTheme="minorEastAsia" w:cstheme="minorBidi"/>
+              <w:kern w:val="44"/>
+              <w:szCs w:val="24"/>
+              <w:lang w:val="en-US" w:eastAsia="zh-CN" w:bidi="ar-SA"/>
+            </w:rPr>
+            <w:instrText xml:space="preserve"> HYPERLINK \l _Toc16327 </w:instrText>
+          </w:r>
+          <w:r>
+            <w:rPr>
+              <w:rFonts w:hint="eastAsia" w:asciiTheme="minorHAnsi" w:hAnsiTheme="minorHAnsi" w:eastAsiaTheme="minorEastAsia" w:cstheme="minorBidi"/>
+              <w:kern w:val="44"/>
+              <w:szCs w:val="24"/>
+              <w:lang w:val="en-US" w:eastAsia="zh-CN" w:bidi="ar-SA"/>
+            </w:rPr>
+            <w:fldChar w:fldCharType="separate"/>
+          </w:r>
+          <w:r>
+            <w:t>为什么你的 IO 线程池设置 4～8 个线程？</w:t>
+          </w:r>
+          <w:r>
+            <w:tab/>
+          </w:r>
+          <w:r>
+            <w:fldChar w:fldCharType="begin"/>
+          </w:r>
+          <w:r>
+            <w:instrText xml:space="preserve"> PAGEREF _Toc16327 \h </w:instrText>
+          </w:r>
+          <w:r>
+            <w:fldChar w:fldCharType="separate"/>
+          </w:r>
+          <w:r>
+            <w:t>23</w:t>
+          </w:r>
+          <w:r>
+            <w:fldChar w:fldCharType="end"/>
+          </w:r>
+          <w:r>
+            <w:rPr>
+              <w:rFonts w:hint="eastAsia" w:asciiTheme="minorHAnsi" w:hAnsiTheme="minorHAnsi" w:eastAsiaTheme="minorEastAsia" w:cstheme="minorBidi"/>
+              <w:kern w:val="44"/>
+              <w:szCs w:val="24"/>
+              <w:lang w:val="en-US" w:eastAsia="zh-CN" w:bidi="ar-SA"/>
+            </w:rPr>
+            <w:fldChar w:fldCharType="end"/>
+          </w:r>
+        </w:p>
+        <w:p>
+          <w:pPr>
+            <w:pStyle w:val="5"/>
+            <w:tabs>
+              <w:tab w:val="right" w:leader="dot" w:pos="8306"/>
+            </w:tabs>
+          </w:pPr>
+          <w:r>
+            <w:rPr>
+              <w:rFonts w:hint="eastAsia" w:asciiTheme="minorHAnsi" w:hAnsiTheme="minorHAnsi" w:eastAsiaTheme="minorEastAsia" w:cstheme="minorBidi"/>
+              <w:kern w:val="44"/>
+              <w:szCs w:val="24"/>
+              <w:lang w:val="en-US" w:eastAsia="zh-CN" w:bidi="ar-SA"/>
+            </w:rPr>
+            <w:fldChar w:fldCharType="begin"/>
+          </w:r>
+          <w:r>
+            <w:rPr>
+              <w:rFonts w:hint="eastAsia" w:asciiTheme="minorHAnsi" w:hAnsiTheme="minorHAnsi" w:eastAsiaTheme="minorEastAsia" w:cstheme="minorBidi"/>
+              <w:kern w:val="44"/>
+              <w:szCs w:val="24"/>
+              <w:lang w:val="en-US" w:eastAsia="zh-CN" w:bidi="ar-SA"/>
+            </w:rPr>
+            <w:instrText xml:space="preserve"> HYPERLINK \l _Toc11650 </w:instrText>
+          </w:r>
+          <w:r>
+            <w:rPr>
+              <w:rFonts w:hint="eastAsia" w:asciiTheme="minorHAnsi" w:hAnsiTheme="minorHAnsi" w:eastAsiaTheme="minorEastAsia" w:cstheme="minorBidi"/>
+              <w:kern w:val="44"/>
+              <w:szCs w:val="24"/>
+              <w:lang w:val="en-US" w:eastAsia="zh-CN" w:bidi="ar-SA"/>
+            </w:rPr>
+            <w:fldChar w:fldCharType="separate"/>
+          </w:r>
+          <w:r>
+            <w:t>为什么 IO 和 逻辑 必须拆成两个线程池</w:t>
+          </w:r>
+          <w:r>
+            <w:tab/>
+          </w:r>
+          <w:r>
+            <w:fldChar w:fldCharType="begin"/>
+          </w:r>
+          <w:r>
+            <w:instrText xml:space="preserve"> PAGEREF _Toc11650 \h </w:instrText>
+          </w:r>
+          <w:r>
+            <w:fldChar w:fldCharType="separate"/>
+          </w:r>
+          <w:r>
+            <w:t>25</w:t>
+          </w:r>
+          <w:r>
+            <w:fldChar w:fldCharType="end"/>
+          </w:r>
+          <w:r>
+            <w:rPr>
+              <w:rFonts w:hint="eastAsia" w:asciiTheme="minorHAnsi" w:hAnsiTheme="minorHAnsi" w:eastAsiaTheme="minorEastAsia" w:cstheme="minorBidi"/>
+              <w:kern w:val="44"/>
+              <w:szCs w:val="24"/>
+              <w:lang w:val="en-US" w:eastAsia="zh-CN" w:bidi="ar-SA"/>
+            </w:rPr>
+            <w:fldChar w:fldCharType="end"/>
+          </w:r>
+        </w:p>
+        <w:p>
+          <w:pPr>
+            <w:pStyle w:val="5"/>
+            <w:tabs>
+              <w:tab w:val="right" w:leader="dot" w:pos="8306"/>
+            </w:tabs>
+          </w:pPr>
+          <w:r>
+            <w:rPr>
+              <w:rFonts w:hint="eastAsia" w:asciiTheme="minorHAnsi" w:hAnsiTheme="minorHAnsi" w:eastAsiaTheme="minorEastAsia" w:cstheme="minorBidi"/>
+              <w:kern w:val="44"/>
+              <w:szCs w:val="24"/>
+              <w:lang w:val="en-US" w:eastAsia="zh-CN" w:bidi="ar-SA"/>
+            </w:rPr>
+            <w:fldChar w:fldCharType="begin"/>
+          </w:r>
+          <w:r>
+            <w:rPr>
+              <w:rFonts w:hint="eastAsia" w:asciiTheme="minorHAnsi" w:hAnsiTheme="minorHAnsi" w:eastAsiaTheme="minorEastAsia" w:cstheme="minorBidi"/>
+              <w:kern w:val="44"/>
+              <w:szCs w:val="24"/>
+              <w:lang w:val="en-US" w:eastAsia="zh-CN" w:bidi="ar-SA"/>
+            </w:rPr>
+            <w:instrText xml:space="preserve"> HYPERLINK \l _Toc10841 </w:instrText>
+          </w:r>
+          <w:r>
+            <w:rPr>
+              <w:rFonts w:hint="eastAsia" w:asciiTheme="minorHAnsi" w:hAnsiTheme="minorHAnsi" w:eastAsiaTheme="minorEastAsia" w:cstheme="minorBidi"/>
+              <w:kern w:val="44"/>
+              <w:szCs w:val="24"/>
+              <w:lang w:val="en-US" w:eastAsia="zh-CN" w:bidi="ar-SA"/>
+            </w:rPr>
+            <w:fldChar w:fldCharType="separate"/>
+          </w:r>
+          <w:r>
+            <w:t>为什么 Epoll Reactor 要单独占主线程，不放进线程池？</w:t>
+          </w:r>
+          <w:r>
+            <w:tab/>
+          </w:r>
+          <w:r>
+            <w:fldChar w:fldCharType="begin"/>
+          </w:r>
+          <w:r>
+            <w:instrText xml:space="preserve"> PAGEREF _Toc10841 \h </w:instrText>
+          </w:r>
+          <w:r>
+            <w:fldChar w:fldCharType="separate"/>
+          </w:r>
+          <w:r>
+            <w:t>25</w:t>
+          </w:r>
+          <w:r>
+            <w:fldChar w:fldCharType="end"/>
+          </w:r>
+          <w:r>
+            <w:rPr>
+              <w:rFonts w:hint="eastAsia" w:asciiTheme="minorHAnsi" w:hAnsiTheme="minorHAnsi" w:eastAsiaTheme="minorEastAsia" w:cstheme="minorBidi"/>
+              <w:kern w:val="44"/>
+              <w:szCs w:val="24"/>
+              <w:lang w:val="en-US" w:eastAsia="zh-CN" w:bidi="ar-SA"/>
+            </w:rPr>
+            <w:fldChar w:fldCharType="end"/>
+          </w:r>
+        </w:p>
+        <w:p>
+          <w:pPr>
+            <w:pStyle w:val="5"/>
+            <w:tabs>
+              <w:tab w:val="right" w:leader="dot" w:pos="8306"/>
+            </w:tabs>
+          </w:pPr>
+          <w:r>
+            <w:rPr>
+              <w:rFonts w:hint="eastAsia" w:asciiTheme="minorHAnsi" w:hAnsiTheme="minorHAnsi" w:eastAsiaTheme="minorEastAsia" w:cstheme="minorBidi"/>
+              <w:kern w:val="44"/>
+              <w:szCs w:val="24"/>
+              <w:lang w:val="en-US" w:eastAsia="zh-CN" w:bidi="ar-SA"/>
+            </w:rPr>
+            <w:fldChar w:fldCharType="begin"/>
+          </w:r>
+          <w:r>
+            <w:rPr>
+              <w:rFonts w:hint="eastAsia" w:asciiTheme="minorHAnsi" w:hAnsiTheme="minorHAnsi" w:eastAsiaTheme="minorEastAsia" w:cstheme="minorBidi"/>
+              <w:kern w:val="44"/>
+              <w:szCs w:val="24"/>
+              <w:lang w:val="en-US" w:eastAsia="zh-CN" w:bidi="ar-SA"/>
+            </w:rPr>
+            <w:instrText xml:space="preserve"> HYPERLINK \l _Toc25195 </w:instrText>
+          </w:r>
+          <w:r>
+            <w:rPr>
+              <w:rFonts w:hint="eastAsia" w:asciiTheme="minorHAnsi" w:hAnsiTheme="minorHAnsi" w:eastAsiaTheme="minorEastAsia" w:cstheme="minorBidi"/>
+              <w:kern w:val="44"/>
+              <w:szCs w:val="24"/>
+              <w:lang w:val="en-US" w:eastAsia="zh-CN" w:bidi="ar-SA"/>
+            </w:rPr>
+            <w:fldChar w:fldCharType="separate"/>
+          </w:r>
+          <w:r>
+            <w:t>能不能把 epoll 开多线程？</w:t>
+          </w:r>
+          <w:r>
+            <w:tab/>
+          </w:r>
+          <w:r>
+            <w:fldChar w:fldCharType="begin"/>
+          </w:r>
+          <w:r>
+            <w:instrText xml:space="preserve"> PAGEREF _Toc25195 \h </w:instrText>
+          </w:r>
+          <w:r>
+            <w:fldChar w:fldCharType="separate"/>
+          </w:r>
+          <w:r>
+            <w:t>27</w:t>
+          </w:r>
+          <w:r>
+            <w:fldChar w:fldCharType="end"/>
+          </w:r>
+          <w:r>
+            <w:rPr>
+              <w:rFonts w:hint="eastAsia" w:asciiTheme="minorHAnsi" w:hAnsiTheme="minorHAnsi" w:eastAsiaTheme="minorEastAsia" w:cstheme="minorBidi"/>
+              <w:kern w:val="44"/>
+              <w:szCs w:val="24"/>
+              <w:lang w:val="en-US" w:eastAsia="zh-CN" w:bidi="ar-SA"/>
+            </w:rPr>
+            <w:fldChar w:fldCharType="end"/>
+          </w:r>
+        </w:p>
+        <w:p>
+          <w:pPr>
+            <w:pStyle w:val="5"/>
+            <w:tabs>
+              <w:tab w:val="right" w:leader="dot" w:pos="8306"/>
+            </w:tabs>
+          </w:pPr>
+          <w:r>
+            <w:rPr>
+              <w:rFonts w:hint="eastAsia" w:asciiTheme="minorHAnsi" w:hAnsiTheme="minorHAnsi" w:eastAsiaTheme="minorEastAsia" w:cstheme="minorBidi"/>
+              <w:kern w:val="44"/>
+              <w:szCs w:val="24"/>
+              <w:lang w:val="en-US" w:eastAsia="zh-CN" w:bidi="ar-SA"/>
+            </w:rPr>
+            <w:fldChar w:fldCharType="begin"/>
+          </w:r>
+          <w:r>
+            <w:rPr>
+              <w:rFonts w:hint="eastAsia" w:asciiTheme="minorHAnsi" w:hAnsiTheme="minorHAnsi" w:eastAsiaTheme="minorEastAsia" w:cstheme="minorBidi"/>
+              <w:kern w:val="44"/>
+              <w:szCs w:val="24"/>
+              <w:lang w:val="en-US" w:eastAsia="zh-CN" w:bidi="ar-SA"/>
+            </w:rPr>
+            <w:instrText xml:space="preserve"> HYPERLINK \l _Toc27745 </w:instrText>
+          </w:r>
+          <w:r>
+            <w:rPr>
+              <w:rFonts w:hint="eastAsia" w:asciiTheme="minorHAnsi" w:hAnsiTheme="minorHAnsi" w:eastAsiaTheme="minorEastAsia" w:cstheme="minorBidi"/>
+              <w:kern w:val="44"/>
+              <w:szCs w:val="24"/>
+              <w:lang w:val="en-US" w:eastAsia="zh-CN" w:bidi="ar-SA"/>
+            </w:rPr>
+            <w:fldChar w:fldCharType="separate"/>
+          </w:r>
+          <w:r>
+            <w:t>Epoll ET 边缘触发 为什么必须：非阻塞 + 循环读 + 循环 accept</w:t>
+          </w:r>
+          <w:r>
+            <w:tab/>
+          </w:r>
+          <w:r>
+            <w:fldChar w:fldCharType="begin"/>
+          </w:r>
+          <w:r>
+            <w:instrText xml:space="preserve"> PAGEREF _Toc27745 \h </w:instrText>
+          </w:r>
+          <w:r>
+            <w:fldChar w:fldCharType="separate"/>
+          </w:r>
+          <w:r>
+            <w:t>28</w:t>
+          </w:r>
+          <w:r>
+            <w:fldChar w:fldCharType="end"/>
+          </w:r>
+          <w:r>
+            <w:rPr>
+              <w:rFonts w:hint="eastAsia" w:asciiTheme="minorHAnsi" w:hAnsiTheme="minorHAnsi" w:eastAsiaTheme="minorEastAsia" w:cstheme="minorBidi"/>
+              <w:kern w:val="44"/>
+              <w:szCs w:val="24"/>
+              <w:lang w:val="en-US" w:eastAsia="zh-CN" w:bidi="ar-SA"/>
+            </w:rPr>
+            <w:fldChar w:fldCharType="end"/>
+          </w:r>
+        </w:p>
+        <w:p>
+          <w:pPr>
+            <w:pStyle w:val="5"/>
+            <w:tabs>
+              <w:tab w:val="right" w:leader="dot" w:pos="8306"/>
+            </w:tabs>
+          </w:pPr>
+          <w:r>
+            <w:rPr>
+              <w:rFonts w:hint="eastAsia" w:asciiTheme="minorHAnsi" w:hAnsiTheme="minorHAnsi" w:eastAsiaTheme="minorEastAsia" w:cstheme="minorBidi"/>
+              <w:kern w:val="44"/>
+              <w:szCs w:val="24"/>
+              <w:lang w:val="en-US" w:eastAsia="zh-CN" w:bidi="ar-SA"/>
+            </w:rPr>
+            <w:fldChar w:fldCharType="begin"/>
+          </w:r>
+          <w:r>
+            <w:rPr>
+              <w:rFonts w:hint="eastAsia" w:asciiTheme="minorHAnsi" w:hAnsiTheme="minorHAnsi" w:eastAsiaTheme="minorEastAsia" w:cstheme="minorBidi"/>
+              <w:kern w:val="44"/>
+              <w:szCs w:val="24"/>
+              <w:lang w:val="en-US" w:eastAsia="zh-CN" w:bidi="ar-SA"/>
+            </w:rPr>
+            <w:instrText xml:space="preserve"> HYPERLINK \l _Toc15917 </w:instrText>
+          </w:r>
+          <w:r>
+            <w:rPr>
+              <w:rFonts w:hint="eastAsia" w:asciiTheme="minorHAnsi" w:hAnsiTheme="minorHAnsi" w:eastAsiaTheme="minorEastAsia" w:cstheme="minorBidi"/>
+              <w:kern w:val="44"/>
+              <w:szCs w:val="24"/>
+              <w:lang w:val="en-US" w:eastAsia="zh-CN" w:bidi="ar-SA"/>
+            </w:rPr>
+            <w:fldChar w:fldCharType="separate"/>
+          </w:r>
+          <w:r>
+            <w:rPr>
               <w:rFonts w:hint="eastAsia"/>
               <w:lang w:val="en-US" w:eastAsia="zh-CN"/>
             </w:rPr>
-            <w:fldChar w:fldCharType="begin"/>
-          </w:r>
-          <w:r>
-            <w:rPr>
-              <w:rFonts w:hint="eastAsia"/>
-              <w:lang w:val="en-US" w:eastAsia="zh-CN"/>
-            </w:rPr>
-            <w:instrText xml:space="preserve"> HYPERLINK \l _Toc9974 </w:instrText>
-          </w:r>
-          <w:r>
-            <w:rPr>
-              <w:rFonts w:hint="eastAsia"/>
-              <w:lang w:val="en-US" w:eastAsia="zh-CN"/>
-            </w:rPr>
-            <w:fldChar w:fldCharType="separate"/>
-          </w:r>
-          <w:r>
-            <w:t>线上高并发场景，如何做非侵入式性能采样，不影响玩家体验？</w:t>
+            <w:t>服务器架构面试通用版</w:t>
           </w:r>
           <w:r>
             <w:tab/>
@@ -1885,21 +2740,803 @@
             <w:fldChar w:fldCharType="begin"/>
           </w:r>
           <w:r>
-            <w:instrText xml:space="preserve"> PAGEREF _Toc9974 \h </w:instrText>
-          </w:r>
-          <w:r>
-            <w:fldChar w:fldCharType="separate"/>
-          </w:r>
-          <w:r>
-            <w:t>19</w:t>
-          </w:r>
-          <w:r>
-            <w:fldChar w:fldCharType="end"/>
-          </w:r>
-          <w:r>
-            <w:rPr>
-              <w:rFonts w:hint="eastAsia"/>
-              <w:lang w:val="en-US" w:eastAsia="zh-CN"/>
+            <w:instrText xml:space="preserve"> PAGEREF _Toc15917 \h </w:instrText>
+          </w:r>
+          <w:r>
+            <w:fldChar w:fldCharType="separate"/>
+          </w:r>
+          <w:r>
+            <w:t>29</w:t>
+          </w:r>
+          <w:r>
+            <w:fldChar w:fldCharType="end"/>
+          </w:r>
+          <w:r>
+            <w:rPr>
+              <w:rFonts w:hint="eastAsia" w:asciiTheme="minorHAnsi" w:hAnsiTheme="minorHAnsi" w:eastAsiaTheme="minorEastAsia" w:cstheme="minorBidi"/>
+              <w:kern w:val="44"/>
+              <w:szCs w:val="24"/>
+              <w:lang w:val="en-US" w:eastAsia="zh-CN" w:bidi="ar-SA"/>
+            </w:rPr>
+            <w:fldChar w:fldCharType="end"/>
+          </w:r>
+        </w:p>
+        <w:p>
+          <w:pPr>
+            <w:pStyle w:val="5"/>
+            <w:tabs>
+              <w:tab w:val="right" w:leader="dot" w:pos="8306"/>
+            </w:tabs>
+          </w:pPr>
+          <w:r>
+            <w:rPr>
+              <w:rFonts w:hint="eastAsia" w:asciiTheme="minorHAnsi" w:hAnsiTheme="minorHAnsi" w:eastAsiaTheme="minorEastAsia" w:cstheme="minorBidi"/>
+              <w:kern w:val="44"/>
+              <w:szCs w:val="24"/>
+              <w:lang w:val="en-US" w:eastAsia="zh-CN" w:bidi="ar-SA"/>
+            </w:rPr>
+            <w:fldChar w:fldCharType="begin"/>
+          </w:r>
+          <w:r>
+            <w:rPr>
+              <w:rFonts w:hint="eastAsia" w:asciiTheme="minorHAnsi" w:hAnsiTheme="minorHAnsi" w:eastAsiaTheme="minorEastAsia" w:cstheme="minorBidi"/>
+              <w:kern w:val="44"/>
+              <w:szCs w:val="24"/>
+              <w:lang w:val="en-US" w:eastAsia="zh-CN" w:bidi="ar-SA"/>
+            </w:rPr>
+            <w:instrText xml:space="preserve"> HYPERLINK \l _Toc10034 </w:instrText>
+          </w:r>
+          <w:r>
+            <w:rPr>
+              <w:rFonts w:hint="eastAsia" w:asciiTheme="minorHAnsi" w:hAnsiTheme="minorHAnsi" w:eastAsiaTheme="minorEastAsia" w:cstheme="minorBidi"/>
+              <w:kern w:val="44"/>
+              <w:szCs w:val="24"/>
+              <w:lang w:val="en-US" w:eastAsia="zh-CN" w:bidi="ar-SA"/>
+            </w:rPr>
+            <w:fldChar w:fldCharType="separate"/>
+          </w:r>
+          <w:r>
+            <w:t>Reactor和preactor的区别</w:t>
+          </w:r>
+          <w:r>
+            <w:tab/>
+          </w:r>
+          <w:r>
+            <w:fldChar w:fldCharType="begin"/>
+          </w:r>
+          <w:r>
+            <w:instrText xml:space="preserve"> PAGEREF _Toc10034 \h </w:instrText>
+          </w:r>
+          <w:r>
+            <w:fldChar w:fldCharType="separate"/>
+          </w:r>
+          <w:r>
+            <w:t>29</w:t>
+          </w:r>
+          <w:r>
+            <w:fldChar w:fldCharType="end"/>
+          </w:r>
+          <w:r>
+            <w:rPr>
+              <w:rFonts w:hint="eastAsia" w:asciiTheme="minorHAnsi" w:hAnsiTheme="minorHAnsi" w:eastAsiaTheme="minorEastAsia" w:cstheme="minorBidi"/>
+              <w:kern w:val="44"/>
+              <w:szCs w:val="24"/>
+              <w:lang w:val="en-US" w:eastAsia="zh-CN" w:bidi="ar-SA"/>
+            </w:rPr>
+            <w:fldChar w:fldCharType="end"/>
+          </w:r>
+        </w:p>
+        <w:p>
+          <w:pPr>
+            <w:pStyle w:val="5"/>
+            <w:tabs>
+              <w:tab w:val="right" w:leader="dot" w:pos="8306"/>
+            </w:tabs>
+          </w:pPr>
+          <w:r>
+            <w:rPr>
+              <w:rFonts w:hint="eastAsia" w:asciiTheme="minorHAnsi" w:hAnsiTheme="minorHAnsi" w:eastAsiaTheme="minorEastAsia" w:cstheme="minorBidi"/>
+              <w:kern w:val="44"/>
+              <w:szCs w:val="24"/>
+              <w:lang w:val="en-US" w:eastAsia="zh-CN" w:bidi="ar-SA"/>
+            </w:rPr>
+            <w:fldChar w:fldCharType="begin"/>
+          </w:r>
+          <w:r>
+            <w:rPr>
+              <w:rFonts w:hint="eastAsia" w:asciiTheme="minorHAnsi" w:hAnsiTheme="minorHAnsi" w:eastAsiaTheme="minorEastAsia" w:cstheme="minorBidi"/>
+              <w:kern w:val="44"/>
+              <w:szCs w:val="24"/>
+              <w:lang w:val="en-US" w:eastAsia="zh-CN" w:bidi="ar-SA"/>
+            </w:rPr>
+            <w:instrText xml:space="preserve"> HYPERLINK \l _Toc2196 </w:instrText>
+          </w:r>
+          <w:r>
+            <w:rPr>
+              <w:rFonts w:hint="eastAsia" w:asciiTheme="minorHAnsi" w:hAnsiTheme="minorHAnsi" w:eastAsiaTheme="minorEastAsia" w:cstheme="minorBidi"/>
+              <w:kern w:val="44"/>
+              <w:szCs w:val="24"/>
+              <w:lang w:val="en-US" w:eastAsia="zh-CN" w:bidi="ar-SA"/>
+            </w:rPr>
+            <w:fldChar w:fldCharType="separate"/>
+          </w:r>
+          <w:r>
+            <w:t>你做过的游戏服务器，用的是什么网络模型？为什么游戏服普遍用 Reactor/Epoll 而不是多线程暴力 accept？</w:t>
+          </w:r>
+          <w:r>
+            <w:tab/>
+          </w:r>
+          <w:r>
+            <w:fldChar w:fldCharType="begin"/>
+          </w:r>
+          <w:r>
+            <w:instrText xml:space="preserve"> PAGEREF _Toc2196 \h </w:instrText>
+          </w:r>
+          <w:r>
+            <w:fldChar w:fldCharType="separate"/>
+          </w:r>
+          <w:r>
+            <w:t>30</w:t>
+          </w:r>
+          <w:r>
+            <w:fldChar w:fldCharType="end"/>
+          </w:r>
+          <w:r>
+            <w:rPr>
+              <w:rFonts w:hint="eastAsia" w:asciiTheme="minorHAnsi" w:hAnsiTheme="minorHAnsi" w:eastAsiaTheme="minorEastAsia" w:cstheme="minorBidi"/>
+              <w:kern w:val="44"/>
+              <w:szCs w:val="24"/>
+              <w:lang w:val="en-US" w:eastAsia="zh-CN" w:bidi="ar-SA"/>
+            </w:rPr>
+            <w:fldChar w:fldCharType="end"/>
+          </w:r>
+        </w:p>
+        <w:p>
+          <w:pPr>
+            <w:pStyle w:val="5"/>
+            <w:tabs>
+              <w:tab w:val="right" w:leader="dot" w:pos="8306"/>
+            </w:tabs>
+          </w:pPr>
+          <w:r>
+            <w:rPr>
+              <w:rFonts w:hint="eastAsia" w:asciiTheme="minorHAnsi" w:hAnsiTheme="minorHAnsi" w:eastAsiaTheme="minorEastAsia" w:cstheme="minorBidi"/>
+              <w:kern w:val="44"/>
+              <w:szCs w:val="24"/>
+              <w:lang w:val="en-US" w:eastAsia="zh-CN" w:bidi="ar-SA"/>
+            </w:rPr>
+            <w:fldChar w:fldCharType="begin"/>
+          </w:r>
+          <w:r>
+            <w:rPr>
+              <w:rFonts w:hint="eastAsia" w:asciiTheme="minorHAnsi" w:hAnsiTheme="minorHAnsi" w:eastAsiaTheme="minorEastAsia" w:cstheme="minorBidi"/>
+              <w:kern w:val="44"/>
+              <w:szCs w:val="24"/>
+              <w:lang w:val="en-US" w:eastAsia="zh-CN" w:bidi="ar-SA"/>
+            </w:rPr>
+            <w:instrText xml:space="preserve"> HYPERLINK \l _Toc10249 </w:instrText>
+          </w:r>
+          <w:r>
+            <w:rPr>
+              <w:rFonts w:hint="eastAsia" w:asciiTheme="minorHAnsi" w:hAnsiTheme="minorHAnsi" w:eastAsiaTheme="minorEastAsia" w:cstheme="minorBidi"/>
+              <w:kern w:val="44"/>
+              <w:szCs w:val="24"/>
+              <w:lang w:val="en-US" w:eastAsia="zh-CN" w:bidi="ar-SA"/>
+            </w:rPr>
+            <w:fldChar w:fldCharType="separate"/>
+          </w:r>
+          <w:r>
+            <w:t>游戏服务器 分布式架构设计</w:t>
+          </w:r>
+          <w:r>
+            <w:tab/>
+          </w:r>
+          <w:r>
+            <w:fldChar w:fldCharType="begin"/>
+          </w:r>
+          <w:r>
+            <w:instrText xml:space="preserve"> PAGEREF _Toc10249 \h </w:instrText>
+          </w:r>
+          <w:r>
+            <w:fldChar w:fldCharType="separate"/>
+          </w:r>
+          <w:r>
+            <w:t>30</w:t>
+          </w:r>
+          <w:r>
+            <w:fldChar w:fldCharType="end"/>
+          </w:r>
+          <w:r>
+            <w:rPr>
+              <w:rFonts w:hint="eastAsia" w:asciiTheme="minorHAnsi" w:hAnsiTheme="minorHAnsi" w:eastAsiaTheme="minorEastAsia" w:cstheme="minorBidi"/>
+              <w:kern w:val="44"/>
+              <w:szCs w:val="24"/>
+              <w:lang w:val="en-US" w:eastAsia="zh-CN" w:bidi="ar-SA"/>
+            </w:rPr>
+            <w:fldChar w:fldCharType="end"/>
+          </w:r>
+        </w:p>
+        <w:p>
+          <w:pPr>
+            <w:pStyle w:val="5"/>
+            <w:tabs>
+              <w:tab w:val="right" w:leader="dot" w:pos="8306"/>
+            </w:tabs>
+          </w:pPr>
+          <w:r>
+            <w:rPr>
+              <w:rFonts w:hint="eastAsia" w:asciiTheme="minorHAnsi" w:hAnsiTheme="minorHAnsi" w:eastAsiaTheme="minorEastAsia" w:cstheme="minorBidi"/>
+              <w:kern w:val="44"/>
+              <w:szCs w:val="24"/>
+              <w:lang w:val="en-US" w:eastAsia="zh-CN" w:bidi="ar-SA"/>
+            </w:rPr>
+            <w:fldChar w:fldCharType="begin"/>
+          </w:r>
+          <w:r>
+            <w:rPr>
+              <w:rFonts w:hint="eastAsia" w:asciiTheme="minorHAnsi" w:hAnsiTheme="minorHAnsi" w:eastAsiaTheme="minorEastAsia" w:cstheme="minorBidi"/>
+              <w:kern w:val="44"/>
+              <w:szCs w:val="24"/>
+              <w:lang w:val="en-US" w:eastAsia="zh-CN" w:bidi="ar-SA"/>
+            </w:rPr>
+            <w:instrText xml:space="preserve"> HYPERLINK \l _Toc29704 </w:instrText>
+          </w:r>
+          <w:r>
+            <w:rPr>
+              <w:rFonts w:hint="eastAsia" w:asciiTheme="minorHAnsi" w:hAnsiTheme="minorHAnsi" w:eastAsiaTheme="minorEastAsia" w:cstheme="minorBidi"/>
+              <w:kern w:val="44"/>
+              <w:szCs w:val="24"/>
+              <w:lang w:val="en-US" w:eastAsia="zh-CN" w:bidi="ar-SA"/>
+            </w:rPr>
+            <w:fldChar w:fldCharType="separate"/>
+          </w:r>
+          <w:r>
+            <w:t>游戏服三大痛点根源</w:t>
+          </w:r>
+          <w:r>
+            <w:tab/>
+          </w:r>
+          <w:r>
+            <w:fldChar w:fldCharType="begin"/>
+          </w:r>
+          <w:r>
+            <w:instrText xml:space="preserve"> PAGEREF _Toc29704 \h </w:instrText>
+          </w:r>
+          <w:r>
+            <w:fldChar w:fldCharType="separate"/>
+          </w:r>
+          <w:r>
+            <w:t>32</w:t>
+          </w:r>
+          <w:r>
+            <w:fldChar w:fldCharType="end"/>
+          </w:r>
+          <w:r>
+            <w:rPr>
+              <w:rFonts w:hint="eastAsia" w:asciiTheme="minorHAnsi" w:hAnsiTheme="minorHAnsi" w:eastAsiaTheme="minorEastAsia" w:cstheme="minorBidi"/>
+              <w:kern w:val="44"/>
+              <w:szCs w:val="24"/>
+              <w:lang w:val="en-US" w:eastAsia="zh-CN" w:bidi="ar-SA"/>
+            </w:rPr>
+            <w:fldChar w:fldCharType="end"/>
+          </w:r>
+        </w:p>
+        <w:p>
+          <w:pPr>
+            <w:pStyle w:val="5"/>
+            <w:tabs>
+              <w:tab w:val="right" w:leader="dot" w:pos="8306"/>
+            </w:tabs>
+          </w:pPr>
+          <w:r>
+            <w:rPr>
+              <w:rFonts w:hint="eastAsia" w:asciiTheme="minorHAnsi" w:hAnsiTheme="minorHAnsi" w:eastAsiaTheme="minorEastAsia" w:cstheme="minorBidi"/>
+              <w:kern w:val="44"/>
+              <w:szCs w:val="24"/>
+              <w:lang w:val="en-US" w:eastAsia="zh-CN" w:bidi="ar-SA"/>
+            </w:rPr>
+            <w:fldChar w:fldCharType="begin"/>
+          </w:r>
+          <w:r>
+            <w:rPr>
+              <w:rFonts w:hint="eastAsia" w:asciiTheme="minorHAnsi" w:hAnsiTheme="minorHAnsi" w:eastAsiaTheme="minorEastAsia" w:cstheme="minorBidi"/>
+              <w:kern w:val="44"/>
+              <w:szCs w:val="24"/>
+              <w:lang w:val="en-US" w:eastAsia="zh-CN" w:bidi="ar-SA"/>
+            </w:rPr>
+            <w:instrText xml:space="preserve"> HYPERLINK \l _Toc29028 </w:instrText>
+          </w:r>
+          <w:r>
+            <w:rPr>
+              <w:rFonts w:hint="eastAsia" w:asciiTheme="minorHAnsi" w:hAnsiTheme="minorHAnsi" w:eastAsiaTheme="minorEastAsia" w:cstheme="minorBidi"/>
+              <w:kern w:val="44"/>
+              <w:szCs w:val="24"/>
+              <w:lang w:val="en-US" w:eastAsia="zh-CN" w:bidi="ar-SA"/>
+            </w:rPr>
+            <w:fldChar w:fldCharType="separate"/>
+          </w:r>
+          <w:r>
+            <w:t>针对【服务崩溃】解决方案</w:t>
+          </w:r>
+          <w:r>
+            <w:tab/>
+          </w:r>
+          <w:r>
+            <w:fldChar w:fldCharType="begin"/>
+          </w:r>
+          <w:r>
+            <w:instrText xml:space="preserve"> PAGEREF _Toc29028 \h </w:instrText>
+          </w:r>
+          <w:r>
+            <w:fldChar w:fldCharType="separate"/>
+          </w:r>
+          <w:r>
+            <w:t>32</w:t>
+          </w:r>
+          <w:r>
+            <w:fldChar w:fldCharType="end"/>
+          </w:r>
+          <w:r>
+            <w:rPr>
+              <w:rFonts w:hint="eastAsia" w:asciiTheme="minorHAnsi" w:hAnsiTheme="minorHAnsi" w:eastAsiaTheme="minorEastAsia" w:cstheme="minorBidi"/>
+              <w:kern w:val="44"/>
+              <w:szCs w:val="24"/>
+              <w:lang w:val="en-US" w:eastAsia="zh-CN" w:bidi="ar-SA"/>
+            </w:rPr>
+            <w:fldChar w:fldCharType="end"/>
+          </w:r>
+        </w:p>
+        <w:p>
+          <w:pPr>
+            <w:pStyle w:val="5"/>
+            <w:tabs>
+              <w:tab w:val="right" w:leader="dot" w:pos="8306"/>
+            </w:tabs>
+          </w:pPr>
+          <w:r>
+            <w:rPr>
+              <w:rFonts w:hint="eastAsia" w:asciiTheme="minorHAnsi" w:hAnsiTheme="minorHAnsi" w:eastAsiaTheme="minorEastAsia" w:cstheme="minorBidi"/>
+              <w:kern w:val="44"/>
+              <w:szCs w:val="24"/>
+              <w:lang w:val="en-US" w:eastAsia="zh-CN" w:bidi="ar-SA"/>
+            </w:rPr>
+            <w:fldChar w:fldCharType="begin"/>
+          </w:r>
+          <w:r>
+            <w:rPr>
+              <w:rFonts w:hint="eastAsia" w:asciiTheme="minorHAnsi" w:hAnsiTheme="minorHAnsi" w:eastAsiaTheme="minorEastAsia" w:cstheme="minorBidi"/>
+              <w:kern w:val="44"/>
+              <w:szCs w:val="24"/>
+              <w:lang w:val="en-US" w:eastAsia="zh-CN" w:bidi="ar-SA"/>
+            </w:rPr>
+            <w:instrText xml:space="preserve"> HYPERLINK \l _Toc29689 </w:instrText>
+          </w:r>
+          <w:r>
+            <w:rPr>
+              <w:rFonts w:hint="eastAsia" w:asciiTheme="minorHAnsi" w:hAnsiTheme="minorHAnsi" w:eastAsiaTheme="minorEastAsia" w:cstheme="minorBidi"/>
+              <w:kern w:val="44"/>
+              <w:szCs w:val="24"/>
+              <w:lang w:val="en-US" w:eastAsia="zh-CN" w:bidi="ar-SA"/>
+            </w:rPr>
+            <w:fldChar w:fldCharType="separate"/>
+          </w:r>
+          <w:r>
+            <w:t>针对【内存泄漏】解决方案</w:t>
+          </w:r>
+          <w:r>
+            <w:tab/>
+          </w:r>
+          <w:r>
+            <w:fldChar w:fldCharType="begin"/>
+          </w:r>
+          <w:r>
+            <w:instrText xml:space="preserve"> PAGEREF _Toc29689 \h </w:instrText>
+          </w:r>
+          <w:r>
+            <w:fldChar w:fldCharType="separate"/>
+          </w:r>
+          <w:r>
+            <w:t>33</w:t>
+          </w:r>
+          <w:r>
+            <w:fldChar w:fldCharType="end"/>
+          </w:r>
+          <w:r>
+            <w:rPr>
+              <w:rFonts w:hint="eastAsia" w:asciiTheme="minorHAnsi" w:hAnsiTheme="minorHAnsi" w:eastAsiaTheme="minorEastAsia" w:cstheme="minorBidi"/>
+              <w:kern w:val="44"/>
+              <w:szCs w:val="24"/>
+              <w:lang w:val="en-US" w:eastAsia="zh-CN" w:bidi="ar-SA"/>
+            </w:rPr>
+            <w:fldChar w:fldCharType="end"/>
+          </w:r>
+        </w:p>
+        <w:p>
+          <w:pPr>
+            <w:pStyle w:val="5"/>
+            <w:tabs>
+              <w:tab w:val="right" w:leader="dot" w:pos="8306"/>
+            </w:tabs>
+          </w:pPr>
+          <w:r>
+            <w:rPr>
+              <w:rFonts w:hint="eastAsia" w:asciiTheme="minorHAnsi" w:hAnsiTheme="minorHAnsi" w:eastAsiaTheme="minorEastAsia" w:cstheme="minorBidi"/>
+              <w:kern w:val="44"/>
+              <w:szCs w:val="24"/>
+              <w:lang w:val="en-US" w:eastAsia="zh-CN" w:bidi="ar-SA"/>
+            </w:rPr>
+            <w:fldChar w:fldCharType="begin"/>
+          </w:r>
+          <w:r>
+            <w:rPr>
+              <w:rFonts w:hint="eastAsia" w:asciiTheme="minorHAnsi" w:hAnsiTheme="minorHAnsi" w:eastAsiaTheme="minorEastAsia" w:cstheme="minorBidi"/>
+              <w:kern w:val="44"/>
+              <w:szCs w:val="24"/>
+              <w:lang w:val="en-US" w:eastAsia="zh-CN" w:bidi="ar-SA"/>
+            </w:rPr>
+            <w:instrText xml:space="preserve"> HYPERLINK \l _Toc24625 </w:instrText>
+          </w:r>
+          <w:r>
+            <w:rPr>
+              <w:rFonts w:hint="eastAsia" w:asciiTheme="minorHAnsi" w:hAnsiTheme="minorHAnsi" w:eastAsiaTheme="minorEastAsia" w:cstheme="minorBidi"/>
+              <w:kern w:val="44"/>
+              <w:szCs w:val="24"/>
+              <w:lang w:val="en-US" w:eastAsia="zh-CN" w:bidi="ar-SA"/>
+            </w:rPr>
+            <w:fldChar w:fldCharType="separate"/>
+          </w:r>
+          <w:r>
+            <w:t>针对【死锁】解决方案</w:t>
+          </w:r>
+          <w:r>
+            <w:tab/>
+          </w:r>
+          <w:r>
+            <w:fldChar w:fldCharType="begin"/>
+          </w:r>
+          <w:r>
+            <w:instrText xml:space="preserve"> PAGEREF _Toc24625 \h </w:instrText>
+          </w:r>
+          <w:r>
+            <w:fldChar w:fldCharType="separate"/>
+          </w:r>
+          <w:r>
+            <w:t>34</w:t>
+          </w:r>
+          <w:r>
+            <w:fldChar w:fldCharType="end"/>
+          </w:r>
+          <w:r>
+            <w:rPr>
+              <w:rFonts w:hint="eastAsia" w:asciiTheme="minorHAnsi" w:hAnsiTheme="minorHAnsi" w:eastAsiaTheme="minorEastAsia" w:cstheme="minorBidi"/>
+              <w:kern w:val="44"/>
+              <w:szCs w:val="24"/>
+              <w:lang w:val="en-US" w:eastAsia="zh-CN" w:bidi="ar-SA"/>
+            </w:rPr>
+            <w:fldChar w:fldCharType="end"/>
+          </w:r>
+        </w:p>
+        <w:p>
+          <w:pPr>
+            <w:pStyle w:val="5"/>
+            <w:tabs>
+              <w:tab w:val="right" w:leader="dot" w:pos="8306"/>
+            </w:tabs>
+          </w:pPr>
+          <w:r>
+            <w:rPr>
+              <w:rFonts w:hint="eastAsia" w:asciiTheme="minorHAnsi" w:hAnsiTheme="minorHAnsi" w:eastAsiaTheme="minorEastAsia" w:cstheme="minorBidi"/>
+              <w:kern w:val="44"/>
+              <w:szCs w:val="24"/>
+              <w:lang w:val="en-US" w:eastAsia="zh-CN" w:bidi="ar-SA"/>
+            </w:rPr>
+            <w:fldChar w:fldCharType="begin"/>
+          </w:r>
+          <w:r>
+            <w:rPr>
+              <w:rFonts w:hint="eastAsia" w:asciiTheme="minorHAnsi" w:hAnsiTheme="minorHAnsi" w:eastAsiaTheme="minorEastAsia" w:cstheme="minorBidi"/>
+              <w:kern w:val="44"/>
+              <w:szCs w:val="24"/>
+              <w:lang w:val="en-US" w:eastAsia="zh-CN" w:bidi="ar-SA"/>
+            </w:rPr>
+            <w:instrText xml:space="preserve"> HYPERLINK \l _Toc21459 </w:instrText>
+          </w:r>
+          <w:r>
+            <w:rPr>
+              <w:rFonts w:hint="eastAsia" w:asciiTheme="minorHAnsi" w:hAnsiTheme="minorHAnsi" w:eastAsiaTheme="minorEastAsia" w:cstheme="minorBidi"/>
+              <w:kern w:val="44"/>
+              <w:szCs w:val="24"/>
+              <w:lang w:val="en-US" w:eastAsia="zh-CN" w:bidi="ar-SA"/>
+            </w:rPr>
+            <w:fldChar w:fldCharType="separate"/>
+          </w:r>
+          <w:r>
+            <w:t>项目落地兜底三板斧</w:t>
+          </w:r>
+          <w:r>
+            <w:tab/>
+          </w:r>
+          <w:r>
+            <w:fldChar w:fldCharType="begin"/>
+          </w:r>
+          <w:r>
+            <w:instrText xml:space="preserve"> PAGEREF _Toc21459 \h </w:instrText>
+          </w:r>
+          <w:r>
+            <w:fldChar w:fldCharType="separate"/>
+          </w:r>
+          <w:r>
+            <w:t>34</w:t>
+          </w:r>
+          <w:r>
+            <w:fldChar w:fldCharType="end"/>
+          </w:r>
+          <w:r>
+            <w:rPr>
+              <w:rFonts w:hint="eastAsia" w:asciiTheme="minorHAnsi" w:hAnsiTheme="minorHAnsi" w:eastAsiaTheme="minorEastAsia" w:cstheme="minorBidi"/>
+              <w:kern w:val="44"/>
+              <w:szCs w:val="24"/>
+              <w:lang w:val="en-US" w:eastAsia="zh-CN" w:bidi="ar-SA"/>
+            </w:rPr>
+            <w:fldChar w:fldCharType="end"/>
+          </w:r>
+        </w:p>
+        <w:p>
+          <w:pPr>
+            <w:pStyle w:val="5"/>
+            <w:tabs>
+              <w:tab w:val="right" w:leader="dot" w:pos="8306"/>
+            </w:tabs>
+          </w:pPr>
+          <w:r>
+            <w:rPr>
+              <w:rFonts w:hint="eastAsia" w:asciiTheme="minorHAnsi" w:hAnsiTheme="minorHAnsi" w:eastAsiaTheme="minorEastAsia" w:cstheme="minorBidi"/>
+              <w:kern w:val="44"/>
+              <w:szCs w:val="24"/>
+              <w:lang w:val="en-US" w:eastAsia="zh-CN" w:bidi="ar-SA"/>
+            </w:rPr>
+            <w:fldChar w:fldCharType="begin"/>
+          </w:r>
+          <w:r>
+            <w:rPr>
+              <w:rFonts w:hint="eastAsia" w:asciiTheme="minorHAnsi" w:hAnsiTheme="minorHAnsi" w:eastAsiaTheme="minorEastAsia" w:cstheme="minorBidi"/>
+              <w:kern w:val="44"/>
+              <w:szCs w:val="24"/>
+              <w:lang w:val="en-US" w:eastAsia="zh-CN" w:bidi="ar-SA"/>
+            </w:rPr>
+            <w:instrText xml:space="preserve"> HYPERLINK \l _Toc21374 </w:instrText>
+          </w:r>
+          <w:r>
+            <w:rPr>
+              <w:rFonts w:hint="eastAsia" w:asciiTheme="minorHAnsi" w:hAnsiTheme="minorHAnsi" w:eastAsiaTheme="minorEastAsia" w:cstheme="minorBidi"/>
+              <w:kern w:val="44"/>
+              <w:szCs w:val="24"/>
+              <w:lang w:val="en-US" w:eastAsia="zh-CN" w:bidi="ar-SA"/>
+            </w:rPr>
+            <w:fldChar w:fldCharType="separate"/>
+          </w:r>
+          <w:r>
+            <w:t>程序的崩溃了，日志还怎么落盘</w:t>
+          </w:r>
+          <w:r>
+            <w:tab/>
+          </w:r>
+          <w:r>
+            <w:fldChar w:fldCharType="begin"/>
+          </w:r>
+          <w:r>
+            <w:instrText xml:space="preserve"> PAGEREF _Toc21374 \h </w:instrText>
+          </w:r>
+          <w:r>
+            <w:fldChar w:fldCharType="separate"/>
+          </w:r>
+          <w:r>
+            <w:t>35</w:t>
+          </w:r>
+          <w:r>
+            <w:fldChar w:fldCharType="end"/>
+          </w:r>
+          <w:r>
+            <w:rPr>
+              <w:rFonts w:hint="eastAsia" w:asciiTheme="minorHAnsi" w:hAnsiTheme="minorHAnsi" w:eastAsiaTheme="minorEastAsia" w:cstheme="minorBidi"/>
+              <w:kern w:val="44"/>
+              <w:szCs w:val="24"/>
+              <w:lang w:val="en-US" w:eastAsia="zh-CN" w:bidi="ar-SA"/>
+            </w:rPr>
+            <w:fldChar w:fldCharType="end"/>
+          </w:r>
+        </w:p>
+        <w:p>
+          <w:pPr>
+            <w:pStyle w:val="5"/>
+            <w:tabs>
+              <w:tab w:val="right" w:leader="dot" w:pos="8306"/>
+            </w:tabs>
+          </w:pPr>
+          <w:r>
+            <w:rPr>
+              <w:rFonts w:hint="eastAsia" w:asciiTheme="minorHAnsi" w:hAnsiTheme="minorHAnsi" w:eastAsiaTheme="minorEastAsia" w:cstheme="minorBidi"/>
+              <w:kern w:val="44"/>
+              <w:szCs w:val="24"/>
+              <w:lang w:val="en-US" w:eastAsia="zh-CN" w:bidi="ar-SA"/>
+            </w:rPr>
+            <w:fldChar w:fldCharType="begin"/>
+          </w:r>
+          <w:r>
+            <w:rPr>
+              <w:rFonts w:hint="eastAsia" w:asciiTheme="minorHAnsi" w:hAnsiTheme="minorHAnsi" w:eastAsiaTheme="minorEastAsia" w:cstheme="minorBidi"/>
+              <w:kern w:val="44"/>
+              <w:szCs w:val="24"/>
+              <w:lang w:val="en-US" w:eastAsia="zh-CN" w:bidi="ar-SA"/>
+            </w:rPr>
+            <w:instrText xml:space="preserve"> HYPERLINK \l _Toc31352 </w:instrText>
+          </w:r>
+          <w:r>
+            <w:rPr>
+              <w:rFonts w:hint="eastAsia" w:asciiTheme="minorHAnsi" w:hAnsiTheme="minorHAnsi" w:eastAsiaTheme="minorEastAsia" w:cstheme="minorBidi"/>
+              <w:kern w:val="44"/>
+              <w:szCs w:val="24"/>
+              <w:lang w:val="en-US" w:eastAsia="zh-CN" w:bidi="ar-SA"/>
+            </w:rPr>
+            <w:fldChar w:fldCharType="separate"/>
+          </w:r>
+          <w:r>
+            <w:t>一个玩家上线流程，你在服务器层面怎么设计？</w:t>
+          </w:r>
+          <w:r>
+            <w:tab/>
+          </w:r>
+          <w:r>
+            <w:fldChar w:fldCharType="begin"/>
+          </w:r>
+          <w:r>
+            <w:instrText xml:space="preserve"> PAGEREF _Toc31352 \h </w:instrText>
+          </w:r>
+          <w:r>
+            <w:fldChar w:fldCharType="separate"/>
+          </w:r>
+          <w:r>
+            <w:t>35</w:t>
+          </w:r>
+          <w:r>
+            <w:fldChar w:fldCharType="end"/>
+          </w:r>
+          <w:r>
+            <w:rPr>
+              <w:rFonts w:hint="eastAsia" w:asciiTheme="minorHAnsi" w:hAnsiTheme="minorHAnsi" w:eastAsiaTheme="minorEastAsia" w:cstheme="minorBidi"/>
+              <w:kern w:val="44"/>
+              <w:szCs w:val="24"/>
+              <w:lang w:val="en-US" w:eastAsia="zh-CN" w:bidi="ar-SA"/>
+            </w:rPr>
+            <w:fldChar w:fldCharType="end"/>
+          </w:r>
+        </w:p>
+        <w:p>
+          <w:pPr>
+            <w:pStyle w:val="5"/>
+            <w:tabs>
+              <w:tab w:val="right" w:leader="dot" w:pos="8306"/>
+            </w:tabs>
+          </w:pPr>
+          <w:r>
+            <w:rPr>
+              <w:rFonts w:hint="eastAsia" w:asciiTheme="minorHAnsi" w:hAnsiTheme="minorHAnsi" w:eastAsiaTheme="minorEastAsia" w:cstheme="minorBidi"/>
+              <w:kern w:val="44"/>
+              <w:szCs w:val="24"/>
+              <w:lang w:val="en-US" w:eastAsia="zh-CN" w:bidi="ar-SA"/>
+            </w:rPr>
+            <w:fldChar w:fldCharType="begin"/>
+          </w:r>
+          <w:r>
+            <w:rPr>
+              <w:rFonts w:hint="eastAsia" w:asciiTheme="minorHAnsi" w:hAnsiTheme="minorHAnsi" w:eastAsiaTheme="minorEastAsia" w:cstheme="minorBidi"/>
+              <w:kern w:val="44"/>
+              <w:szCs w:val="24"/>
+              <w:lang w:val="en-US" w:eastAsia="zh-CN" w:bidi="ar-SA"/>
+            </w:rPr>
+            <w:instrText xml:space="preserve"> HYPERLINK \l _Toc12937 </w:instrText>
+          </w:r>
+          <w:r>
+            <w:rPr>
+              <w:rFonts w:hint="eastAsia" w:asciiTheme="minorHAnsi" w:hAnsiTheme="minorHAnsi" w:eastAsiaTheme="minorEastAsia" w:cstheme="minorBidi"/>
+              <w:kern w:val="44"/>
+              <w:szCs w:val="24"/>
+              <w:lang w:val="en-US" w:eastAsia="zh-CN" w:bidi="ar-SA"/>
+            </w:rPr>
+            <w:fldChar w:fldCharType="separate"/>
+          </w:r>
+          <w:r>
+            <w:t>你带团队做服务器架构，怎么保证进度、质量、协作？</w:t>
+          </w:r>
+          <w:r>
+            <w:tab/>
+          </w:r>
+          <w:r>
+            <w:fldChar w:fldCharType="begin"/>
+          </w:r>
+          <w:r>
+            <w:instrText xml:space="preserve"> PAGEREF _Toc12937 \h </w:instrText>
+          </w:r>
+          <w:r>
+            <w:fldChar w:fldCharType="separate"/>
+          </w:r>
+          <w:r>
+            <w:t>36</w:t>
+          </w:r>
+          <w:r>
+            <w:fldChar w:fldCharType="end"/>
+          </w:r>
+          <w:r>
+            <w:rPr>
+              <w:rFonts w:hint="eastAsia" w:asciiTheme="minorHAnsi" w:hAnsiTheme="minorHAnsi" w:eastAsiaTheme="minorEastAsia" w:cstheme="minorBidi"/>
+              <w:kern w:val="44"/>
+              <w:szCs w:val="24"/>
+              <w:lang w:val="en-US" w:eastAsia="zh-CN" w:bidi="ar-SA"/>
+            </w:rPr>
+            <w:fldChar w:fldCharType="end"/>
+          </w:r>
+        </w:p>
+        <w:p>
+          <w:pPr>
+            <w:pStyle w:val="5"/>
+            <w:tabs>
+              <w:tab w:val="right" w:leader="dot" w:pos="8306"/>
+            </w:tabs>
+          </w:pPr>
+          <w:r>
+            <w:rPr>
+              <w:rFonts w:hint="eastAsia" w:asciiTheme="minorHAnsi" w:hAnsiTheme="minorHAnsi" w:eastAsiaTheme="minorEastAsia" w:cstheme="minorBidi"/>
+              <w:kern w:val="44"/>
+              <w:szCs w:val="24"/>
+              <w:lang w:val="en-US" w:eastAsia="zh-CN" w:bidi="ar-SA"/>
+            </w:rPr>
+            <w:fldChar w:fldCharType="begin"/>
+          </w:r>
+          <w:r>
+            <w:rPr>
+              <w:rFonts w:hint="eastAsia" w:asciiTheme="minorHAnsi" w:hAnsiTheme="minorHAnsi" w:eastAsiaTheme="minorEastAsia" w:cstheme="minorBidi"/>
+              <w:kern w:val="44"/>
+              <w:szCs w:val="24"/>
+              <w:lang w:val="en-US" w:eastAsia="zh-CN" w:bidi="ar-SA"/>
+            </w:rPr>
+            <w:instrText xml:space="preserve"> HYPERLINK \l _Toc26250 </w:instrText>
+          </w:r>
+          <w:r>
+            <w:rPr>
+              <w:rFonts w:hint="eastAsia" w:asciiTheme="minorHAnsi" w:hAnsiTheme="minorHAnsi" w:eastAsiaTheme="minorEastAsia" w:cstheme="minorBidi"/>
+              <w:kern w:val="44"/>
+              <w:szCs w:val="24"/>
+              <w:lang w:val="en-US" w:eastAsia="zh-CN" w:bidi="ar-SA"/>
+            </w:rPr>
+            <w:fldChar w:fldCharType="separate"/>
+          </w:r>
+          <w:r>
+            <w:t>20 道 C++ 游戏服务器 高频面试题</w:t>
+          </w:r>
+          <w:r>
+            <w:tab/>
+          </w:r>
+          <w:r>
+            <w:fldChar w:fldCharType="begin"/>
+          </w:r>
+          <w:r>
+            <w:instrText xml:space="preserve"> PAGEREF _Toc26250 \h </w:instrText>
+          </w:r>
+          <w:r>
+            <w:fldChar w:fldCharType="separate"/>
+          </w:r>
+          <w:r>
+            <w:t>37</w:t>
+          </w:r>
+          <w:r>
+            <w:fldChar w:fldCharType="end"/>
+          </w:r>
+          <w:r>
+            <w:rPr>
+              <w:rFonts w:hint="eastAsia" w:asciiTheme="minorHAnsi" w:hAnsiTheme="minorHAnsi" w:eastAsiaTheme="minorEastAsia" w:cstheme="minorBidi"/>
+              <w:kern w:val="44"/>
+              <w:szCs w:val="24"/>
+              <w:lang w:val="en-US" w:eastAsia="zh-CN" w:bidi="ar-SA"/>
             </w:rPr>
             <w:fldChar w:fldCharType="end"/>
           </w:r>
@@ -1919,8 +3556,10 @@
           </w:pPr>
           <w:r>
             <w:rPr>
-              <w:rFonts w:hint="eastAsia"/>
-              <w:lang w:val="en-US" w:eastAsia="zh-CN"/>
+              <w:rFonts w:hint="eastAsia" w:asciiTheme="minorHAnsi" w:hAnsiTheme="minorHAnsi" w:eastAsiaTheme="minorEastAsia" w:cstheme="minorBidi"/>
+              <w:kern w:val="44"/>
+              <w:szCs w:val="24"/>
+              <w:lang w:val="en-US" w:eastAsia="zh-CN" w:bidi="ar-SA"/>
             </w:rPr>
             <w:fldChar w:fldCharType="end"/>
           </w:r>
@@ -1934,6 +3573,24 @@
           <w:lang w:val="en-US" w:eastAsia="zh-CN"/>
         </w:rPr>
       </w:pPr>
+      <w:bookmarkStart w:id="53" w:name="_GoBack"/>
+      <w:bookmarkEnd w:id="53"/>
+    </w:p>
+    <w:p>
+      <w:pPr>
+        <w:rPr>
+          <w:rFonts w:hint="eastAsia"/>
+          <w:lang w:val="en-US" w:eastAsia="zh-CN"/>
+        </w:rPr>
+      </w:pPr>
+    </w:p>
+    <w:p>
+      <w:pPr>
+        <w:rPr>
+          <w:rFonts w:hint="eastAsia"/>
+          <w:lang w:val="en-US" w:eastAsia="zh-CN"/>
+        </w:rPr>
+      </w:pPr>
     </w:p>
     <w:p>
       <w:pPr>
@@ -1944,7 +3601,7 @@
           <w:lang w:val="en-US" w:eastAsia="zh-CN"/>
         </w:rPr>
       </w:pPr>
-      <w:bookmarkStart w:id="0" w:name="_Toc29152"/>
+      <w:bookmarkStart w:id="0" w:name="_Toc14004"/>
       <w:r>
         <w:rPr>
           <w:rFonts w:hint="eastAsia"/>
@@ -2008,7 +3665,7 @@
           <w:lang w:val="en-US" w:eastAsia="zh-CN"/>
         </w:rPr>
       </w:pPr>
-      <w:bookmarkStart w:id="1" w:name="_Toc14385"/>
+      <w:bookmarkStart w:id="1" w:name="_Toc24327"/>
       <w:r>
         <w:rPr>
           <w:rFonts w:hint="eastAsia"/>
@@ -2448,7 +4105,7 @@
           <w:szCs w:val="44"/>
         </w:rPr>
       </w:pPr>
-      <w:bookmarkStart w:id="2" w:name="_Toc13966"/>
+      <w:bookmarkStart w:id="2" w:name="_Toc13407"/>
       <w:r>
         <w:rPr>
           <w:rFonts w:ascii="宋体" w:hAnsi="宋体" w:eastAsia="宋体" w:cs="宋体"/>
@@ -2565,7 +4222,7 @@
         <w:pStyle w:val="2"/>
         <w:bidi w:val="0"/>
       </w:pPr>
-      <w:bookmarkStart w:id="3" w:name="_Toc19320"/>
+      <w:bookmarkStart w:id="3" w:name="_Toc1103"/>
       <w:r>
         <w:t>简述 RAII 机制及其在游戏内存管理中的作用。</w:t>
       </w:r>
@@ -2671,7 +4328,7 @@
           <w:szCs w:val="44"/>
         </w:rPr>
       </w:pPr>
-      <w:bookmarkStart w:id="4" w:name="_Toc4332"/>
+      <w:bookmarkStart w:id="4" w:name="_Toc13250"/>
       <w:r>
         <w:rPr>
           <w:rStyle w:val="9"/>
@@ -2982,7 +4639,7 @@
         <w:pStyle w:val="2"/>
         <w:bidi w:val="0"/>
       </w:pPr>
-      <w:bookmarkStart w:id="5" w:name="_Toc22376"/>
+      <w:bookmarkStart w:id="5" w:name="_Toc23061"/>
       <w:r>
         <w:t>死锁产生的 4 个必要条件？游戏开发中如何避免死锁？</w:t>
       </w:r>
@@ -3255,7 +4912,7 @@
         <w:pStyle w:val="2"/>
         <w:bidi w:val="0"/>
       </w:pPr>
-      <w:bookmarkStart w:id="6" w:name="_Toc5400"/>
+      <w:bookmarkStart w:id="6" w:name="_Toc20940"/>
       <w:r>
         <w:t>原子操作（std::atomic）和互斥锁的适用场景</w:t>
       </w:r>
@@ -3384,7 +5041,7 @@
         <w:pStyle w:val="2"/>
         <w:bidi w:val="0"/>
       </w:pPr>
-      <w:bookmarkStart w:id="7" w:name="_Toc26511"/>
+      <w:bookmarkStart w:id="7" w:name="_Toc20612"/>
       <w:r>
         <w:t>std::vector 性能瓶颈是什么？如何优化？</w:t>
       </w:r>
@@ -3628,7 +5285,7 @@
         <w:pStyle w:val="2"/>
         <w:bidi w:val="0"/>
       </w:pPr>
-      <w:bookmarkStart w:id="8" w:name="_Toc20678"/>
+      <w:bookmarkStart w:id="8" w:name="_Toc28916"/>
       <w:r>
         <w:t>std::list 和 std::vector 游戏场景选型？</w:t>
       </w:r>
@@ -3716,7 +5373,7 @@
           <w:rFonts w:hint="eastAsia"/>
         </w:rPr>
       </w:pPr>
-      <w:bookmarkStart w:id="9" w:name="_Toc10686"/>
+      <w:bookmarkStart w:id="9" w:name="_Toc3920"/>
       <w:r>
         <w:t>如何避免 STL 容器频繁扩容、拷贝带来的性能损耗？</w:t>
       </w:r>
@@ -3798,7 +5455,7 @@
         <w:pStyle w:val="2"/>
         <w:bidi w:val="0"/>
       </w:pPr>
-      <w:bookmarkStart w:id="10" w:name="_Toc32169"/>
+      <w:bookmarkStart w:id="10" w:name="_Toc29925"/>
       <w:r>
         <w:t>TCP 长连接优势 + 游戏适用场景</w:t>
       </w:r>
@@ -3857,7 +5514,7 @@
         <w:pStyle w:val="2"/>
         <w:bidi w:val="0"/>
       </w:pPr>
-      <w:bookmarkStart w:id="11" w:name="_Toc20324"/>
+      <w:bookmarkStart w:id="11" w:name="_Toc788"/>
       <w:r>
         <w:t>TCP 粘包 / 拆包原因 + 游戏标准解决方案</w:t>
       </w:r>
@@ -3916,7 +5573,7 @@
         <w:pStyle w:val="2"/>
         <w:bidi w:val="0"/>
       </w:pPr>
-      <w:bookmarkStart w:id="12" w:name="_Toc29683"/>
+      <w:bookmarkStart w:id="12" w:name="_Toc22767"/>
       <w:r>
         <w:t>IO 多路复用 + select/poll/epoll 区别</w:t>
       </w:r>
@@ -3990,7 +5647,7 @@
         <w:pStyle w:val="2"/>
         <w:bidi w:val="0"/>
       </w:pPr>
-      <w:bookmarkStart w:id="13" w:name="_Toc29303"/>
+      <w:bookmarkStart w:id="13" w:name="_Toc24216"/>
       <w:r>
         <w:t>Boost.Asio 异步核心原理 + 游戏优势</w:t>
       </w:r>
@@ -4052,7 +5709,7 @@
         <w:pStyle w:val="2"/>
         <w:bidi w:val="0"/>
       </w:pPr>
-      <w:bookmarkStart w:id="14" w:name="_Toc17928"/>
+      <w:bookmarkStart w:id="14" w:name="_Toc24222"/>
       <w:r>
         <w:t>游戏业务中为什么要做 MySQL 主从复制？主从复制的核心原理是什么？游戏里常见的主从架构使用场景有哪些？</w:t>
       </w:r>
@@ -4141,7 +5798,7 @@
           <w:rFonts w:hint="default"/>
         </w:rPr>
       </w:pPr>
-      <w:bookmarkStart w:id="15" w:name="_Toc25327"/>
+      <w:bookmarkStart w:id="15" w:name="_Toc30582"/>
       <w:r>
         <w:t>游戏中主从延迟会导致什么问题？如何优化主从延迟？（举例：玩家充值后立即查询不到到账）</w:t>
       </w:r>
@@ -4282,7 +5939,7 @@
         <w:pStyle w:val="2"/>
         <w:bidi w:val="0"/>
       </w:pPr>
-      <w:bookmarkStart w:id="16" w:name="_Toc30362"/>
+      <w:bookmarkStart w:id="16" w:name="_Toc15970"/>
       <w:r>
         <w:t>游戏开发中，慢 SQL 会导致服务器卡顿、玩家掉线，你常用的 SQL 优化手段有哪些？请结合游戏表结构举例。</w:t>
       </w:r>
@@ -4437,7 +6094,7 @@
         <w:pStyle w:val="2"/>
         <w:bidi w:val="0"/>
       </w:pPr>
-      <w:bookmarkStart w:id="17" w:name="_Toc10471"/>
+      <w:bookmarkStart w:id="17" w:name="_Toc24755"/>
       <w:r>
         <w:t>游戏开发中为什么要用 Redis 集群？Redis 集群的核心原理（分片、高可用）是什么？适合游戏的哪些业务场景？</w:t>
       </w:r>
@@ -4597,7 +6254,7 @@
         <w:pStyle w:val="2"/>
         <w:bidi w:val="0"/>
       </w:pPr>
-      <w:bookmarkStart w:id="18" w:name="_Toc1219"/>
+      <w:bookmarkStart w:id="18" w:name="_Toc21044"/>
       <w:r>
         <w:t>游戏中 Redis 缓存穿透、击穿、雪崩会导致什么后果？如何解决？</w:t>
       </w:r>
@@ -4704,7 +6361,7 @@
         <w:pStyle w:val="2"/>
         <w:bidi w:val="0"/>
       </w:pPr>
-      <w:bookmarkStart w:id="19" w:name="_Toc10453"/>
+      <w:bookmarkStart w:id="19" w:name="_Toc31554"/>
       <w:r>
         <w:t>Redis 和 Memcached 在游戏开发中如何选型？Memcached 分布式缓存的落地方式是什么？适合游戏哪些场景？</w:t>
       </w:r>
@@ -4811,7 +6468,7 @@
         <w:pStyle w:val="2"/>
         <w:bidi w:val="0"/>
       </w:pPr>
-      <w:bookmarkStart w:id="20" w:name="_Toc9693"/>
+      <w:bookmarkStart w:id="20" w:name="_Toc12950"/>
       <w:r>
         <w:t>游戏客户端 / 服务器崩溃产生 CoreDump，你拿到 dump 文件后的标准排查流程是什么</w:t>
       </w:r>
@@ -4870,7 +6527,7 @@
         <w:pStyle w:val="2"/>
         <w:bidi w:val="0"/>
       </w:pPr>
-      <w:bookmarkStart w:id="21" w:name="_Toc637"/>
+      <w:bookmarkStart w:id="21" w:name="_Toc13202"/>
       <w:r>
         <w:t>游戏中常见的导致 CoreDump 的 C++ 问题有哪些？如何通过 dump 快速定位根因？</w:t>
       </w:r>
@@ -4929,7 +6586,7 @@
         <w:pStyle w:val="2"/>
         <w:bidi w:val="0"/>
       </w:pPr>
-      <w:bookmarkStart w:id="22" w:name="_Toc804"/>
+      <w:bookmarkStart w:id="22" w:name="_Toc16484"/>
       <w:r>
         <w:t>底层代码崩溃排查思路</w:t>
       </w:r>
@@ -4998,7 +6655,7 @@
         <w:pStyle w:val="2"/>
         <w:bidi w:val="0"/>
       </w:pPr>
-      <w:bookmarkStart w:id="23" w:name="_Toc18572"/>
+      <w:bookmarkStart w:id="23" w:name="_Toc7315"/>
       <w:r>
         <w:t>游戏服务器长期运行，内存持续上涨不回落，你的排查工具和流程是什么？</w:t>
       </w:r>
@@ -5057,7 +6714,7 @@
         <w:pStyle w:val="2"/>
         <w:bidi w:val="0"/>
       </w:pPr>
-      <w:bookmarkStart w:id="24" w:name="_Toc16745"/>
+      <w:bookmarkStart w:id="24" w:name="_Toc10823"/>
       <w:r>
         <w:t>C++ 游戏开发中，智能指针 (shared_ptr) 导致的内存泄漏如何定位和解决</w:t>
       </w:r>
@@ -5116,7 +6773,7 @@
         <w:pStyle w:val="2"/>
         <w:bidi w:val="0"/>
       </w:pPr>
-      <w:bookmarkStart w:id="25" w:name="_Toc24064"/>
+      <w:bookmarkStart w:id="25" w:name="_Toc23509"/>
       <w:r>
         <w:t>客户端游戏（如 Unity/C++ 引擎）的纹理 / 模型资源泄漏，和代码内存泄漏有什么区别？如何排查？</w:t>
       </w:r>
@@ -5175,7 +6832,7 @@
         <w:pStyle w:val="2"/>
         <w:bidi w:val="0"/>
       </w:pPr>
-      <w:bookmarkStart w:id="26" w:name="_Toc2913"/>
+      <w:bookmarkStart w:id="26" w:name="_Toc13018"/>
       <w:r>
         <w:t>游戏多线程服务端出现请求无响应、线程阻塞，你如何快速判断是死锁？排查步骤是什么？</w:t>
       </w:r>
@@ -5234,7 +6891,7 @@
         <w:pStyle w:val="2"/>
         <w:bidi w:val="0"/>
       </w:pPr>
-      <w:bookmarkStart w:id="27" w:name="_Toc28608"/>
+      <w:bookmarkStart w:id="27" w:name="_Toc14255"/>
       <w:r>
         <w:t>C++ 中std::mutex死锁的核心原因有哪些？游戏开发中如何避免？</w:t>
       </w:r>
@@ -5293,7 +6950,7 @@
         <w:pStyle w:val="2"/>
         <w:bidi w:val="0"/>
       </w:pPr>
-      <w:bookmarkStart w:id="28" w:name="_Toc23372"/>
+      <w:bookmarkStart w:id="28" w:name="_Toc25779"/>
       <w:r>
         <w:t>线上服务无法停机，如何在不影响业务的情况下抓取死锁信息？</w:t>
       </w:r>
@@ -5352,7 +7009,7 @@
         <w:pStyle w:val="2"/>
         <w:bidi w:val="0"/>
       </w:pPr>
-      <w:bookmarkStart w:id="29" w:name="_Toc29721"/>
+      <w:bookmarkStart w:id="29" w:name="_Toc24465"/>
       <w:r>
         <w:t>游戏服务器平时流畅，偶发卡顿、TPS 抖动，你如何定位是 CPU、内存、IO 还是锁竞争问题？</w:t>
       </w:r>
@@ -5408,7 +7065,7 @@
         <w:pStyle w:val="2"/>
         <w:bidi w:val="0"/>
       </w:pPr>
-      <w:bookmarkStart w:id="30" w:name="_Toc26387"/>
+      <w:bookmarkStart w:id="30" w:name="_Toc3052"/>
       <w:r>
         <w:t>C++ 游戏代码中，导致性能抖动的高频问题有哪些？</w:t>
       </w:r>
@@ -5464,7 +7121,7 @@
         <w:pStyle w:val="2"/>
         <w:bidi w:val="0"/>
       </w:pPr>
-      <w:bookmarkStart w:id="31" w:name="_Toc9974"/>
+      <w:bookmarkStart w:id="31" w:name="_Toc2026"/>
       <w:r>
         <w:t>线上高并发场景，如何做非侵入式性能采样，不影响玩家体验？</w:t>
       </w:r>
@@ -5524,9 +7181,11 @@
           <w:szCs w:val="24"/>
         </w:rPr>
       </w:pPr>
+      <w:bookmarkStart w:id="32" w:name="_Toc18672"/>
       <w:r>
         <w:t>游戏服务器部署在 CentOS7 系统，需要你完成基础环境配置、性能监控、端口管理，请简述核心操作</w:t>
       </w:r>
+      <w:bookmarkEnd w:id="32"/>
     </w:p>
     <w:p>
       <w:r>
@@ -5668,9 +7327,11 @@
         <w:pStyle w:val="2"/>
         <w:bidi w:val="0"/>
       </w:pPr>
+      <w:bookmarkStart w:id="33" w:name="_Toc32336"/>
       <w:r>
         <w:t>编写一个运行 C++ 游戏服务器的 Dockerfile 基础模板</w:t>
       </w:r>
+      <w:bookmarkEnd w:id="33"/>
     </w:p>
     <w:p>
       <w:r>
@@ -5722,9 +7383,11 @@
         <w:pStyle w:val="2"/>
         <w:bidi w:val="0"/>
       </w:pPr>
+      <w:bookmarkStart w:id="34" w:name="_Toc28296"/>
       <w:r>
         <w:t>容器启动、挂载日志目录、端口映射、开机自启的命令；</w:t>
       </w:r>
+      <w:bookmarkEnd w:id="34"/>
     </w:p>
     <w:p>
       <w:r>
@@ -5776,9 +7439,11 @@
         <w:pStyle w:val="2"/>
         <w:bidi w:val="0"/>
       </w:pPr>
+      <w:bookmarkStart w:id="35" w:name="_Toc16327"/>
       <w:r>
         <w:t>为什么你的 IO 线程池设置 4～8 个线程？</w:t>
       </w:r>
+      <w:bookmarkEnd w:id="35"/>
     </w:p>
     <w:p>
       <w:r>
@@ -5928,9 +7593,11 @@
         <w:pStyle w:val="2"/>
         <w:bidi w:val="0"/>
       </w:pPr>
+      <w:bookmarkStart w:id="36" w:name="_Toc11650"/>
       <w:r>
         <w:t>为什么 IO 和 逻辑 必须拆成两个线程池</w:t>
       </w:r>
+      <w:bookmarkEnd w:id="36"/>
     </w:p>
     <w:p>
       <w:r>
@@ -5982,9 +7649,11 @@
         <w:pStyle w:val="2"/>
         <w:bidi w:val="0"/>
       </w:pPr>
+      <w:bookmarkStart w:id="37" w:name="_Toc10841"/>
       <w:r>
         <w:t>为什么 Epoll Reactor 要单独占主线程，不放进线程池？</w:t>
       </w:r>
+      <w:bookmarkEnd w:id="37"/>
     </w:p>
     <w:p>
       <w:r>
@@ -6216,9 +7885,11 @@
         <w:pStyle w:val="2"/>
         <w:bidi w:val="0"/>
       </w:pPr>
+      <w:bookmarkStart w:id="38" w:name="_Toc25195"/>
       <w:r>
         <w:t>能不能把 epoll 开多线程？</w:t>
       </w:r>
+      <w:bookmarkEnd w:id="38"/>
     </w:p>
     <w:p>
       <w:r>
@@ -6315,9 +7986,11 @@
         <w:pStyle w:val="2"/>
         <w:bidi w:val="0"/>
       </w:pPr>
+      <w:bookmarkStart w:id="39" w:name="_Toc27745"/>
       <w:r>
         <w:t>Epoll ET 边缘触发 为什么必须：非阻塞 + 循环读 + 循环 accept</w:t>
       </w:r>
+      <w:bookmarkEnd w:id="39"/>
     </w:p>
     <w:p>
       <w:r>
@@ -6418,32 +8091,17 @@
           <w:lang w:val="en-US" w:eastAsia="zh-CN"/>
         </w:rPr>
       </w:pPr>
+      <w:bookmarkStart w:id="40" w:name="_Toc15917"/>
       <w:r>
         <w:rPr>
           <w:rFonts w:hint="eastAsia"/>
           <w:lang w:val="en-US" w:eastAsia="zh-CN"/>
         </w:rPr>
-        <w:t>服务器架构面试</w:t>
-      </w:r>
-      <w:bookmarkStart w:id="32" w:name="_GoBack"/>
-      <w:bookmarkEnd w:id="32"/>
-      <w:r>
-        <w:rPr>
-          <w:rFonts w:hint="eastAsia"/>
-          <w:lang w:val="en-US" w:eastAsia="zh-CN"/>
-        </w:rPr>
-        <w:t>通用版</w:t>
-      </w:r>
-    </w:p>
-    <w:p>
-      <w:pPr>
-        <w:rPr>
-          <w:rFonts w:hint="default" w:ascii="宋体" w:hAnsi="宋体" w:eastAsia="宋体" w:cs="宋体"/>
-          <w:sz w:val="24"/>
-          <w:szCs w:val="24"/>
-          <w:lang w:val="en-US" w:eastAsia="zh-CN"/>
-        </w:rPr>
-      </w:pPr>
+        <w:t>服务器架构面试通用版</w:t>
+      </w:r>
+      <w:bookmarkEnd w:id="40"/>
+    </w:p>
+    <w:p>
       <w:r>
         <w:drawing>
           <wp:inline distT="0" distB="0" distL="114300" distR="114300">
@@ -6487,6 +8145,1288 @@
           </wp:inline>
         </w:drawing>
       </w:r>
+    </w:p>
+    <w:p>
+      <w:pPr>
+        <w:pStyle w:val="2"/>
+        <w:bidi w:val="0"/>
+      </w:pPr>
+      <w:bookmarkStart w:id="41" w:name="_Toc10034"/>
+      <w:r>
+        <w:t>Reactor和preactor的区别</w:t>
+      </w:r>
+      <w:bookmarkEnd w:id="41"/>
+    </w:p>
+    <w:p>
+      <w:r>
+        <w:drawing>
+          <wp:inline distT="0" distB="0" distL="114300" distR="114300">
+            <wp:extent cx="5273675" cy="1649730"/>
+            <wp:effectExtent l="0" t="0" r="14605" b="11430"/>
+            <wp:docPr id="50" name="图片 1"/>
+            <wp:cNvGraphicFramePr>
+              <a:graphicFrameLocks xmlns:a="http://schemas.openxmlformats.org/drawingml/2006/main" noChangeAspect="1"/>
+            </wp:cNvGraphicFramePr>
+            <a:graphic xmlns:a="http://schemas.openxmlformats.org/drawingml/2006/main">
+              <a:graphicData uri="http://schemas.openxmlformats.org/drawingml/2006/picture">
+                <pic:pic xmlns:pic="http://schemas.openxmlformats.org/drawingml/2006/picture">
+                  <pic:nvPicPr>
+                    <pic:cNvPr id="50" name="图片 1"/>
+                    <pic:cNvPicPr>
+                      <a:picLocks noChangeAspect="1"/>
+                    </pic:cNvPicPr>
+                  </pic:nvPicPr>
+                  <pic:blipFill>
+                    <a:blip r:embed="rId53"/>
+                    <a:stretch>
+                      <a:fillRect/>
+                    </a:stretch>
+                  </pic:blipFill>
+                  <pic:spPr>
+                    <a:xfrm>
+                      <a:off x="0" y="0"/>
+                      <a:ext cx="5273675" cy="1649730"/>
+                    </a:xfrm>
+                    <a:prstGeom prst="rect">
+                      <a:avLst/>
+                    </a:prstGeom>
+                    <a:noFill/>
+                    <a:ln>
+                      <a:noFill/>
+                    </a:ln>
+                  </pic:spPr>
+                </pic:pic>
+              </a:graphicData>
+            </a:graphic>
+          </wp:inline>
+        </w:drawing>
+      </w:r>
+    </w:p>
+    <w:p>
+      <w:pPr>
+        <w:pStyle w:val="2"/>
+        <w:bidi w:val="0"/>
+      </w:pPr>
+      <w:bookmarkStart w:id="42" w:name="_Toc2196"/>
+      <w:r>
+        <w:t>你做过的游戏服务器，用的是什么网络模型？为什么游戏服普遍用 Reactor/Epoll 而不是多线程暴力 accept？</w:t>
+      </w:r>
+      <w:bookmarkEnd w:id="42"/>
+    </w:p>
+    <w:p>
+      <w:r>
+        <w:drawing>
+          <wp:inline distT="0" distB="0" distL="114300" distR="114300">
+            <wp:extent cx="5268595" cy="1322070"/>
+            <wp:effectExtent l="0" t="0" r="4445" b="3810"/>
+            <wp:docPr id="53" name="图片 4"/>
+            <wp:cNvGraphicFramePr>
+              <a:graphicFrameLocks xmlns:a="http://schemas.openxmlformats.org/drawingml/2006/main" noChangeAspect="1"/>
+            </wp:cNvGraphicFramePr>
+            <a:graphic xmlns:a="http://schemas.openxmlformats.org/drawingml/2006/main">
+              <a:graphicData uri="http://schemas.openxmlformats.org/drawingml/2006/picture">
+                <pic:pic xmlns:pic="http://schemas.openxmlformats.org/drawingml/2006/picture">
+                  <pic:nvPicPr>
+                    <pic:cNvPr id="53" name="图片 4"/>
+                    <pic:cNvPicPr>
+                      <a:picLocks noChangeAspect="1"/>
+                    </pic:cNvPicPr>
+                  </pic:nvPicPr>
+                  <pic:blipFill>
+                    <a:blip r:embed="rId54"/>
+                    <a:stretch>
+                      <a:fillRect/>
+                    </a:stretch>
+                  </pic:blipFill>
+                  <pic:spPr>
+                    <a:xfrm>
+                      <a:off x="0" y="0"/>
+                      <a:ext cx="5268595" cy="1322070"/>
+                    </a:xfrm>
+                    <a:prstGeom prst="rect">
+                      <a:avLst/>
+                    </a:prstGeom>
+                    <a:noFill/>
+                    <a:ln>
+                      <a:noFill/>
+                    </a:ln>
+                  </pic:spPr>
+                </pic:pic>
+              </a:graphicData>
+            </a:graphic>
+          </wp:inline>
+        </w:drawing>
+      </w:r>
+    </w:p>
+    <w:p>
+      <w:pPr>
+        <w:pStyle w:val="2"/>
+        <w:bidi w:val="0"/>
+      </w:pPr>
+      <w:bookmarkStart w:id="43" w:name="_Toc10249"/>
+      <w:r>
+        <w:t>游戏服务器 分布式架构设计</w:t>
+      </w:r>
+      <w:bookmarkEnd w:id="43"/>
+    </w:p>
+    <w:p>
+      <w:pPr>
+        <w:rPr>
+          <w:rFonts w:ascii="宋体" w:hAnsi="宋体" w:eastAsia="宋体" w:cs="宋体"/>
+          <w:sz w:val="24"/>
+          <w:szCs w:val="24"/>
+        </w:rPr>
+      </w:pPr>
+    </w:p>
+    <w:p>
+      <w:pPr>
+        <w:rPr>
+          <w:rFonts w:ascii="宋体" w:hAnsi="宋体" w:eastAsia="宋体" w:cs="宋体"/>
+          <w:sz w:val="24"/>
+          <w:szCs w:val="24"/>
+        </w:rPr>
+      </w:pPr>
+      <w:r>
+        <w:drawing>
+          <wp:inline distT="0" distB="0" distL="114300" distR="114300">
+            <wp:extent cx="5271770" cy="2941955"/>
+            <wp:effectExtent l="0" t="0" r="1270" b="14605"/>
+            <wp:docPr id="54" name="图片 5"/>
+            <wp:cNvGraphicFramePr>
+              <a:graphicFrameLocks xmlns:a="http://schemas.openxmlformats.org/drawingml/2006/main" noChangeAspect="1"/>
+            </wp:cNvGraphicFramePr>
+            <a:graphic xmlns:a="http://schemas.openxmlformats.org/drawingml/2006/main">
+              <a:graphicData uri="http://schemas.openxmlformats.org/drawingml/2006/picture">
+                <pic:pic xmlns:pic="http://schemas.openxmlformats.org/drawingml/2006/picture">
+                  <pic:nvPicPr>
+                    <pic:cNvPr id="54" name="图片 5"/>
+                    <pic:cNvPicPr>
+                      <a:picLocks noChangeAspect="1"/>
+                    </pic:cNvPicPr>
+                  </pic:nvPicPr>
+                  <pic:blipFill>
+                    <a:blip r:embed="rId55"/>
+                    <a:stretch>
+                      <a:fillRect/>
+                    </a:stretch>
+                  </pic:blipFill>
+                  <pic:spPr>
+                    <a:xfrm>
+                      <a:off x="0" y="0"/>
+                      <a:ext cx="5271770" cy="2941955"/>
+                    </a:xfrm>
+                    <a:prstGeom prst="rect">
+                      <a:avLst/>
+                    </a:prstGeom>
+                    <a:noFill/>
+                    <a:ln>
+                      <a:noFill/>
+                    </a:ln>
+                  </pic:spPr>
+                </pic:pic>
+              </a:graphicData>
+            </a:graphic>
+          </wp:inline>
+        </w:drawing>
+      </w:r>
+    </w:p>
+    <w:p>
+      <w:r>
+        <w:drawing>
+          <wp:inline distT="0" distB="0" distL="114300" distR="114300">
+            <wp:extent cx="5273040" cy="4307205"/>
+            <wp:effectExtent l="0" t="0" r="0" b="5715"/>
+            <wp:docPr id="51" name="图片 2"/>
+            <wp:cNvGraphicFramePr>
+              <a:graphicFrameLocks xmlns:a="http://schemas.openxmlformats.org/drawingml/2006/main" noChangeAspect="1"/>
+            </wp:cNvGraphicFramePr>
+            <a:graphic xmlns:a="http://schemas.openxmlformats.org/drawingml/2006/main">
+              <a:graphicData uri="http://schemas.openxmlformats.org/drawingml/2006/picture">
+                <pic:pic xmlns:pic="http://schemas.openxmlformats.org/drawingml/2006/picture">
+                  <pic:nvPicPr>
+                    <pic:cNvPr id="51" name="图片 2"/>
+                    <pic:cNvPicPr>
+                      <a:picLocks noChangeAspect="1"/>
+                    </pic:cNvPicPr>
+                  </pic:nvPicPr>
+                  <pic:blipFill>
+                    <a:blip r:embed="rId56"/>
+                    <a:stretch>
+                      <a:fillRect/>
+                    </a:stretch>
+                  </pic:blipFill>
+                  <pic:spPr>
+                    <a:xfrm>
+                      <a:off x="0" y="0"/>
+                      <a:ext cx="5273040" cy="4307205"/>
+                    </a:xfrm>
+                    <a:prstGeom prst="rect">
+                      <a:avLst/>
+                    </a:prstGeom>
+                    <a:noFill/>
+                    <a:ln>
+                      <a:noFill/>
+                    </a:ln>
+                  </pic:spPr>
+                </pic:pic>
+              </a:graphicData>
+            </a:graphic>
+          </wp:inline>
+        </w:drawing>
+      </w:r>
+    </w:p>
+    <w:p>
+      <w:r>
+        <w:drawing>
+          <wp:inline distT="0" distB="0" distL="114300" distR="114300">
+            <wp:extent cx="5269230" cy="3148965"/>
+            <wp:effectExtent l="0" t="0" r="3810" b="5715"/>
+            <wp:docPr id="52" name="图片 3"/>
+            <wp:cNvGraphicFramePr>
+              <a:graphicFrameLocks xmlns:a="http://schemas.openxmlformats.org/drawingml/2006/main" noChangeAspect="1"/>
+            </wp:cNvGraphicFramePr>
+            <a:graphic xmlns:a="http://schemas.openxmlformats.org/drawingml/2006/main">
+              <a:graphicData uri="http://schemas.openxmlformats.org/drawingml/2006/picture">
+                <pic:pic xmlns:pic="http://schemas.openxmlformats.org/drawingml/2006/picture">
+                  <pic:nvPicPr>
+                    <pic:cNvPr id="52" name="图片 3"/>
+                    <pic:cNvPicPr>
+                      <a:picLocks noChangeAspect="1"/>
+                    </pic:cNvPicPr>
+                  </pic:nvPicPr>
+                  <pic:blipFill>
+                    <a:blip r:embed="rId57"/>
+                    <a:stretch>
+                      <a:fillRect/>
+                    </a:stretch>
+                  </pic:blipFill>
+                  <pic:spPr>
+                    <a:xfrm>
+                      <a:off x="0" y="0"/>
+                      <a:ext cx="5269230" cy="3148965"/>
+                    </a:xfrm>
+                    <a:prstGeom prst="rect">
+                      <a:avLst/>
+                    </a:prstGeom>
+                    <a:noFill/>
+                    <a:ln>
+                      <a:noFill/>
+                    </a:ln>
+                  </pic:spPr>
+                </pic:pic>
+              </a:graphicData>
+            </a:graphic>
+          </wp:inline>
+        </w:drawing>
+      </w:r>
+    </w:p>
+    <w:p>
+      <w:pPr>
+        <w:pStyle w:val="2"/>
+        <w:bidi w:val="0"/>
+      </w:pPr>
+      <w:bookmarkStart w:id="44" w:name="_Toc29704"/>
+      <w:r>
+        <w:t>游戏服三大痛点根源</w:t>
+      </w:r>
+      <w:bookmarkEnd w:id="44"/>
+    </w:p>
+    <w:p>
+      <w:r>
+        <w:drawing>
+          <wp:inline distT="0" distB="0" distL="114300" distR="114300">
+            <wp:extent cx="5267960" cy="1001395"/>
+            <wp:effectExtent l="0" t="0" r="5080" b="4445"/>
+            <wp:docPr id="55" name="图片 6"/>
+            <wp:cNvGraphicFramePr>
+              <a:graphicFrameLocks xmlns:a="http://schemas.openxmlformats.org/drawingml/2006/main" noChangeAspect="1"/>
+            </wp:cNvGraphicFramePr>
+            <a:graphic xmlns:a="http://schemas.openxmlformats.org/drawingml/2006/main">
+              <a:graphicData uri="http://schemas.openxmlformats.org/drawingml/2006/picture">
+                <pic:pic xmlns:pic="http://schemas.openxmlformats.org/drawingml/2006/picture">
+                  <pic:nvPicPr>
+                    <pic:cNvPr id="55" name="图片 6"/>
+                    <pic:cNvPicPr>
+                      <a:picLocks noChangeAspect="1"/>
+                    </pic:cNvPicPr>
+                  </pic:nvPicPr>
+                  <pic:blipFill>
+                    <a:blip r:embed="rId58"/>
+                    <a:stretch>
+                      <a:fillRect/>
+                    </a:stretch>
+                  </pic:blipFill>
+                  <pic:spPr>
+                    <a:xfrm>
+                      <a:off x="0" y="0"/>
+                      <a:ext cx="5267960" cy="1001395"/>
+                    </a:xfrm>
+                    <a:prstGeom prst="rect">
+                      <a:avLst/>
+                    </a:prstGeom>
+                    <a:noFill/>
+                    <a:ln>
+                      <a:noFill/>
+                    </a:ln>
+                  </pic:spPr>
+                </pic:pic>
+              </a:graphicData>
+            </a:graphic>
+          </wp:inline>
+        </w:drawing>
+      </w:r>
+    </w:p>
+    <w:p>
+      <w:pPr>
+        <w:pStyle w:val="2"/>
+        <w:bidi w:val="0"/>
+      </w:pPr>
+      <w:bookmarkStart w:id="45" w:name="_Toc29028"/>
+      <w:r>
+        <w:t>针对【服务崩溃】解决方案</w:t>
+      </w:r>
+      <w:bookmarkEnd w:id="45"/>
+    </w:p>
+    <w:p>
+      <w:r>
+        <w:drawing>
+          <wp:inline distT="0" distB="0" distL="114300" distR="114300">
+            <wp:extent cx="5273040" cy="2644140"/>
+            <wp:effectExtent l="0" t="0" r="0" b="7620"/>
+            <wp:docPr id="56" name="图片 7"/>
+            <wp:cNvGraphicFramePr>
+              <a:graphicFrameLocks xmlns:a="http://schemas.openxmlformats.org/drawingml/2006/main" noChangeAspect="1"/>
+            </wp:cNvGraphicFramePr>
+            <a:graphic xmlns:a="http://schemas.openxmlformats.org/drawingml/2006/main">
+              <a:graphicData uri="http://schemas.openxmlformats.org/drawingml/2006/picture">
+                <pic:pic xmlns:pic="http://schemas.openxmlformats.org/drawingml/2006/picture">
+                  <pic:nvPicPr>
+                    <pic:cNvPr id="56" name="图片 7"/>
+                    <pic:cNvPicPr>
+                      <a:picLocks noChangeAspect="1"/>
+                    </pic:cNvPicPr>
+                  </pic:nvPicPr>
+                  <pic:blipFill>
+                    <a:blip r:embed="rId59"/>
+                    <a:stretch>
+                      <a:fillRect/>
+                    </a:stretch>
+                  </pic:blipFill>
+                  <pic:spPr>
+                    <a:xfrm>
+                      <a:off x="0" y="0"/>
+                      <a:ext cx="5273040" cy="2644140"/>
+                    </a:xfrm>
+                    <a:prstGeom prst="rect">
+                      <a:avLst/>
+                    </a:prstGeom>
+                    <a:noFill/>
+                    <a:ln>
+                      <a:noFill/>
+                    </a:ln>
+                  </pic:spPr>
+                </pic:pic>
+              </a:graphicData>
+            </a:graphic>
+          </wp:inline>
+        </w:drawing>
+      </w:r>
+    </w:p>
+    <w:p>
+      <w:r>
+        <w:drawing>
+          <wp:inline distT="0" distB="0" distL="114300" distR="114300">
+            <wp:extent cx="5272405" cy="3348990"/>
+            <wp:effectExtent l="0" t="0" r="635" b="3810"/>
+            <wp:docPr id="57" name="图片 8"/>
+            <wp:cNvGraphicFramePr>
+              <a:graphicFrameLocks xmlns:a="http://schemas.openxmlformats.org/drawingml/2006/main" noChangeAspect="1"/>
+            </wp:cNvGraphicFramePr>
+            <a:graphic xmlns:a="http://schemas.openxmlformats.org/drawingml/2006/main">
+              <a:graphicData uri="http://schemas.openxmlformats.org/drawingml/2006/picture">
+                <pic:pic xmlns:pic="http://schemas.openxmlformats.org/drawingml/2006/picture">
+                  <pic:nvPicPr>
+                    <pic:cNvPr id="57" name="图片 8"/>
+                    <pic:cNvPicPr>
+                      <a:picLocks noChangeAspect="1"/>
+                    </pic:cNvPicPr>
+                  </pic:nvPicPr>
+                  <pic:blipFill>
+                    <a:blip r:embed="rId60"/>
+                    <a:stretch>
+                      <a:fillRect/>
+                    </a:stretch>
+                  </pic:blipFill>
+                  <pic:spPr>
+                    <a:xfrm>
+                      <a:off x="0" y="0"/>
+                      <a:ext cx="5272405" cy="3348990"/>
+                    </a:xfrm>
+                    <a:prstGeom prst="rect">
+                      <a:avLst/>
+                    </a:prstGeom>
+                    <a:noFill/>
+                    <a:ln>
+                      <a:noFill/>
+                    </a:ln>
+                  </pic:spPr>
+                </pic:pic>
+              </a:graphicData>
+            </a:graphic>
+          </wp:inline>
+        </w:drawing>
+      </w:r>
+    </w:p>
+    <w:p>
+      <w:pPr>
+        <w:pStyle w:val="2"/>
+        <w:bidi w:val="0"/>
+      </w:pPr>
+      <w:bookmarkStart w:id="46" w:name="_Toc29689"/>
+      <w:r>
+        <w:t>针对【内存泄漏】解决方案</w:t>
+      </w:r>
+      <w:bookmarkEnd w:id="46"/>
+    </w:p>
+    <w:p>
+      <w:r>
+        <w:drawing>
+          <wp:inline distT="0" distB="0" distL="114300" distR="114300">
+            <wp:extent cx="5269230" cy="3357880"/>
+            <wp:effectExtent l="0" t="0" r="3810" b="10160"/>
+            <wp:docPr id="58" name="图片 9"/>
+            <wp:cNvGraphicFramePr>
+              <a:graphicFrameLocks xmlns:a="http://schemas.openxmlformats.org/drawingml/2006/main" noChangeAspect="1"/>
+            </wp:cNvGraphicFramePr>
+            <a:graphic xmlns:a="http://schemas.openxmlformats.org/drawingml/2006/main">
+              <a:graphicData uri="http://schemas.openxmlformats.org/drawingml/2006/picture">
+                <pic:pic xmlns:pic="http://schemas.openxmlformats.org/drawingml/2006/picture">
+                  <pic:nvPicPr>
+                    <pic:cNvPr id="58" name="图片 9"/>
+                    <pic:cNvPicPr>
+                      <a:picLocks noChangeAspect="1"/>
+                    </pic:cNvPicPr>
+                  </pic:nvPicPr>
+                  <pic:blipFill>
+                    <a:blip r:embed="rId61"/>
+                    <a:stretch>
+                      <a:fillRect/>
+                    </a:stretch>
+                  </pic:blipFill>
+                  <pic:spPr>
+                    <a:xfrm>
+                      <a:off x="0" y="0"/>
+                      <a:ext cx="5269230" cy="3357880"/>
+                    </a:xfrm>
+                    <a:prstGeom prst="rect">
+                      <a:avLst/>
+                    </a:prstGeom>
+                    <a:noFill/>
+                    <a:ln>
+                      <a:noFill/>
+                    </a:ln>
+                  </pic:spPr>
+                </pic:pic>
+              </a:graphicData>
+            </a:graphic>
+          </wp:inline>
+        </w:drawing>
+      </w:r>
+    </w:p>
+    <w:p>
+      <w:pPr>
+        <w:pStyle w:val="2"/>
+        <w:bidi w:val="0"/>
+      </w:pPr>
+      <w:bookmarkStart w:id="47" w:name="_Toc24625"/>
+      <w:r>
+        <w:t>针对【死锁】解决方案</w:t>
+      </w:r>
+      <w:bookmarkEnd w:id="47"/>
+    </w:p>
+    <w:p>
+      <w:r>
+        <w:drawing>
+          <wp:inline distT="0" distB="0" distL="114300" distR="114300">
+            <wp:extent cx="5269230" cy="3071495"/>
+            <wp:effectExtent l="0" t="0" r="3810" b="6985"/>
+            <wp:docPr id="59" name="图片 10"/>
+            <wp:cNvGraphicFramePr>
+              <a:graphicFrameLocks xmlns:a="http://schemas.openxmlformats.org/drawingml/2006/main" noChangeAspect="1"/>
+            </wp:cNvGraphicFramePr>
+            <a:graphic xmlns:a="http://schemas.openxmlformats.org/drawingml/2006/main">
+              <a:graphicData uri="http://schemas.openxmlformats.org/drawingml/2006/picture">
+                <pic:pic xmlns:pic="http://schemas.openxmlformats.org/drawingml/2006/picture">
+                  <pic:nvPicPr>
+                    <pic:cNvPr id="59" name="图片 10"/>
+                    <pic:cNvPicPr>
+                      <a:picLocks noChangeAspect="1"/>
+                    </pic:cNvPicPr>
+                  </pic:nvPicPr>
+                  <pic:blipFill>
+                    <a:blip r:embed="rId62"/>
+                    <a:stretch>
+                      <a:fillRect/>
+                    </a:stretch>
+                  </pic:blipFill>
+                  <pic:spPr>
+                    <a:xfrm>
+                      <a:off x="0" y="0"/>
+                      <a:ext cx="5269230" cy="3071495"/>
+                    </a:xfrm>
+                    <a:prstGeom prst="rect">
+                      <a:avLst/>
+                    </a:prstGeom>
+                    <a:noFill/>
+                    <a:ln>
+                      <a:noFill/>
+                    </a:ln>
+                  </pic:spPr>
+                </pic:pic>
+              </a:graphicData>
+            </a:graphic>
+          </wp:inline>
+        </w:drawing>
+      </w:r>
+    </w:p>
+    <w:p>
+      <w:pPr>
+        <w:pStyle w:val="2"/>
+        <w:bidi w:val="0"/>
+      </w:pPr>
+      <w:bookmarkStart w:id="48" w:name="_Toc21459"/>
+      <w:r>
+        <w:t>项目落地兜底三板斧</w:t>
+      </w:r>
+      <w:bookmarkEnd w:id="48"/>
+    </w:p>
+    <w:p>
+      <w:r>
+        <w:drawing>
+          <wp:inline distT="0" distB="0" distL="114300" distR="114300">
+            <wp:extent cx="5272405" cy="1036320"/>
+            <wp:effectExtent l="0" t="0" r="635" b="0"/>
+            <wp:docPr id="60" name="图片 11"/>
+            <wp:cNvGraphicFramePr>
+              <a:graphicFrameLocks xmlns:a="http://schemas.openxmlformats.org/drawingml/2006/main" noChangeAspect="1"/>
+            </wp:cNvGraphicFramePr>
+            <a:graphic xmlns:a="http://schemas.openxmlformats.org/drawingml/2006/main">
+              <a:graphicData uri="http://schemas.openxmlformats.org/drawingml/2006/picture">
+                <pic:pic xmlns:pic="http://schemas.openxmlformats.org/drawingml/2006/picture">
+                  <pic:nvPicPr>
+                    <pic:cNvPr id="60" name="图片 11"/>
+                    <pic:cNvPicPr>
+                      <a:picLocks noChangeAspect="1"/>
+                    </pic:cNvPicPr>
+                  </pic:nvPicPr>
+                  <pic:blipFill>
+                    <a:blip r:embed="rId63"/>
+                    <a:stretch>
+                      <a:fillRect/>
+                    </a:stretch>
+                  </pic:blipFill>
+                  <pic:spPr>
+                    <a:xfrm>
+                      <a:off x="0" y="0"/>
+                      <a:ext cx="5272405" cy="1036320"/>
+                    </a:xfrm>
+                    <a:prstGeom prst="rect">
+                      <a:avLst/>
+                    </a:prstGeom>
+                    <a:noFill/>
+                    <a:ln>
+                      <a:noFill/>
+                    </a:ln>
+                  </pic:spPr>
+                </pic:pic>
+              </a:graphicData>
+            </a:graphic>
+          </wp:inline>
+        </w:drawing>
+      </w:r>
+    </w:p>
+    <w:p>
+      <w:r>
+        <w:drawing>
+          <wp:inline distT="0" distB="0" distL="114300" distR="114300">
+            <wp:extent cx="5272405" cy="1179830"/>
+            <wp:effectExtent l="0" t="0" r="635" b="8890"/>
+            <wp:docPr id="61" name="图片 12"/>
+            <wp:cNvGraphicFramePr>
+              <a:graphicFrameLocks xmlns:a="http://schemas.openxmlformats.org/drawingml/2006/main" noChangeAspect="1"/>
+            </wp:cNvGraphicFramePr>
+            <a:graphic xmlns:a="http://schemas.openxmlformats.org/drawingml/2006/main">
+              <a:graphicData uri="http://schemas.openxmlformats.org/drawingml/2006/picture">
+                <pic:pic xmlns:pic="http://schemas.openxmlformats.org/drawingml/2006/picture">
+                  <pic:nvPicPr>
+                    <pic:cNvPr id="61" name="图片 12"/>
+                    <pic:cNvPicPr>
+                      <a:picLocks noChangeAspect="1"/>
+                    </pic:cNvPicPr>
+                  </pic:nvPicPr>
+                  <pic:blipFill>
+                    <a:blip r:embed="rId64"/>
+                    <a:stretch>
+                      <a:fillRect/>
+                    </a:stretch>
+                  </pic:blipFill>
+                  <pic:spPr>
+                    <a:xfrm>
+                      <a:off x="0" y="0"/>
+                      <a:ext cx="5272405" cy="1179830"/>
+                    </a:xfrm>
+                    <a:prstGeom prst="rect">
+                      <a:avLst/>
+                    </a:prstGeom>
+                    <a:noFill/>
+                    <a:ln>
+                      <a:noFill/>
+                    </a:ln>
+                  </pic:spPr>
+                </pic:pic>
+              </a:graphicData>
+            </a:graphic>
+          </wp:inline>
+        </w:drawing>
+      </w:r>
+    </w:p>
+    <w:p/>
+    <w:p>
+      <w:pPr>
+        <w:pStyle w:val="2"/>
+        <w:bidi w:val="0"/>
+      </w:pPr>
+      <w:bookmarkStart w:id="49" w:name="_Toc21374"/>
+      <w:r>
+        <w:t>程序的崩溃了，日志还怎么落盘</w:t>
+      </w:r>
+      <w:bookmarkEnd w:id="49"/>
+    </w:p>
+    <w:p>
+      <w:r>
+        <w:drawing>
+          <wp:inline distT="0" distB="0" distL="114300" distR="114300">
+            <wp:extent cx="5273675" cy="1852930"/>
+            <wp:effectExtent l="0" t="0" r="14605" b="6350"/>
+            <wp:docPr id="62" name="图片 13"/>
+            <wp:cNvGraphicFramePr>
+              <a:graphicFrameLocks xmlns:a="http://schemas.openxmlformats.org/drawingml/2006/main" noChangeAspect="1"/>
+            </wp:cNvGraphicFramePr>
+            <a:graphic xmlns:a="http://schemas.openxmlformats.org/drawingml/2006/main">
+              <a:graphicData uri="http://schemas.openxmlformats.org/drawingml/2006/picture">
+                <pic:pic xmlns:pic="http://schemas.openxmlformats.org/drawingml/2006/picture">
+                  <pic:nvPicPr>
+                    <pic:cNvPr id="62" name="图片 13"/>
+                    <pic:cNvPicPr>
+                      <a:picLocks noChangeAspect="1"/>
+                    </pic:cNvPicPr>
+                  </pic:nvPicPr>
+                  <pic:blipFill>
+                    <a:blip r:embed="rId65"/>
+                    <a:stretch>
+                      <a:fillRect/>
+                    </a:stretch>
+                  </pic:blipFill>
+                  <pic:spPr>
+                    <a:xfrm>
+                      <a:off x="0" y="0"/>
+                      <a:ext cx="5273675" cy="1852930"/>
+                    </a:xfrm>
+                    <a:prstGeom prst="rect">
+                      <a:avLst/>
+                    </a:prstGeom>
+                    <a:noFill/>
+                    <a:ln>
+                      <a:noFill/>
+                    </a:ln>
+                  </pic:spPr>
+                </pic:pic>
+              </a:graphicData>
+            </a:graphic>
+          </wp:inline>
+        </w:drawing>
+      </w:r>
+    </w:p>
+    <w:p>
+      <w:pPr>
+        <w:pStyle w:val="2"/>
+        <w:bidi w:val="0"/>
+      </w:pPr>
+      <w:bookmarkStart w:id="50" w:name="_Toc31352"/>
+      <w:r>
+        <w:t>一个玩家上线流程，你在服务器层面怎么设计？</w:t>
+      </w:r>
+      <w:bookmarkEnd w:id="50"/>
+    </w:p>
+    <w:p>
+      <w:r>
+        <w:drawing>
+          <wp:inline distT="0" distB="0" distL="114300" distR="114300">
+            <wp:extent cx="3992880" cy="3581400"/>
+            <wp:effectExtent l="0" t="0" r="0" b="0"/>
+            <wp:docPr id="63" name="图片 14"/>
+            <wp:cNvGraphicFramePr>
+              <a:graphicFrameLocks xmlns:a="http://schemas.openxmlformats.org/drawingml/2006/main" noChangeAspect="1"/>
+            </wp:cNvGraphicFramePr>
+            <a:graphic xmlns:a="http://schemas.openxmlformats.org/drawingml/2006/main">
+              <a:graphicData uri="http://schemas.openxmlformats.org/drawingml/2006/picture">
+                <pic:pic xmlns:pic="http://schemas.openxmlformats.org/drawingml/2006/picture">
+                  <pic:nvPicPr>
+                    <pic:cNvPr id="63" name="图片 14"/>
+                    <pic:cNvPicPr>
+                      <a:picLocks noChangeAspect="1"/>
+                    </pic:cNvPicPr>
+                  </pic:nvPicPr>
+                  <pic:blipFill>
+                    <a:blip r:embed="rId66"/>
+                    <a:stretch>
+                      <a:fillRect/>
+                    </a:stretch>
+                  </pic:blipFill>
+                  <pic:spPr>
+                    <a:xfrm>
+                      <a:off x="0" y="0"/>
+                      <a:ext cx="3992880" cy="3581400"/>
+                    </a:xfrm>
+                    <a:prstGeom prst="rect">
+                      <a:avLst/>
+                    </a:prstGeom>
+                    <a:noFill/>
+                    <a:ln>
+                      <a:noFill/>
+                    </a:ln>
+                  </pic:spPr>
+                </pic:pic>
+              </a:graphicData>
+            </a:graphic>
+          </wp:inline>
+        </w:drawing>
+      </w:r>
+    </w:p>
+    <w:p>
+      <w:pPr>
+        <w:pStyle w:val="2"/>
+        <w:bidi w:val="0"/>
+      </w:pPr>
+      <w:bookmarkStart w:id="51" w:name="_Toc12937"/>
+      <w:r>
+        <w:t>你带团队做服务器架构，怎么保证进度、质量、协作？</w:t>
+      </w:r>
+      <w:bookmarkEnd w:id="51"/>
+    </w:p>
+    <w:p>
+      <w:r>
+        <w:drawing>
+          <wp:inline distT="0" distB="0" distL="114300" distR="114300">
+            <wp:extent cx="4739640" cy="3169920"/>
+            <wp:effectExtent l="0" t="0" r="0" b="0"/>
+            <wp:docPr id="64" name="图片 15"/>
+            <wp:cNvGraphicFramePr>
+              <a:graphicFrameLocks xmlns:a="http://schemas.openxmlformats.org/drawingml/2006/main" noChangeAspect="1"/>
+            </wp:cNvGraphicFramePr>
+            <a:graphic xmlns:a="http://schemas.openxmlformats.org/drawingml/2006/main">
+              <a:graphicData uri="http://schemas.openxmlformats.org/drawingml/2006/picture">
+                <pic:pic xmlns:pic="http://schemas.openxmlformats.org/drawingml/2006/picture">
+                  <pic:nvPicPr>
+                    <pic:cNvPr id="64" name="图片 15"/>
+                    <pic:cNvPicPr>
+                      <a:picLocks noChangeAspect="1"/>
+                    </pic:cNvPicPr>
+                  </pic:nvPicPr>
+                  <pic:blipFill>
+                    <a:blip r:embed="rId67"/>
+                    <a:stretch>
+                      <a:fillRect/>
+                    </a:stretch>
+                  </pic:blipFill>
+                  <pic:spPr>
+                    <a:xfrm>
+                      <a:off x="0" y="0"/>
+                      <a:ext cx="4739640" cy="3169920"/>
+                    </a:xfrm>
+                    <a:prstGeom prst="rect">
+                      <a:avLst/>
+                    </a:prstGeom>
+                    <a:noFill/>
+                    <a:ln>
+                      <a:noFill/>
+                    </a:ln>
+                  </pic:spPr>
+                </pic:pic>
+              </a:graphicData>
+            </a:graphic>
+          </wp:inline>
+        </w:drawing>
+      </w:r>
+    </w:p>
+    <w:p>
+      <w:r>
+        <w:drawing>
+          <wp:inline distT="0" distB="0" distL="114300" distR="114300">
+            <wp:extent cx="4640580" cy="1828800"/>
+            <wp:effectExtent l="0" t="0" r="7620" b="0"/>
+            <wp:docPr id="65" name="图片 16"/>
+            <wp:cNvGraphicFramePr>
+              <a:graphicFrameLocks xmlns:a="http://schemas.openxmlformats.org/drawingml/2006/main" noChangeAspect="1"/>
+            </wp:cNvGraphicFramePr>
+            <a:graphic xmlns:a="http://schemas.openxmlformats.org/drawingml/2006/main">
+              <a:graphicData uri="http://schemas.openxmlformats.org/drawingml/2006/picture">
+                <pic:pic xmlns:pic="http://schemas.openxmlformats.org/drawingml/2006/picture">
+                  <pic:nvPicPr>
+                    <pic:cNvPr id="65" name="图片 16"/>
+                    <pic:cNvPicPr>
+                      <a:picLocks noChangeAspect="1"/>
+                    </pic:cNvPicPr>
+                  </pic:nvPicPr>
+                  <pic:blipFill>
+                    <a:blip r:embed="rId68"/>
+                    <a:stretch>
+                      <a:fillRect/>
+                    </a:stretch>
+                  </pic:blipFill>
+                  <pic:spPr>
+                    <a:xfrm>
+                      <a:off x="0" y="0"/>
+                      <a:ext cx="4640580" cy="1828800"/>
+                    </a:xfrm>
+                    <a:prstGeom prst="rect">
+                      <a:avLst/>
+                    </a:prstGeom>
+                    <a:noFill/>
+                    <a:ln>
+                      <a:noFill/>
+                    </a:ln>
+                  </pic:spPr>
+                </pic:pic>
+              </a:graphicData>
+            </a:graphic>
+          </wp:inline>
+        </w:drawing>
+      </w:r>
+    </w:p>
+    <w:p>
+      <w:pPr>
+        <w:pStyle w:val="2"/>
+        <w:bidi w:val="0"/>
+      </w:pPr>
+      <w:bookmarkStart w:id="52" w:name="_Toc26250"/>
+      <w:r>
+        <w:t>20 道 C++ 游戏服务器 高频面试题</w:t>
+      </w:r>
+      <w:bookmarkEnd w:id="52"/>
+    </w:p>
+    <w:p>
+      <w:r>
+        <w:drawing>
+          <wp:inline distT="0" distB="0" distL="114300" distR="114300">
+            <wp:extent cx="5272405" cy="1922780"/>
+            <wp:effectExtent l="0" t="0" r="635" b="12700"/>
+            <wp:docPr id="66" name="图片 17"/>
+            <wp:cNvGraphicFramePr>
+              <a:graphicFrameLocks xmlns:a="http://schemas.openxmlformats.org/drawingml/2006/main" noChangeAspect="1"/>
+            </wp:cNvGraphicFramePr>
+            <a:graphic xmlns:a="http://schemas.openxmlformats.org/drawingml/2006/main">
+              <a:graphicData uri="http://schemas.openxmlformats.org/drawingml/2006/picture">
+                <pic:pic xmlns:pic="http://schemas.openxmlformats.org/drawingml/2006/picture">
+                  <pic:nvPicPr>
+                    <pic:cNvPr id="66" name="图片 17"/>
+                    <pic:cNvPicPr>
+                      <a:picLocks noChangeAspect="1"/>
+                    </pic:cNvPicPr>
+                  </pic:nvPicPr>
+                  <pic:blipFill>
+                    <a:blip r:embed="rId69"/>
+                    <a:stretch>
+                      <a:fillRect/>
+                    </a:stretch>
+                  </pic:blipFill>
+                  <pic:spPr>
+                    <a:xfrm>
+                      <a:off x="0" y="0"/>
+                      <a:ext cx="5272405" cy="1922780"/>
+                    </a:xfrm>
+                    <a:prstGeom prst="rect">
+                      <a:avLst/>
+                    </a:prstGeom>
+                    <a:noFill/>
+                    <a:ln>
+                      <a:noFill/>
+                    </a:ln>
+                  </pic:spPr>
+                </pic:pic>
+              </a:graphicData>
+            </a:graphic>
+          </wp:inline>
+        </w:drawing>
+      </w:r>
+    </w:p>
+    <w:p>
+      <w:r>
+        <w:drawing>
+          <wp:inline distT="0" distB="0" distL="114300" distR="114300">
+            <wp:extent cx="5269230" cy="2100580"/>
+            <wp:effectExtent l="0" t="0" r="3810" b="2540"/>
+            <wp:docPr id="67" name="图片 18"/>
+            <wp:cNvGraphicFramePr>
+              <a:graphicFrameLocks xmlns:a="http://schemas.openxmlformats.org/drawingml/2006/main" noChangeAspect="1"/>
+            </wp:cNvGraphicFramePr>
+            <a:graphic xmlns:a="http://schemas.openxmlformats.org/drawingml/2006/main">
+              <a:graphicData uri="http://schemas.openxmlformats.org/drawingml/2006/picture">
+                <pic:pic xmlns:pic="http://schemas.openxmlformats.org/drawingml/2006/picture">
+                  <pic:nvPicPr>
+                    <pic:cNvPr id="67" name="图片 18"/>
+                    <pic:cNvPicPr>
+                      <a:picLocks noChangeAspect="1"/>
+                    </pic:cNvPicPr>
+                  </pic:nvPicPr>
+                  <pic:blipFill>
+                    <a:blip r:embed="rId70"/>
+                    <a:stretch>
+                      <a:fillRect/>
+                    </a:stretch>
+                  </pic:blipFill>
+                  <pic:spPr>
+                    <a:xfrm>
+                      <a:off x="0" y="0"/>
+                      <a:ext cx="5269230" cy="2100580"/>
+                    </a:xfrm>
+                    <a:prstGeom prst="rect">
+                      <a:avLst/>
+                    </a:prstGeom>
+                    <a:noFill/>
+                    <a:ln>
+                      <a:noFill/>
+                    </a:ln>
+                  </pic:spPr>
+                </pic:pic>
+              </a:graphicData>
+            </a:graphic>
+          </wp:inline>
+        </w:drawing>
+      </w:r>
+    </w:p>
+    <w:p>
+      <w:r>
+        <w:drawing>
+          <wp:inline distT="0" distB="0" distL="114300" distR="114300">
+            <wp:extent cx="5266690" cy="3174365"/>
+            <wp:effectExtent l="0" t="0" r="6350" b="10795"/>
+            <wp:docPr id="68" name="图片 19"/>
+            <wp:cNvGraphicFramePr>
+              <a:graphicFrameLocks xmlns:a="http://schemas.openxmlformats.org/drawingml/2006/main" noChangeAspect="1"/>
+            </wp:cNvGraphicFramePr>
+            <a:graphic xmlns:a="http://schemas.openxmlformats.org/drawingml/2006/main">
+              <a:graphicData uri="http://schemas.openxmlformats.org/drawingml/2006/picture">
+                <pic:pic xmlns:pic="http://schemas.openxmlformats.org/drawingml/2006/picture">
+                  <pic:nvPicPr>
+                    <pic:cNvPr id="68" name="图片 19"/>
+                    <pic:cNvPicPr>
+                      <a:picLocks noChangeAspect="1"/>
+                    </pic:cNvPicPr>
+                  </pic:nvPicPr>
+                  <pic:blipFill>
+                    <a:blip r:embed="rId71"/>
+                    <a:stretch>
+                      <a:fillRect/>
+                    </a:stretch>
+                  </pic:blipFill>
+                  <pic:spPr>
+                    <a:xfrm>
+                      <a:off x="0" y="0"/>
+                      <a:ext cx="5266690" cy="3174365"/>
+                    </a:xfrm>
+                    <a:prstGeom prst="rect">
+                      <a:avLst/>
+                    </a:prstGeom>
+                    <a:noFill/>
+                    <a:ln>
+                      <a:noFill/>
+                    </a:ln>
+                  </pic:spPr>
+                </pic:pic>
+              </a:graphicData>
+            </a:graphic>
+          </wp:inline>
+        </w:drawing>
+      </w:r>
+    </w:p>
+    <w:p>
+      <w:r>
+        <w:drawing>
+          <wp:inline distT="0" distB="0" distL="114300" distR="114300">
+            <wp:extent cx="5273675" cy="2844165"/>
+            <wp:effectExtent l="0" t="0" r="14605" b="5715"/>
+            <wp:docPr id="69" name="图片 20"/>
+            <wp:cNvGraphicFramePr>
+              <a:graphicFrameLocks xmlns:a="http://schemas.openxmlformats.org/drawingml/2006/main" noChangeAspect="1"/>
+            </wp:cNvGraphicFramePr>
+            <a:graphic xmlns:a="http://schemas.openxmlformats.org/drawingml/2006/main">
+              <a:graphicData uri="http://schemas.openxmlformats.org/drawingml/2006/picture">
+                <pic:pic xmlns:pic="http://schemas.openxmlformats.org/drawingml/2006/picture">
+                  <pic:nvPicPr>
+                    <pic:cNvPr id="69" name="图片 20"/>
+                    <pic:cNvPicPr>
+                      <a:picLocks noChangeAspect="1"/>
+                    </pic:cNvPicPr>
+                  </pic:nvPicPr>
+                  <pic:blipFill>
+                    <a:blip r:embed="rId72"/>
+                    <a:stretch>
+                      <a:fillRect/>
+                    </a:stretch>
+                  </pic:blipFill>
+                  <pic:spPr>
+                    <a:xfrm>
+                      <a:off x="0" y="0"/>
+                      <a:ext cx="5273675" cy="2844165"/>
+                    </a:xfrm>
+                    <a:prstGeom prst="rect">
+                      <a:avLst/>
+                    </a:prstGeom>
+                    <a:noFill/>
+                    <a:ln>
+                      <a:noFill/>
+                    </a:ln>
+                  </pic:spPr>
+                </pic:pic>
+              </a:graphicData>
+            </a:graphic>
+          </wp:inline>
+        </w:drawing>
+      </w:r>
+    </w:p>
+    <w:p>
+      <w:r>
+        <w:drawing>
+          <wp:inline distT="0" distB="0" distL="114300" distR="114300">
+            <wp:extent cx="5272405" cy="3213100"/>
+            <wp:effectExtent l="0" t="0" r="635" b="2540"/>
+            <wp:docPr id="70" name="图片 21"/>
+            <wp:cNvGraphicFramePr>
+              <a:graphicFrameLocks xmlns:a="http://schemas.openxmlformats.org/drawingml/2006/main" noChangeAspect="1"/>
+            </wp:cNvGraphicFramePr>
+            <a:graphic xmlns:a="http://schemas.openxmlformats.org/drawingml/2006/main">
+              <a:graphicData uri="http://schemas.openxmlformats.org/drawingml/2006/picture">
+                <pic:pic xmlns:pic="http://schemas.openxmlformats.org/drawingml/2006/picture">
+                  <pic:nvPicPr>
+                    <pic:cNvPr id="70" name="图片 21"/>
+                    <pic:cNvPicPr>
+                      <a:picLocks noChangeAspect="1"/>
+                    </pic:cNvPicPr>
+                  </pic:nvPicPr>
+                  <pic:blipFill>
+                    <a:blip r:embed="rId73"/>
+                    <a:stretch>
+                      <a:fillRect/>
+                    </a:stretch>
+                  </pic:blipFill>
+                  <pic:spPr>
+                    <a:xfrm>
+                      <a:off x="0" y="0"/>
+                      <a:ext cx="5272405" cy="3213100"/>
+                    </a:xfrm>
+                    <a:prstGeom prst="rect">
+                      <a:avLst/>
+                    </a:prstGeom>
+                    <a:noFill/>
+                    <a:ln>
+                      <a:noFill/>
+                    </a:ln>
+                  </pic:spPr>
+                </pic:pic>
+              </a:graphicData>
+            </a:graphic>
+          </wp:inline>
+        </w:drawing>
+      </w:r>
+    </w:p>
+    <w:p>
+      <w:r>
+        <w:drawing>
+          <wp:inline distT="0" distB="0" distL="114300" distR="114300">
+            <wp:extent cx="5272405" cy="2558415"/>
+            <wp:effectExtent l="0" t="0" r="635" b="1905"/>
+            <wp:docPr id="71" name="图片 22"/>
+            <wp:cNvGraphicFramePr>
+              <a:graphicFrameLocks xmlns:a="http://schemas.openxmlformats.org/drawingml/2006/main" noChangeAspect="1"/>
+            </wp:cNvGraphicFramePr>
+            <a:graphic xmlns:a="http://schemas.openxmlformats.org/drawingml/2006/main">
+              <a:graphicData uri="http://schemas.openxmlformats.org/drawingml/2006/picture">
+                <pic:pic xmlns:pic="http://schemas.openxmlformats.org/drawingml/2006/picture">
+                  <pic:nvPicPr>
+                    <pic:cNvPr id="71" name="图片 22"/>
+                    <pic:cNvPicPr>
+                      <a:picLocks noChangeAspect="1"/>
+                    </pic:cNvPicPr>
+                  </pic:nvPicPr>
+                  <pic:blipFill>
+                    <a:blip r:embed="rId74"/>
+                    <a:stretch>
+                      <a:fillRect/>
+                    </a:stretch>
+                  </pic:blipFill>
+                  <pic:spPr>
+                    <a:xfrm>
+                      <a:off x="0" y="0"/>
+                      <a:ext cx="5272405" cy="2558415"/>
+                    </a:xfrm>
+                    <a:prstGeom prst="rect">
+                      <a:avLst/>
+                    </a:prstGeom>
+                    <a:noFill/>
+                    <a:ln>
+                      <a:noFill/>
+                    </a:ln>
+                  </pic:spPr>
+                </pic:pic>
+              </a:graphicData>
+            </a:graphic>
+          </wp:inline>
+        </w:drawing>
+      </w:r>
+    </w:p>
+    <w:p>
+      <w:r>
+        <w:drawing>
+          <wp:inline distT="0" distB="0" distL="114300" distR="114300">
+            <wp:extent cx="5271770" cy="2470785"/>
+            <wp:effectExtent l="0" t="0" r="1270" b="13335"/>
+            <wp:docPr id="72" name="图片 23"/>
+            <wp:cNvGraphicFramePr>
+              <a:graphicFrameLocks xmlns:a="http://schemas.openxmlformats.org/drawingml/2006/main" noChangeAspect="1"/>
+            </wp:cNvGraphicFramePr>
+            <a:graphic xmlns:a="http://schemas.openxmlformats.org/drawingml/2006/main">
+              <a:graphicData uri="http://schemas.openxmlformats.org/drawingml/2006/picture">
+                <pic:pic xmlns:pic="http://schemas.openxmlformats.org/drawingml/2006/picture">
+                  <pic:nvPicPr>
+                    <pic:cNvPr id="72" name="图片 23"/>
+                    <pic:cNvPicPr>
+                      <a:picLocks noChangeAspect="1"/>
+                    </pic:cNvPicPr>
+                  </pic:nvPicPr>
+                  <pic:blipFill>
+                    <a:blip r:embed="rId75"/>
+                    <a:stretch>
+                      <a:fillRect/>
+                    </a:stretch>
+                  </pic:blipFill>
+                  <pic:spPr>
+                    <a:xfrm>
+                      <a:off x="0" y="0"/>
+                      <a:ext cx="5271770" cy="2470785"/>
+                    </a:xfrm>
+                    <a:prstGeom prst="rect">
+                      <a:avLst/>
+                    </a:prstGeom>
+                    <a:noFill/>
+                    <a:ln>
+                      <a:noFill/>
+                    </a:ln>
+                  </pic:spPr>
+                </pic:pic>
+              </a:graphicData>
+            </a:graphic>
+          </wp:inline>
+        </w:drawing>
+      </w:r>
+    </w:p>
+    <w:p>
+      <w:r>
+        <w:drawing>
+          <wp:inline distT="0" distB="0" distL="114300" distR="114300">
+            <wp:extent cx="5273040" cy="2865120"/>
+            <wp:effectExtent l="0" t="0" r="0" b="0"/>
+            <wp:docPr id="73" name="图片 24"/>
+            <wp:cNvGraphicFramePr>
+              <a:graphicFrameLocks xmlns:a="http://schemas.openxmlformats.org/drawingml/2006/main" noChangeAspect="1"/>
+            </wp:cNvGraphicFramePr>
+            <a:graphic xmlns:a="http://schemas.openxmlformats.org/drawingml/2006/main">
+              <a:graphicData uri="http://schemas.openxmlformats.org/drawingml/2006/picture">
+                <pic:pic xmlns:pic="http://schemas.openxmlformats.org/drawingml/2006/picture">
+                  <pic:nvPicPr>
+                    <pic:cNvPr id="73" name="图片 24"/>
+                    <pic:cNvPicPr>
+                      <a:picLocks noChangeAspect="1"/>
+                    </pic:cNvPicPr>
+                  </pic:nvPicPr>
+                  <pic:blipFill>
+                    <a:blip r:embed="rId76"/>
+                    <a:stretch>
+                      <a:fillRect/>
+                    </a:stretch>
+                  </pic:blipFill>
+                  <pic:spPr>
+                    <a:xfrm>
+                      <a:off x="0" y="0"/>
+                      <a:ext cx="5273040" cy="2865120"/>
+                    </a:xfrm>
+                    <a:prstGeom prst="rect">
+                      <a:avLst/>
+                    </a:prstGeom>
+                    <a:noFill/>
+                    <a:ln>
+                      <a:noFill/>
+                    </a:ln>
+                  </pic:spPr>
+                </pic:pic>
+              </a:graphicData>
+            </a:graphic>
+          </wp:inline>
+        </w:drawing>
+      </w:r>
+    </w:p>
+    <w:p>
+      <w:r>
+        <w:drawing>
+          <wp:inline distT="0" distB="0" distL="114300" distR="114300">
+            <wp:extent cx="5266690" cy="2101850"/>
+            <wp:effectExtent l="0" t="0" r="6350" b="1270"/>
+            <wp:docPr id="74" name="图片 25"/>
+            <wp:cNvGraphicFramePr>
+              <a:graphicFrameLocks xmlns:a="http://schemas.openxmlformats.org/drawingml/2006/main" noChangeAspect="1"/>
+            </wp:cNvGraphicFramePr>
+            <a:graphic xmlns:a="http://schemas.openxmlformats.org/drawingml/2006/main">
+              <a:graphicData uri="http://schemas.openxmlformats.org/drawingml/2006/picture">
+                <pic:pic xmlns:pic="http://schemas.openxmlformats.org/drawingml/2006/picture">
+                  <pic:nvPicPr>
+                    <pic:cNvPr id="74" name="图片 25"/>
+                    <pic:cNvPicPr>
+                      <a:picLocks noChangeAspect="1"/>
+                    </pic:cNvPicPr>
+                  </pic:nvPicPr>
+                  <pic:blipFill>
+                    <a:blip r:embed="rId77"/>
+                    <a:stretch>
+                      <a:fillRect/>
+                    </a:stretch>
+                  </pic:blipFill>
+                  <pic:spPr>
+                    <a:xfrm>
+                      <a:off x="0" y="0"/>
+                      <a:ext cx="5266690" cy="2101850"/>
+                    </a:xfrm>
+                    <a:prstGeom prst="rect">
+                      <a:avLst/>
+                    </a:prstGeom>
+                    <a:noFill/>
+                    <a:ln>
+                      <a:noFill/>
+                    </a:ln>
+                  </pic:spPr>
+                </pic:pic>
+              </a:graphicData>
+            </a:graphic>
+          </wp:inline>
+        </w:drawing>
+      </w:r>
+    </w:p>
+    <w:p>
+      <w:pPr>
+        <w:rPr>
+          <w:rFonts w:hint="default"/>
+          <w:lang w:val="en-US" w:eastAsia="zh-CN"/>
+        </w:rPr>
+      </w:pPr>
     </w:p>
     <w:sectPr>
       <w:pgSz w:w="11906" w:h="16838"/>
